--- a/8.资源管理/1.流程制度规范类文件/080103-备品备件管理制度.docx
+++ b/8.资源管理/1.流程制度规范类文件/080103-备品备件管理制度.docx
@@ -1,17 +1,18 @@
 
 <file path=word/document.xml><?xml version="1.0" encoding="utf-8"?>
-<w:document xmlns:wpc="http://schemas.microsoft.com/office/word/2010/wordprocessingCanvas" xmlns:mc="http://schemas.openxmlformats.org/markup-compatibility/2006" xmlns:o="urn:schemas-microsoft-com:office:office" xmlns:r="http://schemas.openxmlformats.org/officeDocument/2006/relationships" xmlns:m="http://schemas.openxmlformats.org/officeDocument/2006/math" xmlns:v="urn:schemas-microsoft-com:vml" xmlns:wp14="http://schemas.microsoft.com/office/word/2010/wordprocessingDrawing" xmlns:wp="http://schemas.openxmlformats.org/drawingml/2006/wordprocessingDrawing" xmlns:w="http://schemas.openxmlformats.org/wordprocessingml/2006/main" xmlns:w14="http://schemas.microsoft.com/office/word/2010/wordml" xmlns:w10="urn:schemas-microsoft-com:office:word" xmlns:w15="http://schemas.microsoft.com/office/word/2012/wordml" xmlns:wpg="http://schemas.microsoft.com/office/word/2010/wordprocessingGroup" xmlns:wpi="http://schemas.microsoft.com/office/word/2010/wordprocessingInk" xmlns:wne="http://schemas.microsoft.com/office/word/2006/wordml" xmlns:wps="http://schemas.microsoft.com/office/word/2010/wordprocessingShape" xmlns:wpsCustomData="http://www.wps.cn/officeDocument/2013/wpsCustomData" mc:Ignorable="w14 w15 wp14">
+<w:document xmlns:wpc="http://schemas.microsoft.com/office/word/2010/wordprocessingCanvas" xmlns:mc="http://schemas.openxmlformats.org/markup-compatibility/2006" xmlns:o="urn:schemas-microsoft-com:office:office" xmlns:r="http://schemas.openxmlformats.org/officeDocument/2006/relationships" xmlns:m="http://schemas.openxmlformats.org/officeDocument/2006/math" xmlns:v="urn:schemas-microsoft-com:vml" xmlns:wp14="http://schemas.microsoft.com/office/word/2010/wordprocessingDrawing" xmlns:wp="http://schemas.openxmlformats.org/drawingml/2006/wordprocessingDrawing" xmlns:w10="urn:schemas-microsoft-com:office:word" xmlns:w="http://schemas.openxmlformats.org/wordprocessingml/2006/main" xmlns:w14="http://schemas.microsoft.com/office/word/2010/wordml" xmlns:w15="http://schemas.microsoft.com/office/word/2012/wordml" xmlns:wne="http://schemas.microsoft.com/office/word/2006/wordml" xmlns:wpg="http://schemas.microsoft.com/office/word/2010/wordprocessingGroup" xmlns:wpi="http://schemas.microsoft.com/office/word/2010/wordprocessingInk" xmlns:wps="http://schemas.microsoft.com/office/word/2010/wordprocessingShape" mc:Ignorable="w14 w15 wp14">
+  <!-- Generated by Aspose.Words for .NET 13.3.0.1 -->
   <w:body>
     <w:p>
       <w:pPr>
-        <w:pStyle w:val="32"/>
+        <w:pStyle w:val="a2"/>
         <w:bidi w:val="0"/>
       </w:pPr>
       <w:bookmarkStart w:id="0" w:name="_Toc28797"/>
     </w:p>
     <w:p>
       <w:pPr>
-        <w:pStyle w:val="32"/>
+        <w:pStyle w:val="a2"/>
         <w:bidi w:val="0"/>
       </w:pPr>
       <w:r>
@@ -21,12 +22,12 @@
     </w:p>
     <w:p>
       <w:pPr>
-        <w:pStyle w:val="32"/>
+        <w:pStyle w:val="a2"/>
         <w:bidi w:val="0"/>
       </w:pPr>
       <w:bookmarkStart w:id="1" w:name="_Toc19640"/>
       <w:r>
-        <w:t>甘肃国邦信息科技有限公司</w:t>
+        <w:t>中达丰集团有限公司</w:t>
       </w:r>
       <w:bookmarkEnd w:id="1"/>
     </w:p>
@@ -35,33 +36,33 @@
         <w:spacing w:before="276"/>
         <w:ind w:left="3465"/>
         <w:rPr>
-          <w:rFonts w:ascii="宋体" w:hAnsi="宋体" w:eastAsia="宋体" w:cs="宋体"/>
+          <w:rFonts w:ascii="宋体" w:eastAsia="宋体" w:hAnsi="宋体" w:cs="宋体"/>
           <w:sz w:val="36"/>
           <w:szCs w:val="36"/>
         </w:rPr>
       </w:pPr>
       <w:r>
         <w:rPr>
-          <w:rFonts w:ascii="宋体" w:hAnsi="宋体" w:eastAsia="宋体" w:cs="宋体"/>
+          <w:rFonts w:ascii="宋体" w:eastAsia="宋体" w:hAnsi="宋体" w:cs="宋体"/>
           <w:spacing w:val="-3"/>
           <w:sz w:val="36"/>
           <w:szCs w:val="36"/>
         </w:rPr>
-        <w:t>2025-1-4</w:t>
-      </w:r>
-    </w:p>
-    <w:p>
-      <w:pPr>
-        <w:rPr>
-          <w:rFonts w:ascii="宋体" w:hAnsi="宋体" w:eastAsia="宋体" w:cs="宋体"/>
+        <w:t>2025-7-4</w:t>
+      </w:r>
+    </w:p>
+    <w:p>
+      <w:pPr>
+        <w:rPr>
+          <w:rFonts w:ascii="宋体" w:eastAsia="宋体" w:hAnsi="宋体" w:cs="宋体"/>
           <w:sz w:val="36"/>
           <w:szCs w:val="36"/>
         </w:rPr>
         <w:sectPr>
-          <w:footerReference r:id="rId5" w:type="default"/>
+          <w:footerReference w:type="default" r:id="rId4"/>
           <w:pgSz w:w="11906" w:h="16839"/>
           <w:pgMar w:top="1431" w:right="1785" w:bottom="1375" w:left="1785" w:header="0" w:footer="1211" w:gutter="0"/>
-          <w:cols w:space="720" w:num="1"/>
+          <w:cols w:num="1" w:space="720"/>
         </w:sectPr>
       </w:pPr>
     </w:p>
@@ -71,7 +72,7 @@
         <w:ind w:left="3620"/>
         <w:outlineLvl w:val="1"/>
         <w:rPr>
-          <w:rFonts w:ascii="宋体" w:hAnsi="宋体" w:eastAsia="宋体" w:cs="宋体"/>
+          <w:rFonts w:ascii="宋体" w:eastAsia="宋体" w:hAnsi="宋体" w:cs="宋体"/>
           <w:sz w:val="28"/>
           <w:szCs w:val="28"/>
         </w:rPr>
@@ -79,7 +80,7 @@
       <w:bookmarkStart w:id="2" w:name="_Toc3622"/>
       <w:r>
         <w:rPr>
-          <w:rFonts w:ascii="宋体" w:hAnsi="宋体" w:eastAsia="宋体" w:cs="宋体"/>
+          <w:rFonts w:ascii="宋体" w:eastAsia="宋体" w:hAnsi="宋体" w:cs="宋体"/>
           <w:spacing w:val="-3"/>
           <w:sz w:val="28"/>
           <w:szCs w:val="28"/>
@@ -90,16 +91,16 @@
     </w:p>
     <w:tbl>
       <w:tblPr>
-        <w:tblStyle w:val="24"/>
+        <w:tblStyle w:val="TableNormal0"/>
         <w:tblW w:w="9071" w:type="dxa"/>
         <w:tblInd w:w="127" w:type="dxa"/>
         <w:tblBorders>
-          <w:top w:val="single" w:color="000000" w:sz="4" w:space="0"/>
-          <w:left w:val="single" w:color="000000" w:sz="4" w:space="0"/>
-          <w:bottom w:val="single" w:color="000000" w:sz="4" w:space="0"/>
-          <w:right w:val="single" w:color="000000" w:sz="4" w:space="0"/>
-          <w:insideH w:val="single" w:color="000000" w:sz="4" w:space="0"/>
-          <w:insideV w:val="single" w:color="000000" w:sz="4" w:space="0"/>
+          <w:top w:val="single" w:sz="4" w:space="0" w:color="000000"/>
+          <w:left w:val="single" w:sz="4" w:space="0" w:color="000000"/>
+          <w:bottom w:val="single" w:sz="4" w:space="0" w:color="000000"/>
+          <w:right w:val="single" w:sz="4" w:space="0" w:color="000000"/>
+          <w:insideH w:val="single" w:sz="4" w:space="0" w:color="000000"/>
+          <w:insideV w:val="single" w:sz="4" w:space="0" w:color="000000"/>
         </w:tblBorders>
         <w:tblLayout w:type="fixed"/>
         <w:tblCellMar>
@@ -118,14 +119,17 @@
       </w:tblGrid>
       <w:tr>
         <w:tblPrEx>
+          <w:tblW w:w="9071" w:type="dxa"/>
+          <w:tblInd w:w="127" w:type="dxa"/>
           <w:tblBorders>
-            <w:top w:val="single" w:color="000000" w:sz="4" w:space="0"/>
-            <w:left w:val="single" w:color="000000" w:sz="4" w:space="0"/>
-            <w:bottom w:val="single" w:color="000000" w:sz="4" w:space="0"/>
-            <w:right w:val="single" w:color="000000" w:sz="4" w:space="0"/>
-            <w:insideH w:val="single" w:color="000000" w:sz="4" w:space="0"/>
-            <w:insideV w:val="single" w:color="000000" w:sz="4" w:space="0"/>
+            <w:top w:val="single" w:sz="4" w:space="0" w:color="000000"/>
+            <w:left w:val="single" w:sz="4" w:space="0" w:color="000000"/>
+            <w:bottom w:val="single" w:sz="4" w:space="0" w:color="000000"/>
+            <w:right w:val="single" w:sz="4" w:space="0" w:color="000000"/>
+            <w:insideH w:val="single" w:sz="4" w:space="0" w:color="000000"/>
+            <w:insideV w:val="single" w:sz="4" w:space="0" w:color="000000"/>
           </w:tblBorders>
+          <w:tblLayout w:type="fixed"/>
           <w:tblCellMar>
             <w:top w:w="0" w:type="dxa"/>
             <w:left w:w="0" w:type="dxa"/>
@@ -134,7 +138,7 @@
           </w:tblCellMar>
         </w:tblPrEx>
         <w:trPr>
-          <w:trHeight w:val="612" w:hRule="atLeast"/>
+          <w:trHeight w:val="612"/>
         </w:trPr>
         <w:tc>
           <w:tcPr>
@@ -145,14 +149,14 @@
               <w:spacing w:before="199" w:line="220" w:lineRule="auto"/>
               <w:ind w:left="296"/>
               <w:rPr>
-                <w:rFonts w:ascii="宋体" w:hAnsi="宋体" w:eastAsia="宋体" w:cs="宋体"/>
+                <w:rFonts w:ascii="宋体" w:eastAsia="宋体" w:hAnsi="宋体" w:cs="宋体"/>
                 <w:sz w:val="21"/>
                 <w:szCs w:val="21"/>
               </w:rPr>
             </w:pPr>
             <w:r>
               <w:rPr>
-                <w:rFonts w:ascii="宋体" w:hAnsi="宋体" w:eastAsia="宋体" w:cs="宋体"/>
+                <w:rFonts w:ascii="宋体" w:eastAsia="宋体" w:hAnsi="宋体" w:cs="宋体"/>
                 <w:spacing w:val="-2"/>
                 <w:sz w:val="21"/>
                 <w:szCs w:val="21"/>
@@ -171,23 +175,23 @@
               <w:spacing w:before="200" w:line="218" w:lineRule="auto"/>
               <w:ind w:left="1832"/>
               <w:rPr>
-                <w:rFonts w:ascii="宋体" w:hAnsi="宋体" w:eastAsia="宋体" w:cs="宋体"/>
+                <w:rFonts w:ascii="宋体" w:eastAsia="宋体" w:hAnsi="宋体" w:cs="宋体"/>
                 <w:sz w:val="21"/>
                 <w:szCs w:val="21"/>
               </w:rPr>
             </w:pPr>
             <w:r>
               <w:rPr>
-                <w:rFonts w:ascii="宋体" w:hAnsi="宋体" w:eastAsia="宋体" w:cs="宋体"/>
+                <w:rFonts w:ascii="宋体" w:eastAsia="宋体" w:hAnsi="宋体" w:cs="宋体"/>
                 <w:spacing w:val="-1"/>
                 <w:sz w:val="21"/>
                 <w:szCs w:val="21"/>
               </w:rPr>
-              <w:t>备品备件管理制度（GSGB-ITSS-BPBJ</w:t>
+              <w:t>备品备件管理制度（ZDFJT-ITSS-BPBJ</w:t>
             </w:r>
             <w:r>
               <w:rPr>
-                <w:rFonts w:hint="eastAsia" w:ascii="宋体" w:hAnsi="宋体" w:cs="宋体"/>
+                <w:rFonts w:ascii="宋体" w:hAnsi="宋体" w:cs="宋体" w:hint="eastAsia"/>
                 <w:spacing w:val="-1"/>
                 <w:sz w:val="21"/>
                 <w:szCs w:val="21"/>
@@ -197,7 +201,7 @@
             </w:r>
             <w:r>
               <w:rPr>
-                <w:rFonts w:ascii="宋体" w:hAnsi="宋体" w:eastAsia="宋体" w:cs="宋体"/>
+                <w:rFonts w:ascii="宋体" w:eastAsia="宋体" w:hAnsi="宋体" w:cs="宋体"/>
                 <w:spacing w:val="-1"/>
                 <w:sz w:val="21"/>
                 <w:szCs w:val="21"/>
@@ -209,14 +213,9 @@
       </w:tr>
       <w:tr>
         <w:tblPrEx>
-          <w:tblBorders>
-            <w:top w:val="single" w:color="000000" w:sz="4" w:space="0"/>
-            <w:left w:val="single" w:color="000000" w:sz="4" w:space="0"/>
-            <w:bottom w:val="single" w:color="000000" w:sz="4" w:space="0"/>
-            <w:right w:val="single" w:color="000000" w:sz="4" w:space="0"/>
-            <w:insideH w:val="single" w:color="000000" w:sz="4" w:space="0"/>
-            <w:insideV w:val="single" w:color="000000" w:sz="4" w:space="0"/>
-          </w:tblBorders>
+          <w:tblW w:w="9071" w:type="dxa"/>
+          <w:tblInd w:w="127" w:type="dxa"/>
+          <w:tblLayout w:type="fixed"/>
           <w:tblCellMar>
             <w:top w:w="0" w:type="dxa"/>
             <w:left w:w="0" w:type="dxa"/>
@@ -225,7 +224,7 @@
           </w:tblCellMar>
         </w:tblPrEx>
         <w:trPr>
-          <w:trHeight w:val="607" w:hRule="atLeast"/>
+          <w:trHeight w:val="607"/>
         </w:trPr>
         <w:tc>
           <w:tcPr>
@@ -236,14 +235,14 @@
               <w:spacing w:before="195" w:line="220" w:lineRule="auto"/>
               <w:ind w:left="506"/>
               <w:rPr>
-                <w:rFonts w:ascii="宋体" w:hAnsi="宋体" w:eastAsia="宋体" w:cs="宋体"/>
+                <w:rFonts w:ascii="宋体" w:eastAsia="宋体" w:hAnsi="宋体" w:cs="宋体"/>
                 <w:sz w:val="21"/>
                 <w:szCs w:val="21"/>
               </w:rPr>
             </w:pPr>
             <w:r>
               <w:rPr>
-                <w:rFonts w:ascii="宋体" w:hAnsi="宋体" w:eastAsia="宋体" w:cs="宋体"/>
+                <w:rFonts w:ascii="宋体" w:eastAsia="宋体" w:hAnsi="宋体" w:cs="宋体"/>
                 <w:spacing w:val="-2"/>
                 <w:sz w:val="21"/>
                 <w:szCs w:val="21"/>
@@ -262,33 +261,28 @@
               <w:spacing w:before="196" w:line="219" w:lineRule="auto"/>
               <w:ind w:left="2144"/>
               <w:rPr>
-                <w:rFonts w:ascii="宋体" w:hAnsi="宋体" w:eastAsia="宋体" w:cs="宋体"/>
+                <w:rFonts w:ascii="宋体" w:eastAsia="宋体" w:hAnsi="宋体" w:cs="宋体"/>
                 <w:sz w:val="21"/>
                 <w:szCs w:val="21"/>
               </w:rPr>
             </w:pPr>
             <w:r>
               <w:rPr>
-                <w:rFonts w:ascii="宋体" w:hAnsi="宋体" w:eastAsia="宋体" w:cs="宋体"/>
+                <w:rFonts w:ascii="宋体" w:eastAsia="宋体" w:hAnsi="宋体" w:cs="宋体"/>
                 <w:spacing w:val="-1"/>
                 <w:sz w:val="21"/>
                 <w:szCs w:val="21"/>
               </w:rPr>
-              <w:t>甘肃国邦信息科技有限公司</w:t>
+              <w:t>中达丰集团有限公司</w:t>
             </w:r>
           </w:p>
         </w:tc>
       </w:tr>
       <w:tr>
         <w:tblPrEx>
-          <w:tblBorders>
-            <w:top w:val="single" w:color="000000" w:sz="4" w:space="0"/>
-            <w:left w:val="single" w:color="000000" w:sz="4" w:space="0"/>
-            <w:bottom w:val="single" w:color="000000" w:sz="4" w:space="0"/>
-            <w:right w:val="single" w:color="000000" w:sz="4" w:space="0"/>
-            <w:insideH w:val="single" w:color="000000" w:sz="4" w:space="0"/>
-            <w:insideV w:val="single" w:color="000000" w:sz="4" w:space="0"/>
-          </w:tblBorders>
+          <w:tblW w:w="9071" w:type="dxa"/>
+          <w:tblInd w:w="127" w:type="dxa"/>
+          <w:tblLayout w:type="fixed"/>
           <w:tblCellMar>
             <w:top w:w="0" w:type="dxa"/>
             <w:left w:w="0" w:type="dxa"/>
@@ -297,7 +291,7 @@
           </w:tblCellMar>
         </w:tblPrEx>
         <w:trPr>
-          <w:trHeight w:val="607" w:hRule="atLeast"/>
+          <w:trHeight w:val="607"/>
         </w:trPr>
         <w:tc>
           <w:tcPr>
@@ -308,14 +302,14 @@
               <w:spacing w:before="197" w:line="219" w:lineRule="auto"/>
               <w:ind w:left="506"/>
               <w:rPr>
-                <w:rFonts w:ascii="宋体" w:hAnsi="宋体" w:eastAsia="宋体" w:cs="宋体"/>
+                <w:rFonts w:ascii="宋体" w:eastAsia="宋体" w:hAnsi="宋体" w:cs="宋体"/>
                 <w:sz w:val="21"/>
                 <w:szCs w:val="21"/>
               </w:rPr>
             </w:pPr>
             <w:r>
               <w:rPr>
-                <w:rFonts w:ascii="宋体" w:hAnsi="宋体" w:eastAsia="宋体" w:cs="宋体"/>
+                <w:rFonts w:ascii="宋体" w:eastAsia="宋体" w:hAnsi="宋体" w:cs="宋体"/>
                 <w:spacing w:val="-2"/>
                 <w:sz w:val="21"/>
                 <w:szCs w:val="21"/>
@@ -333,14 +327,14 @@
               <w:spacing w:before="197" w:line="219" w:lineRule="auto"/>
               <w:ind w:left="288"/>
               <w:rPr>
-                <w:rFonts w:ascii="宋体" w:hAnsi="宋体" w:eastAsia="宋体" w:cs="宋体"/>
+                <w:rFonts w:ascii="宋体" w:eastAsia="宋体" w:hAnsi="宋体" w:cs="宋体"/>
                 <w:sz w:val="21"/>
                 <w:szCs w:val="21"/>
               </w:rPr>
             </w:pPr>
             <w:r>
               <w:rPr>
-                <w:rFonts w:ascii="宋体" w:hAnsi="宋体" w:eastAsia="宋体" w:cs="宋体"/>
+                <w:rFonts w:ascii="宋体" w:eastAsia="宋体" w:hAnsi="宋体" w:cs="宋体"/>
                 <w:spacing w:val="-2"/>
                 <w:sz w:val="21"/>
                 <w:szCs w:val="21"/>
@@ -358,14 +352,14 @@
               <w:spacing w:before="197" w:line="219" w:lineRule="auto"/>
               <w:ind w:left="735"/>
               <w:rPr>
-                <w:rFonts w:ascii="宋体" w:hAnsi="宋体" w:eastAsia="宋体" w:cs="宋体"/>
+                <w:rFonts w:ascii="宋体" w:eastAsia="宋体" w:hAnsi="宋体" w:cs="宋体"/>
                 <w:sz w:val="21"/>
                 <w:szCs w:val="21"/>
               </w:rPr>
             </w:pPr>
             <w:r>
               <w:rPr>
-                <w:rFonts w:ascii="宋体" w:hAnsi="宋体" w:eastAsia="宋体" w:cs="宋体"/>
+                <w:rFonts w:ascii="宋体" w:eastAsia="宋体" w:hAnsi="宋体" w:cs="宋体"/>
                 <w:spacing w:val="-2"/>
                 <w:sz w:val="21"/>
                 <w:szCs w:val="21"/>
@@ -383,14 +377,14 @@
               <w:spacing w:before="197" w:line="220" w:lineRule="auto"/>
               <w:ind w:left="575"/>
               <w:rPr>
-                <w:rFonts w:ascii="宋体" w:hAnsi="宋体" w:eastAsia="宋体" w:cs="宋体"/>
+                <w:rFonts w:ascii="宋体" w:eastAsia="宋体" w:hAnsi="宋体" w:cs="宋体"/>
                 <w:sz w:val="21"/>
                 <w:szCs w:val="21"/>
               </w:rPr>
             </w:pPr>
             <w:r>
               <w:rPr>
-                <w:rFonts w:ascii="宋体" w:hAnsi="宋体" w:eastAsia="宋体" w:cs="宋体"/>
+                <w:rFonts w:ascii="宋体" w:eastAsia="宋体" w:hAnsi="宋体" w:cs="宋体"/>
                 <w:spacing w:val="-3"/>
                 <w:sz w:val="21"/>
                 <w:szCs w:val="21"/>
@@ -408,14 +402,14 @@
               <w:spacing w:before="197" w:line="220" w:lineRule="auto"/>
               <w:ind w:left="782"/>
               <w:rPr>
-                <w:rFonts w:ascii="宋体" w:hAnsi="宋体" w:eastAsia="宋体" w:cs="宋体"/>
+                <w:rFonts w:ascii="宋体" w:eastAsia="宋体" w:hAnsi="宋体" w:cs="宋体"/>
                 <w:sz w:val="21"/>
                 <w:szCs w:val="21"/>
               </w:rPr>
             </w:pPr>
             <w:r>
               <w:rPr>
-                <w:rFonts w:ascii="宋体" w:hAnsi="宋体" w:eastAsia="宋体" w:cs="宋体"/>
+                <w:rFonts w:ascii="宋体" w:eastAsia="宋体" w:hAnsi="宋体" w:cs="宋体"/>
                 <w:spacing w:val="-5"/>
                 <w:sz w:val="21"/>
                 <w:szCs w:val="21"/>
@@ -427,14 +421,9 @@
       </w:tr>
       <w:tr>
         <w:tblPrEx>
-          <w:tblBorders>
-            <w:top w:val="single" w:color="000000" w:sz="4" w:space="0"/>
-            <w:left w:val="single" w:color="000000" w:sz="4" w:space="0"/>
-            <w:bottom w:val="single" w:color="000000" w:sz="4" w:space="0"/>
-            <w:right w:val="single" w:color="000000" w:sz="4" w:space="0"/>
-            <w:insideH w:val="single" w:color="000000" w:sz="4" w:space="0"/>
-            <w:insideV w:val="single" w:color="000000" w:sz="4" w:space="0"/>
-          </w:tblBorders>
+          <w:tblW w:w="9071" w:type="dxa"/>
+          <w:tblInd w:w="127" w:type="dxa"/>
+          <w:tblLayout w:type="fixed"/>
           <w:tblCellMar>
             <w:top w:w="0" w:type="dxa"/>
             <w:left w:w="0" w:type="dxa"/>
@@ -443,7 +432,7 @@
           </w:tblCellMar>
         </w:tblPrEx>
         <w:trPr>
-          <w:trHeight w:val="474" w:hRule="atLeast"/>
+          <w:trHeight w:val="474"/>
         </w:trPr>
         <w:tc>
           <w:tcPr>
@@ -454,14 +443,14 @@
               <w:spacing w:before="161" w:line="239" w:lineRule="auto"/>
               <w:ind w:left="709"/>
               <w:rPr>
-                <w:rFonts w:ascii="宋体" w:hAnsi="宋体" w:eastAsia="宋体" w:cs="宋体"/>
+                <w:rFonts w:ascii="宋体" w:eastAsia="宋体" w:hAnsi="宋体" w:cs="宋体"/>
                 <w:sz w:val="21"/>
                 <w:szCs w:val="21"/>
               </w:rPr>
             </w:pPr>
             <w:r>
               <w:rPr>
-                <w:rFonts w:ascii="宋体" w:hAnsi="宋体" w:eastAsia="宋体" w:cs="宋体"/>
+                <w:rFonts w:ascii="宋体" w:eastAsia="宋体" w:hAnsi="宋体" w:cs="宋体"/>
                 <w:spacing w:val="-1"/>
                 <w:sz w:val="21"/>
                 <w:szCs w:val="21"/>
@@ -479,19 +468,19 @@
               <w:spacing w:before="161"/>
               <w:ind w:left="290"/>
               <w:rPr>
-                <w:rFonts w:ascii="宋体" w:hAnsi="宋体" w:eastAsia="宋体" w:cs="宋体"/>
+                <w:rFonts w:ascii="宋体" w:eastAsia="宋体" w:hAnsi="宋体" w:cs="宋体"/>
                 <w:sz w:val="21"/>
                 <w:szCs w:val="21"/>
               </w:rPr>
             </w:pPr>
             <w:r>
               <w:rPr>
-                <w:rFonts w:ascii="宋体" w:hAnsi="宋体" w:eastAsia="宋体" w:cs="宋体"/>
+                <w:rFonts w:ascii="宋体" w:eastAsia="宋体" w:hAnsi="宋体" w:cs="宋体"/>
                 <w:spacing w:val="-2"/>
                 <w:sz w:val="21"/>
                 <w:szCs w:val="21"/>
               </w:rPr>
-              <w:t>2025-1-4</w:t>
+              <w:t>2025-7-4</w:t>
             </w:r>
           </w:p>
         </w:tc>
@@ -504,14 +493,14 @@
               <w:spacing w:before="131" w:line="219" w:lineRule="auto"/>
               <w:ind w:left="738"/>
               <w:rPr>
-                <w:rFonts w:ascii="宋体" w:hAnsi="宋体" w:eastAsia="宋体" w:cs="宋体"/>
+                <w:rFonts w:ascii="宋体" w:eastAsia="宋体" w:hAnsi="宋体" w:cs="宋体"/>
                 <w:sz w:val="21"/>
                 <w:szCs w:val="21"/>
               </w:rPr>
             </w:pPr>
             <w:r>
               <w:rPr>
-                <w:rFonts w:ascii="宋体" w:hAnsi="宋体" w:eastAsia="宋体" w:cs="宋体"/>
+                <w:rFonts w:ascii="宋体" w:eastAsia="宋体" w:hAnsi="宋体" w:cs="宋体"/>
                 <w:spacing w:val="-3"/>
                 <w:sz w:val="21"/>
                 <w:szCs w:val="21"/>
@@ -529,7 +518,7 @@
               <w:spacing w:before="132" w:line="220" w:lineRule="auto"/>
               <w:ind w:left="480"/>
               <w:rPr>
-                <w:rFonts w:hint="eastAsia" w:ascii="宋体" w:hAnsi="宋体" w:eastAsia="宋体" w:cs="宋体"/>
+                <w:rFonts w:ascii="宋体" w:eastAsia="宋体" w:hAnsi="宋体" w:cs="宋体" w:hint="eastAsia"/>
                 <w:sz w:val="21"/>
                 <w:szCs w:val="21"/>
                 <w:lang w:eastAsia="zh-CN"/>
@@ -537,13 +526,13 @@
             </w:pPr>
             <w:r>
               <w:rPr>
-                <w:rFonts w:hint="eastAsia" w:ascii="宋体" w:hAnsi="宋体" w:eastAsia="宋体" w:cs="宋体"/>
+                <w:rFonts w:ascii="宋体" w:eastAsia="宋体" w:hAnsi="宋体" w:cs="宋体" w:hint="eastAsia"/>
                 <w:spacing w:val="-5"/>
                 <w:sz w:val="21"/>
                 <w:szCs w:val="21"/>
                 <w:lang w:val="en-US" w:eastAsia="zh-CN"/>
               </w:rPr>
-              <w:t>胡葛鹏宇</w:t>
+              <w:t>肖龙莽</w:t>
             </w:r>
           </w:p>
         </w:tc>
@@ -556,33 +545,28 @@
               <w:spacing w:before="131" w:line="220" w:lineRule="auto"/>
               <w:ind w:left="672"/>
               <w:rPr>
-                <w:rFonts w:ascii="宋体" w:hAnsi="宋体" w:eastAsia="宋体" w:cs="宋体"/>
+                <w:rFonts w:ascii="宋体" w:eastAsia="宋体" w:hAnsi="宋体" w:cs="宋体"/>
                 <w:sz w:val="21"/>
                 <w:szCs w:val="21"/>
               </w:rPr>
             </w:pPr>
             <w:r>
               <w:rPr>
-                <w:rFonts w:ascii="宋体" w:hAnsi="宋体" w:eastAsia="宋体" w:cs="宋体"/>
+                <w:rFonts w:ascii="宋体" w:eastAsia="宋体" w:hAnsi="宋体" w:cs="宋体"/>
                 <w:spacing w:val="-3"/>
                 <w:sz w:val="21"/>
                 <w:szCs w:val="21"/>
               </w:rPr>
-              <w:t>黄益溪</w:t>
+              <w:t>吴向阳</w:t>
             </w:r>
           </w:p>
         </w:tc>
       </w:tr>
       <w:tr>
         <w:tblPrEx>
-          <w:tblBorders>
-            <w:top w:val="single" w:color="000000" w:sz="4" w:space="0"/>
-            <w:left w:val="single" w:color="000000" w:sz="4" w:space="0"/>
-            <w:bottom w:val="single" w:color="000000" w:sz="4" w:space="0"/>
-            <w:right w:val="single" w:color="000000" w:sz="4" w:space="0"/>
-            <w:insideH w:val="single" w:color="000000" w:sz="4" w:space="0"/>
-            <w:insideV w:val="single" w:color="000000" w:sz="4" w:space="0"/>
-          </w:tblBorders>
+          <w:tblW w:w="9071" w:type="dxa"/>
+          <w:tblInd w:w="127" w:type="dxa"/>
+          <w:tblLayout w:type="fixed"/>
           <w:tblCellMar>
             <w:top w:w="0" w:type="dxa"/>
             <w:left w:w="0" w:type="dxa"/>
@@ -591,7 +575,7 @@
           </w:tblCellMar>
         </w:tblPrEx>
         <w:trPr>
-          <w:trHeight w:val="474" w:hRule="atLeast"/>
+          <w:trHeight w:val="474"/>
         </w:trPr>
         <w:tc>
           <w:tcPr>
@@ -599,7 +583,7 @@
           </w:tcPr>
           <w:p>
             <w:pPr>
-              <w:pStyle w:val="25"/>
+              <w:pStyle w:val="TableText"/>
             </w:pPr>
           </w:p>
         </w:tc>
@@ -609,7 +593,7 @@
           </w:tcPr>
           <w:p>
             <w:pPr>
-              <w:pStyle w:val="25"/>
+              <w:pStyle w:val="TableText"/>
             </w:pPr>
           </w:p>
         </w:tc>
@@ -619,7 +603,7 @@
           </w:tcPr>
           <w:p>
             <w:pPr>
-              <w:pStyle w:val="25"/>
+              <w:pStyle w:val="TableText"/>
             </w:pPr>
           </w:p>
         </w:tc>
@@ -629,7 +613,7 @@
           </w:tcPr>
           <w:p>
             <w:pPr>
-              <w:pStyle w:val="25"/>
+              <w:pStyle w:val="TableText"/>
             </w:pPr>
           </w:p>
         </w:tc>
@@ -639,21 +623,16 @@
           </w:tcPr>
           <w:p>
             <w:pPr>
-              <w:pStyle w:val="25"/>
+              <w:pStyle w:val="TableText"/>
             </w:pPr>
           </w:p>
         </w:tc>
       </w:tr>
       <w:tr>
         <w:tblPrEx>
-          <w:tblBorders>
-            <w:top w:val="single" w:color="000000" w:sz="4" w:space="0"/>
-            <w:left w:val="single" w:color="000000" w:sz="4" w:space="0"/>
-            <w:bottom w:val="single" w:color="000000" w:sz="4" w:space="0"/>
-            <w:right w:val="single" w:color="000000" w:sz="4" w:space="0"/>
-            <w:insideH w:val="single" w:color="000000" w:sz="4" w:space="0"/>
-            <w:insideV w:val="single" w:color="000000" w:sz="4" w:space="0"/>
-          </w:tblBorders>
+          <w:tblW w:w="9071" w:type="dxa"/>
+          <w:tblInd w:w="127" w:type="dxa"/>
+          <w:tblLayout w:type="fixed"/>
           <w:tblCellMar>
             <w:top w:w="0" w:type="dxa"/>
             <w:left w:w="0" w:type="dxa"/>
@@ -662,7 +641,7 @@
           </w:tblCellMar>
         </w:tblPrEx>
         <w:trPr>
-          <w:trHeight w:val="474" w:hRule="atLeast"/>
+          <w:trHeight w:val="474"/>
         </w:trPr>
         <w:tc>
           <w:tcPr>
@@ -670,7 +649,7 @@
           </w:tcPr>
           <w:p>
             <w:pPr>
-              <w:pStyle w:val="25"/>
+              <w:pStyle w:val="TableText"/>
             </w:pPr>
           </w:p>
         </w:tc>
@@ -680,7 +659,7 @@
           </w:tcPr>
           <w:p>
             <w:pPr>
-              <w:pStyle w:val="25"/>
+              <w:pStyle w:val="TableText"/>
             </w:pPr>
           </w:p>
         </w:tc>
@@ -690,7 +669,7 @@
           </w:tcPr>
           <w:p>
             <w:pPr>
-              <w:pStyle w:val="25"/>
+              <w:pStyle w:val="TableText"/>
             </w:pPr>
           </w:p>
         </w:tc>
@@ -700,7 +679,7 @@
           </w:tcPr>
           <w:p>
             <w:pPr>
-              <w:pStyle w:val="25"/>
+              <w:pStyle w:val="TableText"/>
             </w:pPr>
           </w:p>
         </w:tc>
@@ -710,21 +689,16 @@
           </w:tcPr>
           <w:p>
             <w:pPr>
-              <w:pStyle w:val="25"/>
+              <w:pStyle w:val="TableText"/>
             </w:pPr>
           </w:p>
         </w:tc>
       </w:tr>
       <w:tr>
         <w:tblPrEx>
-          <w:tblBorders>
-            <w:top w:val="single" w:color="000000" w:sz="4" w:space="0"/>
-            <w:left w:val="single" w:color="000000" w:sz="4" w:space="0"/>
-            <w:bottom w:val="single" w:color="000000" w:sz="4" w:space="0"/>
-            <w:right w:val="single" w:color="000000" w:sz="4" w:space="0"/>
-            <w:insideH w:val="single" w:color="000000" w:sz="4" w:space="0"/>
-            <w:insideV w:val="single" w:color="000000" w:sz="4" w:space="0"/>
-          </w:tblBorders>
+          <w:tblW w:w="9071" w:type="dxa"/>
+          <w:tblInd w:w="127" w:type="dxa"/>
+          <w:tblLayout w:type="fixed"/>
           <w:tblCellMar>
             <w:top w:w="0" w:type="dxa"/>
             <w:left w:w="0" w:type="dxa"/>
@@ -733,7 +707,7 @@
           </w:tblCellMar>
         </w:tblPrEx>
         <w:trPr>
-          <w:trHeight w:val="474" w:hRule="atLeast"/>
+          <w:trHeight w:val="474"/>
         </w:trPr>
         <w:tc>
           <w:tcPr>
@@ -741,7 +715,7 @@
           </w:tcPr>
           <w:p>
             <w:pPr>
-              <w:pStyle w:val="25"/>
+              <w:pStyle w:val="TableText"/>
             </w:pPr>
           </w:p>
         </w:tc>
@@ -751,7 +725,7 @@
           </w:tcPr>
           <w:p>
             <w:pPr>
-              <w:pStyle w:val="25"/>
+              <w:pStyle w:val="TableText"/>
             </w:pPr>
           </w:p>
         </w:tc>
@@ -761,7 +735,7 @@
           </w:tcPr>
           <w:p>
             <w:pPr>
-              <w:pStyle w:val="25"/>
+              <w:pStyle w:val="TableText"/>
             </w:pPr>
           </w:p>
         </w:tc>
@@ -771,7 +745,7 @@
           </w:tcPr>
           <w:p>
             <w:pPr>
-              <w:pStyle w:val="25"/>
+              <w:pStyle w:val="TableText"/>
             </w:pPr>
           </w:p>
         </w:tc>
@@ -781,21 +755,16 @@
           </w:tcPr>
           <w:p>
             <w:pPr>
-              <w:pStyle w:val="25"/>
+              <w:pStyle w:val="TableText"/>
             </w:pPr>
           </w:p>
         </w:tc>
       </w:tr>
       <w:tr>
         <w:tblPrEx>
-          <w:tblBorders>
-            <w:top w:val="single" w:color="000000" w:sz="4" w:space="0"/>
-            <w:left w:val="single" w:color="000000" w:sz="4" w:space="0"/>
-            <w:bottom w:val="single" w:color="000000" w:sz="4" w:space="0"/>
-            <w:right w:val="single" w:color="000000" w:sz="4" w:space="0"/>
-            <w:insideH w:val="single" w:color="000000" w:sz="4" w:space="0"/>
-            <w:insideV w:val="single" w:color="000000" w:sz="4" w:space="0"/>
-          </w:tblBorders>
+          <w:tblW w:w="9071" w:type="dxa"/>
+          <w:tblInd w:w="127" w:type="dxa"/>
+          <w:tblLayout w:type="fixed"/>
           <w:tblCellMar>
             <w:top w:w="0" w:type="dxa"/>
             <w:left w:w="0" w:type="dxa"/>
@@ -804,7 +773,7 @@
           </w:tblCellMar>
         </w:tblPrEx>
         <w:trPr>
-          <w:trHeight w:val="474" w:hRule="atLeast"/>
+          <w:trHeight w:val="474"/>
         </w:trPr>
         <w:tc>
           <w:tcPr>
@@ -812,7 +781,7 @@
           </w:tcPr>
           <w:p>
             <w:pPr>
-              <w:pStyle w:val="25"/>
+              <w:pStyle w:val="TableText"/>
             </w:pPr>
           </w:p>
         </w:tc>
@@ -822,7 +791,7 @@
           </w:tcPr>
           <w:p>
             <w:pPr>
-              <w:pStyle w:val="25"/>
+              <w:pStyle w:val="TableText"/>
             </w:pPr>
           </w:p>
         </w:tc>
@@ -832,7 +801,7 @@
           </w:tcPr>
           <w:p>
             <w:pPr>
-              <w:pStyle w:val="25"/>
+              <w:pStyle w:val="TableText"/>
             </w:pPr>
           </w:p>
         </w:tc>
@@ -842,7 +811,7 @@
           </w:tcPr>
           <w:p>
             <w:pPr>
-              <w:pStyle w:val="25"/>
+              <w:pStyle w:val="TableText"/>
             </w:pPr>
           </w:p>
         </w:tc>
@@ -852,21 +821,16 @@
           </w:tcPr>
           <w:p>
             <w:pPr>
-              <w:pStyle w:val="25"/>
+              <w:pStyle w:val="TableText"/>
             </w:pPr>
           </w:p>
         </w:tc>
       </w:tr>
       <w:tr>
         <w:tblPrEx>
-          <w:tblBorders>
-            <w:top w:val="single" w:color="000000" w:sz="4" w:space="0"/>
-            <w:left w:val="single" w:color="000000" w:sz="4" w:space="0"/>
-            <w:bottom w:val="single" w:color="000000" w:sz="4" w:space="0"/>
-            <w:right w:val="single" w:color="000000" w:sz="4" w:space="0"/>
-            <w:insideH w:val="single" w:color="000000" w:sz="4" w:space="0"/>
-            <w:insideV w:val="single" w:color="000000" w:sz="4" w:space="0"/>
-          </w:tblBorders>
+          <w:tblW w:w="9071" w:type="dxa"/>
+          <w:tblInd w:w="127" w:type="dxa"/>
+          <w:tblLayout w:type="fixed"/>
           <w:tblCellMar>
             <w:top w:w="0" w:type="dxa"/>
             <w:left w:w="0" w:type="dxa"/>
@@ -875,7 +839,7 @@
           </w:tblCellMar>
         </w:tblPrEx>
         <w:trPr>
-          <w:trHeight w:val="475" w:hRule="atLeast"/>
+          <w:trHeight w:val="475"/>
         </w:trPr>
         <w:tc>
           <w:tcPr>
@@ -883,7 +847,7 @@
           </w:tcPr>
           <w:p>
             <w:pPr>
-              <w:pStyle w:val="25"/>
+              <w:pStyle w:val="TableText"/>
             </w:pPr>
           </w:p>
         </w:tc>
@@ -893,7 +857,7 @@
           </w:tcPr>
           <w:p>
             <w:pPr>
-              <w:pStyle w:val="25"/>
+              <w:pStyle w:val="TableText"/>
             </w:pPr>
           </w:p>
         </w:tc>
@@ -903,7 +867,7 @@
           </w:tcPr>
           <w:p>
             <w:pPr>
-              <w:pStyle w:val="25"/>
+              <w:pStyle w:val="TableText"/>
             </w:pPr>
           </w:p>
         </w:tc>
@@ -913,7 +877,7 @@
           </w:tcPr>
           <w:p>
             <w:pPr>
-              <w:pStyle w:val="25"/>
+              <w:pStyle w:val="TableText"/>
             </w:pPr>
           </w:p>
         </w:tc>
@@ -923,21 +887,16 @@
           </w:tcPr>
           <w:p>
             <w:pPr>
-              <w:pStyle w:val="25"/>
+              <w:pStyle w:val="TableText"/>
             </w:pPr>
           </w:p>
         </w:tc>
       </w:tr>
       <w:tr>
         <w:tblPrEx>
-          <w:tblBorders>
-            <w:top w:val="single" w:color="000000" w:sz="4" w:space="0"/>
-            <w:left w:val="single" w:color="000000" w:sz="4" w:space="0"/>
-            <w:bottom w:val="single" w:color="000000" w:sz="4" w:space="0"/>
-            <w:right w:val="single" w:color="000000" w:sz="4" w:space="0"/>
-            <w:insideH w:val="single" w:color="000000" w:sz="4" w:space="0"/>
-            <w:insideV w:val="single" w:color="000000" w:sz="4" w:space="0"/>
-          </w:tblBorders>
+          <w:tblW w:w="9071" w:type="dxa"/>
+          <w:tblInd w:w="127" w:type="dxa"/>
+          <w:tblLayout w:type="fixed"/>
           <w:tblCellMar>
             <w:top w:w="0" w:type="dxa"/>
             <w:left w:w="0" w:type="dxa"/>
@@ -946,7 +905,7 @@
           </w:tblCellMar>
         </w:tblPrEx>
         <w:trPr>
-          <w:trHeight w:val="528" w:hRule="atLeast"/>
+          <w:trHeight w:val="528"/>
         </w:trPr>
         <w:tc>
           <w:tcPr>
@@ -954,7 +913,7 @@
           </w:tcPr>
           <w:p>
             <w:pPr>
-              <w:pStyle w:val="25"/>
+              <w:pStyle w:val="TableText"/>
             </w:pPr>
           </w:p>
         </w:tc>
@@ -964,7 +923,7 @@
           </w:tcPr>
           <w:p>
             <w:pPr>
-              <w:pStyle w:val="25"/>
+              <w:pStyle w:val="TableText"/>
             </w:pPr>
           </w:p>
         </w:tc>
@@ -974,7 +933,7 @@
           </w:tcPr>
           <w:p>
             <w:pPr>
-              <w:pStyle w:val="25"/>
+              <w:pStyle w:val="TableText"/>
             </w:pPr>
           </w:p>
         </w:tc>
@@ -984,7 +943,7 @@
           </w:tcPr>
           <w:p>
             <w:pPr>
-              <w:pStyle w:val="25"/>
+              <w:pStyle w:val="TableText"/>
             </w:pPr>
           </w:p>
         </w:tc>
@@ -994,21 +953,16 @@
           </w:tcPr>
           <w:p>
             <w:pPr>
-              <w:pStyle w:val="25"/>
+              <w:pStyle w:val="TableText"/>
             </w:pPr>
           </w:p>
         </w:tc>
       </w:tr>
       <w:tr>
         <w:tblPrEx>
-          <w:tblBorders>
-            <w:top w:val="single" w:color="000000" w:sz="4" w:space="0"/>
-            <w:left w:val="single" w:color="000000" w:sz="4" w:space="0"/>
-            <w:bottom w:val="single" w:color="000000" w:sz="4" w:space="0"/>
-            <w:right w:val="single" w:color="000000" w:sz="4" w:space="0"/>
-            <w:insideH w:val="single" w:color="000000" w:sz="4" w:space="0"/>
-            <w:insideV w:val="single" w:color="000000" w:sz="4" w:space="0"/>
-          </w:tblBorders>
+          <w:tblW w:w="9071" w:type="dxa"/>
+          <w:tblInd w:w="127" w:type="dxa"/>
+          <w:tblLayout w:type="fixed"/>
           <w:tblCellMar>
             <w:top w:w="0" w:type="dxa"/>
             <w:left w:w="0" w:type="dxa"/>
@@ -1017,7 +971,7 @@
           </w:tblCellMar>
         </w:tblPrEx>
         <w:trPr>
-          <w:trHeight w:val="589" w:hRule="atLeast"/>
+          <w:trHeight w:val="589"/>
         </w:trPr>
         <w:tc>
           <w:tcPr>
@@ -1025,7 +979,7 @@
           </w:tcPr>
           <w:p>
             <w:pPr>
-              <w:pStyle w:val="25"/>
+              <w:pStyle w:val="TableText"/>
             </w:pPr>
           </w:p>
         </w:tc>
@@ -1035,7 +989,7 @@
           </w:tcPr>
           <w:p>
             <w:pPr>
-              <w:pStyle w:val="25"/>
+              <w:pStyle w:val="TableText"/>
             </w:pPr>
           </w:p>
         </w:tc>
@@ -1045,7 +999,7 @@
           </w:tcPr>
           <w:p>
             <w:pPr>
-              <w:pStyle w:val="25"/>
+              <w:pStyle w:val="TableText"/>
             </w:pPr>
           </w:p>
         </w:tc>
@@ -1055,7 +1009,7 @@
           </w:tcPr>
           <w:p>
             <w:pPr>
-              <w:pStyle w:val="25"/>
+              <w:pStyle w:val="TableText"/>
             </w:pPr>
           </w:p>
         </w:tc>
@@ -1065,7 +1019,7 @@
           </w:tcPr>
           <w:p>
             <w:pPr>
-              <w:pStyle w:val="25"/>
+              <w:pStyle w:val="TableText"/>
             </w:pPr>
           </w:p>
         </w:tc>
@@ -1074,23 +1028,23 @@
     <w:p>
       <w:pPr>
         <w:sectPr>
-          <w:footerReference r:id="rId6" w:type="default"/>
+          <w:footerReference w:type="default" r:id="rId5"/>
           <w:pgSz w:w="11906" w:h="16839"/>
           <w:pgMar w:top="1431" w:right="915" w:bottom="1374" w:left="1785" w:header="0" w:footer="1211" w:gutter="0"/>
-          <w:cols w:space="720" w:num="1"/>
+          <w:cols w:num="1" w:space="720"/>
         </w:sectPr>
       </w:pPr>
     </w:p>
     <w:p>
       <w:pPr>
-        <w:pStyle w:val="12"/>
+        <w:pStyle w:val="BodyText"/>
         <w:spacing w:line="244" w:lineRule="auto"/>
       </w:pPr>
     </w:p>
     <w:sdt>
       <w:sdtPr>
         <w:rPr>
-          <w:rFonts w:ascii="宋体" w:hAnsi="宋体" w:eastAsia="宋体" w:cs="Arial"/>
+          <w:rFonts w:ascii="宋体" w:eastAsia="宋体" w:hAnsi="宋体" w:cs="Arial"/>
           <w:snapToGrid w:val="0"/>
           <w:color w:val="000000"/>
           <w:kern w:val="0"/>
@@ -1106,7 +1060,7 @@
       </w:sdtPr>
       <w:sdtEndPr>
         <w:rPr>
-          <w:rFonts w:hint="eastAsia" w:ascii="Microsoft JhengHei" w:hAnsi="Microsoft JhengHei" w:eastAsia="Microsoft JhengHei" w:cs="Microsoft JhengHei"/>
+          <w:rFonts w:ascii="Microsoft JhengHei" w:eastAsia="Microsoft JhengHei" w:hAnsi="Microsoft JhengHei" w:cs="Microsoft JhengHei" w:hint="eastAsia"/>
           <w:snapToGrid w:val="0"/>
           <w:color w:val="000000"/>
           <w:kern w:val="0"/>
@@ -1119,12 +1073,12 @@
         <w:p>
           <w:pPr>
             <w:spacing w:before="0" w:beforeLines="0" w:after="0" w:afterLines="0" w:line="240" w:lineRule="auto"/>
-            <w:ind w:left="0" w:leftChars="0" w:right="0" w:rightChars="0" w:firstLine="0" w:firstLineChars="0"/>
+            <w:ind w:left="0" w:right="0" w:firstLine="0" w:leftChars="0" w:rightChars="0" w:firstLineChars="0"/>
             <w:jc w:val="center"/>
           </w:pPr>
           <w:r>
             <w:rPr>
-              <w:rFonts w:ascii="宋体" w:hAnsi="宋体" w:eastAsia="宋体"/>
+              <w:rFonts w:ascii="宋体" w:eastAsia="宋体" w:hAnsi="宋体"/>
               <w:sz w:val="21"/>
             </w:rPr>
             <w:t>目录</w:t>
@@ -1132,14 +1086,14 @@
         </w:p>
         <w:p>
           <w:pPr>
-            <w:pStyle w:val="16"/>
+            <w:pStyle w:val="TOC1"/>
             <w:tabs>
               <w:tab w:val="right" w:leader="dot" w:pos="8336"/>
             </w:tabs>
           </w:pPr>
           <w:r>
             <w:rPr>
-              <w:rFonts w:hint="eastAsia" w:ascii="Microsoft JhengHei" w:hAnsi="Microsoft JhengHei" w:eastAsia="Microsoft JhengHei" w:cs="Microsoft JhengHei"/>
+              <w:rFonts w:ascii="Microsoft JhengHei" w:eastAsia="Microsoft JhengHei" w:hAnsi="Microsoft JhengHei" w:cs="Microsoft JhengHei" w:hint="eastAsia"/>
               <w:sz w:val="24"/>
               <w:szCs w:val="24"/>
             </w:rPr>
@@ -1147,7 +1101,7 @@
           </w:r>
           <w:r>
             <w:rPr>
-              <w:rFonts w:hint="eastAsia" w:ascii="Microsoft JhengHei" w:hAnsi="Microsoft JhengHei" w:eastAsia="Microsoft JhengHei" w:cs="Microsoft JhengHei"/>
+              <w:rFonts w:ascii="Microsoft JhengHei" w:eastAsia="Microsoft JhengHei" w:hAnsi="Microsoft JhengHei" w:cs="Microsoft JhengHei" w:hint="eastAsia"/>
               <w:sz w:val="24"/>
               <w:szCs w:val="24"/>
             </w:rPr>
@@ -1155,7 +1109,7 @@
           </w:r>
           <w:r>
             <w:rPr>
-              <w:rFonts w:hint="eastAsia" w:ascii="Microsoft JhengHei" w:hAnsi="Microsoft JhengHei" w:eastAsia="Microsoft JhengHei" w:cs="Microsoft JhengHei"/>
+              <w:rFonts w:ascii="Microsoft JhengHei" w:eastAsia="Microsoft JhengHei" w:hAnsi="Microsoft JhengHei" w:cs="Microsoft JhengHei" w:hint="eastAsia"/>
               <w:sz w:val="24"/>
               <w:szCs w:val="24"/>
             </w:rPr>
@@ -1163,21 +1117,21 @@
           </w:r>
           <w:r>
             <w:rPr>
-              <w:rFonts w:hint="eastAsia" w:ascii="Microsoft JhengHei" w:hAnsi="Microsoft JhengHei" w:eastAsia="Microsoft JhengHei" w:cs="Microsoft JhengHei"/>
+              <w:rFonts w:ascii="Microsoft JhengHei" w:eastAsia="Microsoft JhengHei" w:hAnsi="Microsoft JhengHei" w:cs="Microsoft JhengHei" w:hint="eastAsia"/>
               <w:szCs w:val="24"/>
             </w:rPr>
             <w:fldChar w:fldCharType="begin"/>
           </w:r>
           <w:r>
             <w:rPr>
-              <w:rFonts w:hint="eastAsia" w:ascii="Microsoft JhengHei" w:hAnsi="Microsoft JhengHei" w:eastAsia="Microsoft JhengHei" w:cs="Microsoft JhengHei"/>
+              <w:rFonts w:ascii="Microsoft JhengHei" w:eastAsia="Microsoft JhengHei" w:hAnsi="Microsoft JhengHei" w:cs="Microsoft JhengHei" w:hint="eastAsia"/>
               <w:szCs w:val="24"/>
             </w:rPr>
             <w:instrText xml:space="preserve"> HYPERLINK \l _Toc28797 </w:instrText>
           </w:r>
           <w:r>
             <w:rPr>
-              <w:rFonts w:hint="eastAsia" w:ascii="Microsoft JhengHei" w:hAnsi="Microsoft JhengHei" w:eastAsia="Microsoft JhengHei" w:cs="Microsoft JhengHei"/>
+              <w:rFonts w:ascii="Microsoft JhengHei" w:eastAsia="Microsoft JhengHei" w:hAnsi="Microsoft JhengHei" w:cs="Microsoft JhengHei" w:hint="eastAsia"/>
               <w:szCs w:val="24"/>
             </w:rPr>
             <w:fldChar w:fldCharType="separate"/>
@@ -1205,7 +1159,7 @@
           </w:r>
           <w:r>
             <w:rPr>
-              <w:rFonts w:hint="eastAsia" w:ascii="Microsoft JhengHei" w:hAnsi="Microsoft JhengHei" w:eastAsia="Microsoft JhengHei" w:cs="Microsoft JhengHei"/>
+              <w:rFonts w:ascii="Microsoft JhengHei" w:eastAsia="Microsoft JhengHei" w:hAnsi="Microsoft JhengHei" w:cs="Microsoft JhengHei" w:hint="eastAsia"/>
               <w:szCs w:val="24"/>
             </w:rPr>
             <w:fldChar w:fldCharType="end"/>
@@ -1213,34 +1167,34 @@
         </w:p>
         <w:p>
           <w:pPr>
-            <w:pStyle w:val="16"/>
+            <w:pStyle w:val="TOC1"/>
             <w:tabs>
               <w:tab w:val="right" w:leader="dot" w:pos="8336"/>
             </w:tabs>
           </w:pPr>
           <w:r>
             <w:rPr>
-              <w:rFonts w:hint="eastAsia" w:ascii="Microsoft JhengHei" w:hAnsi="Microsoft JhengHei" w:eastAsia="Microsoft JhengHei" w:cs="Microsoft JhengHei"/>
+              <w:rFonts w:ascii="Microsoft JhengHei" w:eastAsia="Microsoft JhengHei" w:hAnsi="Microsoft JhengHei" w:cs="Microsoft JhengHei" w:hint="eastAsia"/>
               <w:szCs w:val="24"/>
             </w:rPr>
             <w:fldChar w:fldCharType="begin"/>
           </w:r>
           <w:r>
             <w:rPr>
-              <w:rFonts w:hint="eastAsia" w:ascii="Microsoft JhengHei" w:hAnsi="Microsoft JhengHei" w:eastAsia="Microsoft JhengHei" w:cs="Microsoft JhengHei"/>
+              <w:rFonts w:ascii="Microsoft JhengHei" w:eastAsia="Microsoft JhengHei" w:hAnsi="Microsoft JhengHei" w:cs="Microsoft JhengHei" w:hint="eastAsia"/>
               <w:szCs w:val="24"/>
             </w:rPr>
             <w:instrText xml:space="preserve"> HYPERLINK \l _Toc19640 </w:instrText>
           </w:r>
           <w:r>
             <w:rPr>
-              <w:rFonts w:hint="eastAsia" w:ascii="Microsoft JhengHei" w:hAnsi="Microsoft JhengHei" w:eastAsia="Microsoft JhengHei" w:cs="Microsoft JhengHei"/>
+              <w:rFonts w:ascii="Microsoft JhengHei" w:eastAsia="Microsoft JhengHei" w:hAnsi="Microsoft JhengHei" w:cs="Microsoft JhengHei" w:hint="eastAsia"/>
               <w:szCs w:val="24"/>
             </w:rPr>
             <w:fldChar w:fldCharType="separate"/>
           </w:r>
           <w:r>
-            <w:t>甘肃国邦信息科技有限公司</w:t>
+            <w:t>中达丰集团有限公司</w:t>
           </w:r>
           <w:r>
             <w:tab/>
@@ -1262,7 +1216,7 @@
           </w:r>
           <w:r>
             <w:rPr>
-              <w:rFonts w:hint="eastAsia" w:ascii="Microsoft JhengHei" w:hAnsi="Microsoft JhengHei" w:eastAsia="Microsoft JhengHei" w:cs="Microsoft JhengHei"/>
+              <w:rFonts w:ascii="Microsoft JhengHei" w:eastAsia="Microsoft JhengHei" w:hAnsi="Microsoft JhengHei" w:cs="Microsoft JhengHei" w:hint="eastAsia"/>
               <w:szCs w:val="24"/>
             </w:rPr>
             <w:fldChar w:fldCharType="end"/>
@@ -1270,35 +1224,35 @@
         </w:p>
         <w:p>
           <w:pPr>
-            <w:pStyle w:val="17"/>
+            <w:pStyle w:val="TOC2"/>
             <w:tabs>
               <w:tab w:val="right" w:leader="dot" w:pos="8336"/>
             </w:tabs>
           </w:pPr>
           <w:r>
             <w:rPr>
-              <w:rFonts w:hint="eastAsia" w:ascii="Microsoft JhengHei" w:hAnsi="Microsoft JhengHei" w:eastAsia="Microsoft JhengHei" w:cs="Microsoft JhengHei"/>
+              <w:rFonts w:ascii="Microsoft JhengHei" w:eastAsia="Microsoft JhengHei" w:hAnsi="Microsoft JhengHei" w:cs="Microsoft JhengHei" w:hint="eastAsia"/>
               <w:szCs w:val="24"/>
             </w:rPr>
             <w:fldChar w:fldCharType="begin"/>
           </w:r>
           <w:r>
             <w:rPr>
-              <w:rFonts w:hint="eastAsia" w:ascii="Microsoft JhengHei" w:hAnsi="Microsoft JhengHei" w:eastAsia="Microsoft JhengHei" w:cs="Microsoft JhengHei"/>
+              <w:rFonts w:ascii="Microsoft JhengHei" w:eastAsia="Microsoft JhengHei" w:hAnsi="Microsoft JhengHei" w:cs="Microsoft JhengHei" w:hint="eastAsia"/>
               <w:szCs w:val="24"/>
             </w:rPr>
             <w:instrText xml:space="preserve"> HYPERLINK \l _Toc3622 </w:instrText>
           </w:r>
           <w:r>
             <w:rPr>
-              <w:rFonts w:hint="eastAsia" w:ascii="Microsoft JhengHei" w:hAnsi="Microsoft JhengHei" w:eastAsia="Microsoft JhengHei" w:cs="Microsoft JhengHei"/>
+              <w:rFonts w:ascii="Microsoft JhengHei" w:eastAsia="Microsoft JhengHei" w:hAnsi="Microsoft JhengHei" w:cs="Microsoft JhengHei" w:hint="eastAsia"/>
               <w:szCs w:val="24"/>
             </w:rPr>
             <w:fldChar w:fldCharType="separate"/>
           </w:r>
           <w:r>
             <w:rPr>
-              <w:rFonts w:ascii="宋体" w:hAnsi="宋体" w:eastAsia="宋体" w:cs="宋体"/>
+              <w:rFonts w:ascii="宋体" w:eastAsia="宋体" w:hAnsi="宋体" w:cs="宋体"/>
               <w:spacing w:val="-3"/>
               <w:szCs w:val="28"/>
             </w:rPr>
@@ -1324,7 +1278,7 @@
           </w:r>
           <w:r>
             <w:rPr>
-              <w:rFonts w:hint="eastAsia" w:ascii="Microsoft JhengHei" w:hAnsi="Microsoft JhengHei" w:eastAsia="Microsoft JhengHei" w:cs="Microsoft JhengHei"/>
+              <w:rFonts w:ascii="Microsoft JhengHei" w:eastAsia="Microsoft JhengHei" w:hAnsi="Microsoft JhengHei" w:cs="Microsoft JhengHei" w:hint="eastAsia"/>
               <w:szCs w:val="24"/>
             </w:rPr>
             <w:fldChar w:fldCharType="end"/>
@@ -1332,28 +1286,28 @@
         </w:p>
         <w:p>
           <w:pPr>
-            <w:pStyle w:val="16"/>
+            <w:pStyle w:val="TOC1"/>
             <w:tabs>
               <w:tab w:val="right" w:leader="dot" w:pos="8336"/>
             </w:tabs>
           </w:pPr>
           <w:r>
             <w:rPr>
-              <w:rFonts w:hint="eastAsia" w:ascii="Microsoft JhengHei" w:hAnsi="Microsoft JhengHei" w:eastAsia="Microsoft JhengHei" w:cs="Microsoft JhengHei"/>
+              <w:rFonts w:ascii="Microsoft JhengHei" w:eastAsia="Microsoft JhengHei" w:hAnsi="Microsoft JhengHei" w:cs="Microsoft JhengHei" w:hint="eastAsia"/>
               <w:szCs w:val="24"/>
             </w:rPr>
             <w:fldChar w:fldCharType="begin"/>
           </w:r>
           <w:r>
             <w:rPr>
-              <w:rFonts w:hint="eastAsia" w:ascii="Microsoft JhengHei" w:hAnsi="Microsoft JhengHei" w:eastAsia="Microsoft JhengHei" w:cs="Microsoft JhengHei"/>
+              <w:rFonts w:ascii="Microsoft JhengHei" w:eastAsia="Microsoft JhengHei" w:hAnsi="Microsoft JhengHei" w:cs="Microsoft JhengHei" w:hint="eastAsia"/>
               <w:szCs w:val="24"/>
             </w:rPr>
             <w:instrText xml:space="preserve"> HYPERLINK \l _Toc12913 </w:instrText>
           </w:r>
           <w:r>
             <w:rPr>
-              <w:rFonts w:hint="eastAsia" w:ascii="Microsoft JhengHei" w:hAnsi="Microsoft JhengHei" w:eastAsia="Microsoft JhengHei" w:cs="Microsoft JhengHei"/>
+              <w:rFonts w:ascii="Microsoft JhengHei" w:eastAsia="Microsoft JhengHei" w:hAnsi="Microsoft JhengHei" w:cs="Microsoft JhengHei" w:hint="eastAsia"/>
               <w:szCs w:val="24"/>
             </w:rPr>
             <w:fldChar w:fldCharType="separate"/>
@@ -1387,7 +1341,7 @@
           </w:r>
           <w:r>
             <w:rPr>
-              <w:rFonts w:hint="eastAsia" w:ascii="Microsoft JhengHei" w:hAnsi="Microsoft JhengHei" w:eastAsia="Microsoft JhengHei" w:cs="Microsoft JhengHei"/>
+              <w:rFonts w:ascii="Microsoft JhengHei" w:eastAsia="Microsoft JhengHei" w:hAnsi="Microsoft JhengHei" w:cs="Microsoft JhengHei" w:hint="eastAsia"/>
               <w:szCs w:val="24"/>
             </w:rPr>
             <w:fldChar w:fldCharType="end"/>
@@ -1395,28 +1349,28 @@
         </w:p>
         <w:p>
           <w:pPr>
-            <w:pStyle w:val="16"/>
+            <w:pStyle w:val="TOC1"/>
             <w:tabs>
               <w:tab w:val="right" w:leader="dot" w:pos="8336"/>
             </w:tabs>
           </w:pPr>
           <w:r>
             <w:rPr>
-              <w:rFonts w:hint="eastAsia" w:ascii="Microsoft JhengHei" w:hAnsi="Microsoft JhengHei" w:eastAsia="Microsoft JhengHei" w:cs="Microsoft JhengHei"/>
+              <w:rFonts w:ascii="Microsoft JhengHei" w:eastAsia="Microsoft JhengHei" w:hAnsi="Microsoft JhengHei" w:cs="Microsoft JhengHei" w:hint="eastAsia"/>
               <w:szCs w:val="24"/>
             </w:rPr>
             <w:fldChar w:fldCharType="begin"/>
           </w:r>
           <w:r>
             <w:rPr>
-              <w:rFonts w:hint="eastAsia" w:ascii="Microsoft JhengHei" w:hAnsi="Microsoft JhengHei" w:eastAsia="Microsoft JhengHei" w:cs="Microsoft JhengHei"/>
+              <w:rFonts w:ascii="Microsoft JhengHei" w:eastAsia="Microsoft JhengHei" w:hAnsi="Microsoft JhengHei" w:cs="Microsoft JhengHei" w:hint="eastAsia"/>
               <w:szCs w:val="24"/>
             </w:rPr>
             <w:instrText xml:space="preserve"> HYPERLINK \l _Toc2813 </w:instrText>
           </w:r>
           <w:r>
             <w:rPr>
-              <w:rFonts w:hint="eastAsia" w:ascii="Microsoft JhengHei" w:hAnsi="Microsoft JhengHei" w:eastAsia="Microsoft JhengHei" w:cs="Microsoft JhengHei"/>
+              <w:rFonts w:ascii="Microsoft JhengHei" w:eastAsia="Microsoft JhengHei" w:hAnsi="Microsoft JhengHei" w:cs="Microsoft JhengHei" w:hint="eastAsia"/>
               <w:szCs w:val="24"/>
             </w:rPr>
             <w:fldChar w:fldCharType="separate"/>
@@ -1450,7 +1404,7 @@
           </w:r>
           <w:r>
             <w:rPr>
-              <w:rFonts w:hint="eastAsia" w:ascii="Microsoft JhengHei" w:hAnsi="Microsoft JhengHei" w:eastAsia="Microsoft JhengHei" w:cs="Microsoft JhengHei"/>
+              <w:rFonts w:ascii="Microsoft JhengHei" w:eastAsia="Microsoft JhengHei" w:hAnsi="Microsoft JhengHei" w:cs="Microsoft JhengHei" w:hint="eastAsia"/>
               <w:szCs w:val="24"/>
             </w:rPr>
             <w:fldChar w:fldCharType="end"/>
@@ -1458,28 +1412,28 @@
         </w:p>
         <w:p>
           <w:pPr>
-            <w:pStyle w:val="16"/>
+            <w:pStyle w:val="TOC1"/>
             <w:tabs>
               <w:tab w:val="right" w:leader="dot" w:pos="8336"/>
             </w:tabs>
           </w:pPr>
           <w:r>
             <w:rPr>
-              <w:rFonts w:hint="eastAsia" w:ascii="Microsoft JhengHei" w:hAnsi="Microsoft JhengHei" w:eastAsia="Microsoft JhengHei" w:cs="Microsoft JhengHei"/>
+              <w:rFonts w:ascii="Microsoft JhengHei" w:eastAsia="Microsoft JhengHei" w:hAnsi="Microsoft JhengHei" w:cs="Microsoft JhengHei" w:hint="eastAsia"/>
               <w:szCs w:val="24"/>
             </w:rPr>
             <w:fldChar w:fldCharType="begin"/>
           </w:r>
           <w:r>
             <w:rPr>
-              <w:rFonts w:hint="eastAsia" w:ascii="Microsoft JhengHei" w:hAnsi="Microsoft JhengHei" w:eastAsia="Microsoft JhengHei" w:cs="Microsoft JhengHei"/>
+              <w:rFonts w:ascii="Microsoft JhengHei" w:eastAsia="Microsoft JhengHei" w:hAnsi="Microsoft JhengHei" w:cs="Microsoft JhengHei" w:hint="eastAsia"/>
               <w:szCs w:val="24"/>
             </w:rPr>
             <w:instrText xml:space="preserve"> HYPERLINK \l _Toc29568 </w:instrText>
           </w:r>
           <w:r>
             <w:rPr>
-              <w:rFonts w:hint="eastAsia" w:ascii="Microsoft JhengHei" w:hAnsi="Microsoft JhengHei" w:eastAsia="Microsoft JhengHei" w:cs="Microsoft JhengHei"/>
+              <w:rFonts w:ascii="Microsoft JhengHei" w:eastAsia="Microsoft JhengHei" w:hAnsi="Microsoft JhengHei" w:cs="Microsoft JhengHei" w:hint="eastAsia"/>
               <w:szCs w:val="24"/>
             </w:rPr>
             <w:fldChar w:fldCharType="separate"/>
@@ -1513,7 +1467,7 @@
           </w:r>
           <w:r>
             <w:rPr>
-              <w:rFonts w:hint="eastAsia" w:ascii="Microsoft JhengHei" w:hAnsi="Microsoft JhengHei" w:eastAsia="Microsoft JhengHei" w:cs="Microsoft JhengHei"/>
+              <w:rFonts w:ascii="Microsoft JhengHei" w:eastAsia="Microsoft JhengHei" w:hAnsi="Microsoft JhengHei" w:cs="Microsoft JhengHei" w:hint="eastAsia"/>
               <w:szCs w:val="24"/>
             </w:rPr>
             <w:fldChar w:fldCharType="end"/>
@@ -1521,28 +1475,28 @@
         </w:p>
         <w:p>
           <w:pPr>
-            <w:pStyle w:val="16"/>
+            <w:pStyle w:val="TOC1"/>
             <w:tabs>
               <w:tab w:val="right" w:leader="dot" w:pos="8336"/>
             </w:tabs>
           </w:pPr>
           <w:r>
             <w:rPr>
-              <w:rFonts w:hint="eastAsia" w:ascii="Microsoft JhengHei" w:hAnsi="Microsoft JhengHei" w:eastAsia="Microsoft JhengHei" w:cs="Microsoft JhengHei"/>
+              <w:rFonts w:ascii="Microsoft JhengHei" w:eastAsia="Microsoft JhengHei" w:hAnsi="Microsoft JhengHei" w:cs="Microsoft JhengHei" w:hint="eastAsia"/>
               <w:szCs w:val="24"/>
             </w:rPr>
             <w:fldChar w:fldCharType="begin"/>
           </w:r>
           <w:r>
             <w:rPr>
-              <w:rFonts w:hint="eastAsia" w:ascii="Microsoft JhengHei" w:hAnsi="Microsoft JhengHei" w:eastAsia="Microsoft JhengHei" w:cs="Microsoft JhengHei"/>
+              <w:rFonts w:ascii="Microsoft JhengHei" w:eastAsia="Microsoft JhengHei" w:hAnsi="Microsoft JhengHei" w:cs="Microsoft JhengHei" w:hint="eastAsia"/>
               <w:szCs w:val="24"/>
             </w:rPr>
             <w:instrText xml:space="preserve"> HYPERLINK \l _Toc23602 </w:instrText>
           </w:r>
           <w:r>
             <w:rPr>
-              <w:rFonts w:hint="eastAsia" w:ascii="Microsoft JhengHei" w:hAnsi="Microsoft JhengHei" w:eastAsia="Microsoft JhengHei" w:cs="Microsoft JhengHei"/>
+              <w:rFonts w:ascii="Microsoft JhengHei" w:eastAsia="Microsoft JhengHei" w:hAnsi="Microsoft JhengHei" w:cs="Microsoft JhengHei" w:hint="eastAsia"/>
               <w:szCs w:val="24"/>
             </w:rPr>
             <w:fldChar w:fldCharType="separate"/>
@@ -1576,7 +1530,7 @@
           </w:r>
           <w:r>
             <w:rPr>
-              <w:rFonts w:hint="eastAsia" w:ascii="Microsoft JhengHei" w:hAnsi="Microsoft JhengHei" w:eastAsia="Microsoft JhengHei" w:cs="Microsoft JhengHei"/>
+              <w:rFonts w:ascii="Microsoft JhengHei" w:eastAsia="Microsoft JhengHei" w:hAnsi="Microsoft JhengHei" w:cs="Microsoft JhengHei" w:hint="eastAsia"/>
               <w:szCs w:val="24"/>
             </w:rPr>
             <w:fldChar w:fldCharType="end"/>
@@ -1584,28 +1538,28 @@
         </w:p>
         <w:p>
           <w:pPr>
-            <w:pStyle w:val="16"/>
+            <w:pStyle w:val="TOC1"/>
             <w:tabs>
               <w:tab w:val="right" w:leader="dot" w:pos="8336"/>
             </w:tabs>
           </w:pPr>
           <w:r>
             <w:rPr>
-              <w:rFonts w:hint="eastAsia" w:ascii="Microsoft JhengHei" w:hAnsi="Microsoft JhengHei" w:eastAsia="Microsoft JhengHei" w:cs="Microsoft JhengHei"/>
+              <w:rFonts w:ascii="Microsoft JhengHei" w:eastAsia="Microsoft JhengHei" w:hAnsi="Microsoft JhengHei" w:cs="Microsoft JhengHei" w:hint="eastAsia"/>
               <w:szCs w:val="24"/>
             </w:rPr>
             <w:fldChar w:fldCharType="begin"/>
           </w:r>
           <w:r>
             <w:rPr>
-              <w:rFonts w:hint="eastAsia" w:ascii="Microsoft JhengHei" w:hAnsi="Microsoft JhengHei" w:eastAsia="Microsoft JhengHei" w:cs="Microsoft JhengHei"/>
+              <w:rFonts w:ascii="Microsoft JhengHei" w:eastAsia="Microsoft JhengHei" w:hAnsi="Microsoft JhengHei" w:cs="Microsoft JhengHei" w:hint="eastAsia"/>
               <w:szCs w:val="24"/>
             </w:rPr>
             <w:instrText xml:space="preserve"> HYPERLINK \l _Toc4438 </w:instrText>
           </w:r>
           <w:r>
             <w:rPr>
-              <w:rFonts w:hint="eastAsia" w:ascii="Microsoft JhengHei" w:hAnsi="Microsoft JhengHei" w:eastAsia="Microsoft JhengHei" w:cs="Microsoft JhengHei"/>
+              <w:rFonts w:ascii="Microsoft JhengHei" w:eastAsia="Microsoft JhengHei" w:hAnsi="Microsoft JhengHei" w:cs="Microsoft JhengHei" w:hint="eastAsia"/>
               <w:szCs w:val="24"/>
             </w:rPr>
             <w:fldChar w:fldCharType="separate"/>
@@ -1639,7 +1593,7 @@
           </w:r>
           <w:r>
             <w:rPr>
-              <w:rFonts w:hint="eastAsia" w:ascii="Microsoft JhengHei" w:hAnsi="Microsoft JhengHei" w:eastAsia="Microsoft JhengHei" w:cs="Microsoft JhengHei"/>
+              <w:rFonts w:ascii="Microsoft JhengHei" w:eastAsia="Microsoft JhengHei" w:hAnsi="Microsoft JhengHei" w:cs="Microsoft JhengHei" w:hint="eastAsia"/>
               <w:szCs w:val="24"/>
             </w:rPr>
             <w:fldChar w:fldCharType="end"/>
@@ -1647,28 +1601,28 @@
         </w:p>
         <w:p>
           <w:pPr>
-            <w:pStyle w:val="17"/>
+            <w:pStyle w:val="TOC2"/>
             <w:tabs>
               <w:tab w:val="right" w:leader="dot" w:pos="8336"/>
             </w:tabs>
           </w:pPr>
           <w:r>
             <w:rPr>
-              <w:rFonts w:hint="eastAsia" w:ascii="Microsoft JhengHei" w:hAnsi="Microsoft JhengHei" w:eastAsia="Microsoft JhengHei" w:cs="Microsoft JhengHei"/>
+              <w:rFonts w:ascii="Microsoft JhengHei" w:eastAsia="Microsoft JhengHei" w:hAnsi="Microsoft JhengHei" w:cs="Microsoft JhengHei" w:hint="eastAsia"/>
               <w:szCs w:val="24"/>
             </w:rPr>
             <w:fldChar w:fldCharType="begin"/>
           </w:r>
           <w:r>
             <w:rPr>
-              <w:rFonts w:hint="eastAsia" w:ascii="Microsoft JhengHei" w:hAnsi="Microsoft JhengHei" w:eastAsia="Microsoft JhengHei" w:cs="Microsoft JhengHei"/>
+              <w:rFonts w:ascii="Microsoft JhengHei" w:eastAsia="Microsoft JhengHei" w:hAnsi="Microsoft JhengHei" w:cs="Microsoft JhengHei" w:hint="eastAsia"/>
               <w:szCs w:val="24"/>
             </w:rPr>
             <w:instrText xml:space="preserve"> HYPERLINK \l _Toc25198 </w:instrText>
           </w:r>
           <w:r>
             <w:rPr>
-              <w:rFonts w:hint="eastAsia" w:ascii="Microsoft JhengHei" w:hAnsi="Microsoft JhengHei" w:eastAsia="Microsoft JhengHei" w:cs="Microsoft JhengHei"/>
+              <w:rFonts w:ascii="Microsoft JhengHei" w:eastAsia="Microsoft JhengHei" w:hAnsi="Microsoft JhengHei" w:cs="Microsoft JhengHei" w:hint="eastAsia"/>
               <w:szCs w:val="24"/>
             </w:rPr>
             <w:fldChar w:fldCharType="separate"/>
@@ -1702,7 +1656,7 @@
           </w:r>
           <w:r>
             <w:rPr>
-              <w:rFonts w:hint="eastAsia" w:ascii="Microsoft JhengHei" w:hAnsi="Microsoft JhengHei" w:eastAsia="Microsoft JhengHei" w:cs="Microsoft JhengHei"/>
+              <w:rFonts w:ascii="Microsoft JhengHei" w:eastAsia="Microsoft JhengHei" w:hAnsi="Microsoft JhengHei" w:cs="Microsoft JhengHei" w:hint="eastAsia"/>
               <w:szCs w:val="24"/>
             </w:rPr>
             <w:fldChar w:fldCharType="end"/>
@@ -1710,28 +1664,28 @@
         </w:p>
         <w:p>
           <w:pPr>
-            <w:pStyle w:val="13"/>
+            <w:pStyle w:val="TOC3"/>
             <w:tabs>
               <w:tab w:val="right" w:leader="dot" w:pos="8336"/>
             </w:tabs>
           </w:pPr>
           <w:r>
             <w:rPr>
-              <w:rFonts w:hint="eastAsia" w:ascii="Microsoft JhengHei" w:hAnsi="Microsoft JhengHei" w:eastAsia="Microsoft JhengHei" w:cs="Microsoft JhengHei"/>
+              <w:rFonts w:ascii="Microsoft JhengHei" w:eastAsia="Microsoft JhengHei" w:hAnsi="Microsoft JhengHei" w:cs="Microsoft JhengHei" w:hint="eastAsia"/>
               <w:szCs w:val="24"/>
             </w:rPr>
             <w:fldChar w:fldCharType="begin"/>
           </w:r>
           <w:r>
             <w:rPr>
-              <w:rFonts w:hint="eastAsia" w:ascii="Microsoft JhengHei" w:hAnsi="Microsoft JhengHei" w:eastAsia="Microsoft JhengHei" w:cs="Microsoft JhengHei"/>
+              <w:rFonts w:ascii="Microsoft JhengHei" w:eastAsia="Microsoft JhengHei" w:hAnsi="Microsoft JhengHei" w:cs="Microsoft JhengHei" w:hint="eastAsia"/>
               <w:szCs w:val="24"/>
             </w:rPr>
             <w:instrText xml:space="preserve"> HYPERLINK \l _Toc8975 </w:instrText>
           </w:r>
           <w:r>
             <w:rPr>
-              <w:rFonts w:hint="eastAsia" w:ascii="Microsoft JhengHei" w:hAnsi="Microsoft JhengHei" w:eastAsia="Microsoft JhengHei" w:cs="Microsoft JhengHei"/>
+              <w:rFonts w:ascii="Microsoft JhengHei" w:eastAsia="Microsoft JhengHei" w:hAnsi="Microsoft JhengHei" w:cs="Microsoft JhengHei" w:hint="eastAsia"/>
               <w:szCs w:val="24"/>
             </w:rPr>
             <w:fldChar w:fldCharType="separate"/>
@@ -1765,7 +1719,7 @@
           </w:r>
           <w:r>
             <w:rPr>
-              <w:rFonts w:hint="eastAsia" w:ascii="Microsoft JhengHei" w:hAnsi="Microsoft JhengHei" w:eastAsia="Microsoft JhengHei" w:cs="Microsoft JhengHei"/>
+              <w:rFonts w:ascii="Microsoft JhengHei" w:eastAsia="Microsoft JhengHei" w:hAnsi="Microsoft JhengHei" w:cs="Microsoft JhengHei" w:hint="eastAsia"/>
               <w:szCs w:val="24"/>
             </w:rPr>
             <w:fldChar w:fldCharType="end"/>
@@ -1773,28 +1727,28 @@
         </w:p>
         <w:p>
           <w:pPr>
-            <w:pStyle w:val="13"/>
+            <w:pStyle w:val="TOC3"/>
             <w:tabs>
               <w:tab w:val="right" w:leader="dot" w:pos="8336"/>
             </w:tabs>
           </w:pPr>
           <w:r>
             <w:rPr>
-              <w:rFonts w:hint="eastAsia" w:ascii="Microsoft JhengHei" w:hAnsi="Microsoft JhengHei" w:eastAsia="Microsoft JhengHei" w:cs="Microsoft JhengHei"/>
+              <w:rFonts w:ascii="Microsoft JhengHei" w:eastAsia="Microsoft JhengHei" w:hAnsi="Microsoft JhengHei" w:cs="Microsoft JhengHei" w:hint="eastAsia"/>
               <w:szCs w:val="24"/>
             </w:rPr>
             <w:fldChar w:fldCharType="begin"/>
           </w:r>
           <w:r>
             <w:rPr>
-              <w:rFonts w:hint="eastAsia" w:ascii="Microsoft JhengHei" w:hAnsi="Microsoft JhengHei" w:eastAsia="Microsoft JhengHei" w:cs="Microsoft JhengHei"/>
+              <w:rFonts w:ascii="Microsoft JhengHei" w:eastAsia="Microsoft JhengHei" w:hAnsi="Microsoft JhengHei" w:cs="Microsoft JhengHei" w:hint="eastAsia"/>
               <w:szCs w:val="24"/>
             </w:rPr>
             <w:instrText xml:space="preserve"> HYPERLINK \l _Toc29987 </w:instrText>
           </w:r>
           <w:r>
             <w:rPr>
-              <w:rFonts w:hint="eastAsia" w:ascii="Microsoft JhengHei" w:hAnsi="Microsoft JhengHei" w:eastAsia="Microsoft JhengHei" w:cs="Microsoft JhengHei"/>
+              <w:rFonts w:ascii="Microsoft JhengHei" w:eastAsia="Microsoft JhengHei" w:hAnsi="Microsoft JhengHei" w:cs="Microsoft JhengHei" w:hint="eastAsia"/>
               <w:szCs w:val="24"/>
             </w:rPr>
             <w:fldChar w:fldCharType="separate"/>
@@ -1828,7 +1782,7 @@
           </w:r>
           <w:r>
             <w:rPr>
-              <w:rFonts w:hint="eastAsia" w:ascii="Microsoft JhengHei" w:hAnsi="Microsoft JhengHei" w:eastAsia="Microsoft JhengHei" w:cs="Microsoft JhengHei"/>
+              <w:rFonts w:ascii="Microsoft JhengHei" w:eastAsia="Microsoft JhengHei" w:hAnsi="Microsoft JhengHei" w:cs="Microsoft JhengHei" w:hint="eastAsia"/>
               <w:szCs w:val="24"/>
             </w:rPr>
             <w:fldChar w:fldCharType="end"/>
@@ -1836,28 +1790,28 @@
         </w:p>
         <w:p>
           <w:pPr>
-            <w:pStyle w:val="13"/>
+            <w:pStyle w:val="TOC3"/>
             <w:tabs>
               <w:tab w:val="right" w:leader="dot" w:pos="8336"/>
             </w:tabs>
           </w:pPr>
           <w:r>
             <w:rPr>
-              <w:rFonts w:hint="eastAsia" w:ascii="Microsoft JhengHei" w:hAnsi="Microsoft JhengHei" w:eastAsia="Microsoft JhengHei" w:cs="Microsoft JhengHei"/>
+              <w:rFonts w:ascii="Microsoft JhengHei" w:eastAsia="Microsoft JhengHei" w:hAnsi="Microsoft JhengHei" w:cs="Microsoft JhengHei" w:hint="eastAsia"/>
               <w:szCs w:val="24"/>
             </w:rPr>
             <w:fldChar w:fldCharType="begin"/>
           </w:r>
           <w:r>
             <w:rPr>
-              <w:rFonts w:hint="eastAsia" w:ascii="Microsoft JhengHei" w:hAnsi="Microsoft JhengHei" w:eastAsia="Microsoft JhengHei" w:cs="Microsoft JhengHei"/>
+              <w:rFonts w:ascii="Microsoft JhengHei" w:eastAsia="Microsoft JhengHei" w:hAnsi="Microsoft JhengHei" w:cs="Microsoft JhengHei" w:hint="eastAsia"/>
               <w:szCs w:val="24"/>
             </w:rPr>
             <w:instrText xml:space="preserve"> HYPERLINK \l _Toc29681 </w:instrText>
           </w:r>
           <w:r>
             <w:rPr>
-              <w:rFonts w:hint="eastAsia" w:ascii="Microsoft JhengHei" w:hAnsi="Microsoft JhengHei" w:eastAsia="Microsoft JhengHei" w:cs="Microsoft JhengHei"/>
+              <w:rFonts w:ascii="Microsoft JhengHei" w:eastAsia="Microsoft JhengHei" w:hAnsi="Microsoft JhengHei" w:cs="Microsoft JhengHei" w:hint="eastAsia"/>
               <w:szCs w:val="24"/>
             </w:rPr>
             <w:fldChar w:fldCharType="separate"/>
@@ -1891,7 +1845,7 @@
           </w:r>
           <w:r>
             <w:rPr>
-              <w:rFonts w:hint="eastAsia" w:ascii="Microsoft JhengHei" w:hAnsi="Microsoft JhengHei" w:eastAsia="Microsoft JhengHei" w:cs="Microsoft JhengHei"/>
+              <w:rFonts w:ascii="Microsoft JhengHei" w:eastAsia="Microsoft JhengHei" w:hAnsi="Microsoft JhengHei" w:cs="Microsoft JhengHei" w:hint="eastAsia"/>
               <w:szCs w:val="24"/>
             </w:rPr>
             <w:fldChar w:fldCharType="end"/>
@@ -1899,28 +1853,28 @@
         </w:p>
         <w:p>
           <w:pPr>
-            <w:pStyle w:val="17"/>
+            <w:pStyle w:val="TOC2"/>
             <w:tabs>
               <w:tab w:val="right" w:leader="dot" w:pos="8336"/>
             </w:tabs>
           </w:pPr>
           <w:r>
             <w:rPr>
-              <w:rFonts w:hint="eastAsia" w:ascii="Microsoft JhengHei" w:hAnsi="Microsoft JhengHei" w:eastAsia="Microsoft JhengHei" w:cs="Microsoft JhengHei"/>
+              <w:rFonts w:ascii="Microsoft JhengHei" w:eastAsia="Microsoft JhengHei" w:hAnsi="Microsoft JhengHei" w:cs="Microsoft JhengHei" w:hint="eastAsia"/>
               <w:szCs w:val="24"/>
             </w:rPr>
             <w:fldChar w:fldCharType="begin"/>
           </w:r>
           <w:r>
             <w:rPr>
-              <w:rFonts w:hint="eastAsia" w:ascii="Microsoft JhengHei" w:hAnsi="Microsoft JhengHei" w:eastAsia="Microsoft JhengHei" w:cs="Microsoft JhengHei"/>
+              <w:rFonts w:ascii="Microsoft JhengHei" w:eastAsia="Microsoft JhengHei" w:hAnsi="Microsoft JhengHei" w:cs="Microsoft JhengHei" w:hint="eastAsia"/>
               <w:szCs w:val="24"/>
             </w:rPr>
             <w:instrText xml:space="preserve"> HYPERLINK \l _Toc17817 </w:instrText>
           </w:r>
           <w:r>
             <w:rPr>
-              <w:rFonts w:hint="eastAsia" w:ascii="Microsoft JhengHei" w:hAnsi="Microsoft JhengHei" w:eastAsia="Microsoft JhengHei" w:cs="Microsoft JhengHei"/>
+              <w:rFonts w:ascii="Microsoft JhengHei" w:eastAsia="Microsoft JhengHei" w:hAnsi="Microsoft JhengHei" w:cs="Microsoft JhengHei" w:hint="eastAsia"/>
               <w:szCs w:val="24"/>
             </w:rPr>
             <w:fldChar w:fldCharType="separate"/>
@@ -1954,7 +1908,7 @@
           </w:r>
           <w:r>
             <w:rPr>
-              <w:rFonts w:hint="eastAsia" w:ascii="Microsoft JhengHei" w:hAnsi="Microsoft JhengHei" w:eastAsia="Microsoft JhengHei" w:cs="Microsoft JhengHei"/>
+              <w:rFonts w:ascii="Microsoft JhengHei" w:eastAsia="Microsoft JhengHei" w:hAnsi="Microsoft JhengHei" w:cs="Microsoft JhengHei" w:hint="eastAsia"/>
               <w:szCs w:val="24"/>
             </w:rPr>
             <w:fldChar w:fldCharType="end"/>
@@ -1962,28 +1916,28 @@
         </w:p>
         <w:p>
           <w:pPr>
-            <w:pStyle w:val="17"/>
+            <w:pStyle w:val="TOC2"/>
             <w:tabs>
               <w:tab w:val="right" w:leader="dot" w:pos="8336"/>
             </w:tabs>
           </w:pPr>
           <w:r>
             <w:rPr>
-              <w:rFonts w:hint="eastAsia" w:ascii="Microsoft JhengHei" w:hAnsi="Microsoft JhengHei" w:eastAsia="Microsoft JhengHei" w:cs="Microsoft JhengHei"/>
+              <w:rFonts w:ascii="Microsoft JhengHei" w:eastAsia="Microsoft JhengHei" w:hAnsi="Microsoft JhengHei" w:cs="Microsoft JhengHei" w:hint="eastAsia"/>
               <w:szCs w:val="24"/>
             </w:rPr>
             <w:fldChar w:fldCharType="begin"/>
           </w:r>
           <w:r>
             <w:rPr>
-              <w:rFonts w:hint="eastAsia" w:ascii="Microsoft JhengHei" w:hAnsi="Microsoft JhengHei" w:eastAsia="Microsoft JhengHei" w:cs="Microsoft JhengHei"/>
+              <w:rFonts w:ascii="Microsoft JhengHei" w:eastAsia="Microsoft JhengHei" w:hAnsi="Microsoft JhengHei" w:cs="Microsoft JhengHei" w:hint="eastAsia"/>
               <w:szCs w:val="24"/>
             </w:rPr>
             <w:instrText xml:space="preserve"> HYPERLINK \l _Toc7894 </w:instrText>
           </w:r>
           <w:r>
             <w:rPr>
-              <w:rFonts w:hint="eastAsia" w:ascii="Microsoft JhengHei" w:hAnsi="Microsoft JhengHei" w:eastAsia="Microsoft JhengHei" w:cs="Microsoft JhengHei"/>
+              <w:rFonts w:ascii="Microsoft JhengHei" w:eastAsia="Microsoft JhengHei" w:hAnsi="Microsoft JhengHei" w:cs="Microsoft JhengHei" w:hint="eastAsia"/>
               <w:szCs w:val="24"/>
             </w:rPr>
             <w:fldChar w:fldCharType="separate"/>
@@ -2017,7 +1971,7 @@
           </w:r>
           <w:r>
             <w:rPr>
-              <w:rFonts w:hint="eastAsia" w:ascii="Microsoft JhengHei" w:hAnsi="Microsoft JhengHei" w:eastAsia="Microsoft JhengHei" w:cs="Microsoft JhengHei"/>
+              <w:rFonts w:ascii="Microsoft JhengHei" w:eastAsia="Microsoft JhengHei" w:hAnsi="Microsoft JhengHei" w:cs="Microsoft JhengHei" w:hint="eastAsia"/>
               <w:szCs w:val="24"/>
             </w:rPr>
             <w:fldChar w:fldCharType="end"/>
@@ -2025,28 +1979,28 @@
         </w:p>
         <w:p>
           <w:pPr>
-            <w:pStyle w:val="17"/>
+            <w:pStyle w:val="TOC2"/>
             <w:tabs>
               <w:tab w:val="right" w:leader="dot" w:pos="8336"/>
             </w:tabs>
           </w:pPr>
           <w:r>
             <w:rPr>
-              <w:rFonts w:hint="eastAsia" w:ascii="Microsoft JhengHei" w:hAnsi="Microsoft JhengHei" w:eastAsia="Microsoft JhengHei" w:cs="Microsoft JhengHei"/>
+              <w:rFonts w:ascii="Microsoft JhengHei" w:eastAsia="Microsoft JhengHei" w:hAnsi="Microsoft JhengHei" w:cs="Microsoft JhengHei" w:hint="eastAsia"/>
               <w:szCs w:val="24"/>
             </w:rPr>
             <w:fldChar w:fldCharType="begin"/>
           </w:r>
           <w:r>
             <w:rPr>
-              <w:rFonts w:hint="eastAsia" w:ascii="Microsoft JhengHei" w:hAnsi="Microsoft JhengHei" w:eastAsia="Microsoft JhengHei" w:cs="Microsoft JhengHei"/>
+              <w:rFonts w:ascii="Microsoft JhengHei" w:eastAsia="Microsoft JhengHei" w:hAnsi="Microsoft JhengHei" w:cs="Microsoft JhengHei" w:hint="eastAsia"/>
               <w:szCs w:val="24"/>
             </w:rPr>
             <w:instrText xml:space="preserve"> HYPERLINK \l _Toc16174 </w:instrText>
           </w:r>
           <w:r>
             <w:rPr>
-              <w:rFonts w:hint="eastAsia" w:ascii="Microsoft JhengHei" w:hAnsi="Microsoft JhengHei" w:eastAsia="Microsoft JhengHei" w:cs="Microsoft JhengHei"/>
+              <w:rFonts w:ascii="Microsoft JhengHei" w:eastAsia="Microsoft JhengHei" w:hAnsi="Microsoft JhengHei" w:cs="Microsoft JhengHei" w:hint="eastAsia"/>
               <w:szCs w:val="24"/>
             </w:rPr>
             <w:fldChar w:fldCharType="separate"/>
@@ -2080,7 +2034,7 @@
           </w:r>
           <w:r>
             <w:rPr>
-              <w:rFonts w:hint="eastAsia" w:ascii="Microsoft JhengHei" w:hAnsi="Microsoft JhengHei" w:eastAsia="Microsoft JhengHei" w:cs="Microsoft JhengHei"/>
+              <w:rFonts w:ascii="Microsoft JhengHei" w:eastAsia="Microsoft JhengHei" w:hAnsi="Microsoft JhengHei" w:cs="Microsoft JhengHei" w:hint="eastAsia"/>
               <w:szCs w:val="24"/>
             </w:rPr>
             <w:fldChar w:fldCharType="end"/>
@@ -2088,28 +2042,28 @@
         </w:p>
         <w:p>
           <w:pPr>
-            <w:pStyle w:val="17"/>
+            <w:pStyle w:val="TOC2"/>
             <w:tabs>
               <w:tab w:val="right" w:leader="dot" w:pos="8336"/>
             </w:tabs>
           </w:pPr>
           <w:r>
             <w:rPr>
-              <w:rFonts w:hint="eastAsia" w:ascii="Microsoft JhengHei" w:hAnsi="Microsoft JhengHei" w:eastAsia="Microsoft JhengHei" w:cs="Microsoft JhengHei"/>
+              <w:rFonts w:ascii="Microsoft JhengHei" w:eastAsia="Microsoft JhengHei" w:hAnsi="Microsoft JhengHei" w:cs="Microsoft JhengHei" w:hint="eastAsia"/>
               <w:szCs w:val="24"/>
             </w:rPr>
             <w:fldChar w:fldCharType="begin"/>
           </w:r>
           <w:r>
             <w:rPr>
-              <w:rFonts w:hint="eastAsia" w:ascii="Microsoft JhengHei" w:hAnsi="Microsoft JhengHei" w:eastAsia="Microsoft JhengHei" w:cs="Microsoft JhengHei"/>
+              <w:rFonts w:ascii="Microsoft JhengHei" w:eastAsia="Microsoft JhengHei" w:hAnsi="Microsoft JhengHei" w:cs="Microsoft JhengHei" w:hint="eastAsia"/>
               <w:szCs w:val="24"/>
             </w:rPr>
             <w:instrText xml:space="preserve"> HYPERLINK \l _Toc21996 </w:instrText>
           </w:r>
           <w:r>
             <w:rPr>
-              <w:rFonts w:hint="eastAsia" w:ascii="Microsoft JhengHei" w:hAnsi="Microsoft JhengHei" w:eastAsia="Microsoft JhengHei" w:cs="Microsoft JhengHei"/>
+              <w:rFonts w:ascii="Microsoft JhengHei" w:eastAsia="Microsoft JhengHei" w:hAnsi="Microsoft JhengHei" w:cs="Microsoft JhengHei" w:hint="eastAsia"/>
               <w:szCs w:val="24"/>
             </w:rPr>
             <w:fldChar w:fldCharType="separate"/>
@@ -2143,7 +2097,7 @@
           </w:r>
           <w:r>
             <w:rPr>
-              <w:rFonts w:hint="eastAsia" w:ascii="Microsoft JhengHei" w:hAnsi="Microsoft JhengHei" w:eastAsia="Microsoft JhengHei" w:cs="Microsoft JhengHei"/>
+              <w:rFonts w:ascii="Microsoft JhengHei" w:eastAsia="Microsoft JhengHei" w:hAnsi="Microsoft JhengHei" w:cs="Microsoft JhengHei" w:hint="eastAsia"/>
               <w:szCs w:val="24"/>
             </w:rPr>
             <w:fldChar w:fldCharType="end"/>
@@ -2151,28 +2105,28 @@
         </w:p>
         <w:p>
           <w:pPr>
-            <w:pStyle w:val="17"/>
+            <w:pStyle w:val="TOC2"/>
             <w:tabs>
               <w:tab w:val="right" w:leader="dot" w:pos="8336"/>
             </w:tabs>
           </w:pPr>
           <w:r>
             <w:rPr>
-              <w:rFonts w:hint="eastAsia" w:ascii="Microsoft JhengHei" w:hAnsi="Microsoft JhengHei" w:eastAsia="Microsoft JhengHei" w:cs="Microsoft JhengHei"/>
+              <w:rFonts w:ascii="Microsoft JhengHei" w:eastAsia="Microsoft JhengHei" w:hAnsi="Microsoft JhengHei" w:cs="Microsoft JhengHei" w:hint="eastAsia"/>
               <w:szCs w:val="24"/>
             </w:rPr>
             <w:fldChar w:fldCharType="begin"/>
           </w:r>
           <w:r>
             <w:rPr>
-              <w:rFonts w:hint="eastAsia" w:ascii="Microsoft JhengHei" w:hAnsi="Microsoft JhengHei" w:eastAsia="Microsoft JhengHei" w:cs="Microsoft JhengHei"/>
+              <w:rFonts w:ascii="Microsoft JhengHei" w:eastAsia="Microsoft JhengHei" w:hAnsi="Microsoft JhengHei" w:cs="Microsoft JhengHei" w:hint="eastAsia"/>
               <w:szCs w:val="24"/>
             </w:rPr>
             <w:instrText xml:space="preserve"> HYPERLINK \l _Toc30354 </w:instrText>
           </w:r>
           <w:r>
             <w:rPr>
-              <w:rFonts w:hint="eastAsia" w:ascii="Microsoft JhengHei" w:hAnsi="Microsoft JhengHei" w:eastAsia="Microsoft JhengHei" w:cs="Microsoft JhengHei"/>
+              <w:rFonts w:ascii="Microsoft JhengHei" w:eastAsia="Microsoft JhengHei" w:hAnsi="Microsoft JhengHei" w:cs="Microsoft JhengHei" w:hint="eastAsia"/>
               <w:szCs w:val="24"/>
             </w:rPr>
             <w:fldChar w:fldCharType="separate"/>
@@ -2206,7 +2160,7 @@
           </w:r>
           <w:r>
             <w:rPr>
-              <w:rFonts w:hint="eastAsia" w:ascii="Microsoft JhengHei" w:hAnsi="Microsoft JhengHei" w:eastAsia="Microsoft JhengHei" w:cs="Microsoft JhengHei"/>
+              <w:rFonts w:ascii="Microsoft JhengHei" w:eastAsia="Microsoft JhengHei" w:hAnsi="Microsoft JhengHei" w:cs="Microsoft JhengHei" w:hint="eastAsia"/>
               <w:szCs w:val="24"/>
             </w:rPr>
             <w:fldChar w:fldCharType="end"/>
@@ -2214,28 +2168,28 @@
         </w:p>
         <w:p>
           <w:pPr>
-            <w:pStyle w:val="16"/>
+            <w:pStyle w:val="TOC1"/>
             <w:tabs>
               <w:tab w:val="right" w:leader="dot" w:pos="8336"/>
             </w:tabs>
           </w:pPr>
           <w:r>
             <w:rPr>
-              <w:rFonts w:hint="eastAsia" w:ascii="Microsoft JhengHei" w:hAnsi="Microsoft JhengHei" w:eastAsia="Microsoft JhengHei" w:cs="Microsoft JhengHei"/>
+              <w:rFonts w:ascii="Microsoft JhengHei" w:eastAsia="Microsoft JhengHei" w:hAnsi="Microsoft JhengHei" w:cs="Microsoft JhengHei" w:hint="eastAsia"/>
               <w:szCs w:val="24"/>
             </w:rPr>
             <w:fldChar w:fldCharType="begin"/>
           </w:r>
           <w:r>
             <w:rPr>
-              <w:rFonts w:hint="eastAsia" w:ascii="Microsoft JhengHei" w:hAnsi="Microsoft JhengHei" w:eastAsia="Microsoft JhengHei" w:cs="Microsoft JhengHei"/>
+              <w:rFonts w:ascii="Microsoft JhengHei" w:eastAsia="Microsoft JhengHei" w:hAnsi="Microsoft JhengHei" w:cs="Microsoft JhengHei" w:hint="eastAsia"/>
               <w:szCs w:val="24"/>
             </w:rPr>
             <w:instrText xml:space="preserve"> HYPERLINK \l _Toc16752 </w:instrText>
           </w:r>
           <w:r>
             <w:rPr>
-              <w:rFonts w:hint="eastAsia" w:ascii="Microsoft JhengHei" w:hAnsi="Microsoft JhengHei" w:eastAsia="Microsoft JhengHei" w:cs="Microsoft JhengHei"/>
+              <w:rFonts w:ascii="Microsoft JhengHei" w:eastAsia="Microsoft JhengHei" w:hAnsi="Microsoft JhengHei" w:cs="Microsoft JhengHei" w:hint="eastAsia"/>
               <w:szCs w:val="24"/>
             </w:rPr>
             <w:fldChar w:fldCharType="separate"/>
@@ -2274,7 +2228,7 @@
           </w:r>
           <w:r>
             <w:rPr>
-              <w:rFonts w:hint="eastAsia" w:ascii="Microsoft JhengHei" w:hAnsi="Microsoft JhengHei" w:eastAsia="Microsoft JhengHei" w:cs="Microsoft JhengHei"/>
+              <w:rFonts w:ascii="Microsoft JhengHei" w:eastAsia="Microsoft JhengHei" w:hAnsi="Microsoft JhengHei" w:cs="Microsoft JhengHei" w:hint="eastAsia"/>
               <w:szCs w:val="24"/>
             </w:rPr>
             <w:fldChar w:fldCharType="end"/>
@@ -2282,28 +2236,28 @@
         </w:p>
         <w:p>
           <w:pPr>
-            <w:pStyle w:val="17"/>
+            <w:pStyle w:val="TOC2"/>
             <w:tabs>
               <w:tab w:val="right" w:leader="dot" w:pos="8336"/>
             </w:tabs>
           </w:pPr>
           <w:r>
             <w:rPr>
-              <w:rFonts w:hint="eastAsia" w:ascii="Microsoft JhengHei" w:hAnsi="Microsoft JhengHei" w:eastAsia="Microsoft JhengHei" w:cs="Microsoft JhengHei"/>
+              <w:rFonts w:ascii="Microsoft JhengHei" w:eastAsia="Microsoft JhengHei" w:hAnsi="Microsoft JhengHei" w:cs="Microsoft JhengHei" w:hint="eastAsia"/>
               <w:szCs w:val="24"/>
             </w:rPr>
             <w:fldChar w:fldCharType="begin"/>
           </w:r>
           <w:r>
             <w:rPr>
-              <w:rFonts w:hint="eastAsia" w:ascii="Microsoft JhengHei" w:hAnsi="Microsoft JhengHei" w:eastAsia="Microsoft JhengHei" w:cs="Microsoft JhengHei"/>
+              <w:rFonts w:ascii="Microsoft JhengHei" w:eastAsia="Microsoft JhengHei" w:hAnsi="Microsoft JhengHei" w:cs="Microsoft JhengHei" w:hint="eastAsia"/>
               <w:szCs w:val="24"/>
             </w:rPr>
             <w:instrText xml:space="preserve"> HYPERLINK \l _Toc2070 </w:instrText>
           </w:r>
           <w:r>
             <w:rPr>
-              <w:rFonts w:hint="eastAsia" w:ascii="Microsoft JhengHei" w:hAnsi="Microsoft JhengHei" w:eastAsia="Microsoft JhengHei" w:cs="Microsoft JhengHei"/>
+              <w:rFonts w:ascii="Microsoft JhengHei" w:eastAsia="Microsoft JhengHei" w:hAnsi="Microsoft JhengHei" w:cs="Microsoft JhengHei" w:hint="eastAsia"/>
               <w:szCs w:val="24"/>
             </w:rPr>
             <w:fldChar w:fldCharType="separate"/>
@@ -2342,7 +2296,7 @@
           </w:r>
           <w:r>
             <w:rPr>
-              <w:rFonts w:hint="eastAsia" w:ascii="Microsoft JhengHei" w:hAnsi="Microsoft JhengHei" w:eastAsia="Microsoft JhengHei" w:cs="Microsoft JhengHei"/>
+              <w:rFonts w:ascii="Microsoft JhengHei" w:eastAsia="Microsoft JhengHei" w:hAnsi="Microsoft JhengHei" w:cs="Microsoft JhengHei" w:hint="eastAsia"/>
               <w:szCs w:val="24"/>
             </w:rPr>
             <w:fldChar w:fldCharType="end"/>
@@ -2350,28 +2304,28 @@
         </w:p>
         <w:p>
           <w:pPr>
-            <w:pStyle w:val="17"/>
+            <w:pStyle w:val="TOC2"/>
             <w:tabs>
               <w:tab w:val="right" w:leader="dot" w:pos="8336"/>
             </w:tabs>
           </w:pPr>
           <w:r>
             <w:rPr>
-              <w:rFonts w:hint="eastAsia" w:ascii="Microsoft JhengHei" w:hAnsi="Microsoft JhengHei" w:eastAsia="Microsoft JhengHei" w:cs="Microsoft JhengHei"/>
+              <w:rFonts w:ascii="Microsoft JhengHei" w:eastAsia="Microsoft JhengHei" w:hAnsi="Microsoft JhengHei" w:cs="Microsoft JhengHei" w:hint="eastAsia"/>
               <w:szCs w:val="24"/>
             </w:rPr>
             <w:fldChar w:fldCharType="begin"/>
           </w:r>
           <w:r>
             <w:rPr>
-              <w:rFonts w:hint="eastAsia" w:ascii="Microsoft JhengHei" w:hAnsi="Microsoft JhengHei" w:eastAsia="Microsoft JhengHei" w:cs="Microsoft JhengHei"/>
+              <w:rFonts w:ascii="Microsoft JhengHei" w:eastAsia="Microsoft JhengHei" w:hAnsi="Microsoft JhengHei" w:cs="Microsoft JhengHei" w:hint="eastAsia"/>
               <w:szCs w:val="24"/>
             </w:rPr>
             <w:instrText xml:space="preserve"> HYPERLINK \l _Toc30034 </w:instrText>
           </w:r>
           <w:r>
             <w:rPr>
-              <w:rFonts w:hint="eastAsia" w:ascii="Microsoft JhengHei" w:hAnsi="Microsoft JhengHei" w:eastAsia="Microsoft JhengHei" w:cs="Microsoft JhengHei"/>
+              <w:rFonts w:ascii="Microsoft JhengHei" w:eastAsia="Microsoft JhengHei" w:hAnsi="Microsoft JhengHei" w:cs="Microsoft JhengHei" w:hint="eastAsia"/>
               <w:szCs w:val="24"/>
             </w:rPr>
             <w:fldChar w:fldCharType="separate"/>
@@ -2410,7 +2364,7 @@
           </w:r>
           <w:r>
             <w:rPr>
-              <w:rFonts w:hint="eastAsia" w:ascii="Microsoft JhengHei" w:hAnsi="Microsoft JhengHei" w:eastAsia="Microsoft JhengHei" w:cs="Microsoft JhengHei"/>
+              <w:rFonts w:ascii="Microsoft JhengHei" w:eastAsia="Microsoft JhengHei" w:hAnsi="Microsoft JhengHei" w:cs="Microsoft JhengHei" w:hint="eastAsia"/>
               <w:szCs w:val="24"/>
             </w:rPr>
             <w:fldChar w:fldCharType="end"/>
@@ -2418,28 +2372,28 @@
         </w:p>
         <w:p>
           <w:pPr>
-            <w:pStyle w:val="17"/>
+            <w:pStyle w:val="TOC2"/>
             <w:tabs>
               <w:tab w:val="right" w:leader="dot" w:pos="8336"/>
             </w:tabs>
           </w:pPr>
           <w:r>
             <w:rPr>
-              <w:rFonts w:hint="eastAsia" w:ascii="Microsoft JhengHei" w:hAnsi="Microsoft JhengHei" w:eastAsia="Microsoft JhengHei" w:cs="Microsoft JhengHei"/>
+              <w:rFonts w:ascii="Microsoft JhengHei" w:eastAsia="Microsoft JhengHei" w:hAnsi="Microsoft JhengHei" w:cs="Microsoft JhengHei" w:hint="eastAsia"/>
               <w:szCs w:val="24"/>
             </w:rPr>
             <w:fldChar w:fldCharType="begin"/>
           </w:r>
           <w:r>
             <w:rPr>
-              <w:rFonts w:hint="eastAsia" w:ascii="Microsoft JhengHei" w:hAnsi="Microsoft JhengHei" w:eastAsia="Microsoft JhengHei" w:cs="Microsoft JhengHei"/>
+              <w:rFonts w:ascii="Microsoft JhengHei" w:eastAsia="Microsoft JhengHei" w:hAnsi="Microsoft JhengHei" w:cs="Microsoft JhengHei" w:hint="eastAsia"/>
               <w:szCs w:val="24"/>
             </w:rPr>
             <w:instrText xml:space="preserve"> HYPERLINK \l _Toc1349 </w:instrText>
           </w:r>
           <w:r>
             <w:rPr>
-              <w:rFonts w:hint="eastAsia" w:ascii="Microsoft JhengHei" w:hAnsi="Microsoft JhengHei" w:eastAsia="Microsoft JhengHei" w:cs="Microsoft JhengHei"/>
+              <w:rFonts w:ascii="Microsoft JhengHei" w:eastAsia="Microsoft JhengHei" w:hAnsi="Microsoft JhengHei" w:cs="Microsoft JhengHei" w:hint="eastAsia"/>
               <w:szCs w:val="24"/>
             </w:rPr>
             <w:fldChar w:fldCharType="separate"/>
@@ -2478,7 +2432,7 @@
           </w:r>
           <w:r>
             <w:rPr>
-              <w:rFonts w:hint="eastAsia" w:ascii="Microsoft JhengHei" w:hAnsi="Microsoft JhengHei" w:eastAsia="Microsoft JhengHei" w:cs="Microsoft JhengHei"/>
+              <w:rFonts w:ascii="Microsoft JhengHei" w:eastAsia="Microsoft JhengHei" w:hAnsi="Microsoft JhengHei" w:cs="Microsoft JhengHei" w:hint="eastAsia"/>
               <w:szCs w:val="24"/>
             </w:rPr>
             <w:fldChar w:fldCharType="end"/>
@@ -2486,28 +2440,28 @@
         </w:p>
         <w:p>
           <w:pPr>
-            <w:pStyle w:val="13"/>
+            <w:pStyle w:val="TOC3"/>
             <w:tabs>
               <w:tab w:val="right" w:leader="dot" w:pos="8336"/>
             </w:tabs>
           </w:pPr>
           <w:r>
             <w:rPr>
-              <w:rFonts w:hint="eastAsia" w:ascii="Microsoft JhengHei" w:hAnsi="Microsoft JhengHei" w:eastAsia="Microsoft JhengHei" w:cs="Microsoft JhengHei"/>
+              <w:rFonts w:ascii="Microsoft JhengHei" w:eastAsia="Microsoft JhengHei" w:hAnsi="Microsoft JhengHei" w:cs="Microsoft JhengHei" w:hint="eastAsia"/>
               <w:szCs w:val="24"/>
             </w:rPr>
             <w:fldChar w:fldCharType="begin"/>
           </w:r>
           <w:r>
             <w:rPr>
-              <w:rFonts w:hint="eastAsia" w:ascii="Microsoft JhengHei" w:hAnsi="Microsoft JhengHei" w:eastAsia="Microsoft JhengHei" w:cs="Microsoft JhengHei"/>
+              <w:rFonts w:ascii="Microsoft JhengHei" w:eastAsia="Microsoft JhengHei" w:hAnsi="Microsoft JhengHei" w:cs="Microsoft JhengHei" w:hint="eastAsia"/>
               <w:szCs w:val="24"/>
             </w:rPr>
             <w:instrText xml:space="preserve"> HYPERLINK \l _Toc15587 </w:instrText>
           </w:r>
           <w:r>
             <w:rPr>
-              <w:rFonts w:hint="eastAsia" w:ascii="Microsoft JhengHei" w:hAnsi="Microsoft JhengHei" w:eastAsia="Microsoft JhengHei" w:cs="Microsoft JhengHei"/>
+              <w:rFonts w:ascii="Microsoft JhengHei" w:eastAsia="Microsoft JhengHei" w:hAnsi="Microsoft JhengHei" w:cs="Microsoft JhengHei" w:hint="eastAsia"/>
               <w:szCs w:val="24"/>
             </w:rPr>
             <w:fldChar w:fldCharType="separate"/>
@@ -2546,7 +2500,7 @@
           </w:r>
           <w:r>
             <w:rPr>
-              <w:rFonts w:hint="eastAsia" w:ascii="Microsoft JhengHei" w:hAnsi="Microsoft JhengHei" w:eastAsia="Microsoft JhengHei" w:cs="Microsoft JhengHei"/>
+              <w:rFonts w:ascii="Microsoft JhengHei" w:eastAsia="Microsoft JhengHei" w:hAnsi="Microsoft JhengHei" w:cs="Microsoft JhengHei" w:hint="eastAsia"/>
               <w:szCs w:val="24"/>
             </w:rPr>
             <w:fldChar w:fldCharType="end"/>
@@ -2554,28 +2508,28 @@
         </w:p>
         <w:p>
           <w:pPr>
-            <w:pStyle w:val="13"/>
+            <w:pStyle w:val="TOC3"/>
             <w:tabs>
               <w:tab w:val="right" w:leader="dot" w:pos="8336"/>
             </w:tabs>
           </w:pPr>
           <w:r>
             <w:rPr>
-              <w:rFonts w:hint="eastAsia" w:ascii="Microsoft JhengHei" w:hAnsi="Microsoft JhengHei" w:eastAsia="Microsoft JhengHei" w:cs="Microsoft JhengHei"/>
+              <w:rFonts w:ascii="Microsoft JhengHei" w:eastAsia="Microsoft JhengHei" w:hAnsi="Microsoft JhengHei" w:cs="Microsoft JhengHei" w:hint="eastAsia"/>
               <w:szCs w:val="24"/>
             </w:rPr>
             <w:fldChar w:fldCharType="begin"/>
           </w:r>
           <w:r>
             <w:rPr>
-              <w:rFonts w:hint="eastAsia" w:ascii="Microsoft JhengHei" w:hAnsi="Microsoft JhengHei" w:eastAsia="Microsoft JhengHei" w:cs="Microsoft JhengHei"/>
+              <w:rFonts w:ascii="Microsoft JhengHei" w:eastAsia="Microsoft JhengHei" w:hAnsi="Microsoft JhengHei" w:cs="Microsoft JhengHei" w:hint="eastAsia"/>
               <w:szCs w:val="24"/>
             </w:rPr>
             <w:instrText xml:space="preserve"> HYPERLINK \l _Toc21594 </w:instrText>
           </w:r>
           <w:r>
             <w:rPr>
-              <w:rFonts w:hint="eastAsia" w:ascii="Microsoft JhengHei" w:hAnsi="Microsoft JhengHei" w:eastAsia="Microsoft JhengHei" w:cs="Microsoft JhengHei"/>
+              <w:rFonts w:ascii="Microsoft JhengHei" w:eastAsia="Microsoft JhengHei" w:hAnsi="Microsoft JhengHei" w:cs="Microsoft JhengHei" w:hint="eastAsia"/>
               <w:szCs w:val="24"/>
             </w:rPr>
             <w:fldChar w:fldCharType="separate"/>
@@ -2614,7 +2568,7 @@
           </w:r>
           <w:r>
             <w:rPr>
-              <w:rFonts w:hint="eastAsia" w:ascii="Microsoft JhengHei" w:hAnsi="Microsoft JhengHei" w:eastAsia="Microsoft JhengHei" w:cs="Microsoft JhengHei"/>
+              <w:rFonts w:ascii="Microsoft JhengHei" w:eastAsia="Microsoft JhengHei" w:hAnsi="Microsoft JhengHei" w:cs="Microsoft JhengHei" w:hint="eastAsia"/>
               <w:szCs w:val="24"/>
             </w:rPr>
             <w:fldChar w:fldCharType="end"/>
@@ -2622,28 +2576,28 @@
         </w:p>
         <w:p>
           <w:pPr>
-            <w:pStyle w:val="13"/>
+            <w:pStyle w:val="TOC3"/>
             <w:tabs>
               <w:tab w:val="right" w:leader="dot" w:pos="8336"/>
             </w:tabs>
           </w:pPr>
           <w:r>
             <w:rPr>
-              <w:rFonts w:hint="eastAsia" w:ascii="Microsoft JhengHei" w:hAnsi="Microsoft JhengHei" w:eastAsia="Microsoft JhengHei" w:cs="Microsoft JhengHei"/>
+              <w:rFonts w:ascii="Microsoft JhengHei" w:eastAsia="Microsoft JhengHei" w:hAnsi="Microsoft JhengHei" w:cs="Microsoft JhengHei" w:hint="eastAsia"/>
               <w:szCs w:val="24"/>
             </w:rPr>
             <w:fldChar w:fldCharType="begin"/>
           </w:r>
           <w:r>
             <w:rPr>
-              <w:rFonts w:hint="eastAsia" w:ascii="Microsoft JhengHei" w:hAnsi="Microsoft JhengHei" w:eastAsia="Microsoft JhengHei" w:cs="Microsoft JhengHei"/>
+              <w:rFonts w:ascii="Microsoft JhengHei" w:eastAsia="Microsoft JhengHei" w:hAnsi="Microsoft JhengHei" w:cs="Microsoft JhengHei" w:hint="eastAsia"/>
               <w:szCs w:val="24"/>
             </w:rPr>
             <w:instrText xml:space="preserve"> HYPERLINK \l _Toc13557 </w:instrText>
           </w:r>
           <w:r>
             <w:rPr>
-              <w:rFonts w:hint="eastAsia" w:ascii="Microsoft JhengHei" w:hAnsi="Microsoft JhengHei" w:eastAsia="Microsoft JhengHei" w:cs="Microsoft JhengHei"/>
+              <w:rFonts w:ascii="Microsoft JhengHei" w:eastAsia="Microsoft JhengHei" w:hAnsi="Microsoft JhengHei" w:cs="Microsoft JhengHei" w:hint="eastAsia"/>
               <w:szCs w:val="24"/>
             </w:rPr>
             <w:fldChar w:fldCharType="separate"/>
@@ -2682,7 +2636,7 @@
           </w:r>
           <w:r>
             <w:rPr>
-              <w:rFonts w:hint="eastAsia" w:ascii="Microsoft JhengHei" w:hAnsi="Microsoft JhengHei" w:eastAsia="Microsoft JhengHei" w:cs="Microsoft JhengHei"/>
+              <w:rFonts w:ascii="Microsoft JhengHei" w:eastAsia="Microsoft JhengHei" w:hAnsi="Microsoft JhengHei" w:cs="Microsoft JhengHei" w:hint="eastAsia"/>
               <w:szCs w:val="24"/>
             </w:rPr>
             <w:fldChar w:fldCharType="end"/>
@@ -2690,28 +2644,28 @@
         </w:p>
         <w:p>
           <w:pPr>
-            <w:pStyle w:val="13"/>
+            <w:pStyle w:val="TOC3"/>
             <w:tabs>
               <w:tab w:val="right" w:leader="dot" w:pos="8336"/>
             </w:tabs>
           </w:pPr>
           <w:r>
             <w:rPr>
-              <w:rFonts w:hint="eastAsia" w:ascii="Microsoft JhengHei" w:hAnsi="Microsoft JhengHei" w:eastAsia="Microsoft JhengHei" w:cs="Microsoft JhengHei"/>
+              <w:rFonts w:ascii="Microsoft JhengHei" w:eastAsia="Microsoft JhengHei" w:hAnsi="Microsoft JhengHei" w:cs="Microsoft JhengHei" w:hint="eastAsia"/>
               <w:szCs w:val="24"/>
             </w:rPr>
             <w:fldChar w:fldCharType="begin"/>
           </w:r>
           <w:r>
             <w:rPr>
-              <w:rFonts w:hint="eastAsia" w:ascii="Microsoft JhengHei" w:hAnsi="Microsoft JhengHei" w:eastAsia="Microsoft JhengHei" w:cs="Microsoft JhengHei"/>
+              <w:rFonts w:ascii="Microsoft JhengHei" w:eastAsia="Microsoft JhengHei" w:hAnsi="Microsoft JhengHei" w:cs="Microsoft JhengHei" w:hint="eastAsia"/>
               <w:szCs w:val="24"/>
             </w:rPr>
             <w:instrText xml:space="preserve"> HYPERLINK \l _Toc14418 </w:instrText>
           </w:r>
           <w:r>
             <w:rPr>
-              <w:rFonts w:hint="eastAsia" w:ascii="Microsoft JhengHei" w:hAnsi="Microsoft JhengHei" w:eastAsia="Microsoft JhengHei" w:cs="Microsoft JhengHei"/>
+              <w:rFonts w:ascii="Microsoft JhengHei" w:eastAsia="Microsoft JhengHei" w:hAnsi="Microsoft JhengHei" w:cs="Microsoft JhengHei" w:hint="eastAsia"/>
               <w:szCs w:val="24"/>
             </w:rPr>
             <w:fldChar w:fldCharType="separate"/>
@@ -2750,7 +2704,7 @@
           </w:r>
           <w:r>
             <w:rPr>
-              <w:rFonts w:hint="eastAsia" w:ascii="Microsoft JhengHei" w:hAnsi="Microsoft JhengHei" w:eastAsia="Microsoft JhengHei" w:cs="Microsoft JhengHei"/>
+              <w:rFonts w:ascii="Microsoft JhengHei" w:eastAsia="Microsoft JhengHei" w:hAnsi="Microsoft JhengHei" w:cs="Microsoft JhengHei" w:hint="eastAsia"/>
               <w:szCs w:val="24"/>
             </w:rPr>
             <w:fldChar w:fldCharType="end"/>
@@ -2758,28 +2712,28 @@
         </w:p>
         <w:p>
           <w:pPr>
-            <w:pStyle w:val="16"/>
+            <w:pStyle w:val="TOC1"/>
             <w:tabs>
               <w:tab w:val="right" w:leader="dot" w:pos="8336"/>
             </w:tabs>
           </w:pPr>
           <w:r>
             <w:rPr>
-              <w:rFonts w:hint="eastAsia" w:ascii="Microsoft JhengHei" w:hAnsi="Microsoft JhengHei" w:eastAsia="Microsoft JhengHei" w:cs="Microsoft JhengHei"/>
+              <w:rFonts w:ascii="Microsoft JhengHei" w:eastAsia="Microsoft JhengHei" w:hAnsi="Microsoft JhengHei" w:cs="Microsoft JhengHei" w:hint="eastAsia"/>
               <w:szCs w:val="24"/>
             </w:rPr>
             <w:fldChar w:fldCharType="begin"/>
           </w:r>
           <w:r>
             <w:rPr>
-              <w:rFonts w:hint="eastAsia" w:ascii="Microsoft JhengHei" w:hAnsi="Microsoft JhengHei" w:eastAsia="Microsoft JhengHei" w:cs="Microsoft JhengHei"/>
+              <w:rFonts w:ascii="Microsoft JhengHei" w:eastAsia="Microsoft JhengHei" w:hAnsi="Microsoft JhengHei" w:cs="Microsoft JhengHei" w:hint="eastAsia"/>
               <w:szCs w:val="24"/>
             </w:rPr>
             <w:instrText xml:space="preserve"> HYPERLINK \l _Toc12322 </w:instrText>
           </w:r>
           <w:r>
             <w:rPr>
-              <w:rFonts w:hint="eastAsia" w:ascii="Microsoft JhengHei" w:hAnsi="Microsoft JhengHei" w:eastAsia="Microsoft JhengHei" w:cs="Microsoft JhengHei"/>
+              <w:rFonts w:ascii="Microsoft JhengHei" w:eastAsia="Microsoft JhengHei" w:hAnsi="Microsoft JhengHei" w:cs="Microsoft JhengHei" w:hint="eastAsia"/>
               <w:szCs w:val="24"/>
             </w:rPr>
             <w:fldChar w:fldCharType="separate"/>
@@ -2818,7 +2772,7 @@
           </w:r>
           <w:r>
             <w:rPr>
-              <w:rFonts w:hint="eastAsia" w:ascii="Microsoft JhengHei" w:hAnsi="Microsoft JhengHei" w:eastAsia="Microsoft JhengHei" w:cs="Microsoft JhengHei"/>
+              <w:rFonts w:ascii="Microsoft JhengHei" w:eastAsia="Microsoft JhengHei" w:hAnsi="Microsoft JhengHei" w:cs="Microsoft JhengHei" w:hint="eastAsia"/>
               <w:szCs w:val="24"/>
             </w:rPr>
             <w:fldChar w:fldCharType="end"/>
@@ -2826,28 +2780,28 @@
         </w:p>
         <w:p>
           <w:pPr>
-            <w:pStyle w:val="16"/>
+            <w:pStyle w:val="TOC1"/>
             <w:tabs>
               <w:tab w:val="right" w:leader="dot" w:pos="8336"/>
             </w:tabs>
           </w:pPr>
           <w:r>
             <w:rPr>
-              <w:rFonts w:hint="eastAsia" w:ascii="Microsoft JhengHei" w:hAnsi="Microsoft JhengHei" w:eastAsia="Microsoft JhengHei" w:cs="Microsoft JhengHei"/>
+              <w:rFonts w:ascii="Microsoft JhengHei" w:eastAsia="Microsoft JhengHei" w:hAnsi="Microsoft JhengHei" w:cs="Microsoft JhengHei" w:hint="eastAsia"/>
               <w:szCs w:val="24"/>
             </w:rPr>
             <w:fldChar w:fldCharType="begin"/>
           </w:r>
           <w:r>
             <w:rPr>
-              <w:rFonts w:hint="eastAsia" w:ascii="Microsoft JhengHei" w:hAnsi="Microsoft JhengHei" w:eastAsia="Microsoft JhengHei" w:cs="Microsoft JhengHei"/>
+              <w:rFonts w:ascii="Microsoft JhengHei" w:eastAsia="Microsoft JhengHei" w:hAnsi="Microsoft JhengHei" w:cs="Microsoft JhengHei" w:hint="eastAsia"/>
               <w:szCs w:val="24"/>
             </w:rPr>
             <w:instrText xml:space="preserve"> HYPERLINK \l _Toc11949 </w:instrText>
           </w:r>
           <w:r>
             <w:rPr>
-              <w:rFonts w:hint="eastAsia" w:ascii="Microsoft JhengHei" w:hAnsi="Microsoft JhengHei" w:eastAsia="Microsoft JhengHei" w:cs="Microsoft JhengHei"/>
+              <w:rFonts w:ascii="Microsoft JhengHei" w:eastAsia="Microsoft JhengHei" w:hAnsi="Microsoft JhengHei" w:cs="Microsoft JhengHei" w:hint="eastAsia"/>
               <w:szCs w:val="24"/>
             </w:rPr>
             <w:fldChar w:fldCharType="separate"/>
@@ -2881,7 +2835,7 @@
           </w:r>
           <w:r>
             <w:rPr>
-              <w:rFonts w:hint="eastAsia" w:ascii="Microsoft JhengHei" w:hAnsi="Microsoft JhengHei" w:eastAsia="Microsoft JhengHei" w:cs="Microsoft JhengHei"/>
+              <w:rFonts w:ascii="Microsoft JhengHei" w:eastAsia="Microsoft JhengHei" w:hAnsi="Microsoft JhengHei" w:cs="Microsoft JhengHei" w:hint="eastAsia"/>
               <w:szCs w:val="24"/>
             </w:rPr>
             <w:fldChar w:fldCharType="end"/>
@@ -2893,7 +2847,7 @@
           </w:pPr>
           <w:r>
             <w:rPr>
-              <w:rFonts w:hint="eastAsia" w:ascii="Microsoft JhengHei" w:hAnsi="Microsoft JhengHei" w:eastAsia="Microsoft JhengHei" w:cs="Microsoft JhengHei"/>
+              <w:rFonts w:ascii="Microsoft JhengHei" w:eastAsia="Microsoft JhengHei" w:hAnsi="Microsoft JhengHei" w:cs="Microsoft JhengHei" w:hint="eastAsia"/>
               <w:szCs w:val="24"/>
             </w:rPr>
             <w:fldChar w:fldCharType="end"/>
@@ -2903,7 +2857,7 @@
     </w:sdt>
     <w:p>
       <w:pPr>
-        <w:pStyle w:val="26"/>
+        <w:pStyle w:val="1"/>
         <w:bidi w:val="0"/>
       </w:pPr>
       <w:bookmarkStart w:id="3" w:name="_Toc12913"/>
@@ -2914,7 +2868,7 @@
     </w:p>
     <w:p>
       <w:pPr>
-        <w:pStyle w:val="27"/>
+        <w:pStyle w:val="a"/>
         <w:bidi w:val="0"/>
       </w:pPr>
       <w:r>
@@ -2923,7 +2877,7 @@
     </w:p>
     <w:p>
       <w:pPr>
-        <w:pStyle w:val="26"/>
+        <w:pStyle w:val="1"/>
         <w:bidi w:val="0"/>
       </w:pPr>
       <w:bookmarkStart w:id="4" w:name="_Toc2813"/>
@@ -2934,7 +2888,7 @@
     </w:p>
     <w:p>
       <w:pPr>
-        <w:pStyle w:val="27"/>
+        <w:pStyle w:val="a"/>
         <w:bidi w:val="0"/>
       </w:pPr>
       <w:r>
@@ -2943,7 +2897,7 @@
     </w:p>
     <w:p>
       <w:pPr>
-        <w:pStyle w:val="26"/>
+        <w:pStyle w:val="1"/>
         <w:bidi w:val="0"/>
       </w:pPr>
       <w:bookmarkStart w:id="5" w:name="_Toc29568"/>
@@ -2954,7 +2908,7 @@
     </w:p>
     <w:p>
       <w:pPr>
-        <w:pStyle w:val="27"/>
+        <w:pStyle w:val="a"/>
         <w:bidi w:val="0"/>
       </w:pPr>
       <w:r>
@@ -2973,7 +2927,7 @@
     </w:p>
     <w:p>
       <w:pPr>
-        <w:pStyle w:val="27"/>
+        <w:pStyle w:val="a"/>
         <w:bidi w:val="0"/>
       </w:pPr>
       <w:r>
@@ -2992,7 +2946,7 @@
     </w:p>
     <w:p>
       <w:pPr>
-        <w:pStyle w:val="27"/>
+        <w:pStyle w:val="a"/>
         <w:bidi w:val="0"/>
       </w:pPr>
       <w:r>
@@ -3001,7 +2955,7 @@
     </w:p>
     <w:p>
       <w:pPr>
-        <w:pStyle w:val="26"/>
+        <w:pStyle w:val="1"/>
         <w:bidi w:val="0"/>
       </w:pPr>
       <w:bookmarkStart w:id="6" w:name="_Toc23602"/>
@@ -3012,13 +2966,13 @@
     </w:p>
     <w:p>
       <w:pPr>
-        <w:pStyle w:val="39"/>
+        <w:pStyle w:val="a3"/>
         <w:numPr>
           <w:ilvl w:val="0"/>
           <w:numId w:val="2"/>
         </w:numPr>
         <w:bidi w:val="0"/>
-        <w:ind w:left="425" w:leftChars="0" w:hanging="425" w:firstLineChars="0"/>
+        <w:ind w:left="425" w:hanging="425" w:leftChars="0" w:firstLineChars="0"/>
       </w:pPr>
       <w:r>
         <w:rPr>
@@ -3033,13 +2987,13 @@
     </w:p>
     <w:p>
       <w:pPr>
-        <w:pStyle w:val="39"/>
+        <w:pStyle w:val="a3"/>
         <w:numPr>
           <w:ilvl w:val="0"/>
           <w:numId w:val="2"/>
         </w:numPr>
         <w:bidi w:val="0"/>
-        <w:ind w:left="425" w:leftChars="0" w:hanging="425" w:firstLineChars="0"/>
+        <w:ind w:left="425" w:hanging="425" w:leftChars="0" w:firstLineChars="0"/>
       </w:pPr>
       <w:r>
         <w:rPr>
@@ -3054,13 +3008,13 @@
     </w:p>
     <w:p>
       <w:pPr>
-        <w:pStyle w:val="39"/>
+        <w:pStyle w:val="a3"/>
         <w:numPr>
           <w:ilvl w:val="0"/>
           <w:numId w:val="2"/>
         </w:numPr>
         <w:bidi w:val="0"/>
-        <w:ind w:left="425" w:leftChars="0" w:hanging="425" w:firstLineChars="0"/>
+        <w:ind w:left="425" w:hanging="425" w:leftChars="0" w:firstLineChars="0"/>
       </w:pPr>
       <w:r>
         <w:rPr>
@@ -3075,13 +3029,13 @@
     </w:p>
     <w:p>
       <w:pPr>
-        <w:pStyle w:val="39"/>
+        <w:pStyle w:val="a3"/>
         <w:numPr>
           <w:ilvl w:val="0"/>
           <w:numId w:val="2"/>
         </w:numPr>
         <w:bidi w:val="0"/>
-        <w:ind w:left="425" w:leftChars="0" w:hanging="425" w:firstLineChars="0"/>
+        <w:ind w:left="425" w:hanging="425" w:leftChars="0" w:firstLineChars="0"/>
       </w:pPr>
       <w:r>
         <w:rPr>
@@ -3096,13 +3050,13 @@
     </w:p>
     <w:p>
       <w:pPr>
-        <w:pStyle w:val="39"/>
+        <w:pStyle w:val="a3"/>
         <w:numPr>
           <w:ilvl w:val="0"/>
           <w:numId w:val="2"/>
         </w:numPr>
         <w:bidi w:val="0"/>
-        <w:ind w:left="425" w:leftChars="0" w:hanging="425" w:firstLineChars="0"/>
+        <w:ind w:left="425" w:hanging="425" w:leftChars="0" w:firstLineChars="0"/>
       </w:pPr>
       <w:r>
         <w:rPr>
@@ -3117,13 +3071,13 @@
     </w:p>
     <w:p>
       <w:pPr>
-        <w:pStyle w:val="39"/>
+        <w:pStyle w:val="a3"/>
         <w:numPr>
           <w:ilvl w:val="0"/>
           <w:numId w:val="2"/>
         </w:numPr>
         <w:bidi w:val="0"/>
-        <w:ind w:left="425" w:leftChars="0" w:hanging="425" w:firstLineChars="0"/>
+        <w:ind w:left="425" w:hanging="425" w:leftChars="0" w:firstLineChars="0"/>
       </w:pPr>
       <w:r>
         <w:t>应保证备品备件库中设备只可由运维实施工程师领取，严禁无关人员私自领取或借取；</w:t>
@@ -3131,13 +3085,13 @@
     </w:p>
     <w:p>
       <w:pPr>
-        <w:pStyle w:val="39"/>
+        <w:pStyle w:val="a3"/>
         <w:numPr>
           <w:ilvl w:val="0"/>
           <w:numId w:val="2"/>
         </w:numPr>
         <w:bidi w:val="0"/>
-        <w:ind w:left="425" w:leftChars="0" w:hanging="425" w:firstLineChars="0"/>
+        <w:ind w:left="425" w:hanging="425" w:leftChars="0" w:firstLineChars="0"/>
       </w:pPr>
       <w:r>
         <w:rPr>
@@ -3152,13 +3106,13 @@
     </w:p>
     <w:p>
       <w:pPr>
-        <w:pStyle w:val="39"/>
+        <w:pStyle w:val="a3"/>
         <w:numPr>
           <w:ilvl w:val="0"/>
           <w:numId w:val="2"/>
         </w:numPr>
         <w:bidi w:val="0"/>
-        <w:ind w:left="425" w:leftChars="0" w:hanging="425" w:firstLineChars="0"/>
+        <w:ind w:left="425" w:hanging="425" w:leftChars="0" w:firstLineChars="0"/>
       </w:pPr>
       <w:r>
         <w:rPr>
@@ -3173,13 +3127,13 @@
     </w:p>
     <w:p>
       <w:pPr>
-        <w:pStyle w:val="39"/>
+        <w:pStyle w:val="a3"/>
         <w:numPr>
           <w:ilvl w:val="0"/>
           <w:numId w:val="2"/>
         </w:numPr>
         <w:bidi w:val="0"/>
-        <w:ind w:left="425" w:leftChars="0" w:hanging="425" w:firstLineChars="0"/>
+        <w:ind w:left="425" w:hanging="425" w:leftChars="0" w:firstLineChars="0"/>
       </w:pPr>
       <w:r>
         <w:t>备件库房管理，主要负责备件的保管、进出库和相关库存信息反馈等工作。</w:t>
@@ -3187,13 +3141,13 @@
     </w:p>
     <w:p>
       <w:pPr>
-        <w:pStyle w:val="39"/>
+        <w:pStyle w:val="a3"/>
         <w:numPr>
           <w:ilvl w:val="0"/>
           <w:numId w:val="2"/>
         </w:numPr>
         <w:bidi w:val="0"/>
-        <w:ind w:left="425" w:leftChars="0" w:hanging="425" w:firstLineChars="0"/>
+        <w:ind w:left="425" w:hanging="425" w:leftChars="0" w:firstLineChars="0"/>
       </w:pPr>
       <w:r>
         <w:t>备件的经济管理，主要负责经济核算与统计分析工作。</w:t>
@@ -3201,13 +3155,13 @@
     </w:p>
     <w:p>
       <w:pPr>
-        <w:pStyle w:val="39"/>
+        <w:pStyle w:val="a3"/>
         <w:numPr>
           <w:ilvl w:val="0"/>
           <w:numId w:val="2"/>
         </w:numPr>
         <w:bidi w:val="0"/>
-        <w:ind w:left="425" w:leftChars="0" w:hanging="425" w:firstLineChars="0"/>
+        <w:ind w:left="425" w:hanging="425" w:leftChars="0" w:firstLineChars="0"/>
       </w:pPr>
       <w:r>
         <w:t>根据设备的数量以及备件的易损程度、价格、设备对生产的制约度和替代性、采购周期等，在科学分析设备运行状态和过去的消耗统计基础上，每年的第一季度对备品备件储备定额计划进行修订，修订时需按严格的审批程序执行。同时根据需要，可以一个季度或半年一次进行修订，修订时同样按照相关程序审批。</w:t>
@@ -3215,13 +3169,13 @@
     </w:p>
     <w:p>
       <w:pPr>
-        <w:pStyle w:val="39"/>
+        <w:pStyle w:val="a3"/>
         <w:numPr>
           <w:ilvl w:val="0"/>
           <w:numId w:val="2"/>
         </w:numPr>
         <w:bidi w:val="0"/>
-        <w:ind w:left="425" w:leftChars="0" w:hanging="425" w:firstLineChars="0"/>
+        <w:ind w:left="425" w:hanging="425" w:leftChars="0" w:firstLineChars="0"/>
       </w:pPr>
       <w:r>
         <w:rPr>
@@ -3236,13 +3190,13 @@
     </w:p>
     <w:p>
       <w:pPr>
-        <w:pStyle w:val="39"/>
+        <w:pStyle w:val="a3"/>
         <w:numPr>
           <w:ilvl w:val="0"/>
           <w:numId w:val="2"/>
         </w:numPr>
         <w:bidi w:val="0"/>
-        <w:ind w:left="425" w:leftChars="0" w:hanging="425" w:firstLineChars="0"/>
+        <w:ind w:left="425" w:hanging="425" w:leftChars="0" w:firstLineChars="0"/>
       </w:pPr>
       <w:r>
         <w:t>对于定额外日常运维用的备品备件的申报，运维部应严格按照公司采购程序要求申购、领用相关的备品备件，申购时由</w:t>
@@ -3270,13 +3224,13 @@
     </w:p>
     <w:p>
       <w:pPr>
-        <w:pStyle w:val="39"/>
+        <w:pStyle w:val="a3"/>
         <w:numPr>
           <w:ilvl w:val="0"/>
           <w:numId w:val="2"/>
         </w:numPr>
         <w:bidi w:val="0"/>
-        <w:ind w:left="425" w:leftChars="0" w:hanging="425" w:firstLineChars="0"/>
+        <w:ind w:left="425" w:hanging="425" w:leftChars="0" w:firstLineChars="0"/>
       </w:pPr>
       <w:r>
         <w:t>在首次选型、购买设备和材料时，应尽可能考虑采购部采购人员以后采购这方面设备、备件的方便性；选型时采购部的采购人员可同时介入，进一步加强部门与部门之间的相互配合。</w:t>
@@ -3284,7 +3238,7 @@
     </w:p>
     <w:p>
       <w:pPr>
-        <w:pStyle w:val="26"/>
+        <w:pStyle w:val="1"/>
         <w:bidi w:val="0"/>
       </w:pPr>
       <w:bookmarkStart w:id="7" w:name="_Toc4438"/>
@@ -3309,11 +3263,11 @@
         <w:adjustRightInd w:val="0"/>
         <w:snapToGrid w:val="0"/>
         <w:spacing w:line="360" w:lineRule="auto"/>
-        <w:ind w:left="0" w:right="0" w:firstLine="476" w:firstLineChars="200"/>
+        <w:ind w:left="0" w:right="0" w:firstLine="420" w:firstLineChars="200"/>
         <w:jc w:val="both"/>
         <w:textAlignment w:val="baseline"/>
         <w:rPr>
-          <w:rFonts w:ascii="宋体" w:hAnsi="宋体" w:eastAsia="宋体" w:cs="宋体"/>
+          <w:rFonts w:ascii="宋体" w:eastAsia="宋体" w:hAnsi="宋体" w:cs="宋体"/>
           <w:spacing w:val="-1"/>
           <w:sz w:val="24"/>
           <w:szCs w:val="24"/>
@@ -3321,7 +3275,7 @@
       </w:pPr>
       <w:r>
         <w:rPr>
-          <w:rFonts w:ascii="宋体" w:hAnsi="宋体" w:eastAsia="宋体" w:cs="宋体"/>
+          <w:rFonts w:ascii="宋体" w:eastAsia="宋体" w:hAnsi="宋体" w:cs="宋体"/>
           <w:spacing w:val="-1"/>
           <w:sz w:val="24"/>
           <w:szCs w:val="24"/>
@@ -3336,7 +3290,7 @@
     </w:p>
     <w:p>
       <w:pPr>
-        <w:pStyle w:val="28"/>
+        <w:pStyle w:val="2"/>
         <w:bidi w:val="0"/>
       </w:pPr>
       <w:bookmarkStart w:id="8" w:name="_Toc25198"/>
@@ -3347,7 +3301,7 @@
     </w:p>
     <w:p>
       <w:pPr>
-        <w:pStyle w:val="29"/>
+        <w:pStyle w:val="3"/>
         <w:bidi w:val="0"/>
       </w:pPr>
       <w:bookmarkStart w:id="9" w:name="_Toc8975"/>
@@ -3358,7 +3312,7 @@
     </w:p>
     <w:p>
       <w:pPr>
-        <w:pStyle w:val="27"/>
+        <w:pStyle w:val="a"/>
         <w:bidi w:val="0"/>
       </w:pPr>
       <w:r>
@@ -3367,7 +3321,7 @@
     </w:p>
     <w:p>
       <w:pPr>
-        <w:pStyle w:val="27"/>
+        <w:pStyle w:val="a"/>
         <w:bidi w:val="0"/>
       </w:pPr>
       <w:r>
@@ -3376,7 +3330,7 @@
     </w:p>
     <w:p>
       <w:pPr>
-        <w:pStyle w:val="29"/>
+        <w:pStyle w:val="3"/>
         <w:bidi w:val="0"/>
       </w:pPr>
       <w:bookmarkStart w:id="10" w:name="_Toc29987"/>
@@ -3387,7 +3341,7 @@
     </w:p>
     <w:p>
       <w:pPr>
-        <w:pStyle w:val="27"/>
+        <w:pStyle w:val="a"/>
         <w:bidi w:val="0"/>
       </w:pPr>
       <w:r>
@@ -3396,7 +3350,7 @@
     </w:p>
     <w:p>
       <w:pPr>
-        <w:pStyle w:val="27"/>
+        <w:pStyle w:val="a"/>
         <w:bidi w:val="0"/>
       </w:pPr>
       <w:r>
@@ -3405,7 +3359,7 @@
     </w:p>
     <w:p>
       <w:pPr>
-        <w:pStyle w:val="27"/>
+        <w:pStyle w:val="a"/>
         <w:bidi w:val="0"/>
       </w:pPr>
       <w:r>
@@ -3414,7 +3368,7 @@
     </w:p>
     <w:p>
       <w:pPr>
-        <w:pStyle w:val="29"/>
+        <w:pStyle w:val="3"/>
         <w:bidi w:val="0"/>
       </w:pPr>
       <w:bookmarkStart w:id="11" w:name="_Toc29681"/>
@@ -3425,7 +3379,7 @@
     </w:p>
     <w:p>
       <w:pPr>
-        <w:pStyle w:val="27"/>
+        <w:pStyle w:val="a"/>
         <w:bidi w:val="0"/>
       </w:pPr>
       <w:r>
@@ -3434,7 +3388,7 @@
     </w:p>
     <w:p>
       <w:pPr>
-        <w:pStyle w:val="27"/>
+        <w:pStyle w:val="a"/>
         <w:bidi w:val="0"/>
       </w:pPr>
       <w:r>
@@ -3443,7 +3397,7 @@
     </w:p>
     <w:p>
       <w:pPr>
-        <w:pStyle w:val="28"/>
+        <w:pStyle w:val="2"/>
         <w:bidi w:val="0"/>
       </w:pPr>
       <w:bookmarkStart w:id="12" w:name="_Toc17817"/>
@@ -3454,13 +3408,13 @@
     </w:p>
     <w:p>
       <w:pPr>
-        <w:pStyle w:val="39"/>
+        <w:pStyle w:val="a3"/>
         <w:numPr>
           <w:ilvl w:val="0"/>
           <w:numId w:val="3"/>
         </w:numPr>
         <w:bidi w:val="0"/>
-        <w:ind w:left="425" w:leftChars="0" w:hanging="425" w:firstLineChars="0"/>
+        <w:ind w:left="425" w:hanging="425" w:leftChars="0" w:firstLineChars="0"/>
         <w:rPr>
           <w:rFonts w:hint="eastAsia"/>
           <w:lang w:eastAsia="zh-CN"/>
@@ -3476,13 +3430,13 @@
     </w:p>
     <w:p>
       <w:pPr>
-        <w:pStyle w:val="39"/>
+        <w:pStyle w:val="a3"/>
         <w:numPr>
           <w:ilvl w:val="0"/>
           <w:numId w:val="3"/>
         </w:numPr>
         <w:bidi w:val="0"/>
-        <w:ind w:left="425" w:leftChars="0" w:hanging="425" w:firstLineChars="0"/>
+        <w:ind w:left="425" w:hanging="425" w:leftChars="0" w:firstLineChars="0"/>
         <w:rPr>
           <w:rFonts w:hint="eastAsia"/>
           <w:lang w:eastAsia="zh-CN"/>
@@ -3498,13 +3452,13 @@
     </w:p>
     <w:p>
       <w:pPr>
-        <w:pStyle w:val="39"/>
+        <w:pStyle w:val="a3"/>
         <w:numPr>
           <w:ilvl w:val="0"/>
           <w:numId w:val="3"/>
         </w:numPr>
         <w:bidi w:val="0"/>
-        <w:ind w:left="425" w:leftChars="0" w:hanging="425" w:firstLineChars="0"/>
+        <w:ind w:left="425" w:hanging="425" w:leftChars="0" w:firstLineChars="0"/>
         <w:rPr>
           <w:rFonts w:hint="eastAsia"/>
           <w:lang w:eastAsia="zh-CN"/>
@@ -3520,13 +3474,13 @@
     </w:p>
     <w:p>
       <w:pPr>
-        <w:pStyle w:val="39"/>
+        <w:pStyle w:val="a3"/>
         <w:numPr>
           <w:ilvl w:val="0"/>
           <w:numId w:val="3"/>
         </w:numPr>
         <w:bidi w:val="0"/>
-        <w:ind w:left="425" w:leftChars="0" w:hanging="425" w:firstLineChars="0"/>
+        <w:ind w:left="425" w:hanging="425" w:leftChars="0" w:firstLineChars="0"/>
         <w:rPr>
           <w:rFonts w:hint="eastAsia"/>
           <w:lang w:eastAsia="zh-CN"/>
@@ -3542,13 +3496,13 @@
     </w:p>
     <w:p>
       <w:pPr>
-        <w:pStyle w:val="39"/>
+        <w:pStyle w:val="a3"/>
         <w:numPr>
           <w:ilvl w:val="0"/>
           <w:numId w:val="3"/>
         </w:numPr>
         <w:bidi w:val="0"/>
-        <w:ind w:left="425" w:leftChars="0" w:hanging="425" w:firstLineChars="0"/>
+        <w:ind w:left="425" w:hanging="425" w:leftChars="0" w:firstLineChars="0"/>
         <w:rPr>
           <w:rFonts w:hint="eastAsia"/>
           <w:lang w:eastAsia="zh-CN"/>
@@ -3564,13 +3518,13 @@
     </w:p>
     <w:p>
       <w:pPr>
-        <w:pStyle w:val="39"/>
+        <w:pStyle w:val="a3"/>
         <w:numPr>
           <w:ilvl w:val="0"/>
           <w:numId w:val="3"/>
         </w:numPr>
         <w:bidi w:val="0"/>
-        <w:ind w:left="425" w:leftChars="0" w:hanging="425" w:firstLineChars="0"/>
+        <w:ind w:left="425" w:hanging="425" w:leftChars="0" w:firstLineChars="0"/>
         <w:rPr>
           <w:rFonts w:hint="eastAsia"/>
           <w:lang w:eastAsia="zh-CN"/>
@@ -3586,7 +3540,7 @@
     </w:p>
     <w:p>
       <w:pPr>
-        <w:pStyle w:val="28"/>
+        <w:pStyle w:val="2"/>
         <w:bidi w:val="0"/>
       </w:pPr>
       <w:bookmarkStart w:id="13" w:name="_Toc7894"/>
@@ -3597,7 +3551,7 @@
     </w:p>
     <w:p>
       <w:pPr>
-        <w:pStyle w:val="27"/>
+        <w:pStyle w:val="a"/>
         <w:bidi w:val="0"/>
       </w:pPr>
       <w:r>
@@ -3606,7 +3560,7 @@
     </w:p>
     <w:p>
       <w:pPr>
-        <w:pStyle w:val="28"/>
+        <w:pStyle w:val="2"/>
         <w:bidi w:val="0"/>
       </w:pPr>
       <w:bookmarkStart w:id="14" w:name="_Toc16174"/>
@@ -3617,7 +3571,7 @@
     </w:p>
     <w:p>
       <w:pPr>
-        <w:pStyle w:val="27"/>
+        <w:pStyle w:val="a"/>
         <w:bidi w:val="0"/>
       </w:pPr>
       <w:r>
@@ -3626,10 +3580,10 @@
     </w:p>
     <w:p>
       <w:pPr>
-        <w:pStyle w:val="27"/>
-        <w:bidi w:val="0"/>
-        <w:rPr>
-          <w:rFonts w:ascii="宋体" w:hAnsi="宋体" w:eastAsia="宋体" w:cs="宋体"/>
+        <w:pStyle w:val="a"/>
+        <w:bidi w:val="0"/>
+        <w:rPr>
+          <w:rFonts w:ascii="宋体" w:eastAsia="宋体" w:hAnsi="宋体" w:cs="宋体"/>
           <w:spacing w:val="-1"/>
           <w:szCs w:val="24"/>
         </w:rPr>
@@ -3640,7 +3594,7 @@
     </w:p>
     <w:p>
       <w:pPr>
-        <w:pStyle w:val="27"/>
+        <w:pStyle w:val="a"/>
         <w:bidi w:val="0"/>
       </w:pPr>
       <w:r>
@@ -3649,7 +3603,7 @@
     </w:p>
     <w:p>
       <w:pPr>
-        <w:pStyle w:val="28"/>
+        <w:pStyle w:val="2"/>
         <w:bidi w:val="0"/>
       </w:pPr>
       <w:bookmarkStart w:id="15" w:name="_Toc21996"/>
@@ -3660,7 +3614,7 @@
     </w:p>
     <w:p>
       <w:pPr>
-        <w:pStyle w:val="27"/>
+        <w:pStyle w:val="a"/>
         <w:bidi w:val="0"/>
       </w:pPr>
       <w:r>
@@ -3679,7 +3633,7 @@
     </w:p>
     <w:p>
       <w:pPr>
-        <w:pStyle w:val="27"/>
+        <w:pStyle w:val="a"/>
         <w:bidi w:val="0"/>
       </w:pPr>
       <w:r>
@@ -3688,7 +3642,7 @@
     </w:p>
     <w:p>
       <w:pPr>
-        <w:pStyle w:val="27"/>
+        <w:pStyle w:val="a"/>
         <w:bidi w:val="0"/>
       </w:pPr>
       <w:r>
@@ -3697,7 +3651,7 @@
     </w:p>
     <w:p>
       <w:pPr>
-        <w:pStyle w:val="28"/>
+        <w:pStyle w:val="2"/>
         <w:bidi w:val="0"/>
       </w:pPr>
       <w:bookmarkStart w:id="16" w:name="_Toc30354"/>
@@ -3708,7 +3662,7 @@
     </w:p>
     <w:p>
       <w:pPr>
-        <w:pStyle w:val="27"/>
+        <w:pStyle w:val="a"/>
         <w:bidi w:val="0"/>
       </w:pPr>
       <w:r>
@@ -3727,7 +3681,7 @@
     </w:p>
     <w:p>
       <w:pPr>
-        <w:pStyle w:val="27"/>
+        <w:pStyle w:val="a"/>
         <w:bidi w:val="0"/>
       </w:pPr>
       <w:r>
@@ -3736,7 +3690,7 @@
     </w:p>
     <w:p>
       <w:pPr>
-        <w:pStyle w:val="26"/>
+        <w:pStyle w:val="1"/>
         <w:bidi w:val="0"/>
         <w:rPr>
           <w:rFonts w:hint="eastAsia"/>
@@ -3755,7 +3709,7 @@
     </w:p>
     <w:p>
       <w:pPr>
-        <w:pStyle w:val="28"/>
+        <w:pStyle w:val="2"/>
         <w:bidi w:val="0"/>
         <w:rPr>
           <w:rFonts w:hint="eastAsia"/>
@@ -3774,7 +3728,7 @@
     </w:p>
     <w:p>
       <w:pPr>
-        <w:pStyle w:val="27"/>
+        <w:pStyle w:val="a"/>
         <w:bidi w:val="0"/>
         <w:rPr>
           <w:rFonts w:hint="eastAsia"/>
@@ -3791,7 +3745,7 @@
     </w:p>
     <w:p>
       <w:pPr>
-        <w:pStyle w:val="27"/>
+        <w:pStyle w:val="a"/>
         <w:bidi w:val="0"/>
         <w:rPr>
           <w:rFonts w:hint="eastAsia"/>
@@ -3808,7 +3762,7 @@
     </w:p>
     <w:p>
       <w:pPr>
-        <w:pStyle w:val="27"/>
+        <w:pStyle w:val="a"/>
         <w:bidi w:val="0"/>
         <w:rPr>
           <w:rFonts w:hint="eastAsia"/>
@@ -3825,7 +3779,7 @@
     </w:p>
     <w:p>
       <w:pPr>
-        <w:pStyle w:val="28"/>
+        <w:pStyle w:val="2"/>
         <w:bidi w:val="0"/>
         <w:rPr>
           <w:rFonts w:hint="eastAsia"/>
@@ -3844,7 +3798,7 @@
     </w:p>
     <w:p>
       <w:pPr>
-        <w:pStyle w:val="27"/>
+        <w:pStyle w:val="a"/>
         <w:bidi w:val="0"/>
         <w:rPr>
           <w:rFonts w:hint="eastAsia"/>
@@ -3861,19 +3815,18 @@
     </w:p>
     <w:tbl>
       <w:tblPr>
-        <w:tblStyle w:val="20"/>
+        <w:tblStyle w:val="TableNormal"/>
         <w:tblW w:w="9024" w:type="dxa"/>
         <w:tblInd w:w="0" w:type="dxa"/>
         <w:tblBorders>
-          <w:top w:val="single" w:color="auto" w:sz="4" w:space="0"/>
-          <w:left w:val="single" w:color="auto" w:sz="4" w:space="0"/>
-          <w:bottom w:val="single" w:color="auto" w:sz="4" w:space="0"/>
-          <w:right w:val="single" w:color="auto" w:sz="4" w:space="0"/>
-          <w:insideH w:val="single" w:color="auto" w:sz="4" w:space="0"/>
-          <w:insideV w:val="single" w:color="auto" w:sz="4" w:space="0"/>
+          <w:top w:val="single" w:sz="4" w:space="0" w:color="auto"/>
+          <w:left w:val="single" w:sz="4" w:space="0" w:color="auto"/>
+          <w:bottom w:val="single" w:sz="4" w:space="0" w:color="auto"/>
+          <w:right w:val="single" w:sz="4" w:space="0" w:color="auto"/>
+          <w:insideH w:val="single" w:sz="4" w:space="0" w:color="auto"/>
+          <w:insideV w:val="single" w:sz="4" w:space="0" w:color="auto"/>
         </w:tblBorders>
         <w:shd w:val="clear" w:color="auto" w:fill="auto"/>
-        <w:tblLayout w:type="autofit"/>
         <w:tblCellMar>
           <w:top w:w="15" w:type="dxa"/>
           <w:left w:w="15" w:type="dxa"/>
@@ -3888,13 +3841,15 @@
       </w:tblGrid>
       <w:tr>
         <w:tblPrEx>
+          <w:tblW w:w="9024" w:type="dxa"/>
+          <w:tblInd w:w="0" w:type="dxa"/>
           <w:tblBorders>
-            <w:top w:val="single" w:color="auto" w:sz="4" w:space="0"/>
-            <w:left w:val="single" w:color="auto" w:sz="4" w:space="0"/>
-            <w:bottom w:val="single" w:color="auto" w:sz="4" w:space="0"/>
-            <w:right w:val="single" w:color="auto" w:sz="4" w:space="0"/>
-            <w:insideH w:val="single" w:color="auto" w:sz="4" w:space="0"/>
-            <w:insideV w:val="single" w:color="auto" w:sz="4" w:space="0"/>
+            <w:top w:val="single" w:sz="4" w:space="0" w:color="auto"/>
+            <w:left w:val="single" w:sz="4" w:space="0" w:color="auto"/>
+            <w:bottom w:val="single" w:sz="4" w:space="0" w:color="auto"/>
+            <w:right w:val="single" w:sz="4" w:space="0" w:color="auto"/>
+            <w:insideH w:val="single" w:sz="4" w:space="0" w:color="auto"/>
+            <w:insideV w:val="single" w:sz="4" w:space="0" w:color="auto"/>
           </w:tblBorders>
           <w:shd w:val="clear" w:color="auto" w:fill="auto"/>
           <w:tblCellMar>
@@ -3928,7 +3883,7 @@
               <w:spacing w:line="300" w:lineRule="atLeast"/>
               <w:jc w:val="left"/>
               <w:rPr>
-                <w:rFonts w:ascii="Segoe UI" w:hAnsi="Segoe UI" w:eastAsia="Segoe UI" w:cs="Segoe UI"/>
+                <w:rFonts w:ascii="Segoe UI" w:eastAsia="Segoe UI" w:hAnsi="Segoe UI" w:cs="Segoe UI"/>
                 <w:i w:val="0"/>
                 <w:iCs w:val="0"/>
                 <w:caps w:val="0"/>
@@ -3940,7 +3895,7 @@
             </w:pPr>
             <w:r>
               <w:rPr>
-                <w:rFonts w:hint="default" w:ascii="Segoe UI" w:hAnsi="Segoe UI" w:eastAsia="Segoe UI" w:cs="Segoe UI"/>
+                <w:rFonts w:ascii="Segoe UI" w:eastAsia="Segoe UI" w:hAnsi="Segoe UI" w:cs="Segoe UI" w:hint="default"/>
                 <w:i w:val="0"/>
                 <w:iCs w:val="0"/>
                 <w:caps w:val="0"/>
@@ -3950,7 +3905,7 @@
                 <w:kern w:val="0"/>
                 <w:sz w:val="18"/>
                 <w:szCs w:val="18"/>
-                <w:lang w:val="en-US" w:eastAsia="zh-CN" w:bidi="ar"/>
+                <w:lang w:val="en-US" w:eastAsia="zh-CN"/>
               </w:rPr>
               <w:t>故障级别</w:t>
             </w:r>
@@ -3977,7 +3932,7 @@
               <w:spacing w:line="300" w:lineRule="atLeast"/>
               <w:jc w:val="left"/>
               <w:rPr>
-                <w:rFonts w:hint="default" w:ascii="Segoe UI" w:hAnsi="Segoe UI" w:eastAsia="Segoe UI" w:cs="Segoe UI"/>
+                <w:rFonts w:ascii="Segoe UI" w:eastAsia="Segoe UI" w:hAnsi="Segoe UI" w:cs="Segoe UI" w:hint="default"/>
                 <w:i w:val="0"/>
                 <w:iCs w:val="0"/>
                 <w:caps w:val="0"/>
@@ -3989,7 +3944,7 @@
             </w:pPr>
             <w:r>
               <w:rPr>
-                <w:rFonts w:hint="default" w:ascii="Segoe UI" w:hAnsi="Segoe UI" w:eastAsia="Segoe UI" w:cs="Segoe UI"/>
+                <w:rFonts w:ascii="Segoe UI" w:eastAsia="Segoe UI" w:hAnsi="Segoe UI" w:cs="Segoe UI" w:hint="default"/>
                 <w:i w:val="0"/>
                 <w:iCs w:val="0"/>
                 <w:caps w:val="0"/>
@@ -3999,7 +3954,7 @@
                 <w:kern w:val="0"/>
                 <w:sz w:val="18"/>
                 <w:szCs w:val="18"/>
-                <w:lang w:val="en-US" w:eastAsia="zh-CN" w:bidi="ar"/>
+                <w:lang w:val="en-US" w:eastAsia="zh-CN"/>
               </w:rPr>
               <w:t>级别名称</w:t>
             </w:r>
@@ -4026,7 +3981,7 @@
               <w:spacing w:line="300" w:lineRule="atLeast"/>
               <w:jc w:val="left"/>
               <w:rPr>
-                <w:rFonts w:hint="default" w:ascii="Segoe UI" w:hAnsi="Segoe UI" w:eastAsia="Segoe UI" w:cs="Segoe UI"/>
+                <w:rFonts w:ascii="Segoe UI" w:eastAsia="Segoe UI" w:hAnsi="Segoe UI" w:cs="Segoe UI" w:hint="default"/>
                 <w:i w:val="0"/>
                 <w:iCs w:val="0"/>
                 <w:caps w:val="0"/>
@@ -4038,7 +3993,7 @@
             </w:pPr>
             <w:r>
               <w:rPr>
-                <w:rFonts w:hint="default" w:ascii="Segoe UI" w:hAnsi="Segoe UI" w:eastAsia="Segoe UI" w:cs="Segoe UI"/>
+                <w:rFonts w:ascii="Segoe UI" w:eastAsia="Segoe UI" w:hAnsi="Segoe UI" w:cs="Segoe UI" w:hint="default"/>
                 <w:i w:val="0"/>
                 <w:iCs w:val="0"/>
                 <w:caps w:val="0"/>
@@ -4048,7 +4003,7 @@
                 <w:kern w:val="0"/>
                 <w:sz w:val="18"/>
                 <w:szCs w:val="18"/>
-                <w:lang w:val="en-US" w:eastAsia="zh-CN" w:bidi="ar"/>
+                <w:lang w:val="en-US" w:eastAsia="zh-CN"/>
               </w:rPr>
               <w:t>定义描述</w:t>
             </w:r>
@@ -4057,14 +4012,9 @@
       </w:tr>
       <w:tr>
         <w:tblPrEx>
-          <w:tblBorders>
-            <w:top w:val="single" w:color="auto" w:sz="4" w:space="0"/>
-            <w:left w:val="single" w:color="auto" w:sz="4" w:space="0"/>
-            <w:bottom w:val="single" w:color="auto" w:sz="4" w:space="0"/>
-            <w:right w:val="single" w:color="auto" w:sz="4" w:space="0"/>
-            <w:insideH w:val="single" w:color="auto" w:sz="4" w:space="0"/>
-            <w:insideV w:val="single" w:color="auto" w:sz="4" w:space="0"/>
-          </w:tblBorders>
+          <w:tblW w:w="9024" w:type="dxa"/>
+          <w:tblInd w:w="0" w:type="dxa"/>
+          <w:shd w:val="clear" w:color="auto" w:fill="auto"/>
           <w:tblCellMar>
             <w:top w:w="15" w:type="dxa"/>
             <w:left w:w="15" w:type="dxa"/>
@@ -4091,10 +4041,10 @@
               <w:widowControl/>
               <w:suppressLineNumbers w:val="0"/>
               <w:spacing w:line="300" w:lineRule="atLeast"/>
-              <w:ind w:left="0" w:leftChars="0" w:right="0" w:rightChars="0" w:firstLine="0" w:firstLineChars="0"/>
+              <w:ind w:left="0" w:right="0" w:firstLine="0" w:leftChars="0" w:rightChars="0" w:firstLineChars="0"/>
               <w:jc w:val="center"/>
               <w:rPr>
-                <w:rFonts w:hint="default" w:ascii="Segoe UI" w:hAnsi="Segoe UI" w:eastAsia="Segoe UI" w:cs="Segoe UI"/>
+                <w:rFonts w:ascii="Segoe UI" w:eastAsia="Segoe UI" w:hAnsi="Segoe UI" w:cs="Segoe UI" w:hint="default"/>
                 <w:i w:val="0"/>
                 <w:iCs w:val="0"/>
                 <w:caps w:val="0"/>
@@ -4106,8 +4056,8 @@
             </w:pPr>
             <w:r>
               <w:rPr>
-                <w:rStyle w:val="23"/>
-                <w:rFonts w:hint="default" w:ascii="Segoe UI" w:hAnsi="Segoe UI" w:eastAsia="Segoe UI" w:cs="Segoe UI"/>
+                <w:rStyle w:val="Strong"/>
+                <w:rFonts w:ascii="Segoe UI" w:eastAsia="Segoe UI" w:hAnsi="Segoe UI" w:cs="Segoe UI" w:hint="default"/>
                 <w:b/>
                 <w:bCs/>
                 <w:i w:val="0"/>
@@ -4119,7 +4069,7 @@
                 <w:kern w:val="0"/>
                 <w:sz w:val="18"/>
                 <w:szCs w:val="18"/>
-                <w:lang w:val="en-US" w:eastAsia="zh-CN" w:bidi="ar"/>
+                <w:lang w:val="en-US" w:eastAsia="zh-CN"/>
               </w:rPr>
               <w:t>P1</w:t>
             </w:r>
@@ -4144,10 +4094,10 @@
               <w:widowControl/>
               <w:suppressLineNumbers w:val="0"/>
               <w:spacing w:line="300" w:lineRule="atLeast"/>
-              <w:ind w:left="0" w:leftChars="0" w:right="0" w:rightChars="0" w:firstLine="0" w:firstLineChars="0"/>
+              <w:ind w:left="0" w:right="0" w:firstLine="0" w:leftChars="0" w:rightChars="0" w:firstLineChars="0"/>
               <w:jc w:val="center"/>
               <w:rPr>
-                <w:rFonts w:hint="default" w:ascii="Segoe UI" w:hAnsi="Segoe UI" w:eastAsia="Segoe UI" w:cs="Segoe UI"/>
+                <w:rFonts w:ascii="Segoe UI" w:eastAsia="Segoe UI" w:hAnsi="Segoe UI" w:cs="Segoe UI" w:hint="default"/>
                 <w:i w:val="0"/>
                 <w:iCs w:val="0"/>
                 <w:caps w:val="0"/>
@@ -4159,8 +4109,8 @@
             </w:pPr>
             <w:r>
               <w:rPr>
-                <w:rStyle w:val="23"/>
-                <w:rFonts w:hint="default" w:ascii="Segoe UI" w:hAnsi="Segoe UI" w:eastAsia="Segoe UI" w:cs="Segoe UI"/>
+                <w:rStyle w:val="Strong"/>
+                <w:rFonts w:ascii="Segoe UI" w:eastAsia="Segoe UI" w:hAnsi="Segoe UI" w:cs="Segoe UI" w:hint="default"/>
                 <w:b/>
                 <w:bCs/>
                 <w:i w:val="0"/>
@@ -4172,7 +4122,7 @@
                 <w:kern w:val="0"/>
                 <w:sz w:val="18"/>
                 <w:szCs w:val="18"/>
-                <w:lang w:val="en-US" w:eastAsia="zh-CN" w:bidi="ar"/>
+                <w:lang w:val="en-US" w:eastAsia="zh-CN"/>
               </w:rPr>
               <w:t>紧急</w:t>
             </w:r>
@@ -4199,7 +4149,7 @@
               <w:spacing w:line="300" w:lineRule="atLeast"/>
               <w:jc w:val="left"/>
               <w:rPr>
-                <w:rFonts w:hint="default" w:ascii="Segoe UI" w:hAnsi="Segoe UI" w:eastAsia="Segoe UI" w:cs="Segoe UI"/>
+                <w:rFonts w:ascii="Segoe UI" w:eastAsia="Segoe UI" w:hAnsi="Segoe UI" w:cs="Segoe UI" w:hint="default"/>
                 <w:i w:val="0"/>
                 <w:iCs w:val="0"/>
                 <w:caps w:val="0"/>
@@ -4211,7 +4161,7 @@
             </w:pPr>
             <w:r>
               <w:rPr>
-                <w:rFonts w:hint="default" w:ascii="Segoe UI" w:hAnsi="Segoe UI" w:eastAsia="Segoe UI" w:cs="Segoe UI"/>
+                <w:rFonts w:ascii="Segoe UI" w:eastAsia="Segoe UI" w:hAnsi="Segoe UI" w:cs="Segoe UI" w:hint="default"/>
                 <w:i w:val="0"/>
                 <w:iCs w:val="0"/>
                 <w:caps w:val="0"/>
@@ -4221,7 +4171,7 @@
                 <w:kern w:val="0"/>
                 <w:sz w:val="18"/>
                 <w:szCs w:val="18"/>
-                <w:lang w:val="en-US" w:eastAsia="zh-CN" w:bidi="ar"/>
+                <w:lang w:val="en-US" w:eastAsia="zh-CN"/>
               </w:rPr>
               <w:t>核心业务系统完全中断，或大面积用户无法使用，对公司收益或声誉造成重大影响。需要立即更换备件恢复。</w:t>
             </w:r>
@@ -4230,14 +4180,9 @@
       </w:tr>
       <w:tr>
         <w:tblPrEx>
-          <w:tblBorders>
-            <w:top w:val="single" w:color="auto" w:sz="4" w:space="0"/>
-            <w:left w:val="single" w:color="auto" w:sz="4" w:space="0"/>
-            <w:bottom w:val="single" w:color="auto" w:sz="4" w:space="0"/>
-            <w:right w:val="single" w:color="auto" w:sz="4" w:space="0"/>
-            <w:insideH w:val="single" w:color="auto" w:sz="4" w:space="0"/>
-            <w:insideV w:val="single" w:color="auto" w:sz="4" w:space="0"/>
-          </w:tblBorders>
+          <w:tblW w:w="9024" w:type="dxa"/>
+          <w:tblInd w:w="0" w:type="dxa"/>
+          <w:shd w:val="clear" w:color="auto" w:fill="auto"/>
           <w:tblCellMar>
             <w:top w:w="15" w:type="dxa"/>
             <w:left w:w="15" w:type="dxa"/>
@@ -4264,10 +4209,10 @@
               <w:widowControl/>
               <w:suppressLineNumbers w:val="0"/>
               <w:spacing w:line="300" w:lineRule="atLeast"/>
-              <w:ind w:left="0" w:leftChars="0" w:right="0" w:rightChars="0" w:firstLine="0" w:firstLineChars="0"/>
+              <w:ind w:left="0" w:right="0" w:firstLine="0" w:leftChars="0" w:rightChars="0" w:firstLineChars="0"/>
               <w:jc w:val="center"/>
               <w:rPr>
-                <w:rFonts w:hint="default" w:ascii="Segoe UI" w:hAnsi="Segoe UI" w:eastAsia="Segoe UI" w:cs="Segoe UI"/>
+                <w:rFonts w:ascii="Segoe UI" w:eastAsia="Segoe UI" w:hAnsi="Segoe UI" w:cs="Segoe UI" w:hint="default"/>
                 <w:i w:val="0"/>
                 <w:iCs w:val="0"/>
                 <w:caps w:val="0"/>
@@ -4279,8 +4224,8 @@
             </w:pPr>
             <w:r>
               <w:rPr>
-                <w:rStyle w:val="23"/>
-                <w:rFonts w:hint="default" w:ascii="Segoe UI" w:hAnsi="Segoe UI" w:eastAsia="Segoe UI" w:cs="Segoe UI"/>
+                <w:rStyle w:val="Strong"/>
+                <w:rFonts w:ascii="Segoe UI" w:eastAsia="Segoe UI" w:hAnsi="Segoe UI" w:cs="Segoe UI" w:hint="default"/>
                 <w:b/>
                 <w:bCs/>
                 <w:i w:val="0"/>
@@ -4292,7 +4237,7 @@
                 <w:kern w:val="0"/>
                 <w:sz w:val="18"/>
                 <w:szCs w:val="18"/>
-                <w:lang w:val="en-US" w:eastAsia="zh-CN" w:bidi="ar"/>
+                <w:lang w:val="en-US" w:eastAsia="zh-CN"/>
               </w:rPr>
               <w:t>P2</w:t>
             </w:r>
@@ -4317,10 +4262,10 @@
               <w:widowControl/>
               <w:suppressLineNumbers w:val="0"/>
               <w:spacing w:line="300" w:lineRule="atLeast"/>
-              <w:ind w:left="0" w:leftChars="0" w:right="0" w:rightChars="0" w:firstLine="0" w:firstLineChars="0"/>
+              <w:ind w:left="0" w:right="0" w:firstLine="0" w:leftChars="0" w:rightChars="0" w:firstLineChars="0"/>
               <w:jc w:val="center"/>
               <w:rPr>
-                <w:rFonts w:hint="default" w:ascii="Segoe UI" w:hAnsi="Segoe UI" w:eastAsia="Segoe UI" w:cs="Segoe UI"/>
+                <w:rFonts w:ascii="Segoe UI" w:eastAsia="Segoe UI" w:hAnsi="Segoe UI" w:cs="Segoe UI" w:hint="default"/>
                 <w:i w:val="0"/>
                 <w:iCs w:val="0"/>
                 <w:caps w:val="0"/>
@@ -4332,8 +4277,8 @@
             </w:pPr>
             <w:r>
               <w:rPr>
-                <w:rStyle w:val="23"/>
-                <w:rFonts w:hint="default" w:ascii="Segoe UI" w:hAnsi="Segoe UI" w:eastAsia="Segoe UI" w:cs="Segoe UI"/>
+                <w:rStyle w:val="Strong"/>
+                <w:rFonts w:ascii="Segoe UI" w:eastAsia="Segoe UI" w:hAnsi="Segoe UI" w:cs="Segoe UI" w:hint="default"/>
                 <w:b/>
                 <w:bCs/>
                 <w:i w:val="0"/>
@@ -4345,7 +4290,7 @@
                 <w:kern w:val="0"/>
                 <w:sz w:val="18"/>
                 <w:szCs w:val="18"/>
-                <w:lang w:val="en-US" w:eastAsia="zh-CN" w:bidi="ar"/>
+                <w:lang w:val="en-US" w:eastAsia="zh-CN"/>
               </w:rPr>
               <w:t>高</w:t>
             </w:r>
@@ -4372,7 +4317,7 @@
               <w:spacing w:line="300" w:lineRule="atLeast"/>
               <w:jc w:val="left"/>
               <w:rPr>
-                <w:rFonts w:hint="default" w:ascii="Segoe UI" w:hAnsi="Segoe UI" w:eastAsia="Segoe UI" w:cs="Segoe UI"/>
+                <w:rFonts w:ascii="Segoe UI" w:eastAsia="Segoe UI" w:hAnsi="Segoe UI" w:cs="Segoe UI" w:hint="default"/>
                 <w:i w:val="0"/>
                 <w:iCs w:val="0"/>
                 <w:caps w:val="0"/>
@@ -4384,7 +4329,7 @@
             </w:pPr>
             <w:r>
               <w:rPr>
-                <w:rFonts w:hint="default" w:ascii="Segoe UI" w:hAnsi="Segoe UI" w:eastAsia="Segoe UI" w:cs="Segoe UI"/>
+                <w:rFonts w:ascii="Segoe UI" w:eastAsia="Segoe UI" w:hAnsi="Segoe UI" w:cs="Segoe UI" w:hint="default"/>
                 <w:i w:val="0"/>
                 <w:iCs w:val="0"/>
                 <w:caps w:val="0"/>
@@ -4394,7 +4339,7 @@
                 <w:kern w:val="0"/>
                 <w:sz w:val="18"/>
                 <w:szCs w:val="18"/>
-                <w:lang w:val="en-US" w:eastAsia="zh-CN" w:bidi="ar"/>
+                <w:lang w:val="en-US" w:eastAsia="zh-CN"/>
               </w:rPr>
               <w:t>关键业务功能严重降级，部分用户受影响，业务运营受到显著阻碍。需要在极短时间内提供备件。</w:t>
             </w:r>
@@ -4403,14 +4348,9 @@
       </w:tr>
       <w:tr>
         <w:tblPrEx>
-          <w:tblBorders>
-            <w:top w:val="single" w:color="auto" w:sz="4" w:space="0"/>
-            <w:left w:val="single" w:color="auto" w:sz="4" w:space="0"/>
-            <w:bottom w:val="single" w:color="auto" w:sz="4" w:space="0"/>
-            <w:right w:val="single" w:color="auto" w:sz="4" w:space="0"/>
-            <w:insideH w:val="single" w:color="auto" w:sz="4" w:space="0"/>
-            <w:insideV w:val="single" w:color="auto" w:sz="4" w:space="0"/>
-          </w:tblBorders>
+          <w:tblW w:w="9024" w:type="dxa"/>
+          <w:tblInd w:w="0" w:type="dxa"/>
+          <w:shd w:val="clear" w:color="auto" w:fill="auto"/>
           <w:tblCellMar>
             <w:top w:w="15" w:type="dxa"/>
             <w:left w:w="15" w:type="dxa"/>
@@ -4437,10 +4377,10 @@
               <w:widowControl/>
               <w:suppressLineNumbers w:val="0"/>
               <w:spacing w:line="300" w:lineRule="atLeast"/>
-              <w:ind w:left="0" w:leftChars="0" w:right="0" w:rightChars="0" w:firstLine="0" w:firstLineChars="0"/>
+              <w:ind w:left="0" w:right="0" w:firstLine="0" w:leftChars="0" w:rightChars="0" w:firstLineChars="0"/>
               <w:jc w:val="center"/>
               <w:rPr>
-                <w:rFonts w:hint="default" w:ascii="Segoe UI" w:hAnsi="Segoe UI" w:eastAsia="Segoe UI" w:cs="Segoe UI"/>
+                <w:rFonts w:ascii="Segoe UI" w:eastAsia="Segoe UI" w:hAnsi="Segoe UI" w:cs="Segoe UI" w:hint="default"/>
                 <w:i w:val="0"/>
                 <w:iCs w:val="0"/>
                 <w:caps w:val="0"/>
@@ -4452,8 +4392,8 @@
             </w:pPr>
             <w:r>
               <w:rPr>
-                <w:rStyle w:val="23"/>
-                <w:rFonts w:hint="default" w:ascii="Segoe UI" w:hAnsi="Segoe UI" w:eastAsia="Segoe UI" w:cs="Segoe UI"/>
+                <w:rStyle w:val="Strong"/>
+                <w:rFonts w:ascii="Segoe UI" w:eastAsia="Segoe UI" w:hAnsi="Segoe UI" w:cs="Segoe UI" w:hint="default"/>
                 <w:b/>
                 <w:bCs/>
                 <w:i w:val="0"/>
@@ -4465,7 +4405,7 @@
                 <w:kern w:val="0"/>
                 <w:sz w:val="18"/>
                 <w:szCs w:val="18"/>
-                <w:lang w:val="en-US" w:eastAsia="zh-CN" w:bidi="ar"/>
+                <w:lang w:val="en-US" w:eastAsia="zh-CN"/>
               </w:rPr>
               <w:t>P3</w:t>
             </w:r>
@@ -4490,10 +4430,10 @@
               <w:widowControl/>
               <w:suppressLineNumbers w:val="0"/>
               <w:spacing w:line="300" w:lineRule="atLeast"/>
-              <w:ind w:left="0" w:leftChars="0" w:right="0" w:rightChars="0" w:firstLine="0" w:firstLineChars="0"/>
+              <w:ind w:left="0" w:right="0" w:firstLine="0" w:leftChars="0" w:rightChars="0" w:firstLineChars="0"/>
               <w:jc w:val="center"/>
               <w:rPr>
-                <w:rFonts w:hint="default" w:ascii="Segoe UI" w:hAnsi="Segoe UI" w:eastAsia="Segoe UI" w:cs="Segoe UI"/>
+                <w:rFonts w:ascii="Segoe UI" w:eastAsia="Segoe UI" w:hAnsi="Segoe UI" w:cs="Segoe UI" w:hint="default"/>
                 <w:i w:val="0"/>
                 <w:iCs w:val="0"/>
                 <w:caps w:val="0"/>
@@ -4505,8 +4445,8 @@
             </w:pPr>
             <w:r>
               <w:rPr>
-                <w:rStyle w:val="23"/>
-                <w:rFonts w:hint="default" w:ascii="Segoe UI" w:hAnsi="Segoe UI" w:eastAsia="Segoe UI" w:cs="Segoe UI"/>
+                <w:rStyle w:val="Strong"/>
+                <w:rFonts w:ascii="Segoe UI" w:eastAsia="Segoe UI" w:hAnsi="Segoe UI" w:cs="Segoe UI" w:hint="default"/>
                 <w:b/>
                 <w:bCs/>
                 <w:i w:val="0"/>
@@ -4518,7 +4458,7 @@
                 <w:kern w:val="0"/>
                 <w:sz w:val="18"/>
                 <w:szCs w:val="18"/>
-                <w:lang w:val="en-US" w:eastAsia="zh-CN" w:bidi="ar"/>
+                <w:lang w:val="en-US" w:eastAsia="zh-CN"/>
               </w:rPr>
               <w:t>中</w:t>
             </w:r>
@@ -4545,7 +4485,7 @@
               <w:spacing w:line="300" w:lineRule="atLeast"/>
               <w:jc w:val="left"/>
               <w:rPr>
-                <w:rFonts w:hint="default" w:ascii="Segoe UI" w:hAnsi="Segoe UI" w:eastAsia="Segoe UI" w:cs="Segoe UI"/>
+                <w:rFonts w:ascii="Segoe UI" w:eastAsia="Segoe UI" w:hAnsi="Segoe UI" w:cs="Segoe UI" w:hint="default"/>
                 <w:i w:val="0"/>
                 <w:iCs w:val="0"/>
                 <w:caps w:val="0"/>
@@ -4557,7 +4497,7 @@
             </w:pPr>
             <w:r>
               <w:rPr>
-                <w:rFonts w:hint="default" w:ascii="Segoe UI" w:hAnsi="Segoe UI" w:eastAsia="Segoe UI" w:cs="Segoe UI"/>
+                <w:rFonts w:ascii="Segoe UI" w:eastAsia="Segoe UI" w:hAnsi="Segoe UI" w:cs="Segoe UI" w:hint="default"/>
                 <w:i w:val="0"/>
                 <w:iCs w:val="0"/>
                 <w:caps w:val="0"/>
@@ -4567,7 +4507,7 @@
                 <w:kern w:val="0"/>
                 <w:sz w:val="18"/>
                 <w:szCs w:val="18"/>
-                <w:lang w:val="en-US" w:eastAsia="zh-CN" w:bidi="ar"/>
+                <w:lang w:val="en-US" w:eastAsia="zh-CN"/>
               </w:rPr>
               <w:t>非关键业务功能中断或性能下降，对部分用户有影响，但存在临时解决方案。需要在约定时间内提供备件。</w:t>
             </w:r>
@@ -4576,14 +4516,9 @@
       </w:tr>
       <w:tr>
         <w:tblPrEx>
-          <w:tblBorders>
-            <w:top w:val="single" w:color="auto" w:sz="4" w:space="0"/>
-            <w:left w:val="single" w:color="auto" w:sz="4" w:space="0"/>
-            <w:bottom w:val="single" w:color="auto" w:sz="4" w:space="0"/>
-            <w:right w:val="single" w:color="auto" w:sz="4" w:space="0"/>
-            <w:insideH w:val="single" w:color="auto" w:sz="4" w:space="0"/>
-            <w:insideV w:val="single" w:color="auto" w:sz="4" w:space="0"/>
-          </w:tblBorders>
+          <w:tblW w:w="9024" w:type="dxa"/>
+          <w:tblInd w:w="0" w:type="dxa"/>
+          <w:shd w:val="clear" w:color="auto" w:fill="auto"/>
           <w:tblCellMar>
             <w:top w:w="15" w:type="dxa"/>
             <w:left w:w="15" w:type="dxa"/>
@@ -4610,10 +4545,10 @@
               <w:widowControl/>
               <w:suppressLineNumbers w:val="0"/>
               <w:spacing w:line="300" w:lineRule="atLeast"/>
-              <w:ind w:left="0" w:leftChars="0" w:right="0" w:rightChars="0" w:firstLine="0" w:firstLineChars="0"/>
+              <w:ind w:left="0" w:right="0" w:firstLine="0" w:leftChars="0" w:rightChars="0" w:firstLineChars="0"/>
               <w:jc w:val="center"/>
               <w:rPr>
-                <w:rFonts w:hint="default" w:ascii="Segoe UI" w:hAnsi="Segoe UI" w:eastAsia="Segoe UI" w:cs="Segoe UI"/>
+                <w:rFonts w:ascii="Segoe UI" w:eastAsia="Segoe UI" w:hAnsi="Segoe UI" w:cs="Segoe UI" w:hint="default"/>
                 <w:i w:val="0"/>
                 <w:iCs w:val="0"/>
                 <w:caps w:val="0"/>
@@ -4625,8 +4560,8 @@
             </w:pPr>
             <w:r>
               <w:rPr>
-                <w:rStyle w:val="23"/>
-                <w:rFonts w:hint="default" w:ascii="Segoe UI" w:hAnsi="Segoe UI" w:eastAsia="Segoe UI" w:cs="Segoe UI"/>
+                <w:rStyle w:val="Strong"/>
+                <w:rFonts w:ascii="Segoe UI" w:eastAsia="Segoe UI" w:hAnsi="Segoe UI" w:cs="Segoe UI" w:hint="default"/>
                 <w:b/>
                 <w:bCs/>
                 <w:i w:val="0"/>
@@ -4638,7 +4573,7 @@
                 <w:kern w:val="0"/>
                 <w:sz w:val="18"/>
                 <w:szCs w:val="18"/>
-                <w:lang w:val="en-US" w:eastAsia="zh-CN" w:bidi="ar"/>
+                <w:lang w:val="en-US" w:eastAsia="zh-CN"/>
               </w:rPr>
               <w:t>P4</w:t>
             </w:r>
@@ -4663,10 +4598,10 @@
               <w:widowControl/>
               <w:suppressLineNumbers w:val="0"/>
               <w:spacing w:line="300" w:lineRule="atLeast"/>
-              <w:ind w:left="0" w:leftChars="0" w:right="0" w:rightChars="0" w:firstLine="0" w:firstLineChars="0"/>
+              <w:ind w:left="0" w:right="0" w:firstLine="0" w:leftChars="0" w:rightChars="0" w:firstLineChars="0"/>
               <w:jc w:val="center"/>
               <w:rPr>
-                <w:rFonts w:hint="default" w:ascii="Segoe UI" w:hAnsi="Segoe UI" w:eastAsia="Segoe UI" w:cs="Segoe UI"/>
+                <w:rFonts w:ascii="Segoe UI" w:eastAsia="Segoe UI" w:hAnsi="Segoe UI" w:cs="Segoe UI" w:hint="default"/>
                 <w:i w:val="0"/>
                 <w:iCs w:val="0"/>
                 <w:caps w:val="0"/>
@@ -4678,8 +4613,8 @@
             </w:pPr>
             <w:r>
               <w:rPr>
-                <w:rStyle w:val="23"/>
-                <w:rFonts w:hint="default" w:ascii="Segoe UI" w:hAnsi="Segoe UI" w:eastAsia="Segoe UI" w:cs="Segoe UI"/>
+                <w:rStyle w:val="Strong"/>
+                <w:rFonts w:ascii="Segoe UI" w:eastAsia="Segoe UI" w:hAnsi="Segoe UI" w:cs="Segoe UI" w:hint="default"/>
                 <w:b/>
                 <w:bCs/>
                 <w:i w:val="0"/>
@@ -4691,7 +4626,7 @@
                 <w:kern w:val="0"/>
                 <w:sz w:val="18"/>
                 <w:szCs w:val="18"/>
-                <w:lang w:val="en-US" w:eastAsia="zh-CN" w:bidi="ar"/>
+                <w:lang w:val="en-US" w:eastAsia="zh-CN"/>
               </w:rPr>
               <w:t>低</w:t>
             </w:r>
@@ -4718,7 +4653,7 @@
               <w:spacing w:line="300" w:lineRule="atLeast"/>
               <w:jc w:val="left"/>
               <w:rPr>
-                <w:rFonts w:hint="default" w:ascii="Segoe UI" w:hAnsi="Segoe UI" w:eastAsia="Segoe UI" w:cs="Segoe UI"/>
+                <w:rFonts w:ascii="Segoe UI" w:eastAsia="Segoe UI" w:hAnsi="Segoe UI" w:cs="Segoe UI" w:hint="default"/>
                 <w:i w:val="0"/>
                 <w:iCs w:val="0"/>
                 <w:caps w:val="0"/>
@@ -4730,7 +4665,7 @@
             </w:pPr>
             <w:r>
               <w:rPr>
-                <w:rFonts w:hint="default" w:ascii="Segoe UI" w:hAnsi="Segoe UI" w:eastAsia="Segoe UI" w:cs="Segoe UI"/>
+                <w:rFonts w:ascii="Segoe UI" w:eastAsia="Segoe UI" w:hAnsi="Segoe UI" w:cs="Segoe UI" w:hint="default"/>
                 <w:i w:val="0"/>
                 <w:iCs w:val="0"/>
                 <w:caps w:val="0"/>
@@ -4740,7 +4675,7 @@
                 <w:kern w:val="0"/>
                 <w:sz w:val="18"/>
                 <w:szCs w:val="18"/>
-                <w:lang w:val="en-US" w:eastAsia="zh-CN" w:bidi="ar"/>
+                <w:lang w:val="en-US" w:eastAsia="zh-CN"/>
               </w:rPr>
               <w:t>轻微功能问题或预警性更换，对当前业务运行基本无影响。可按常规流程申请和领取备件。</w:t>
             </w:r>
@@ -4750,7 +4685,7 @@
     </w:tbl>
     <w:p>
       <w:pPr>
-        <w:pStyle w:val="28"/>
+        <w:pStyle w:val="2"/>
         <w:bidi w:val="0"/>
         <w:rPr>
           <w:rFonts w:hint="eastAsia"/>
@@ -4769,7 +4704,7 @@
     </w:p>
     <w:p>
       <w:pPr>
-        <w:pStyle w:val="29"/>
+        <w:pStyle w:val="3"/>
         <w:bidi w:val="0"/>
         <w:rPr>
           <w:rFonts w:hint="eastAsia"/>
@@ -4788,7 +4723,7 @@
     </w:p>
     <w:p>
       <w:pPr>
-        <w:pStyle w:val="27"/>
+        <w:pStyle w:val="a"/>
         <w:rPr>
           <w:rFonts w:hint="eastAsia"/>
           <w:lang w:val="en-US" w:eastAsia="zh-CN"/>
@@ -4804,7 +4739,7 @@
     </w:p>
     <w:p>
       <w:pPr>
-        <w:pStyle w:val="27"/>
+        <w:pStyle w:val="a"/>
         <w:rPr>
           <w:rFonts w:hint="eastAsia"/>
           <w:lang w:val="en-US" w:eastAsia="zh-CN"/>
@@ -4820,7 +4755,7 @@
     </w:p>
     <w:p>
       <w:pPr>
-        <w:pStyle w:val="29"/>
+        <w:pStyle w:val="3"/>
         <w:bidi w:val="0"/>
         <w:rPr>
           <w:rFonts w:hint="eastAsia"/>
@@ -4839,7 +4774,7 @@
     </w:p>
     <w:p>
       <w:pPr>
-        <w:pStyle w:val="27"/>
+        <w:pStyle w:val="a"/>
         <w:rPr>
           <w:rFonts w:hint="eastAsia"/>
           <w:lang w:val="en-US" w:eastAsia="zh-CN"/>
@@ -4855,7 +4790,7 @@
     </w:p>
     <w:p>
       <w:pPr>
-        <w:pStyle w:val="27"/>
+        <w:pStyle w:val="a"/>
         <w:rPr>
           <w:rFonts w:hint="eastAsia"/>
           <w:lang w:val="en-US" w:eastAsia="zh-CN"/>
@@ -4871,7 +4806,7 @@
     </w:p>
     <w:p>
       <w:pPr>
-        <w:pStyle w:val="29"/>
+        <w:pStyle w:val="3"/>
         <w:bidi w:val="0"/>
         <w:rPr>
           <w:rFonts w:hint="eastAsia"/>
@@ -4890,7 +4825,7 @@
     </w:p>
     <w:p>
       <w:pPr>
-        <w:pStyle w:val="27"/>
+        <w:pStyle w:val="a"/>
         <w:rPr>
           <w:rFonts w:hint="eastAsia"/>
           <w:lang w:val="en-US" w:eastAsia="zh-CN"/>
@@ -4906,7 +4841,7 @@
     </w:p>
     <w:p>
       <w:pPr>
-        <w:pStyle w:val="27"/>
+        <w:pStyle w:val="a"/>
         <w:rPr>
           <w:rFonts w:hint="eastAsia"/>
           <w:lang w:val="en-US" w:eastAsia="zh-CN"/>
@@ -4922,7 +4857,7 @@
     </w:p>
     <w:p>
       <w:pPr>
-        <w:pStyle w:val="29"/>
+        <w:pStyle w:val="3"/>
         <w:bidi w:val="0"/>
         <w:rPr>
           <w:rFonts w:hint="eastAsia"/>
@@ -4941,7 +4876,7 @@
     </w:p>
     <w:p>
       <w:pPr>
-        <w:pStyle w:val="27"/>
+        <w:pStyle w:val="a"/>
         <w:rPr>
           <w:rFonts w:hint="eastAsia"/>
           <w:lang w:val="en-US" w:eastAsia="zh-CN"/>
@@ -4957,7 +4892,7 @@
     </w:p>
     <w:p>
       <w:pPr>
-        <w:pStyle w:val="27"/>
+        <w:pStyle w:val="a"/>
         <w:rPr>
           <w:rFonts w:hint="eastAsia"/>
           <w:lang w:val="en-US" w:eastAsia="zh-CN"/>
@@ -4973,7 +4908,7 @@
     </w:p>
     <w:p>
       <w:pPr>
-        <w:pStyle w:val="26"/>
+        <w:pStyle w:val="1"/>
         <w:bidi w:val="0"/>
         <w:rPr>
           <w:rFonts w:hint="eastAsia"/>
@@ -4992,16 +4927,16 @@
     </w:p>
     <w:tbl>
       <w:tblPr>
-        <w:tblStyle w:val="24"/>
+        <w:tblStyle w:val="TableNormal0"/>
         <w:tblW w:w="9525" w:type="dxa"/>
         <w:tblInd w:w="13" w:type="dxa"/>
         <w:tblBorders>
-          <w:top w:val="single" w:color="000000" w:sz="4" w:space="0"/>
-          <w:left w:val="single" w:color="000000" w:sz="4" w:space="0"/>
-          <w:bottom w:val="single" w:color="000000" w:sz="4" w:space="0"/>
-          <w:right w:val="single" w:color="000000" w:sz="4" w:space="0"/>
-          <w:insideH w:val="single" w:color="000000" w:sz="4" w:space="0"/>
-          <w:insideV w:val="single" w:color="000000" w:sz="4" w:space="0"/>
+          <w:top w:val="single" w:sz="4" w:space="0" w:color="000000"/>
+          <w:left w:val="single" w:sz="4" w:space="0" w:color="000000"/>
+          <w:bottom w:val="single" w:sz="4" w:space="0" w:color="000000"/>
+          <w:right w:val="single" w:sz="4" w:space="0" w:color="000000"/>
+          <w:insideH w:val="single" w:sz="4" w:space="0" w:color="000000"/>
+          <w:insideV w:val="single" w:sz="4" w:space="0" w:color="000000"/>
         </w:tblBorders>
         <w:tblLayout w:type="fixed"/>
         <w:tblCellMar>
@@ -5020,14 +4955,17 @@
       </w:tblGrid>
       <w:tr>
         <w:tblPrEx>
+          <w:tblW w:w="9525" w:type="dxa"/>
+          <w:tblInd w:w="13" w:type="dxa"/>
           <w:tblBorders>
-            <w:top w:val="single" w:color="000000" w:sz="4" w:space="0"/>
-            <w:left w:val="single" w:color="000000" w:sz="4" w:space="0"/>
-            <w:bottom w:val="single" w:color="000000" w:sz="4" w:space="0"/>
-            <w:right w:val="single" w:color="000000" w:sz="4" w:space="0"/>
-            <w:insideH w:val="single" w:color="000000" w:sz="4" w:space="0"/>
-            <w:insideV w:val="single" w:color="000000" w:sz="4" w:space="0"/>
+            <w:top w:val="single" w:sz="4" w:space="0" w:color="000000"/>
+            <w:left w:val="single" w:sz="4" w:space="0" w:color="000000"/>
+            <w:bottom w:val="single" w:sz="4" w:space="0" w:color="000000"/>
+            <w:right w:val="single" w:sz="4" w:space="0" w:color="000000"/>
+            <w:insideH w:val="single" w:sz="4" w:space="0" w:color="000000"/>
+            <w:insideV w:val="single" w:sz="4" w:space="0" w:color="000000"/>
           </w:tblBorders>
+          <w:tblLayout w:type="fixed"/>
           <w:tblCellMar>
             <w:top w:w="0" w:type="dxa"/>
             <w:left w:w="0" w:type="dxa"/>
@@ -5036,7 +4974,7 @@
           </w:tblCellMar>
         </w:tblPrEx>
         <w:trPr>
-          <w:trHeight w:val="438" w:hRule="atLeast"/>
+          <w:trHeight w:val="438"/>
         </w:trPr>
         <w:tc>
           <w:tcPr>
@@ -5062,7 +5000,7 @@
               <w:spacing w:before="205" w:line="221" w:lineRule="auto"/>
               <w:ind w:left="195" w:leftChars="0"/>
               <w:rPr>
-                <w:rFonts w:hint="eastAsia" w:ascii="宋体" w:hAnsi="宋体" w:eastAsia="宋体" w:cs="宋体"/>
+                <w:rFonts w:ascii="宋体" w:eastAsia="宋体" w:hAnsi="宋体" w:cs="宋体" w:hint="eastAsia"/>
                 <w:b/>
                 <w:bCs/>
                 <w:snapToGrid w:val="0"/>
@@ -5076,7 +5014,7 @@
             </w:pPr>
             <w:r>
               <w:rPr>
-                <w:rFonts w:ascii="宋体" w:hAnsi="宋体" w:eastAsia="宋体" w:cs="宋体"/>
+                <w:rFonts w:ascii="宋体" w:eastAsia="宋体" w:hAnsi="宋体" w:cs="宋体"/>
                 <w:b/>
                 <w:bCs/>
                 <w:spacing w:val="-7"/>
@@ -5111,7 +5049,7 @@
               <w:spacing w:before="205" w:line="221" w:lineRule="auto"/>
               <w:ind w:left="195" w:leftChars="0"/>
               <w:rPr>
-                <w:rFonts w:hint="eastAsia" w:ascii="宋体" w:hAnsi="宋体" w:eastAsia="宋体" w:cs="宋体"/>
+                <w:rFonts w:ascii="宋体" w:eastAsia="宋体" w:hAnsi="宋体" w:cs="宋体" w:hint="eastAsia"/>
                 <w:b/>
                 <w:bCs/>
                 <w:snapToGrid w:val="0"/>
@@ -5125,7 +5063,7 @@
             </w:pPr>
             <w:r>
               <w:rPr>
-                <w:rFonts w:ascii="宋体" w:hAnsi="宋体" w:eastAsia="宋体" w:cs="宋体"/>
+                <w:rFonts w:ascii="宋体" w:eastAsia="宋体" w:hAnsi="宋体" w:cs="宋体"/>
                 <w:b/>
                 <w:bCs/>
                 <w:spacing w:val="-7"/>
@@ -5160,7 +5098,7 @@
               <w:spacing w:before="205" w:line="221" w:lineRule="auto"/>
               <w:ind w:left="195" w:leftChars="0"/>
               <w:rPr>
-                <w:rFonts w:hint="eastAsia" w:ascii="宋体" w:hAnsi="宋体" w:eastAsia="宋体" w:cs="宋体"/>
+                <w:rFonts w:ascii="宋体" w:eastAsia="宋体" w:hAnsi="宋体" w:cs="宋体" w:hint="eastAsia"/>
                 <w:b/>
                 <w:bCs/>
                 <w:snapToGrid w:val="0"/>
@@ -5174,7 +5112,7 @@
             </w:pPr>
             <w:r>
               <w:rPr>
-                <w:rFonts w:ascii="宋体" w:hAnsi="宋体" w:eastAsia="宋体" w:cs="宋体"/>
+                <w:rFonts w:ascii="宋体" w:eastAsia="宋体" w:hAnsi="宋体" w:cs="宋体"/>
                 <w:b/>
                 <w:bCs/>
                 <w:spacing w:val="-7"/>
@@ -5209,7 +5147,7 @@
               <w:spacing w:before="205" w:line="221" w:lineRule="auto"/>
               <w:ind w:left="195" w:leftChars="0"/>
               <w:rPr>
-                <w:rFonts w:hint="eastAsia" w:ascii="宋体" w:hAnsi="宋体" w:eastAsia="宋体" w:cs="宋体"/>
+                <w:rFonts w:ascii="宋体" w:eastAsia="宋体" w:hAnsi="宋体" w:cs="宋体" w:hint="eastAsia"/>
                 <w:b/>
                 <w:bCs/>
                 <w:snapToGrid w:val="0"/>
@@ -5223,7 +5161,7 @@
             </w:pPr>
             <w:r>
               <w:rPr>
-                <w:rFonts w:hint="eastAsia" w:ascii="宋体" w:hAnsi="宋体" w:eastAsia="宋体" w:cs="宋体"/>
+                <w:rFonts w:ascii="宋体" w:eastAsia="宋体" w:hAnsi="宋体" w:cs="宋体" w:hint="eastAsia"/>
                 <w:b/>
                 <w:bCs/>
                 <w:spacing w:val="-7"/>
@@ -5259,7 +5197,7 @@
               <w:spacing w:before="205" w:line="221" w:lineRule="auto"/>
               <w:ind w:left="195" w:leftChars="0"/>
               <w:rPr>
-                <w:rFonts w:hint="default" w:ascii="宋体" w:hAnsi="宋体" w:eastAsia="宋体" w:cs="宋体"/>
+                <w:rFonts w:ascii="宋体" w:eastAsia="宋体" w:hAnsi="宋体" w:cs="宋体" w:hint="default"/>
                 <w:b/>
                 <w:bCs/>
                 <w:spacing w:val="-7"/>
@@ -5270,7 +5208,7 @@
             </w:pPr>
             <w:r>
               <w:rPr>
-                <w:rFonts w:hint="eastAsia" w:ascii="宋体" w:hAnsi="宋体" w:cs="宋体"/>
+                <w:rFonts w:ascii="宋体" w:hAnsi="宋体" w:cs="宋体" w:hint="eastAsia"/>
                 <w:b/>
                 <w:bCs/>
                 <w:spacing w:val="-7"/>
@@ -5285,14 +5223,9 @@
       </w:tr>
       <w:tr>
         <w:tblPrEx>
-          <w:tblBorders>
-            <w:top w:val="single" w:color="000000" w:sz="4" w:space="0"/>
-            <w:left w:val="single" w:color="000000" w:sz="4" w:space="0"/>
-            <w:bottom w:val="single" w:color="000000" w:sz="4" w:space="0"/>
-            <w:right w:val="single" w:color="000000" w:sz="4" w:space="0"/>
-            <w:insideH w:val="single" w:color="000000" w:sz="4" w:space="0"/>
-            <w:insideV w:val="single" w:color="000000" w:sz="4" w:space="0"/>
-          </w:tblBorders>
+          <w:tblW w:w="9525" w:type="dxa"/>
+          <w:tblInd w:w="13" w:type="dxa"/>
+          <w:tblLayout w:type="fixed"/>
           <w:tblCellMar>
             <w:top w:w="0" w:type="dxa"/>
             <w:left w:w="0" w:type="dxa"/>
@@ -5301,7 +5234,7 @@
           </w:tblCellMar>
         </w:tblPrEx>
         <w:trPr>
-          <w:trHeight w:val="413" w:hRule="atLeast"/>
+          <w:trHeight w:val="413"/>
         </w:trPr>
         <w:tc>
           <w:tcPr>
@@ -5309,11 +5242,11 @@
           </w:tcPr>
           <w:p>
             <w:pPr>
-              <w:pStyle w:val="25"/>
+              <w:pStyle w:val="TableText"/>
               <w:spacing w:before="72" w:line="292" w:lineRule="auto"/>
               <w:ind w:left="598" w:right="145" w:hanging="449"/>
               <w:rPr>
-                <w:rFonts w:hint="eastAsia" w:ascii="宋体" w:hAnsi="宋体" w:eastAsia="宋体" w:cs="宋体"/>
+                <w:rFonts w:ascii="宋体" w:eastAsia="宋体" w:hAnsi="宋体" w:cs="宋体" w:hint="eastAsia"/>
                 <w:spacing w:val="-2"/>
                 <w:sz w:val="24"/>
                 <w:szCs w:val="24"/>
@@ -5322,7 +5255,7 @@
             </w:pPr>
             <w:r>
               <w:rPr>
-                <w:rFonts w:hint="eastAsia" w:cs="宋体"/>
+                <w:rFonts w:cs="宋体" w:hint="eastAsia"/>
                 <w:spacing w:val="-2"/>
                 <w:sz w:val="24"/>
                 <w:szCs w:val="24"/>
@@ -5338,18 +5271,18 @@
           </w:tcPr>
           <w:p>
             <w:pPr>
-              <w:pStyle w:val="25"/>
+              <w:pStyle w:val="TableText"/>
               <w:spacing w:before="72" w:line="292" w:lineRule="auto"/>
               <w:ind w:left="598" w:right="145" w:hanging="449"/>
               <w:rPr>
-                <w:rFonts w:hint="eastAsia" w:ascii="宋体" w:hAnsi="宋体" w:eastAsia="宋体" w:cs="宋体"/>
+                <w:rFonts w:ascii="宋体" w:eastAsia="宋体" w:hAnsi="宋体" w:cs="宋体" w:hint="eastAsia"/>
                 <w:sz w:val="24"/>
                 <w:szCs w:val="24"/>
               </w:rPr>
             </w:pPr>
             <w:r>
               <w:rPr>
-                <w:rFonts w:hint="eastAsia" w:ascii="宋体" w:hAnsi="宋体" w:eastAsia="宋体" w:cs="宋体"/>
+                <w:rFonts w:ascii="宋体" w:eastAsia="宋体" w:hAnsi="宋体" w:cs="宋体" w:hint="eastAsia"/>
                 <w:spacing w:val="-2"/>
                 <w:sz w:val="24"/>
                 <w:szCs w:val="24"/>
@@ -5364,18 +5297,18 @@
           </w:tcPr>
           <w:p>
             <w:pPr>
-              <w:pStyle w:val="25"/>
+              <w:pStyle w:val="TableText"/>
               <w:spacing w:before="71" w:line="220" w:lineRule="auto"/>
               <w:ind w:left="113"/>
               <w:rPr>
-                <w:rFonts w:hint="eastAsia" w:ascii="宋体" w:hAnsi="宋体" w:eastAsia="宋体" w:cs="宋体"/>
+                <w:rFonts w:ascii="宋体" w:eastAsia="宋体" w:hAnsi="宋体" w:cs="宋体" w:hint="eastAsia"/>
                 <w:sz w:val="24"/>
                 <w:szCs w:val="24"/>
               </w:rPr>
             </w:pPr>
             <w:r>
               <w:rPr>
-                <w:rFonts w:hint="eastAsia" w:ascii="宋体" w:hAnsi="宋体" w:eastAsia="宋体" w:cs="宋体"/>
+                <w:rFonts w:ascii="宋体" w:eastAsia="宋体" w:hAnsi="宋体" w:cs="宋体" w:hint="eastAsia"/>
                 <w:spacing w:val="-2"/>
                 <w:sz w:val="24"/>
                 <w:szCs w:val="24"/>
@@ -5390,17 +5323,17 @@
           </w:tcPr>
           <w:p>
             <w:pPr>
-              <w:pStyle w:val="25"/>
+              <w:pStyle w:val="TableText"/>
               <w:spacing w:before="234" w:line="220" w:lineRule="auto"/>
               <w:rPr>
-                <w:rFonts w:hint="eastAsia" w:ascii="宋体" w:hAnsi="宋体" w:eastAsia="宋体" w:cs="宋体"/>
+                <w:rFonts w:ascii="宋体" w:eastAsia="宋体" w:hAnsi="宋体" w:cs="宋体" w:hint="eastAsia"/>
                 <w:sz w:val="24"/>
                 <w:szCs w:val="24"/>
               </w:rPr>
             </w:pPr>
             <w:r>
               <w:rPr>
-                <w:rFonts w:hint="eastAsia" w:ascii="宋体" w:hAnsi="宋体" w:eastAsia="宋体" w:cs="宋体"/>
+                <w:rFonts w:ascii="宋体" w:eastAsia="宋体" w:hAnsi="宋体" w:cs="宋体" w:hint="eastAsia"/>
                 <w:spacing w:val="-2"/>
                 <w:sz w:val="24"/>
                 <w:szCs w:val="24"/>
@@ -5415,10 +5348,10 @@
           </w:tcPr>
           <w:p>
             <w:pPr>
-              <w:pStyle w:val="25"/>
+              <w:pStyle w:val="TableText"/>
               <w:spacing w:before="71" w:line="220" w:lineRule="auto"/>
               <w:rPr>
-                <w:rFonts w:hint="default" w:cs="宋体"/>
+                <w:rFonts w:cs="宋体" w:hint="default"/>
                 <w:spacing w:val="-2"/>
                 <w:sz w:val="24"/>
                 <w:szCs w:val="24"/>
@@ -5427,7 +5360,7 @@
             </w:pPr>
             <w:r>
               <w:rPr>
-                <w:rFonts w:hint="eastAsia" w:cs="宋体"/>
+                <w:rFonts w:cs="宋体" w:hint="eastAsia"/>
                 <w:spacing w:val="-2"/>
                 <w:sz w:val="24"/>
                 <w:szCs w:val="24"/>
@@ -5440,14 +5373,9 @@
       </w:tr>
       <w:tr>
         <w:tblPrEx>
-          <w:tblBorders>
-            <w:top w:val="single" w:color="000000" w:sz="4" w:space="0"/>
-            <w:left w:val="single" w:color="000000" w:sz="4" w:space="0"/>
-            <w:bottom w:val="single" w:color="000000" w:sz="4" w:space="0"/>
-            <w:right w:val="single" w:color="000000" w:sz="4" w:space="0"/>
-            <w:insideH w:val="single" w:color="000000" w:sz="4" w:space="0"/>
-            <w:insideV w:val="single" w:color="000000" w:sz="4" w:space="0"/>
-          </w:tblBorders>
+          <w:tblW w:w="9525" w:type="dxa"/>
+          <w:tblInd w:w="13" w:type="dxa"/>
+          <w:tblLayout w:type="fixed"/>
           <w:tblCellMar>
             <w:top w:w="0" w:type="dxa"/>
             <w:left w:w="0" w:type="dxa"/>
@@ -5456,7 +5384,7 @@
           </w:tblCellMar>
         </w:tblPrEx>
         <w:trPr>
-          <w:trHeight w:val="484" w:hRule="atLeast"/>
+          <w:trHeight w:val="484"/>
         </w:trPr>
         <w:tc>
           <w:tcPr>
@@ -5464,11 +5392,11 @@
           </w:tcPr>
           <w:p>
             <w:pPr>
-              <w:pStyle w:val="25"/>
+              <w:pStyle w:val="TableText"/>
               <w:spacing w:before="72" w:line="292" w:lineRule="auto"/>
               <w:ind w:left="598" w:right="145" w:hanging="449"/>
               <w:rPr>
-                <w:rFonts w:hint="default" w:ascii="宋体" w:hAnsi="宋体" w:eastAsia="宋体" w:cs="宋体"/>
+                <w:rFonts w:ascii="宋体" w:eastAsia="宋体" w:hAnsi="宋体" w:cs="宋体" w:hint="default"/>
                 <w:spacing w:val="-2"/>
                 <w:sz w:val="24"/>
                 <w:szCs w:val="24"/>
@@ -5477,7 +5405,7 @@
             </w:pPr>
             <w:r>
               <w:rPr>
-                <w:rFonts w:hint="eastAsia" w:cs="宋体"/>
+                <w:rFonts w:cs="宋体" w:hint="eastAsia"/>
                 <w:spacing w:val="-2"/>
                 <w:sz w:val="24"/>
                 <w:szCs w:val="24"/>
@@ -5493,11 +5421,11 @@
           </w:tcPr>
           <w:p>
             <w:pPr>
-              <w:pStyle w:val="25"/>
+              <w:pStyle w:val="TableText"/>
               <w:spacing w:before="72" w:line="292" w:lineRule="auto"/>
               <w:ind w:left="598" w:right="145" w:hanging="449"/>
               <w:rPr>
-                <w:rFonts w:hint="default" w:ascii="宋体" w:hAnsi="宋体" w:eastAsia="宋体" w:cs="宋体"/>
+                <w:rFonts w:ascii="宋体" w:eastAsia="宋体" w:hAnsi="宋体" w:cs="宋体" w:hint="default"/>
                 <w:spacing w:val="-2"/>
                 <w:sz w:val="24"/>
                 <w:szCs w:val="24"/>
@@ -5506,7 +5434,7 @@
             </w:pPr>
             <w:r>
               <w:rPr>
-                <w:rFonts w:hint="eastAsia" w:ascii="宋体" w:hAnsi="宋体" w:eastAsia="宋体" w:cs="宋体"/>
+                <w:rFonts w:ascii="宋体" w:eastAsia="宋体" w:hAnsi="宋体" w:cs="宋体" w:hint="eastAsia"/>
                 <w:spacing w:val="-2"/>
                 <w:sz w:val="24"/>
                 <w:szCs w:val="24"/>
@@ -5523,11 +5451,11 @@
           </w:tcPr>
           <w:p>
             <w:pPr>
-              <w:pStyle w:val="25"/>
+              <w:pStyle w:val="TableText"/>
               <w:spacing w:before="71" w:line="220" w:lineRule="auto"/>
               <w:ind w:left="113"/>
               <w:rPr>
-                <w:rFonts w:hint="eastAsia" w:ascii="宋体" w:hAnsi="宋体" w:eastAsia="宋体" w:cs="宋体"/>
+                <w:rFonts w:ascii="宋体" w:eastAsia="宋体" w:hAnsi="宋体" w:cs="宋体" w:hint="eastAsia"/>
                 <w:spacing w:val="-2"/>
                 <w:sz w:val="24"/>
                 <w:szCs w:val="24"/>
@@ -5536,7 +5464,7 @@
             </w:pPr>
             <w:r>
               <w:rPr>
-                <w:rFonts w:hint="eastAsia" w:ascii="宋体" w:hAnsi="宋体" w:eastAsia="宋体" w:cs="宋体"/>
+                <w:rFonts w:ascii="宋体" w:eastAsia="宋体" w:hAnsi="宋体" w:cs="宋体" w:hint="eastAsia"/>
                 <w:spacing w:val="-2"/>
                 <w:sz w:val="24"/>
                 <w:szCs w:val="24"/>
@@ -5552,10 +5480,10 @@
           </w:tcPr>
           <w:p>
             <w:pPr>
-              <w:pStyle w:val="25"/>
+              <w:pStyle w:val="TableText"/>
               <w:spacing w:before="71" w:line="220" w:lineRule="auto"/>
               <w:rPr>
-                <w:rFonts w:hint="eastAsia" w:ascii="宋体" w:hAnsi="宋体" w:eastAsia="宋体" w:cs="宋体"/>
+                <w:rFonts w:ascii="宋体" w:eastAsia="宋体" w:hAnsi="宋体" w:cs="宋体" w:hint="eastAsia"/>
                 <w:spacing w:val="-2"/>
                 <w:sz w:val="24"/>
                 <w:szCs w:val="24"/>
@@ -5564,7 +5492,7 @@
             </w:pPr>
             <w:r>
               <w:rPr>
-                <w:rFonts w:hint="eastAsia" w:ascii="宋体" w:hAnsi="宋体" w:eastAsia="宋体" w:cs="宋体"/>
+                <w:rFonts w:ascii="宋体" w:eastAsia="宋体" w:hAnsi="宋体" w:cs="宋体" w:hint="eastAsia"/>
                 <w:spacing w:val="-2"/>
                 <w:sz w:val="24"/>
                 <w:szCs w:val="24"/>
@@ -5580,10 +5508,10 @@
           </w:tcPr>
           <w:p>
             <w:pPr>
-              <w:pStyle w:val="25"/>
+              <w:pStyle w:val="TableText"/>
               <w:spacing w:before="71" w:line="220" w:lineRule="auto"/>
               <w:rPr>
-                <w:rFonts w:hint="eastAsia" w:cs="宋体"/>
+                <w:rFonts w:cs="宋体" w:hint="eastAsia"/>
                 <w:spacing w:val="-2"/>
                 <w:sz w:val="24"/>
                 <w:szCs w:val="24"/>
@@ -5592,7 +5520,7 @@
             </w:pPr>
             <w:r>
               <w:rPr>
-                <w:rFonts w:hint="eastAsia" w:cs="宋体"/>
+                <w:rFonts w:cs="宋体" w:hint="eastAsia"/>
                 <w:spacing w:val="-2"/>
                 <w:sz w:val="24"/>
                 <w:szCs w:val="24"/>
@@ -5606,7 +5534,7 @@
     </w:tbl>
     <w:p>
       <w:pPr>
-        <w:pStyle w:val="26"/>
+        <w:pStyle w:val="1"/>
         <w:bidi w:val="0"/>
       </w:pPr>
       <w:bookmarkStart w:id="26" w:name="_Toc11949"/>
@@ -5622,9 +5550,9 @@
           <w:numId w:val="4"/>
         </w:numPr>
         <w:spacing w:before="92" w:line="225" w:lineRule="auto"/>
-        <w:ind w:left="425" w:leftChars="0" w:hanging="425" w:firstLineChars="0"/>
-        <w:rPr>
-          <w:rFonts w:ascii="宋体" w:hAnsi="宋体" w:eastAsia="宋体" w:cs="宋体"/>
+        <w:ind w:left="425" w:hanging="425" w:leftChars="0" w:firstLineChars="0"/>
+        <w:rPr>
+          <w:rFonts w:ascii="宋体" w:eastAsia="宋体" w:hAnsi="宋体" w:cs="宋体"/>
           <w:spacing w:val="-1"/>
           <w:sz w:val="28"/>
           <w:szCs w:val="28"/>
@@ -5632,7 +5560,7 @@
       </w:pPr>
       <w:r>
         <w:rPr>
-          <w:rFonts w:ascii="宋体" w:hAnsi="宋体" w:eastAsia="宋体" w:cs="宋体"/>
+          <w:rFonts w:ascii="宋体" w:eastAsia="宋体" w:hAnsi="宋体" w:cs="宋体"/>
           <w:spacing w:val="-1"/>
           <w:sz w:val="28"/>
           <w:szCs w:val="28"/>
@@ -5647,16 +5575,16 @@
           <w:numId w:val="4"/>
         </w:numPr>
         <w:spacing w:before="92" w:line="225" w:lineRule="auto"/>
-        <w:ind w:left="425" w:leftChars="0" w:hanging="425" w:firstLineChars="0"/>
-        <w:rPr>
-          <w:rFonts w:ascii="宋体" w:hAnsi="宋体" w:eastAsia="宋体" w:cs="宋体"/>
+        <w:ind w:left="425" w:hanging="425" w:leftChars="0" w:firstLineChars="0"/>
+        <w:rPr>
+          <w:rFonts w:ascii="宋体" w:eastAsia="宋体" w:hAnsi="宋体" w:cs="宋体"/>
           <w:sz w:val="28"/>
           <w:szCs w:val="28"/>
         </w:rPr>
       </w:pPr>
       <w:r>
         <w:rPr>
-          <w:rFonts w:ascii="宋体" w:hAnsi="宋体" w:eastAsia="宋体" w:cs="宋体"/>
+          <w:rFonts w:ascii="宋体" w:eastAsia="宋体" w:hAnsi="宋体" w:cs="宋体"/>
           <w:spacing w:val="-1"/>
           <w:sz w:val="28"/>
           <w:szCs w:val="28"/>
@@ -5671,9 +5599,9 @@
           <w:numId w:val="4"/>
         </w:numPr>
         <w:spacing w:before="186" w:line="225" w:lineRule="auto"/>
-        <w:ind w:left="425" w:leftChars="0" w:hanging="425" w:firstLineChars="0"/>
-        <w:rPr>
-          <w:rFonts w:ascii="宋体" w:hAnsi="宋体" w:eastAsia="宋体" w:cs="宋体"/>
+        <w:ind w:left="425" w:hanging="425" w:leftChars="0" w:firstLineChars="0"/>
+        <w:rPr>
+          <w:rFonts w:ascii="宋体" w:eastAsia="宋体" w:hAnsi="宋体" w:cs="宋体"/>
           <w:spacing w:val="-1"/>
           <w:sz w:val="28"/>
           <w:szCs w:val="28"/>
@@ -5681,7 +5609,7 @@
       </w:pPr>
       <w:r>
         <w:rPr>
-          <w:rFonts w:ascii="宋体" w:hAnsi="宋体" w:eastAsia="宋体" w:cs="宋体"/>
+          <w:rFonts w:ascii="宋体" w:eastAsia="宋体" w:hAnsi="宋体" w:cs="宋体"/>
           <w:spacing w:val="-1"/>
           <w:sz w:val="28"/>
           <w:szCs w:val="28"/>
@@ -5696,16 +5624,16 @@
           <w:numId w:val="4"/>
         </w:numPr>
         <w:spacing w:before="186" w:line="225" w:lineRule="auto"/>
-        <w:ind w:left="425" w:leftChars="0" w:hanging="425" w:firstLineChars="0"/>
-        <w:rPr>
-          <w:rFonts w:ascii="宋体" w:hAnsi="宋体" w:eastAsia="宋体" w:cs="宋体"/>
+        <w:ind w:left="425" w:hanging="425" w:leftChars="0" w:firstLineChars="0"/>
+        <w:rPr>
+          <w:rFonts w:ascii="宋体" w:eastAsia="宋体" w:hAnsi="宋体" w:cs="宋体"/>
           <w:sz w:val="28"/>
           <w:szCs w:val="28"/>
         </w:rPr>
       </w:pPr>
       <w:r>
         <w:rPr>
-          <w:rFonts w:ascii="宋体" w:hAnsi="宋体" w:eastAsia="宋体" w:cs="宋体"/>
+          <w:rFonts w:ascii="宋体" w:eastAsia="宋体" w:hAnsi="宋体" w:cs="宋体"/>
           <w:spacing w:val="-1"/>
           <w:sz w:val="28"/>
           <w:szCs w:val="28"/>
@@ -5716,55 +5644,30 @@
       <w:bookmarkEnd w:id="27"/>
     </w:p>
     <w:sectPr>
-      <w:footerReference r:id="rId7" w:type="default"/>
+      <w:footerReference w:type="default" r:id="rId6"/>
       <w:pgSz w:w="11906" w:h="16839"/>
       <w:pgMar w:top="1431" w:right="1785" w:bottom="1375" w:left="1785" w:header="0" w:footer="1211" w:gutter="0"/>
-      <w:cols w:space="720" w:num="1"/>
+      <w:cols w:num="1" w:space="720"/>
     </w:sectPr>
   </w:body>
 </w:document>
 </file>
 
-<file path=word/endnotes.xml><?xml version="1.0" encoding="utf-8"?>
-<w:endnotes xmlns:wpc="http://schemas.microsoft.com/office/word/2010/wordprocessingCanvas" xmlns:mc="http://schemas.openxmlformats.org/markup-compatibility/2006" xmlns:o="urn:schemas-microsoft-com:office:office" xmlns:r="http://schemas.openxmlformats.org/officeDocument/2006/relationships" xmlns:m="http://schemas.openxmlformats.org/officeDocument/2006/math" xmlns:v="urn:schemas-microsoft-com:vml" xmlns:wp14="http://schemas.microsoft.com/office/word/2010/wordprocessingDrawing" xmlns:wp="http://schemas.openxmlformats.org/drawingml/2006/wordprocessingDrawing" xmlns:w="http://schemas.openxmlformats.org/wordprocessingml/2006/main" xmlns:w14="http://schemas.microsoft.com/office/word/2010/wordml" xmlns:w15="http://schemas.microsoft.com/office/word/2012/wordml" xmlns:w10="urn:schemas-microsoft-com:office:word" xmlns:wpg="http://schemas.microsoft.com/office/word/2010/wordprocessingGroup" xmlns:wpi="http://schemas.microsoft.com/office/word/2010/wordprocessingInk" xmlns:wne="http://schemas.microsoft.com/office/word/2006/wordml" xmlns:wps="http://schemas.microsoft.com/office/word/2010/wordprocessingShape" xmlns:wpsCustomData="http://www.wps.cn/officeDocument/2013/wpsCustomData" mc:Ignorable="w14 w15 wp14">
-  <w:endnote w:type="separator" w:id="0">
-    <w:p>
-      <w:pPr>
-        <w:spacing w:line="240" w:lineRule="auto"/>
-      </w:pPr>
-      <w:r>
-        <w:separator/>
-      </w:r>
-    </w:p>
-  </w:endnote>
-  <w:endnote w:type="continuationSeparator" w:id="1">
-    <w:p>
-      <w:pPr>
-        <w:spacing w:line="240" w:lineRule="auto"/>
-      </w:pPr>
-      <w:r>
-        <w:continuationSeparator/>
-      </w:r>
-    </w:p>
-  </w:endnote>
-</w:endnotes>
-</file>
-
 <file path=word/footer1.xml><?xml version="1.0" encoding="utf-8"?>
-<w:ftr xmlns:wpc="http://schemas.microsoft.com/office/word/2010/wordprocessingCanvas" xmlns:mc="http://schemas.openxmlformats.org/markup-compatibility/2006" xmlns:o="urn:schemas-microsoft-com:office:office" xmlns:r="http://schemas.openxmlformats.org/officeDocument/2006/relationships" xmlns:m="http://schemas.openxmlformats.org/officeDocument/2006/math" xmlns:v="urn:schemas-microsoft-com:vml" xmlns:wp14="http://schemas.microsoft.com/office/word/2010/wordprocessingDrawing" xmlns:wp="http://schemas.openxmlformats.org/drawingml/2006/wordprocessingDrawing" xmlns:w10="urn:schemas-microsoft-com:office:word" xmlns:w="http://schemas.openxmlformats.org/wordprocessingml/2006/main" xmlns:w14="http://schemas.microsoft.com/office/word/2010/wordml" xmlns:w15="http://schemas.microsoft.com/office/word/2012/wordml" xmlns:wpg="http://schemas.microsoft.com/office/word/2010/wordprocessingGroup" xmlns:wpi="http://schemas.microsoft.com/office/word/2010/wordprocessingInk" xmlns:wne="http://schemas.microsoft.com/office/word/2006/wordml" xmlns:wps="http://schemas.microsoft.com/office/word/2010/wordprocessingShape" xmlns:wpsCustomData="http://www.wps.cn/officeDocument/2013/wpsCustomData" mc:Ignorable="w14 w15 wp14">
+<w:ftr xmlns:wpc="http://schemas.microsoft.com/office/word/2010/wordprocessingCanvas" xmlns:mc="http://schemas.openxmlformats.org/markup-compatibility/2006" xmlns:o="urn:schemas-microsoft-com:office:office" xmlns:r="http://schemas.openxmlformats.org/officeDocument/2006/relationships" xmlns:m="http://schemas.openxmlformats.org/officeDocument/2006/math" xmlns:v="urn:schemas-microsoft-com:vml" xmlns:wp14="http://schemas.microsoft.com/office/word/2010/wordprocessingDrawing" xmlns:wp="http://schemas.openxmlformats.org/drawingml/2006/wordprocessingDrawing" xmlns:w10="urn:schemas-microsoft-com:office:word" xmlns:w="http://schemas.openxmlformats.org/wordprocessingml/2006/main" xmlns:w14="http://schemas.microsoft.com/office/word/2010/wordml" xmlns:w15="http://schemas.microsoft.com/office/word/2012/wordml" xmlns:wne="http://schemas.microsoft.com/office/word/2006/wordml" xmlns:wpg="http://schemas.microsoft.com/office/word/2010/wordprocessingGroup" xmlns:wpi="http://schemas.microsoft.com/office/word/2010/wordprocessingInk" xmlns:wps="http://schemas.microsoft.com/office/word/2010/wordprocessingShape" mc:Ignorable="w14 w15 wp14">
   <w:p>
     <w:pPr>
       <w:spacing w:line="167" w:lineRule="auto"/>
       <w:ind w:left="4127"/>
       <w:rPr>
-        <w:rFonts w:ascii="Calibri" w:hAnsi="Calibri" w:eastAsia="Calibri" w:cs="Calibri"/>
+        <w:rFonts w:ascii="Calibri" w:eastAsia="Calibri" w:hAnsi="Calibri" w:cs="Calibri"/>
         <w:sz w:val="18"/>
         <w:szCs w:val="18"/>
       </w:rPr>
     </w:pPr>
     <w:r>
       <w:rPr>
-        <w:rFonts w:ascii="Calibri" w:hAnsi="Calibri" w:eastAsia="Calibri" w:cs="Calibri"/>
+        <w:rFonts w:ascii="Calibri" w:eastAsia="Calibri" w:hAnsi="Calibri" w:cs="Calibri"/>
         <w:sz w:val="18"/>
         <w:szCs w:val="18"/>
       </w:rPr>
@@ -5775,20 +5678,20 @@
 </file>
 
 <file path=word/footer2.xml><?xml version="1.0" encoding="utf-8"?>
-<w:ftr xmlns:wpc="http://schemas.microsoft.com/office/word/2010/wordprocessingCanvas" xmlns:mc="http://schemas.openxmlformats.org/markup-compatibility/2006" xmlns:o="urn:schemas-microsoft-com:office:office" xmlns:r="http://schemas.openxmlformats.org/officeDocument/2006/relationships" xmlns:m="http://schemas.openxmlformats.org/officeDocument/2006/math" xmlns:v="urn:schemas-microsoft-com:vml" xmlns:wp14="http://schemas.microsoft.com/office/word/2010/wordprocessingDrawing" xmlns:wp="http://schemas.openxmlformats.org/drawingml/2006/wordprocessingDrawing" xmlns:w10="urn:schemas-microsoft-com:office:word" xmlns:w="http://schemas.openxmlformats.org/wordprocessingml/2006/main" xmlns:w14="http://schemas.microsoft.com/office/word/2010/wordml" xmlns:w15="http://schemas.microsoft.com/office/word/2012/wordml" xmlns:wpg="http://schemas.microsoft.com/office/word/2010/wordprocessingGroup" xmlns:wpi="http://schemas.microsoft.com/office/word/2010/wordprocessingInk" xmlns:wne="http://schemas.microsoft.com/office/word/2006/wordml" xmlns:wps="http://schemas.microsoft.com/office/word/2010/wordprocessingShape" xmlns:wpsCustomData="http://www.wps.cn/officeDocument/2013/wpsCustomData" mc:Ignorable="w14 w15 wp14">
+<w:ftr xmlns:wpc="http://schemas.microsoft.com/office/word/2010/wordprocessingCanvas" xmlns:mc="http://schemas.openxmlformats.org/markup-compatibility/2006" xmlns:o="urn:schemas-microsoft-com:office:office" xmlns:r="http://schemas.openxmlformats.org/officeDocument/2006/relationships" xmlns:m="http://schemas.openxmlformats.org/officeDocument/2006/math" xmlns:v="urn:schemas-microsoft-com:vml" xmlns:wp14="http://schemas.microsoft.com/office/word/2010/wordprocessingDrawing" xmlns:wp="http://schemas.openxmlformats.org/drawingml/2006/wordprocessingDrawing" xmlns:w10="urn:schemas-microsoft-com:office:word" xmlns:w="http://schemas.openxmlformats.org/wordprocessingml/2006/main" xmlns:w14="http://schemas.microsoft.com/office/word/2010/wordml" xmlns:w15="http://schemas.microsoft.com/office/word/2012/wordml" xmlns:wne="http://schemas.microsoft.com/office/word/2006/wordml" xmlns:wpg="http://schemas.microsoft.com/office/word/2010/wordprocessingGroup" xmlns:wpi="http://schemas.microsoft.com/office/word/2010/wordprocessingInk" xmlns:wps="http://schemas.microsoft.com/office/word/2010/wordprocessingShape" mc:Ignorable="w14 w15 wp14">
   <w:p>
     <w:pPr>
       <w:spacing w:line="166" w:lineRule="auto"/>
       <w:ind w:left="4136"/>
       <w:rPr>
-        <w:rFonts w:ascii="Calibri" w:hAnsi="Calibri" w:eastAsia="Calibri" w:cs="Calibri"/>
+        <w:rFonts w:ascii="Calibri" w:eastAsia="Calibri" w:hAnsi="Calibri" w:cs="Calibri"/>
         <w:sz w:val="18"/>
         <w:szCs w:val="18"/>
       </w:rPr>
     </w:pPr>
     <w:r>
       <w:rPr>
-        <w:rFonts w:ascii="Calibri" w:hAnsi="Calibri" w:eastAsia="Calibri" w:cs="Calibri"/>
+        <w:rFonts w:ascii="Calibri" w:eastAsia="Calibri" w:hAnsi="Calibri" w:cs="Calibri"/>
         <w:sz w:val="18"/>
         <w:szCs w:val="18"/>
       </w:rPr>
@@ -5799,20 +5702,20 @@
 </file>
 
 <file path=word/footer3.xml><?xml version="1.0" encoding="utf-8"?>
-<w:ftr xmlns:wpc="http://schemas.microsoft.com/office/word/2010/wordprocessingCanvas" xmlns:mc="http://schemas.openxmlformats.org/markup-compatibility/2006" xmlns:o="urn:schemas-microsoft-com:office:office" xmlns:r="http://schemas.openxmlformats.org/officeDocument/2006/relationships" xmlns:m="http://schemas.openxmlformats.org/officeDocument/2006/math" xmlns:v="urn:schemas-microsoft-com:vml" xmlns:wp14="http://schemas.microsoft.com/office/word/2010/wordprocessingDrawing" xmlns:wp="http://schemas.openxmlformats.org/drawingml/2006/wordprocessingDrawing" xmlns:w10="urn:schemas-microsoft-com:office:word" xmlns:w="http://schemas.openxmlformats.org/wordprocessingml/2006/main" xmlns:w14="http://schemas.microsoft.com/office/word/2010/wordml" xmlns:w15="http://schemas.microsoft.com/office/word/2012/wordml" xmlns:wpg="http://schemas.microsoft.com/office/word/2010/wordprocessingGroup" xmlns:wpi="http://schemas.microsoft.com/office/word/2010/wordprocessingInk" xmlns:wne="http://schemas.microsoft.com/office/word/2006/wordml" xmlns:wps="http://schemas.microsoft.com/office/word/2010/wordprocessingShape" xmlns:wpsCustomData="http://www.wps.cn/officeDocument/2013/wpsCustomData" mc:Ignorable="w14 w15 wp14">
+<w:ftr xmlns:wpc="http://schemas.microsoft.com/office/word/2010/wordprocessingCanvas" xmlns:mc="http://schemas.openxmlformats.org/markup-compatibility/2006" xmlns:o="urn:schemas-microsoft-com:office:office" xmlns:r="http://schemas.openxmlformats.org/officeDocument/2006/relationships" xmlns:m="http://schemas.openxmlformats.org/officeDocument/2006/math" xmlns:v="urn:schemas-microsoft-com:vml" xmlns:wp14="http://schemas.microsoft.com/office/word/2010/wordprocessingDrawing" xmlns:wp="http://schemas.openxmlformats.org/drawingml/2006/wordprocessingDrawing" xmlns:w10="urn:schemas-microsoft-com:office:word" xmlns:w="http://schemas.openxmlformats.org/wordprocessingml/2006/main" xmlns:w14="http://schemas.microsoft.com/office/word/2010/wordml" xmlns:w15="http://schemas.microsoft.com/office/word/2012/wordml" xmlns:wne="http://schemas.microsoft.com/office/word/2006/wordml" xmlns:wpg="http://schemas.microsoft.com/office/word/2010/wordprocessingGroup" xmlns:wpi="http://schemas.microsoft.com/office/word/2010/wordprocessingInk" xmlns:wps="http://schemas.microsoft.com/office/word/2010/wordprocessingShape" mc:Ignorable="w14 w15 wp14">
   <w:p>
     <w:pPr>
       <w:spacing w:line="167" w:lineRule="auto"/>
       <w:ind w:left="4091"/>
       <w:rPr>
-        <w:rFonts w:ascii="Calibri" w:hAnsi="Calibri" w:eastAsia="Calibri" w:cs="Calibri"/>
+        <w:rFonts w:ascii="Calibri" w:eastAsia="Calibri" w:hAnsi="Calibri" w:cs="Calibri"/>
         <w:sz w:val="18"/>
         <w:szCs w:val="18"/>
       </w:rPr>
     </w:pPr>
     <w:r>
       <w:rPr>
-        <w:rFonts w:ascii="Calibri" w:hAnsi="Calibri" w:eastAsia="Calibri" w:cs="Calibri"/>
+        <w:rFonts w:ascii="Calibri" w:eastAsia="Calibri" w:hAnsi="Calibri" w:cs="Calibri"/>
         <w:spacing w:val="-4"/>
         <w:sz w:val="18"/>
         <w:szCs w:val="18"/>
@@ -5823,41 +5726,16 @@
 </w:ftr>
 </file>
 
-<file path=word/footnotes.xml><?xml version="1.0" encoding="utf-8"?>
-<w:footnotes xmlns:wpc="http://schemas.microsoft.com/office/word/2010/wordprocessingCanvas" xmlns:mc="http://schemas.openxmlformats.org/markup-compatibility/2006" xmlns:o="urn:schemas-microsoft-com:office:office" xmlns:r="http://schemas.openxmlformats.org/officeDocument/2006/relationships" xmlns:m="http://schemas.openxmlformats.org/officeDocument/2006/math" xmlns:v="urn:schemas-microsoft-com:vml" xmlns:wp14="http://schemas.microsoft.com/office/word/2010/wordprocessingDrawing" xmlns:wp="http://schemas.openxmlformats.org/drawingml/2006/wordprocessingDrawing" xmlns:w="http://schemas.openxmlformats.org/wordprocessingml/2006/main" xmlns:w14="http://schemas.microsoft.com/office/word/2010/wordml" xmlns:w15="http://schemas.microsoft.com/office/word/2012/wordml" xmlns:w10="urn:schemas-microsoft-com:office:word" xmlns:wpg="http://schemas.microsoft.com/office/word/2010/wordprocessingGroup" xmlns:wpi="http://schemas.microsoft.com/office/word/2010/wordprocessingInk" xmlns:wne="http://schemas.microsoft.com/office/word/2006/wordml" xmlns:wps="http://schemas.microsoft.com/office/word/2010/wordprocessingShape" xmlns:wpsCustomData="http://www.wps.cn/officeDocument/2013/wpsCustomData" mc:Ignorable="w14 w15 wp14">
-  <w:footnote w:type="separator" w:id="0">
-    <w:p>
-      <w:pPr>
-        <w:spacing w:line="360" w:lineRule="auto"/>
-      </w:pPr>
-      <w:r>
-        <w:separator/>
-      </w:r>
-    </w:p>
-  </w:footnote>
-  <w:footnote w:type="continuationSeparator" w:id="1">
-    <w:p>
-      <w:pPr>
-        <w:spacing w:line="360" w:lineRule="auto"/>
-      </w:pPr>
-      <w:r>
-        <w:continuationSeparator/>
-      </w:r>
-    </w:p>
-  </w:footnote>
-</w:footnotes>
-</file>
-
 <file path=word/numbering.xml><?xml version="1.0" encoding="utf-8"?>
-<w:numbering xmlns:wpc="http://schemas.microsoft.com/office/word/2010/wordprocessingCanvas" xmlns:mc="http://schemas.openxmlformats.org/markup-compatibility/2006" xmlns:o="urn:schemas-microsoft-com:office:office" xmlns:r="http://schemas.openxmlformats.org/officeDocument/2006/relationships" xmlns:m="http://schemas.openxmlformats.org/officeDocument/2006/math" xmlns:v="urn:schemas-microsoft-com:vml" xmlns:wp14="http://schemas.microsoft.com/office/word/2010/wordprocessingDrawing" xmlns:wp="http://schemas.openxmlformats.org/drawingml/2006/wordprocessingDrawing" xmlns:w10="urn:schemas-microsoft-com:office:word" xmlns:w="http://schemas.openxmlformats.org/wordprocessingml/2006/main" xmlns:w14="http://schemas.microsoft.com/office/word/2010/wordml" xmlns:wpg="http://schemas.microsoft.com/office/word/2010/wordprocessingGroup" xmlns:wpi="http://schemas.microsoft.com/office/word/2010/wordprocessingInk" xmlns:wne="http://schemas.microsoft.com/office/word/2006/wordml" xmlns:wps="http://schemas.microsoft.com/office/word/2010/wordprocessingShape" xmlns:wpsCustomData="http://www.wps.cn/officeDocument/2013/wpsCustomData" mc:Ignorable="w14 wp14">
+<w:numbering xmlns:wpc="http://schemas.microsoft.com/office/word/2010/wordprocessingCanvas" xmlns:mc="http://schemas.openxmlformats.org/markup-compatibility/2006" xmlns:o="urn:schemas-microsoft-com:office:office" xmlns:r="http://schemas.openxmlformats.org/officeDocument/2006/relationships" xmlns:m="http://schemas.openxmlformats.org/officeDocument/2006/math" xmlns:v="urn:schemas-microsoft-com:vml" xmlns:wp14="http://schemas.microsoft.com/office/word/2010/wordprocessingDrawing" xmlns:wp="http://schemas.openxmlformats.org/drawingml/2006/wordprocessingDrawing" xmlns:w10="urn:schemas-microsoft-com:office:word" xmlns:w="http://schemas.openxmlformats.org/wordprocessingml/2006/main" xmlns:w14="http://schemas.microsoft.com/office/word/2010/wordml" xmlns:w15="http://schemas.microsoft.com/office/word/2012/wordml" xmlns:wne="http://schemas.microsoft.com/office/word/2006/wordml" xmlns:wpg="http://schemas.microsoft.com/office/word/2010/wordprocessingGroup" xmlns:wpi="http://schemas.microsoft.com/office/word/2010/wordprocessingInk" xmlns:wps="http://schemas.microsoft.com/office/word/2010/wordprocessingShape" mc:Ignorable="w14 w15 wp14">
   <w:abstractNum w:abstractNumId="0">
     <w:nsid w:val="8E964DCE"/>
     <w:multiLevelType w:val="multilevel"/>
     <w:tmpl w:val="8E964DCE"/>
-    <w:lvl w:ilvl="0" w:tentative="0">
+    <w:lvl w:ilvl="0">
       <w:start w:val="1"/>
       <w:numFmt w:val="decimal"/>
-      <w:pStyle w:val="2"/>
+      <w:pStyle w:val="Heading1"/>
       <w:lvlText w:val="%1."/>
       <w:lvlJc w:val="left"/>
       <w:pPr>
@@ -5867,10 +5745,10 @@
         <w:rFonts w:hint="default"/>
       </w:rPr>
     </w:lvl>
-    <w:lvl w:ilvl="1" w:tentative="0">
+    <w:lvl w:ilvl="1">
       <w:start w:val="1"/>
       <w:numFmt w:val="decimal"/>
-      <w:pStyle w:val="3"/>
+      <w:pStyle w:val="Heading2"/>
       <w:lvlText w:val="%1.%2."/>
       <w:lvlJc w:val="left"/>
       <w:pPr>
@@ -5880,10 +5758,10 @@
         <w:rFonts w:hint="default"/>
       </w:rPr>
     </w:lvl>
-    <w:lvl w:ilvl="2" w:tentative="0">
+    <w:lvl w:ilvl="2">
       <w:start w:val="1"/>
       <w:numFmt w:val="decimal"/>
-      <w:pStyle w:val="4"/>
+      <w:pStyle w:val="Heading3"/>
       <w:lvlText w:val="%1.%2.%3."/>
       <w:lvlJc w:val="left"/>
       <w:pPr>
@@ -5893,10 +5771,10 @@
         <w:rFonts w:hint="default"/>
       </w:rPr>
     </w:lvl>
-    <w:lvl w:ilvl="3" w:tentative="0">
+    <w:lvl w:ilvl="3">
       <w:start w:val="1"/>
       <w:numFmt w:val="decimal"/>
-      <w:pStyle w:val="5"/>
+      <w:pStyle w:val="Heading4"/>
       <w:lvlText w:val="%1.%2.%3.%4."/>
       <w:lvlJc w:val="left"/>
       <w:pPr>
@@ -5906,10 +5784,10 @@
         <w:rFonts w:hint="default"/>
       </w:rPr>
     </w:lvl>
-    <w:lvl w:ilvl="4" w:tentative="0">
+    <w:lvl w:ilvl="4">
       <w:start w:val="1"/>
       <w:numFmt w:val="decimal"/>
-      <w:pStyle w:val="6"/>
+      <w:pStyle w:val="Heading5"/>
       <w:lvlText w:val="%1.%2.%3.%4.%5."/>
       <w:lvlJc w:val="left"/>
       <w:pPr>
@@ -5919,10 +5797,10 @@
         <w:rFonts w:hint="default"/>
       </w:rPr>
     </w:lvl>
-    <w:lvl w:ilvl="5" w:tentative="0">
+    <w:lvl w:ilvl="5">
       <w:start w:val="1"/>
       <w:numFmt w:val="decimal"/>
-      <w:pStyle w:val="7"/>
+      <w:pStyle w:val="Heading6"/>
       <w:lvlText w:val="%1.%2.%3.%4.%5.%6."/>
       <w:lvlJc w:val="left"/>
       <w:pPr>
@@ -5932,10 +5810,10 @@
         <w:rFonts w:hint="default"/>
       </w:rPr>
     </w:lvl>
-    <w:lvl w:ilvl="6" w:tentative="0">
+    <w:lvl w:ilvl="6">
       <w:start w:val="1"/>
       <w:numFmt w:val="decimal"/>
-      <w:pStyle w:val="8"/>
+      <w:pStyle w:val="Heading7"/>
       <w:lvlText w:val="%1.%2.%3.%4.%5.%6.%7."/>
       <w:lvlJc w:val="left"/>
       <w:pPr>
@@ -5945,10 +5823,10 @@
         <w:rFonts w:hint="default"/>
       </w:rPr>
     </w:lvl>
-    <w:lvl w:ilvl="7" w:tentative="0">
+    <w:lvl w:ilvl="7">
       <w:start w:val="1"/>
       <w:numFmt w:val="decimal"/>
-      <w:pStyle w:val="9"/>
+      <w:pStyle w:val="Heading8"/>
       <w:lvlText w:val="%1.%2.%3.%4.%5.%6.%7.%8."/>
       <w:lvlJc w:val="left"/>
       <w:pPr>
@@ -5958,10 +5836,10 @@
         <w:rFonts w:hint="default"/>
       </w:rPr>
     </w:lvl>
-    <w:lvl w:ilvl="8" w:tentative="0">
+    <w:lvl w:ilvl="8">
       <w:start w:val="1"/>
       <w:numFmt w:val="decimal"/>
-      <w:pStyle w:val="10"/>
+      <w:pStyle w:val="Heading9"/>
       <w:lvlText w:val="%1.%2.%3.%4.%5.%6.%7.%8.%9."/>
       <w:lvlJc w:val="left"/>
       <w:pPr>
@@ -5976,7 +5854,7 @@
     <w:nsid w:val="E4D087AF"/>
     <w:multiLevelType w:val="singleLevel"/>
     <w:tmpl w:val="E4D087AF"/>
-    <w:lvl w:ilvl="0" w:tentative="0">
+    <w:lvl w:ilvl="0">
       <w:start w:val="1"/>
       <w:numFmt w:val="decimal"/>
       <w:lvlText w:val="%1."/>
@@ -5993,7 +5871,7 @@
     <w:nsid w:val="0A321459"/>
     <w:multiLevelType w:val="singleLevel"/>
     <w:tmpl w:val="0A321459"/>
-    <w:lvl w:ilvl="0" w:tentative="0">
+    <w:lvl w:ilvl="0">
       <w:start w:val="1"/>
       <w:numFmt w:val="decimal"/>
       <w:lvlText w:val="%1."/>
@@ -6010,7 +5888,7 @@
     <w:nsid w:val="27E52041"/>
     <w:multiLevelType w:val="singleLevel"/>
     <w:tmpl w:val="27E52041"/>
-    <w:lvl w:ilvl="0" w:tentative="0">
+    <w:lvl w:ilvl="0">
       <w:start w:val="1"/>
       <w:numFmt w:val="decimal"/>
       <w:lvlText w:val="%1."/>
@@ -6039,269 +5917,267 @@
 </file>
 
 <file path=word/styles.xml><?xml version="1.0" encoding="utf-8"?>
-<w:styles xmlns:mc="http://schemas.openxmlformats.org/markup-compatibility/2006" xmlns:o="urn:schemas-microsoft-com:office:office" xmlns:r="http://schemas.openxmlformats.org/officeDocument/2006/relationships" xmlns:m="http://schemas.openxmlformats.org/officeDocument/2006/math" xmlns:v="urn:schemas-microsoft-com:vml" xmlns:w="http://schemas.openxmlformats.org/wordprocessingml/2006/main" xmlns:w14="http://schemas.microsoft.com/office/word/2010/wordml" xmlns:w10="urn:schemas-microsoft-com:office:word" xmlns:sl="http://schemas.openxmlformats.org/schemaLibrary/2006/main" xmlns:wpsCustomData="http://www.wps.cn/officeDocument/2013/wpsCustomData" mc:Ignorable="w14">
+<w:styles xmlns:mc="http://schemas.openxmlformats.org/markup-compatibility/2006" xmlns:r="http://schemas.openxmlformats.org/officeDocument/2006/relationships" xmlns:w="http://schemas.openxmlformats.org/wordprocessingml/2006/main" xmlns:w14="http://schemas.microsoft.com/office/word/2010/wordml" xmlns:w15="http://schemas.microsoft.com/office/word/2012/wordml" mc:Ignorable="w14 w15">
   <w:docDefaults>
     <w:rPrDefault>
       <w:rPr>
-        <w:rFonts w:ascii="Times New Roman" w:hAnsi="Times New Roman" w:eastAsia="宋体" w:cs="Times New Roman"/>
+        <w:rFonts w:ascii="Times New Roman" w:eastAsia="宋体" w:hAnsi="Times New Roman" w:cs="Times New Roman"/>
       </w:rPr>
     </w:rPrDefault>
     <w:pPrDefault/>
   </w:docDefaults>
-  <w:latentStyles w:count="260" w:defQFormat="0" w:defUnhideWhenUsed="1" w:defSemiHidden="1" w:defUIPriority="99" w:defLockedState="0">
-    <w:lsdException w:qFormat="1" w:unhideWhenUsed="0" w:uiPriority="0" w:semiHidden="0" w:name="Normal"/>
-    <w:lsdException w:qFormat="1" w:unhideWhenUsed="0" w:uiPriority="0" w:semiHidden="0" w:name="heading 1"/>
-    <w:lsdException w:qFormat="1" w:uiPriority="0" w:semiHidden="0" w:name="heading 2"/>
-    <w:lsdException w:qFormat="1" w:uiPriority="0" w:name="heading 3"/>
-    <w:lsdException w:qFormat="1" w:uiPriority="0" w:semiHidden="0" w:name="heading 4"/>
-    <w:lsdException w:qFormat="1" w:uiPriority="0" w:name="heading 5"/>
-    <w:lsdException w:qFormat="1" w:uiPriority="0" w:name="heading 6"/>
-    <w:lsdException w:qFormat="1" w:uiPriority="0" w:name="heading 7"/>
-    <w:lsdException w:qFormat="1" w:uiPriority="0" w:name="heading 8"/>
-    <w:lsdException w:qFormat="1" w:uiPriority="0" w:name="heading 9"/>
-    <w:lsdException w:unhideWhenUsed="0" w:uiPriority="0" w:semiHidden="0" w:name="index 1"/>
-    <w:lsdException w:unhideWhenUsed="0" w:uiPriority="0" w:semiHidden="0" w:name="index 2"/>
-    <w:lsdException w:unhideWhenUsed="0" w:uiPriority="0" w:semiHidden="0" w:name="index 3"/>
-    <w:lsdException w:unhideWhenUsed="0" w:uiPriority="0" w:semiHidden="0" w:name="index 4"/>
-    <w:lsdException w:unhideWhenUsed="0" w:uiPriority="0" w:semiHidden="0" w:name="index 5"/>
-    <w:lsdException w:unhideWhenUsed="0" w:uiPriority="0" w:semiHidden="0" w:name="index 6"/>
-    <w:lsdException w:unhideWhenUsed="0" w:uiPriority="0" w:semiHidden="0" w:name="index 7"/>
-    <w:lsdException w:unhideWhenUsed="0" w:uiPriority="0" w:semiHidden="0" w:name="index 8"/>
-    <w:lsdException w:unhideWhenUsed="0" w:uiPriority="0" w:semiHidden="0" w:name="index 9"/>
-    <w:lsdException w:qFormat="1" w:unhideWhenUsed="0" w:uiPriority="0" w:semiHidden="0" w:name="toc 1"/>
-    <w:lsdException w:qFormat="1" w:unhideWhenUsed="0" w:uiPriority="0" w:semiHidden="0" w:name="toc 2"/>
-    <w:lsdException w:qFormat="1" w:unhideWhenUsed="0" w:uiPriority="0" w:semiHidden="0" w:name="toc 3"/>
-    <w:lsdException w:unhideWhenUsed="0" w:uiPriority="0" w:semiHidden="0" w:name="toc 4"/>
-    <w:lsdException w:unhideWhenUsed="0" w:uiPriority="0" w:semiHidden="0" w:name="toc 5"/>
-    <w:lsdException w:unhideWhenUsed="0" w:uiPriority="0" w:semiHidden="0" w:name="toc 6"/>
-    <w:lsdException w:unhideWhenUsed="0" w:uiPriority="0" w:semiHidden="0" w:name="toc 7"/>
-    <w:lsdException w:unhideWhenUsed="0" w:uiPriority="0" w:semiHidden="0" w:name="toc 8"/>
-    <w:lsdException w:unhideWhenUsed="0" w:uiPriority="0" w:semiHidden="0" w:name="toc 9"/>
-    <w:lsdException w:unhideWhenUsed="0" w:uiPriority="0" w:semiHidden="0" w:name="Normal Indent"/>
-    <w:lsdException w:unhideWhenUsed="0" w:uiPriority="0" w:semiHidden="0" w:name="footnote text"/>
-    <w:lsdException w:qFormat="1" w:unhideWhenUsed="0" w:uiPriority="0" w:semiHidden="0" w:name="annotation text"/>
-    <w:lsdException w:qFormat="1" w:unhideWhenUsed="0" w:uiPriority="0" w:semiHidden="0" w:name="header"/>
-    <w:lsdException w:qFormat="1" w:unhideWhenUsed="0" w:uiPriority="0" w:semiHidden="0" w:name="footer"/>
-    <w:lsdException w:unhideWhenUsed="0" w:uiPriority="0" w:semiHidden="0" w:name="index heading"/>
-    <w:lsdException w:qFormat="1" w:uiPriority="0" w:name="caption"/>
-    <w:lsdException w:unhideWhenUsed="0" w:uiPriority="0" w:semiHidden="0" w:name="table of figures"/>
-    <w:lsdException w:unhideWhenUsed="0" w:uiPriority="0" w:semiHidden="0" w:name="envelope address"/>
-    <w:lsdException w:unhideWhenUsed="0" w:uiPriority="0" w:semiHidden="0" w:name="envelope return"/>
-    <w:lsdException w:unhideWhenUsed="0" w:uiPriority="0" w:semiHidden="0" w:name="footnote reference"/>
-    <w:lsdException w:unhideWhenUsed="0" w:uiPriority="0" w:semiHidden="0" w:name="annotation reference"/>
-    <w:lsdException w:unhideWhenUsed="0" w:uiPriority="0" w:semiHidden="0" w:name="line number"/>
-    <w:lsdException w:unhideWhenUsed="0" w:uiPriority="0" w:semiHidden="0" w:name="page number"/>
-    <w:lsdException w:unhideWhenUsed="0" w:uiPriority="0" w:semiHidden="0" w:name="endnote reference"/>
-    <w:lsdException w:unhideWhenUsed="0" w:uiPriority="0" w:semiHidden="0" w:name="endnote text"/>
-    <w:lsdException w:unhideWhenUsed="0" w:uiPriority="0" w:semiHidden="0" w:name="table of authorities"/>
-    <w:lsdException w:unhideWhenUsed="0" w:uiPriority="0" w:semiHidden="0" w:name="macro"/>
-    <w:lsdException w:unhideWhenUsed="0" w:uiPriority="0" w:semiHidden="0" w:name="toa heading"/>
-    <w:lsdException w:unhideWhenUsed="0" w:uiPriority="0" w:semiHidden="0" w:name="List"/>
-    <w:lsdException w:unhideWhenUsed="0" w:uiPriority="0" w:semiHidden="0" w:name="List Bullet"/>
-    <w:lsdException w:unhideWhenUsed="0" w:uiPriority="0" w:semiHidden="0" w:name="List Number"/>
-    <w:lsdException w:unhideWhenUsed="0" w:uiPriority="0" w:semiHidden="0" w:name="List 2"/>
-    <w:lsdException w:unhideWhenUsed="0" w:uiPriority="0" w:semiHidden="0" w:name="List 3"/>
-    <w:lsdException w:unhideWhenUsed="0" w:uiPriority="0" w:semiHidden="0" w:name="List 4"/>
-    <w:lsdException w:unhideWhenUsed="0" w:uiPriority="0" w:semiHidden="0" w:name="List 5"/>
-    <w:lsdException w:unhideWhenUsed="0" w:uiPriority="0" w:semiHidden="0" w:name="List Bullet 2"/>
-    <w:lsdException w:unhideWhenUsed="0" w:uiPriority="0" w:semiHidden="0" w:name="List Bullet 3"/>
-    <w:lsdException w:unhideWhenUsed="0" w:uiPriority="0" w:semiHidden="0" w:name="List Bullet 4"/>
-    <w:lsdException w:unhideWhenUsed="0" w:uiPriority="0" w:semiHidden="0" w:name="List Bullet 5"/>
-    <w:lsdException w:unhideWhenUsed="0" w:uiPriority="0" w:semiHidden="0" w:name="List Number 2"/>
-    <w:lsdException w:unhideWhenUsed="0" w:uiPriority="0" w:semiHidden="0" w:name="List Number 3"/>
-    <w:lsdException w:unhideWhenUsed="0" w:uiPriority="0" w:semiHidden="0" w:name="List Number 4"/>
-    <w:lsdException w:unhideWhenUsed="0" w:uiPriority="0" w:semiHidden="0" w:name="List Number 5"/>
-    <w:lsdException w:qFormat="1" w:unhideWhenUsed="0" w:uiPriority="0" w:semiHidden="0" w:name="Title"/>
-    <w:lsdException w:unhideWhenUsed="0" w:uiPriority="0" w:semiHidden="0" w:name="Closing"/>
-    <w:lsdException w:unhideWhenUsed="0" w:uiPriority="0" w:semiHidden="0" w:name="Signature"/>
-    <w:lsdException w:qFormat="1" w:unhideWhenUsed="0" w:uiPriority="0" w:name="Default Paragraph Font"/>
-    <w:lsdException w:qFormat="1" w:unhideWhenUsed="0" w:uiPriority="0" w:name="Body Text"/>
-    <w:lsdException w:unhideWhenUsed="0" w:uiPriority="0" w:semiHidden="0" w:name="Body Text Indent"/>
-    <w:lsdException w:unhideWhenUsed="0" w:uiPriority="0" w:semiHidden="0" w:name="List Continue"/>
-    <w:lsdException w:unhideWhenUsed="0" w:uiPriority="0" w:semiHidden="0" w:name="List Continue 2"/>
-    <w:lsdException w:unhideWhenUsed="0" w:uiPriority="0" w:semiHidden="0" w:name="List Continue 3"/>
-    <w:lsdException w:unhideWhenUsed="0" w:uiPriority="0" w:semiHidden="0" w:name="List Continue 4"/>
-    <w:lsdException w:unhideWhenUsed="0" w:uiPriority="0" w:semiHidden="0" w:name="List Continue 5"/>
-    <w:lsdException w:unhideWhenUsed="0" w:uiPriority="0" w:semiHidden="0" w:name="Message Header"/>
-    <w:lsdException w:qFormat="1" w:unhideWhenUsed="0" w:uiPriority="0" w:semiHidden="0" w:name="Subtitle"/>
-    <w:lsdException w:unhideWhenUsed="0" w:uiPriority="0" w:semiHidden="0" w:name="Salutation"/>
-    <w:lsdException w:unhideWhenUsed="0" w:uiPriority="0" w:semiHidden="0" w:name="Date"/>
-    <w:lsdException w:unhideWhenUsed="0" w:uiPriority="0" w:semiHidden="0" w:name="Body Text First Indent"/>
-    <w:lsdException w:unhideWhenUsed="0" w:uiPriority="0" w:semiHidden="0" w:name="Body Text First Indent 2"/>
-    <w:lsdException w:uiPriority="99" w:name="Note Heading"/>
-    <w:lsdException w:unhideWhenUsed="0" w:uiPriority="0" w:semiHidden="0" w:name="Body Text 2"/>
-    <w:lsdException w:unhideWhenUsed="0" w:uiPriority="0" w:semiHidden="0" w:name="Body Text 3"/>
-    <w:lsdException w:unhideWhenUsed="0" w:uiPriority="0" w:semiHidden="0" w:name="Body Text Indent 2"/>
-    <w:lsdException w:unhideWhenUsed="0" w:uiPriority="0" w:semiHidden="0" w:name="Body Text Indent 3"/>
-    <w:lsdException w:unhideWhenUsed="0" w:uiPriority="0" w:semiHidden="0" w:name="Block Text"/>
-    <w:lsdException w:unhideWhenUsed="0" w:uiPriority="0" w:semiHidden="0" w:name="Hyperlink"/>
-    <w:lsdException w:unhideWhenUsed="0" w:uiPriority="0" w:semiHidden="0" w:name="FollowedHyperlink"/>
-    <w:lsdException w:qFormat="1" w:unhideWhenUsed="0" w:uiPriority="0" w:semiHidden="0" w:name="Strong"/>
-    <w:lsdException w:qFormat="1" w:unhideWhenUsed="0" w:uiPriority="0" w:semiHidden="0" w:name="Emphasis"/>
-    <w:lsdException w:unhideWhenUsed="0" w:uiPriority="0" w:semiHidden="0" w:name="Document Map"/>
-    <w:lsdException w:unhideWhenUsed="0" w:uiPriority="0" w:semiHidden="0" w:name="Plain Text"/>
-    <w:lsdException w:unhideWhenUsed="0" w:uiPriority="0" w:semiHidden="0" w:name="E-mail Signature"/>
-    <w:lsdException w:qFormat="1" w:unhideWhenUsed="0" w:uiPriority="0" w:semiHidden="0" w:name="Normal (Web)"/>
-    <w:lsdException w:unhideWhenUsed="0" w:uiPriority="0" w:semiHidden="0" w:name="HTML Acronym"/>
-    <w:lsdException w:unhideWhenUsed="0" w:uiPriority="0" w:semiHidden="0" w:name="HTML Address"/>
-    <w:lsdException w:unhideWhenUsed="0" w:uiPriority="0" w:semiHidden="0" w:name="HTML Cite"/>
-    <w:lsdException w:unhideWhenUsed="0" w:uiPriority="0" w:semiHidden="0" w:name="HTML Code"/>
-    <w:lsdException w:unhideWhenUsed="0" w:uiPriority="0" w:semiHidden="0" w:name="HTML Definition"/>
-    <w:lsdException w:unhideWhenUsed="0" w:uiPriority="0" w:semiHidden="0" w:name="HTML Keyboard"/>
-    <w:lsdException w:unhideWhenUsed="0" w:uiPriority="0" w:semiHidden="0" w:name="HTML Preformatted"/>
-    <w:lsdException w:unhideWhenUsed="0" w:uiPriority="0" w:semiHidden="0" w:name="HTML Sample"/>
-    <w:lsdException w:unhideWhenUsed="0" w:uiPriority="0" w:semiHidden="0" w:name="HTML Typewriter"/>
-    <w:lsdException w:unhideWhenUsed="0" w:uiPriority="0" w:semiHidden="0" w:name="HTML Variable"/>
-    <w:lsdException w:qFormat="1" w:unhideWhenUsed="0" w:uiPriority="0" w:name="Normal Table"/>
-    <w:lsdException w:unhideWhenUsed="0" w:uiPriority="0" w:semiHidden="0" w:name="annotation subject"/>
-    <w:lsdException w:unhideWhenUsed="0" w:uiPriority="0" w:semiHidden="0" w:name="Table Simple 1"/>
-    <w:lsdException w:unhideWhenUsed="0" w:uiPriority="0" w:semiHidden="0" w:name="Table Simple 2"/>
-    <w:lsdException w:unhideWhenUsed="0" w:uiPriority="0" w:semiHidden="0" w:name="Table Simple 3"/>
-    <w:lsdException w:unhideWhenUsed="0" w:uiPriority="0" w:semiHidden="0" w:name="Table Classic 1"/>
-    <w:lsdException w:unhideWhenUsed="0" w:uiPriority="0" w:semiHidden="0" w:name="Table Classic 2"/>
-    <w:lsdException w:unhideWhenUsed="0" w:uiPriority="0" w:semiHidden="0" w:name="Table Classic 3"/>
-    <w:lsdException w:unhideWhenUsed="0" w:uiPriority="0" w:semiHidden="0" w:name="Table Classic 4"/>
-    <w:lsdException w:unhideWhenUsed="0" w:uiPriority="0" w:semiHidden="0" w:name="Table Colorful 1"/>
-    <w:lsdException w:unhideWhenUsed="0" w:uiPriority="0" w:semiHidden="0" w:name="Table Colorful 2"/>
-    <w:lsdException w:unhideWhenUsed="0" w:uiPriority="0" w:semiHidden="0" w:name="Table Colorful 3"/>
-    <w:lsdException w:unhideWhenUsed="0" w:uiPriority="0" w:semiHidden="0" w:name="Table Columns 1"/>
-    <w:lsdException w:unhideWhenUsed="0" w:uiPriority="0" w:semiHidden="0" w:name="Table Columns 2"/>
-    <w:lsdException w:unhideWhenUsed="0" w:uiPriority="0" w:semiHidden="0" w:name="Table Columns 3"/>
-    <w:lsdException w:unhideWhenUsed="0" w:uiPriority="0" w:semiHidden="0" w:name="Table Columns 4"/>
-    <w:lsdException w:unhideWhenUsed="0" w:uiPriority="0" w:semiHidden="0" w:name="Table Columns 5"/>
-    <w:lsdException w:unhideWhenUsed="0" w:uiPriority="0" w:semiHidden="0" w:name="Table Grid 1"/>
-    <w:lsdException w:unhideWhenUsed="0" w:uiPriority="0" w:semiHidden="0" w:name="Table Grid 2"/>
-    <w:lsdException w:unhideWhenUsed="0" w:uiPriority="0" w:semiHidden="0" w:name="Table Grid 3"/>
-    <w:lsdException w:unhideWhenUsed="0" w:uiPriority="0" w:semiHidden="0" w:name="Table Grid 4"/>
-    <w:lsdException w:unhideWhenUsed="0" w:uiPriority="0" w:semiHidden="0" w:name="Table Grid 5"/>
-    <w:lsdException w:unhideWhenUsed="0" w:uiPriority="0" w:semiHidden="0" w:name="Table Grid 6"/>
-    <w:lsdException w:unhideWhenUsed="0" w:uiPriority="0" w:semiHidden="0" w:name="Table Grid 7"/>
-    <w:lsdException w:unhideWhenUsed="0" w:uiPriority="0" w:semiHidden="0" w:name="Table Grid 8"/>
-    <w:lsdException w:unhideWhenUsed="0" w:uiPriority="0" w:semiHidden="0" w:name="Table List 1"/>
-    <w:lsdException w:unhideWhenUsed="0" w:uiPriority="0" w:semiHidden="0" w:name="Table List 2"/>
-    <w:lsdException w:unhideWhenUsed="0" w:uiPriority="0" w:semiHidden="0" w:name="Table List 3"/>
-    <w:lsdException w:unhideWhenUsed="0" w:uiPriority="0" w:semiHidden="0" w:name="Table List 4"/>
-    <w:lsdException w:unhideWhenUsed="0" w:uiPriority="0" w:semiHidden="0" w:name="Table List 5"/>
-    <w:lsdException w:unhideWhenUsed="0" w:uiPriority="0" w:semiHidden="0" w:name="Table List 6"/>
-    <w:lsdException w:unhideWhenUsed="0" w:uiPriority="0" w:semiHidden="0" w:name="Table List 7"/>
-    <w:lsdException w:unhideWhenUsed="0" w:uiPriority="0" w:semiHidden="0" w:name="Table List 8"/>
-    <w:lsdException w:unhideWhenUsed="0" w:uiPriority="0" w:semiHidden="0" w:name="Table 3D effects 1"/>
-    <w:lsdException w:unhideWhenUsed="0" w:uiPriority="0" w:semiHidden="0" w:name="Table 3D effects 2"/>
-    <w:lsdException w:unhideWhenUsed="0" w:uiPriority="0" w:semiHidden="0" w:name="Table 3D effects 3"/>
-    <w:lsdException w:unhideWhenUsed="0" w:uiPriority="0" w:semiHidden="0" w:name="Table Contemporary"/>
-    <w:lsdException w:unhideWhenUsed="0" w:uiPriority="0" w:semiHidden="0" w:name="Table Elegant"/>
-    <w:lsdException w:unhideWhenUsed="0" w:uiPriority="0" w:semiHidden="0" w:name="Table Professional"/>
-    <w:lsdException w:unhideWhenUsed="0" w:uiPriority="0" w:semiHidden="0" w:name="Table Subtle 1"/>
-    <w:lsdException w:unhideWhenUsed="0" w:uiPriority="0" w:semiHidden="0" w:name="Table Subtle 2"/>
-    <w:lsdException w:unhideWhenUsed="0" w:uiPriority="0" w:semiHidden="0" w:name="Table Web 1"/>
-    <w:lsdException w:unhideWhenUsed="0" w:uiPriority="0" w:semiHidden="0" w:name="Table Web 2"/>
-    <w:lsdException w:unhideWhenUsed="0" w:uiPriority="0" w:semiHidden="0" w:name="Table Web 3"/>
-    <w:lsdException w:unhideWhenUsed="0" w:uiPriority="0" w:semiHidden="0" w:name="Balloon Text"/>
-    <w:lsdException w:qFormat="1" w:unhideWhenUsed="0" w:uiPriority="0" w:semiHidden="0" w:name="Table Grid"/>
-    <w:lsdException w:unhideWhenUsed="0" w:uiPriority="0" w:semiHidden="0" w:name="Table Theme"/>
-    <w:lsdException w:unhideWhenUsed="0" w:uiPriority="60" w:semiHidden="0" w:name="Light Shading"/>
-    <w:lsdException w:unhideWhenUsed="0" w:uiPriority="61" w:semiHidden="0" w:name="Light List"/>
-    <w:lsdException w:unhideWhenUsed="0" w:uiPriority="62" w:semiHidden="0" w:name="Light Grid"/>
-    <w:lsdException w:unhideWhenUsed="0" w:uiPriority="63" w:semiHidden="0" w:name="Medium Shading 1"/>
-    <w:lsdException w:unhideWhenUsed="0" w:uiPriority="64" w:semiHidden="0" w:name="Medium Shading 2"/>
-    <w:lsdException w:unhideWhenUsed="0" w:uiPriority="65" w:semiHidden="0" w:name="Medium List 1"/>
-    <w:lsdException w:unhideWhenUsed="0" w:uiPriority="66" w:semiHidden="0" w:name="Medium List 2"/>
-    <w:lsdException w:unhideWhenUsed="0" w:uiPriority="67" w:semiHidden="0" w:name="Medium Grid 1"/>
-    <w:lsdException w:unhideWhenUsed="0" w:uiPriority="68" w:semiHidden="0" w:name="Medium Grid 2"/>
-    <w:lsdException w:unhideWhenUsed="0" w:uiPriority="69" w:semiHidden="0" w:name="Medium Grid 3"/>
-    <w:lsdException w:unhideWhenUsed="0" w:uiPriority="70" w:semiHidden="0" w:name="Dark List"/>
-    <w:lsdException w:unhideWhenUsed="0" w:uiPriority="71" w:semiHidden="0" w:name="Colorful Shading"/>
-    <w:lsdException w:unhideWhenUsed="0" w:uiPriority="72" w:semiHidden="0" w:name="Colorful List"/>
-    <w:lsdException w:unhideWhenUsed="0" w:uiPriority="73" w:semiHidden="0" w:name="Colorful Grid"/>
-    <w:lsdException w:unhideWhenUsed="0" w:uiPriority="60" w:semiHidden="0" w:name="Light Shading Accent 1"/>
-    <w:lsdException w:unhideWhenUsed="0" w:uiPriority="61" w:semiHidden="0" w:name="Light List Accent 1"/>
-    <w:lsdException w:unhideWhenUsed="0" w:uiPriority="62" w:semiHidden="0" w:name="Light Grid Accent 1"/>
-    <w:lsdException w:unhideWhenUsed="0" w:uiPriority="63" w:semiHidden="0" w:name="Medium Shading 1 Accent 1"/>
-    <w:lsdException w:unhideWhenUsed="0" w:uiPriority="64" w:semiHidden="0" w:name="Medium Shading 2 Accent 1"/>
-    <w:lsdException w:unhideWhenUsed="0" w:uiPriority="65" w:semiHidden="0" w:name="Medium List 1 Accent 1"/>
-    <w:lsdException w:unhideWhenUsed="0" w:uiPriority="66" w:semiHidden="0" w:name="Medium List 2 Accent 1"/>
-    <w:lsdException w:unhideWhenUsed="0" w:uiPriority="67" w:semiHidden="0" w:name="Medium Grid 1 Accent 1"/>
-    <w:lsdException w:unhideWhenUsed="0" w:uiPriority="68" w:semiHidden="0" w:name="Medium Grid 2 Accent 1"/>
-    <w:lsdException w:unhideWhenUsed="0" w:uiPriority="69" w:semiHidden="0" w:name="Medium Grid 3 Accent 1"/>
-    <w:lsdException w:unhideWhenUsed="0" w:uiPriority="70" w:semiHidden="0" w:name="Dark List Accent 1"/>
-    <w:lsdException w:unhideWhenUsed="0" w:uiPriority="71" w:semiHidden="0" w:name="Colorful Shading Accent 1"/>
-    <w:lsdException w:unhideWhenUsed="0" w:uiPriority="72" w:semiHidden="0" w:name="Colorful List Accent 1"/>
-    <w:lsdException w:unhideWhenUsed="0" w:uiPriority="73" w:semiHidden="0" w:name="Colorful Grid Accent 1"/>
-    <w:lsdException w:unhideWhenUsed="0" w:uiPriority="60" w:semiHidden="0" w:name="Light Shading Accent 2"/>
-    <w:lsdException w:unhideWhenUsed="0" w:uiPriority="61" w:semiHidden="0" w:name="Light List Accent 2"/>
-    <w:lsdException w:unhideWhenUsed="0" w:uiPriority="62" w:semiHidden="0" w:name="Light Grid Accent 2"/>
-    <w:lsdException w:unhideWhenUsed="0" w:uiPriority="63" w:semiHidden="0" w:name="Medium Shading 1 Accent 2"/>
-    <w:lsdException w:unhideWhenUsed="0" w:uiPriority="64" w:semiHidden="0" w:name="Medium Shading 2 Accent 2"/>
-    <w:lsdException w:unhideWhenUsed="0" w:uiPriority="65" w:semiHidden="0" w:name="Medium List 1 Accent 2"/>
-    <w:lsdException w:unhideWhenUsed="0" w:uiPriority="66" w:semiHidden="0" w:name="Medium List 2 Accent 2"/>
-    <w:lsdException w:unhideWhenUsed="0" w:uiPriority="67" w:semiHidden="0" w:name="Medium Grid 1 Accent 2"/>
-    <w:lsdException w:unhideWhenUsed="0" w:uiPriority="68" w:semiHidden="0" w:name="Medium Grid 2 Accent 2"/>
-    <w:lsdException w:unhideWhenUsed="0" w:uiPriority="69" w:semiHidden="0" w:name="Medium Grid 3 Accent 2"/>
-    <w:lsdException w:unhideWhenUsed="0" w:uiPriority="70" w:semiHidden="0" w:name="Dark List Accent 2"/>
-    <w:lsdException w:unhideWhenUsed="0" w:uiPriority="71" w:semiHidden="0" w:name="Colorful Shading Accent 2"/>
-    <w:lsdException w:unhideWhenUsed="0" w:uiPriority="72" w:semiHidden="0" w:name="Colorful List Accent 2"/>
-    <w:lsdException w:unhideWhenUsed="0" w:uiPriority="73" w:semiHidden="0" w:name="Colorful Grid Accent 2"/>
-    <w:lsdException w:unhideWhenUsed="0" w:uiPriority="60" w:semiHidden="0" w:name="Light Shading Accent 3"/>
-    <w:lsdException w:unhideWhenUsed="0" w:uiPriority="61" w:semiHidden="0" w:name="Light List Accent 3"/>
-    <w:lsdException w:unhideWhenUsed="0" w:uiPriority="62" w:semiHidden="0" w:name="Light Grid Accent 3"/>
-    <w:lsdException w:unhideWhenUsed="0" w:uiPriority="63" w:semiHidden="0" w:name="Medium Shading 1 Accent 3"/>
-    <w:lsdException w:unhideWhenUsed="0" w:uiPriority="64" w:semiHidden="0" w:name="Medium Shading 2 Accent 3"/>
-    <w:lsdException w:unhideWhenUsed="0" w:uiPriority="65" w:semiHidden="0" w:name="Medium List 1 Accent 3"/>
-    <w:lsdException w:unhideWhenUsed="0" w:uiPriority="66" w:semiHidden="0" w:name="Medium List 2 Accent 3"/>
-    <w:lsdException w:unhideWhenUsed="0" w:uiPriority="67" w:semiHidden="0" w:name="Medium Grid 1 Accent 3"/>
-    <w:lsdException w:unhideWhenUsed="0" w:uiPriority="68" w:semiHidden="0" w:name="Medium Grid 2 Accent 3"/>
-    <w:lsdException w:unhideWhenUsed="0" w:uiPriority="69" w:semiHidden="0" w:name="Medium Grid 3 Accent 3"/>
-    <w:lsdException w:unhideWhenUsed="0" w:uiPriority="70" w:semiHidden="0" w:name="Dark List Accent 3"/>
-    <w:lsdException w:unhideWhenUsed="0" w:uiPriority="71" w:semiHidden="0" w:name="Colorful Shading Accent 3"/>
-    <w:lsdException w:unhideWhenUsed="0" w:uiPriority="72" w:semiHidden="0" w:name="Colorful List Accent 3"/>
-    <w:lsdException w:unhideWhenUsed="0" w:uiPriority="73" w:semiHidden="0" w:name="Colorful Grid Accent 3"/>
-    <w:lsdException w:unhideWhenUsed="0" w:uiPriority="60" w:semiHidden="0" w:name="Light Shading Accent 4"/>
-    <w:lsdException w:unhideWhenUsed="0" w:uiPriority="61" w:semiHidden="0" w:name="Light List Accent 4"/>
-    <w:lsdException w:unhideWhenUsed="0" w:uiPriority="62" w:semiHidden="0" w:name="Light Grid Accent 4"/>
-    <w:lsdException w:unhideWhenUsed="0" w:uiPriority="63" w:semiHidden="0" w:name="Medium Shading 1 Accent 4"/>
-    <w:lsdException w:unhideWhenUsed="0" w:uiPriority="64" w:semiHidden="0" w:name="Medium Shading 2 Accent 4"/>
-    <w:lsdException w:unhideWhenUsed="0" w:uiPriority="65" w:semiHidden="0" w:name="Medium List 1 Accent 4"/>
-    <w:lsdException w:unhideWhenUsed="0" w:uiPriority="66" w:semiHidden="0" w:name="Medium List 2 Accent 4"/>
-    <w:lsdException w:unhideWhenUsed="0" w:uiPriority="67" w:semiHidden="0" w:name="Medium Grid 1 Accent 4"/>
-    <w:lsdException w:unhideWhenUsed="0" w:uiPriority="68" w:semiHidden="0" w:name="Medium Grid 2 Accent 4"/>
-    <w:lsdException w:unhideWhenUsed="0" w:uiPriority="69" w:semiHidden="0" w:name="Medium Grid 3 Accent 4"/>
-    <w:lsdException w:unhideWhenUsed="0" w:uiPriority="70" w:semiHidden="0" w:name="Dark List Accent 4"/>
-    <w:lsdException w:unhideWhenUsed="0" w:uiPriority="71" w:semiHidden="0" w:name="Colorful Shading Accent 4"/>
-    <w:lsdException w:unhideWhenUsed="0" w:uiPriority="72" w:semiHidden="0" w:name="Colorful List Accent 4"/>
-    <w:lsdException w:unhideWhenUsed="0" w:uiPriority="73" w:semiHidden="0" w:name="Colorful Grid Accent 4"/>
-    <w:lsdException w:unhideWhenUsed="0" w:uiPriority="60" w:semiHidden="0" w:name="Light Shading Accent 5"/>
-    <w:lsdException w:unhideWhenUsed="0" w:uiPriority="61" w:semiHidden="0" w:name="Light List Accent 5"/>
-    <w:lsdException w:unhideWhenUsed="0" w:uiPriority="62" w:semiHidden="0" w:name="Light Grid Accent 5"/>
-    <w:lsdException w:unhideWhenUsed="0" w:uiPriority="63" w:semiHidden="0" w:name="Medium Shading 1 Accent 5"/>
-    <w:lsdException w:unhideWhenUsed="0" w:uiPriority="64" w:semiHidden="0" w:name="Medium Shading 2 Accent 5"/>
-    <w:lsdException w:unhideWhenUsed="0" w:uiPriority="65" w:semiHidden="0" w:name="Medium List 1 Accent 5"/>
-    <w:lsdException w:unhideWhenUsed="0" w:uiPriority="66" w:semiHidden="0" w:name="Medium List 2 Accent 5"/>
-    <w:lsdException w:unhideWhenUsed="0" w:uiPriority="67" w:semiHidden="0" w:name="Medium Grid 1 Accent 5"/>
-    <w:lsdException w:unhideWhenUsed="0" w:uiPriority="68" w:semiHidden="0" w:name="Medium Grid 2 Accent 5"/>
-    <w:lsdException w:unhideWhenUsed="0" w:uiPriority="69" w:semiHidden="0" w:name="Medium Grid 3 Accent 5"/>
-    <w:lsdException w:unhideWhenUsed="0" w:uiPriority="70" w:semiHidden="0" w:name="Dark List Accent 5"/>
-    <w:lsdException w:unhideWhenUsed="0" w:uiPriority="71" w:semiHidden="0" w:name="Colorful Shading Accent 5"/>
-    <w:lsdException w:unhideWhenUsed="0" w:uiPriority="72" w:semiHidden="0" w:name="Colorful List Accent 5"/>
-    <w:lsdException w:unhideWhenUsed="0" w:uiPriority="73" w:semiHidden="0" w:name="Colorful Grid Accent 5"/>
-    <w:lsdException w:unhideWhenUsed="0" w:uiPriority="60" w:semiHidden="0" w:name="Light Shading Accent 6"/>
-    <w:lsdException w:unhideWhenUsed="0" w:uiPriority="61" w:semiHidden="0" w:name="Light List Accent 6"/>
-    <w:lsdException w:unhideWhenUsed="0" w:uiPriority="62" w:semiHidden="0" w:name="Light Grid Accent 6"/>
-    <w:lsdException w:unhideWhenUsed="0" w:uiPriority="63" w:semiHidden="0" w:name="Medium Shading 1 Accent 6"/>
-    <w:lsdException w:unhideWhenUsed="0" w:uiPriority="64" w:semiHidden="0" w:name="Medium Shading 2 Accent 6"/>
-    <w:lsdException w:unhideWhenUsed="0" w:uiPriority="65" w:semiHidden="0" w:name="Medium List 1 Accent 6"/>
-    <w:lsdException w:unhideWhenUsed="0" w:uiPriority="66" w:semiHidden="0" w:name="Medium List 2 Accent 6"/>
-    <w:lsdException w:unhideWhenUsed="0" w:uiPriority="67" w:semiHidden="0" w:name="Medium Grid 1 Accent 6"/>
-    <w:lsdException w:unhideWhenUsed="0" w:uiPriority="68" w:semiHidden="0" w:name="Medium Grid 2 Accent 6"/>
-    <w:lsdException w:unhideWhenUsed="0" w:uiPriority="69" w:semiHidden="0" w:name="Medium Grid 3 Accent 6"/>
-    <w:lsdException w:unhideWhenUsed="0" w:uiPriority="70" w:semiHidden="0" w:name="Dark List Accent 6"/>
-    <w:lsdException w:unhideWhenUsed="0" w:uiPriority="71" w:semiHidden="0" w:name="Colorful Shading Accent 6"/>
-    <w:lsdException w:unhideWhenUsed="0" w:uiPriority="72" w:semiHidden="0" w:name="Colorful List Accent 6"/>
-    <w:lsdException w:unhideWhenUsed="0" w:uiPriority="73" w:semiHidden="0" w:name="Colorful Grid Accent 6"/>
+  <w:latentStyles w:defLockedState="0" w:defUIPriority="99" w:defSemiHidden="1" w:defUnhideWhenUsed="1" w:defQFormat="0" w:count="260">
+    <w:lsdException w:name="Normal" w:semiHidden="0" w:uiPriority="0" w:unhideWhenUsed="0" w:qFormat="1"/>
+    <w:lsdException w:name="heading 1" w:semiHidden="0" w:uiPriority="0" w:unhideWhenUsed="0" w:qFormat="1"/>
+    <w:lsdException w:name="heading 2" w:semiHidden="0" w:uiPriority="0" w:qFormat="1"/>
+    <w:lsdException w:name="heading 3" w:uiPriority="0" w:qFormat="1"/>
+    <w:lsdException w:name="heading 4" w:semiHidden="0" w:uiPriority="0" w:qFormat="1"/>
+    <w:lsdException w:name="heading 5" w:uiPriority="0" w:qFormat="1"/>
+    <w:lsdException w:name="heading 6" w:uiPriority="0" w:qFormat="1"/>
+    <w:lsdException w:name="heading 7" w:uiPriority="0" w:qFormat="1"/>
+    <w:lsdException w:name="heading 8" w:uiPriority="0" w:qFormat="1"/>
+    <w:lsdException w:name="heading 9" w:uiPriority="0" w:qFormat="1"/>
+    <w:lsdException w:name="index 1" w:semiHidden="0" w:uiPriority="0" w:unhideWhenUsed="0"/>
+    <w:lsdException w:name="index 2" w:semiHidden="0" w:uiPriority="0" w:unhideWhenUsed="0"/>
+    <w:lsdException w:name="index 3" w:semiHidden="0" w:uiPriority="0" w:unhideWhenUsed="0"/>
+    <w:lsdException w:name="index 4" w:semiHidden="0" w:uiPriority="0" w:unhideWhenUsed="0"/>
+    <w:lsdException w:name="index 5" w:semiHidden="0" w:uiPriority="0" w:unhideWhenUsed="0"/>
+    <w:lsdException w:name="index 6" w:semiHidden="0" w:uiPriority="0" w:unhideWhenUsed="0"/>
+    <w:lsdException w:name="index 7" w:semiHidden="0" w:uiPriority="0" w:unhideWhenUsed="0"/>
+    <w:lsdException w:name="index 8" w:semiHidden="0" w:uiPriority="0" w:unhideWhenUsed="0"/>
+    <w:lsdException w:name="index 9" w:semiHidden="0" w:uiPriority="0" w:unhideWhenUsed="0"/>
+    <w:lsdException w:name="toc 1" w:semiHidden="0" w:uiPriority="0" w:unhideWhenUsed="0" w:qFormat="1"/>
+    <w:lsdException w:name="toc 2" w:semiHidden="0" w:uiPriority="0" w:unhideWhenUsed="0" w:qFormat="1"/>
+    <w:lsdException w:name="toc 3" w:semiHidden="0" w:uiPriority="0" w:unhideWhenUsed="0" w:qFormat="1"/>
+    <w:lsdException w:name="toc 4" w:semiHidden="0" w:uiPriority="0" w:unhideWhenUsed="0"/>
+    <w:lsdException w:name="toc 5" w:semiHidden="0" w:uiPriority="0" w:unhideWhenUsed="0"/>
+    <w:lsdException w:name="toc 6" w:semiHidden="0" w:uiPriority="0" w:unhideWhenUsed="0"/>
+    <w:lsdException w:name="toc 7" w:semiHidden="0" w:uiPriority="0" w:unhideWhenUsed="0"/>
+    <w:lsdException w:name="toc 8" w:semiHidden="0" w:uiPriority="0" w:unhideWhenUsed="0"/>
+    <w:lsdException w:name="toc 9" w:semiHidden="0" w:uiPriority="0" w:unhideWhenUsed="0"/>
+    <w:lsdException w:name="Normal Indent" w:semiHidden="0" w:uiPriority="0" w:unhideWhenUsed="0"/>
+    <w:lsdException w:name="footnote text" w:semiHidden="0" w:uiPriority="0" w:unhideWhenUsed="0"/>
+    <w:lsdException w:name="annotation text" w:semiHidden="0" w:uiPriority="0" w:unhideWhenUsed="0" w:qFormat="1"/>
+    <w:lsdException w:name="header" w:semiHidden="0" w:uiPriority="0" w:unhideWhenUsed="0" w:qFormat="1"/>
+    <w:lsdException w:name="footer" w:semiHidden="0" w:uiPriority="0" w:unhideWhenUsed="0" w:qFormat="1"/>
+    <w:lsdException w:name="index heading" w:semiHidden="0" w:uiPriority="0" w:unhideWhenUsed="0"/>
+    <w:lsdException w:name="caption" w:uiPriority="0" w:qFormat="1"/>
+    <w:lsdException w:name="table of figures" w:semiHidden="0" w:uiPriority="0" w:unhideWhenUsed="0"/>
+    <w:lsdException w:name="envelope address" w:semiHidden="0" w:uiPriority="0" w:unhideWhenUsed="0"/>
+    <w:lsdException w:name="envelope return" w:semiHidden="0" w:uiPriority="0" w:unhideWhenUsed="0"/>
+    <w:lsdException w:name="footnote reference" w:semiHidden="0" w:uiPriority="0" w:unhideWhenUsed="0"/>
+    <w:lsdException w:name="annotation reference" w:semiHidden="0" w:uiPriority="0" w:unhideWhenUsed="0"/>
+    <w:lsdException w:name="line number" w:semiHidden="0" w:uiPriority="0" w:unhideWhenUsed="0"/>
+    <w:lsdException w:name="page number" w:semiHidden="0" w:uiPriority="0" w:unhideWhenUsed="0"/>
+    <w:lsdException w:name="endnote reference" w:semiHidden="0" w:uiPriority="0" w:unhideWhenUsed="0"/>
+    <w:lsdException w:name="endnote text" w:semiHidden="0" w:uiPriority="0" w:unhideWhenUsed="0"/>
+    <w:lsdException w:name="table of authorities" w:semiHidden="0" w:uiPriority="0" w:unhideWhenUsed="0"/>
+    <w:lsdException w:name="macro" w:semiHidden="0" w:uiPriority="0" w:unhideWhenUsed="0"/>
+    <w:lsdException w:name="toa heading" w:semiHidden="0" w:uiPriority="0" w:unhideWhenUsed="0"/>
+    <w:lsdException w:name="List" w:semiHidden="0" w:uiPriority="0" w:unhideWhenUsed="0"/>
+    <w:lsdException w:name="List Bullet" w:semiHidden="0" w:uiPriority="0" w:unhideWhenUsed="0"/>
+    <w:lsdException w:name="List Number" w:semiHidden="0" w:uiPriority="0" w:unhideWhenUsed="0"/>
+    <w:lsdException w:name="List 2" w:semiHidden="0" w:uiPriority="0" w:unhideWhenUsed="0"/>
+    <w:lsdException w:name="List 3" w:semiHidden="0" w:uiPriority="0" w:unhideWhenUsed="0"/>
+    <w:lsdException w:name="List 4" w:semiHidden="0" w:uiPriority="0" w:unhideWhenUsed="0"/>
+    <w:lsdException w:name="List 5" w:semiHidden="0" w:uiPriority="0" w:unhideWhenUsed="0"/>
+    <w:lsdException w:name="List Bullet 2" w:semiHidden="0" w:uiPriority="0" w:unhideWhenUsed="0"/>
+    <w:lsdException w:name="List Bullet 3" w:semiHidden="0" w:uiPriority="0" w:unhideWhenUsed="0"/>
+    <w:lsdException w:name="List Bullet 4" w:semiHidden="0" w:uiPriority="0" w:unhideWhenUsed="0"/>
+    <w:lsdException w:name="List Bullet 5" w:semiHidden="0" w:uiPriority="0" w:unhideWhenUsed="0"/>
+    <w:lsdException w:name="List Number 2" w:semiHidden="0" w:uiPriority="0" w:unhideWhenUsed="0"/>
+    <w:lsdException w:name="List Number 3" w:semiHidden="0" w:uiPriority="0" w:unhideWhenUsed="0"/>
+    <w:lsdException w:name="List Number 4" w:semiHidden="0" w:uiPriority="0" w:unhideWhenUsed="0"/>
+    <w:lsdException w:name="List Number 5" w:semiHidden="0" w:uiPriority="0" w:unhideWhenUsed="0"/>
+    <w:lsdException w:name="Title" w:semiHidden="0" w:uiPriority="0" w:unhideWhenUsed="0" w:qFormat="1"/>
+    <w:lsdException w:name="Closing" w:semiHidden="0" w:uiPriority="0" w:unhideWhenUsed="0"/>
+    <w:lsdException w:name="Signature" w:semiHidden="0" w:uiPriority="0" w:unhideWhenUsed="0"/>
+    <w:lsdException w:name="Default Paragraph Font" w:uiPriority="0" w:unhideWhenUsed="0" w:qFormat="1"/>
+    <w:lsdException w:name="Body Text" w:uiPriority="0" w:unhideWhenUsed="0" w:qFormat="1"/>
+    <w:lsdException w:name="Body Text Indent" w:semiHidden="0" w:uiPriority="0" w:unhideWhenUsed="0"/>
+    <w:lsdException w:name="List Continue" w:semiHidden="0" w:uiPriority="0" w:unhideWhenUsed="0"/>
+    <w:lsdException w:name="List Continue 2" w:semiHidden="0" w:uiPriority="0" w:unhideWhenUsed="0"/>
+    <w:lsdException w:name="List Continue 3" w:semiHidden="0" w:uiPriority="0" w:unhideWhenUsed="0"/>
+    <w:lsdException w:name="List Continue 4" w:semiHidden="0" w:uiPriority="0" w:unhideWhenUsed="0"/>
+    <w:lsdException w:name="List Continue 5" w:semiHidden="0" w:uiPriority="0" w:unhideWhenUsed="0"/>
+    <w:lsdException w:name="Message Header" w:semiHidden="0" w:uiPriority="0" w:unhideWhenUsed="0"/>
+    <w:lsdException w:name="Subtitle" w:semiHidden="0" w:uiPriority="0" w:unhideWhenUsed="0" w:qFormat="1"/>
+    <w:lsdException w:name="Salutation" w:semiHidden="0" w:uiPriority="0" w:unhideWhenUsed="0"/>
+    <w:lsdException w:name="Date" w:semiHidden="0" w:uiPriority="0" w:unhideWhenUsed="0"/>
+    <w:lsdException w:name="Body Text First Indent" w:semiHidden="0" w:uiPriority="0" w:unhideWhenUsed="0"/>
+    <w:lsdException w:name="Body Text First Indent 2" w:semiHidden="0" w:uiPriority="0" w:unhideWhenUsed="0"/>
+    <w:lsdException w:name="Body Text 2" w:semiHidden="0" w:uiPriority="0" w:unhideWhenUsed="0"/>
+    <w:lsdException w:name="Body Text 3" w:semiHidden="0" w:uiPriority="0" w:unhideWhenUsed="0"/>
+    <w:lsdException w:name="Body Text Indent 2" w:semiHidden="0" w:uiPriority="0" w:unhideWhenUsed="0"/>
+    <w:lsdException w:name="Body Text Indent 3" w:semiHidden="0" w:uiPriority="0" w:unhideWhenUsed="0"/>
+    <w:lsdException w:name="Block Text" w:semiHidden="0" w:uiPriority="0" w:unhideWhenUsed="0"/>
+    <w:lsdException w:name="Hyperlink" w:semiHidden="0" w:uiPriority="0" w:unhideWhenUsed="0"/>
+    <w:lsdException w:name="FollowedHyperlink" w:semiHidden="0" w:uiPriority="0" w:unhideWhenUsed="0"/>
+    <w:lsdException w:name="Strong" w:semiHidden="0" w:uiPriority="0" w:unhideWhenUsed="0" w:qFormat="1"/>
+    <w:lsdException w:name="Emphasis" w:semiHidden="0" w:uiPriority="0" w:unhideWhenUsed="0" w:qFormat="1"/>
+    <w:lsdException w:name="Document Map" w:semiHidden="0" w:uiPriority="0" w:unhideWhenUsed="0"/>
+    <w:lsdException w:name="Plain Text" w:semiHidden="0" w:uiPriority="0" w:unhideWhenUsed="0"/>
+    <w:lsdException w:name="E-mail Signature" w:semiHidden="0" w:uiPriority="0" w:unhideWhenUsed="0"/>
+    <w:lsdException w:name="Normal (Web)" w:semiHidden="0" w:uiPriority="0" w:unhideWhenUsed="0" w:qFormat="1"/>
+    <w:lsdException w:name="HTML Acronym" w:semiHidden="0" w:uiPriority="0" w:unhideWhenUsed="0"/>
+    <w:lsdException w:name="HTML Address" w:semiHidden="0" w:uiPriority="0" w:unhideWhenUsed="0"/>
+    <w:lsdException w:name="HTML Cite" w:semiHidden="0" w:uiPriority="0" w:unhideWhenUsed="0"/>
+    <w:lsdException w:name="HTML Code" w:semiHidden="0" w:uiPriority="0" w:unhideWhenUsed="0"/>
+    <w:lsdException w:name="HTML Definition" w:semiHidden="0" w:uiPriority="0" w:unhideWhenUsed="0"/>
+    <w:lsdException w:name="HTML Keyboard" w:semiHidden="0" w:uiPriority="0" w:unhideWhenUsed="0"/>
+    <w:lsdException w:name="HTML Preformatted" w:semiHidden="0" w:uiPriority="0" w:unhideWhenUsed="0"/>
+    <w:lsdException w:name="HTML Sample" w:semiHidden="0" w:uiPriority="0" w:unhideWhenUsed="0"/>
+    <w:lsdException w:name="HTML Typewriter" w:semiHidden="0" w:uiPriority="0" w:unhideWhenUsed="0"/>
+    <w:lsdException w:name="HTML Variable" w:semiHidden="0" w:uiPriority="0" w:unhideWhenUsed="0"/>
+    <w:lsdException w:name="Normal Table" w:uiPriority="0" w:unhideWhenUsed="0" w:qFormat="1"/>
+    <w:lsdException w:name="annotation subject" w:semiHidden="0" w:uiPriority="0" w:unhideWhenUsed="0"/>
+    <w:lsdException w:name="Table Simple 1" w:semiHidden="0" w:uiPriority="0" w:unhideWhenUsed="0"/>
+    <w:lsdException w:name="Table Simple 2" w:semiHidden="0" w:uiPriority="0" w:unhideWhenUsed="0"/>
+    <w:lsdException w:name="Table Simple 3" w:semiHidden="0" w:uiPriority="0" w:unhideWhenUsed="0"/>
+    <w:lsdException w:name="Table Classic 1" w:semiHidden="0" w:uiPriority="0" w:unhideWhenUsed="0"/>
+    <w:lsdException w:name="Table Classic 2" w:semiHidden="0" w:uiPriority="0" w:unhideWhenUsed="0"/>
+    <w:lsdException w:name="Table Classic 3" w:semiHidden="0" w:uiPriority="0" w:unhideWhenUsed="0"/>
+    <w:lsdException w:name="Table Classic 4" w:semiHidden="0" w:uiPriority="0" w:unhideWhenUsed="0"/>
+    <w:lsdException w:name="Table Colorful 1" w:semiHidden="0" w:uiPriority="0" w:unhideWhenUsed="0"/>
+    <w:lsdException w:name="Table Colorful 2" w:semiHidden="0" w:uiPriority="0" w:unhideWhenUsed="0"/>
+    <w:lsdException w:name="Table Colorful 3" w:semiHidden="0" w:uiPriority="0" w:unhideWhenUsed="0"/>
+    <w:lsdException w:name="Table Columns 1" w:semiHidden="0" w:uiPriority="0" w:unhideWhenUsed="0"/>
+    <w:lsdException w:name="Table Columns 2" w:semiHidden="0" w:uiPriority="0" w:unhideWhenUsed="0"/>
+    <w:lsdException w:name="Table Columns 3" w:semiHidden="0" w:uiPriority="0" w:unhideWhenUsed="0"/>
+    <w:lsdException w:name="Table Columns 4" w:semiHidden="0" w:uiPriority="0" w:unhideWhenUsed="0"/>
+    <w:lsdException w:name="Table Columns 5" w:semiHidden="0" w:uiPriority="0" w:unhideWhenUsed="0"/>
+    <w:lsdException w:name="Table Grid 1" w:semiHidden="0" w:uiPriority="0" w:unhideWhenUsed="0"/>
+    <w:lsdException w:name="Table Grid 2" w:semiHidden="0" w:uiPriority="0" w:unhideWhenUsed="0"/>
+    <w:lsdException w:name="Table Grid 3" w:semiHidden="0" w:uiPriority="0" w:unhideWhenUsed="0"/>
+    <w:lsdException w:name="Table Grid 4" w:semiHidden="0" w:uiPriority="0" w:unhideWhenUsed="0"/>
+    <w:lsdException w:name="Table Grid 5" w:semiHidden="0" w:uiPriority="0" w:unhideWhenUsed="0"/>
+    <w:lsdException w:name="Table Grid 6" w:semiHidden="0" w:uiPriority="0" w:unhideWhenUsed="0"/>
+    <w:lsdException w:name="Table Grid 7" w:semiHidden="0" w:uiPriority="0" w:unhideWhenUsed="0"/>
+    <w:lsdException w:name="Table Grid 8" w:semiHidden="0" w:uiPriority="0" w:unhideWhenUsed="0"/>
+    <w:lsdException w:name="Table List 1" w:semiHidden="0" w:uiPriority="0" w:unhideWhenUsed="0"/>
+    <w:lsdException w:name="Table List 2" w:semiHidden="0" w:uiPriority="0" w:unhideWhenUsed="0"/>
+    <w:lsdException w:name="Table List 3" w:semiHidden="0" w:uiPriority="0" w:unhideWhenUsed="0"/>
+    <w:lsdException w:name="Table List 4" w:semiHidden="0" w:uiPriority="0" w:unhideWhenUsed="0"/>
+    <w:lsdException w:name="Table List 5" w:semiHidden="0" w:uiPriority="0" w:unhideWhenUsed="0"/>
+    <w:lsdException w:name="Table List 6" w:semiHidden="0" w:uiPriority="0" w:unhideWhenUsed="0"/>
+    <w:lsdException w:name="Table List 7" w:semiHidden="0" w:uiPriority="0" w:unhideWhenUsed="0"/>
+    <w:lsdException w:name="Table List 8" w:semiHidden="0" w:uiPriority="0" w:unhideWhenUsed="0"/>
+    <w:lsdException w:name="Table 3D effects 1" w:semiHidden="0" w:uiPriority="0" w:unhideWhenUsed="0"/>
+    <w:lsdException w:name="Table 3D effects 2" w:semiHidden="0" w:uiPriority="0" w:unhideWhenUsed="0"/>
+    <w:lsdException w:name="Table 3D effects 3" w:semiHidden="0" w:uiPriority="0" w:unhideWhenUsed="0"/>
+    <w:lsdException w:name="Table Contemporary" w:semiHidden="0" w:uiPriority="0" w:unhideWhenUsed="0"/>
+    <w:lsdException w:name="Table Elegant" w:semiHidden="0" w:uiPriority="0" w:unhideWhenUsed="0"/>
+    <w:lsdException w:name="Table Professional" w:semiHidden="0" w:uiPriority="0" w:unhideWhenUsed="0"/>
+    <w:lsdException w:name="Table Subtle 1" w:semiHidden="0" w:uiPriority="0" w:unhideWhenUsed="0"/>
+    <w:lsdException w:name="Table Subtle 2" w:semiHidden="0" w:uiPriority="0" w:unhideWhenUsed="0"/>
+    <w:lsdException w:name="Table Web 1" w:semiHidden="0" w:uiPriority="0" w:unhideWhenUsed="0"/>
+    <w:lsdException w:name="Table Web 2" w:semiHidden="0" w:uiPriority="0" w:unhideWhenUsed="0"/>
+    <w:lsdException w:name="Table Web 3" w:semiHidden="0" w:uiPriority="0" w:unhideWhenUsed="0"/>
+    <w:lsdException w:name="Balloon Text" w:semiHidden="0" w:uiPriority="0" w:unhideWhenUsed="0"/>
+    <w:lsdException w:name="Table Grid" w:semiHidden="0" w:uiPriority="0" w:unhideWhenUsed="0" w:qFormat="1"/>
+    <w:lsdException w:name="Table Theme" w:semiHidden="0" w:uiPriority="0" w:unhideWhenUsed="0"/>
+    <w:lsdException w:name="Light Shading" w:semiHidden="0" w:uiPriority="60" w:unhideWhenUsed="0"/>
+    <w:lsdException w:name="Light List" w:semiHidden="0" w:uiPriority="61" w:unhideWhenUsed="0"/>
+    <w:lsdException w:name="Light Grid" w:semiHidden="0" w:uiPriority="62" w:unhideWhenUsed="0"/>
+    <w:lsdException w:name="Medium Shading 1" w:semiHidden="0" w:uiPriority="63" w:unhideWhenUsed="0"/>
+    <w:lsdException w:name="Medium Shading 2" w:semiHidden="0" w:uiPriority="64" w:unhideWhenUsed="0"/>
+    <w:lsdException w:name="Medium List 1" w:semiHidden="0" w:uiPriority="65" w:unhideWhenUsed="0"/>
+    <w:lsdException w:name="Medium List 2" w:semiHidden="0" w:uiPriority="66" w:unhideWhenUsed="0"/>
+    <w:lsdException w:name="Medium Grid 1" w:semiHidden="0" w:uiPriority="67" w:unhideWhenUsed="0"/>
+    <w:lsdException w:name="Medium Grid 2" w:semiHidden="0" w:uiPriority="68" w:unhideWhenUsed="0"/>
+    <w:lsdException w:name="Medium Grid 3" w:semiHidden="0" w:uiPriority="69" w:unhideWhenUsed="0"/>
+    <w:lsdException w:name="Dark List" w:semiHidden="0" w:uiPriority="70" w:unhideWhenUsed="0"/>
+    <w:lsdException w:name="Colorful Shading" w:semiHidden="0" w:uiPriority="71" w:unhideWhenUsed="0"/>
+    <w:lsdException w:name="Colorful List" w:semiHidden="0" w:uiPriority="72" w:unhideWhenUsed="0"/>
+    <w:lsdException w:name="Colorful Grid" w:semiHidden="0" w:uiPriority="73" w:unhideWhenUsed="0"/>
+    <w:lsdException w:name="Light Shading Accent 1" w:semiHidden="0" w:uiPriority="60" w:unhideWhenUsed="0"/>
+    <w:lsdException w:name="Light List Accent 1" w:semiHidden="0" w:uiPriority="61" w:unhideWhenUsed="0"/>
+    <w:lsdException w:name="Light Grid Accent 1" w:semiHidden="0" w:uiPriority="62" w:unhideWhenUsed="0"/>
+    <w:lsdException w:name="Medium Shading 1 Accent 1" w:semiHidden="0" w:uiPriority="63" w:unhideWhenUsed="0"/>
+    <w:lsdException w:name="Medium Shading 2 Accent 1" w:semiHidden="0" w:uiPriority="64" w:unhideWhenUsed="0"/>
+    <w:lsdException w:name="Medium List 1 Accent 1" w:semiHidden="0" w:uiPriority="65" w:unhideWhenUsed="0"/>
+    <w:lsdException w:name="Medium List 2 Accent 1" w:semiHidden="0" w:uiPriority="66" w:unhideWhenUsed="0"/>
+    <w:lsdException w:name="Medium Grid 1 Accent 1" w:semiHidden="0" w:uiPriority="67" w:unhideWhenUsed="0"/>
+    <w:lsdException w:name="Medium Grid 2 Accent 1" w:semiHidden="0" w:uiPriority="68" w:unhideWhenUsed="0"/>
+    <w:lsdException w:name="Medium Grid 3 Accent 1" w:semiHidden="0" w:uiPriority="69" w:unhideWhenUsed="0"/>
+    <w:lsdException w:name="Dark List Accent 1" w:semiHidden="0" w:uiPriority="70" w:unhideWhenUsed="0"/>
+    <w:lsdException w:name="Colorful Shading Accent 1" w:semiHidden="0" w:uiPriority="71" w:unhideWhenUsed="0"/>
+    <w:lsdException w:name="Colorful List Accent 1" w:semiHidden="0" w:uiPriority="72" w:unhideWhenUsed="0"/>
+    <w:lsdException w:name="Colorful Grid Accent 1" w:semiHidden="0" w:uiPriority="73" w:unhideWhenUsed="0"/>
+    <w:lsdException w:name="Light Shading Accent 2" w:semiHidden="0" w:uiPriority="60" w:unhideWhenUsed="0"/>
+    <w:lsdException w:name="Light List Accent 2" w:semiHidden="0" w:uiPriority="61" w:unhideWhenUsed="0"/>
+    <w:lsdException w:name="Light Grid Accent 2" w:semiHidden="0" w:uiPriority="62" w:unhideWhenUsed="0"/>
+    <w:lsdException w:name="Medium Shading 1 Accent 2" w:semiHidden="0" w:uiPriority="63" w:unhideWhenUsed="0"/>
+    <w:lsdException w:name="Medium Shading 2 Accent 2" w:semiHidden="0" w:uiPriority="64" w:unhideWhenUsed="0"/>
+    <w:lsdException w:name="Medium List 1 Accent 2" w:semiHidden="0" w:uiPriority="65" w:unhideWhenUsed="0"/>
+    <w:lsdException w:name="Medium List 2 Accent 2" w:semiHidden="0" w:uiPriority="66" w:unhideWhenUsed="0"/>
+    <w:lsdException w:name="Medium Grid 1 Accent 2" w:semiHidden="0" w:uiPriority="67" w:unhideWhenUsed="0"/>
+    <w:lsdException w:name="Medium Grid 2 Accent 2" w:semiHidden="0" w:uiPriority="68" w:unhideWhenUsed="0"/>
+    <w:lsdException w:name="Medium Grid 3 Accent 2" w:semiHidden="0" w:uiPriority="69" w:unhideWhenUsed="0"/>
+    <w:lsdException w:name="Dark List Accent 2" w:semiHidden="0" w:uiPriority="70" w:unhideWhenUsed="0"/>
+    <w:lsdException w:name="Colorful Shading Accent 2" w:semiHidden="0" w:uiPriority="71" w:unhideWhenUsed="0"/>
+    <w:lsdException w:name="Colorful List Accent 2" w:semiHidden="0" w:uiPriority="72" w:unhideWhenUsed="0"/>
+    <w:lsdException w:name="Colorful Grid Accent 2" w:semiHidden="0" w:uiPriority="73" w:unhideWhenUsed="0"/>
+    <w:lsdException w:name="Light Shading Accent 3" w:semiHidden="0" w:uiPriority="60" w:unhideWhenUsed="0"/>
+    <w:lsdException w:name="Light List Accent 3" w:semiHidden="0" w:uiPriority="61" w:unhideWhenUsed="0"/>
+    <w:lsdException w:name="Light Grid Accent 3" w:semiHidden="0" w:uiPriority="62" w:unhideWhenUsed="0"/>
+    <w:lsdException w:name="Medium Shading 1 Accent 3" w:semiHidden="0" w:uiPriority="63" w:unhideWhenUsed="0"/>
+    <w:lsdException w:name="Medium Shading 2 Accent 3" w:semiHidden="0" w:uiPriority="64" w:unhideWhenUsed="0"/>
+    <w:lsdException w:name="Medium List 1 Accent 3" w:semiHidden="0" w:uiPriority="65" w:unhideWhenUsed="0"/>
+    <w:lsdException w:name="Medium List 2 Accent 3" w:semiHidden="0" w:uiPriority="66" w:unhideWhenUsed="0"/>
+    <w:lsdException w:name="Medium Grid 1 Accent 3" w:semiHidden="0" w:uiPriority="67" w:unhideWhenUsed="0"/>
+    <w:lsdException w:name="Medium Grid 2 Accent 3" w:semiHidden="0" w:uiPriority="68" w:unhideWhenUsed="0"/>
+    <w:lsdException w:name="Medium Grid 3 Accent 3" w:semiHidden="0" w:uiPriority="69" w:unhideWhenUsed="0"/>
+    <w:lsdException w:name="Dark List Accent 3" w:semiHidden="0" w:uiPriority="70" w:unhideWhenUsed="0"/>
+    <w:lsdException w:name="Colorful Shading Accent 3" w:semiHidden="0" w:uiPriority="71" w:unhideWhenUsed="0"/>
+    <w:lsdException w:name="Colorful List Accent 3" w:semiHidden="0" w:uiPriority="72" w:unhideWhenUsed="0"/>
+    <w:lsdException w:name="Colorful Grid Accent 3" w:semiHidden="0" w:uiPriority="73" w:unhideWhenUsed="0"/>
+    <w:lsdException w:name="Light Shading Accent 4" w:semiHidden="0" w:uiPriority="60" w:unhideWhenUsed="0"/>
+    <w:lsdException w:name="Light List Accent 4" w:semiHidden="0" w:uiPriority="61" w:unhideWhenUsed="0"/>
+    <w:lsdException w:name="Light Grid Accent 4" w:semiHidden="0" w:uiPriority="62" w:unhideWhenUsed="0"/>
+    <w:lsdException w:name="Medium Shading 1 Accent 4" w:semiHidden="0" w:uiPriority="63" w:unhideWhenUsed="0"/>
+    <w:lsdException w:name="Medium Shading 2 Accent 4" w:semiHidden="0" w:uiPriority="64" w:unhideWhenUsed="0"/>
+    <w:lsdException w:name="Medium List 1 Accent 4" w:semiHidden="0" w:uiPriority="65" w:unhideWhenUsed="0"/>
+    <w:lsdException w:name="Medium List 2 Accent 4" w:semiHidden="0" w:uiPriority="66" w:unhideWhenUsed="0"/>
+    <w:lsdException w:name="Medium Grid 1 Accent 4" w:semiHidden="0" w:uiPriority="67" w:unhideWhenUsed="0"/>
+    <w:lsdException w:name="Medium Grid 2 Accent 4" w:semiHidden="0" w:uiPriority="68" w:unhideWhenUsed="0"/>
+    <w:lsdException w:name="Medium Grid 3 Accent 4" w:semiHidden="0" w:uiPriority="69" w:unhideWhenUsed="0"/>
+    <w:lsdException w:name="Dark List Accent 4" w:semiHidden="0" w:uiPriority="70" w:unhideWhenUsed="0"/>
+    <w:lsdException w:name="Colorful Shading Accent 4" w:semiHidden="0" w:uiPriority="71" w:unhideWhenUsed="0"/>
+    <w:lsdException w:name="Colorful List Accent 4" w:semiHidden="0" w:uiPriority="72" w:unhideWhenUsed="0"/>
+    <w:lsdException w:name="Colorful Grid Accent 4" w:semiHidden="0" w:uiPriority="73" w:unhideWhenUsed="0"/>
+    <w:lsdException w:name="Light Shading Accent 5" w:semiHidden="0" w:uiPriority="60" w:unhideWhenUsed="0"/>
+    <w:lsdException w:name="Light List Accent 5" w:semiHidden="0" w:uiPriority="61" w:unhideWhenUsed="0"/>
+    <w:lsdException w:name="Light Grid Accent 5" w:semiHidden="0" w:uiPriority="62" w:unhideWhenUsed="0"/>
+    <w:lsdException w:name="Medium Shading 1 Accent 5" w:semiHidden="0" w:uiPriority="63" w:unhideWhenUsed="0"/>
+    <w:lsdException w:name="Medium Shading 2 Accent 5" w:semiHidden="0" w:uiPriority="64" w:unhideWhenUsed="0"/>
+    <w:lsdException w:name="Medium List 1 Accent 5" w:semiHidden="0" w:uiPriority="65" w:unhideWhenUsed="0"/>
+    <w:lsdException w:name="Medium List 2 Accent 5" w:semiHidden="0" w:uiPriority="66" w:unhideWhenUsed="0"/>
+    <w:lsdException w:name="Medium Grid 1 Accent 5" w:semiHidden="0" w:uiPriority="67" w:unhideWhenUsed="0"/>
+    <w:lsdException w:name="Medium Grid 2 Accent 5" w:semiHidden="0" w:uiPriority="68" w:unhideWhenUsed="0"/>
+    <w:lsdException w:name="Medium Grid 3 Accent 5" w:semiHidden="0" w:uiPriority="69" w:unhideWhenUsed="0"/>
+    <w:lsdException w:name="Dark List Accent 5" w:semiHidden="0" w:uiPriority="70" w:unhideWhenUsed="0"/>
+    <w:lsdException w:name="Colorful Shading Accent 5" w:semiHidden="0" w:uiPriority="71" w:unhideWhenUsed="0"/>
+    <w:lsdException w:name="Colorful List Accent 5" w:semiHidden="0" w:uiPriority="72" w:unhideWhenUsed="0"/>
+    <w:lsdException w:name="Colorful Grid Accent 5" w:semiHidden="0" w:uiPriority="73" w:unhideWhenUsed="0"/>
+    <w:lsdException w:name="Light Shading Accent 6" w:semiHidden="0" w:uiPriority="60" w:unhideWhenUsed="0"/>
+    <w:lsdException w:name="Light List Accent 6" w:semiHidden="0" w:uiPriority="61" w:unhideWhenUsed="0"/>
+    <w:lsdException w:name="Light Grid Accent 6" w:semiHidden="0" w:uiPriority="62" w:unhideWhenUsed="0"/>
+    <w:lsdException w:name="Medium Shading 1 Accent 6" w:semiHidden="0" w:uiPriority="63" w:unhideWhenUsed="0"/>
+    <w:lsdException w:name="Medium Shading 2 Accent 6" w:semiHidden="0" w:uiPriority="64" w:unhideWhenUsed="0"/>
+    <w:lsdException w:name="Medium List 1 Accent 6" w:semiHidden="0" w:uiPriority="65" w:unhideWhenUsed="0"/>
+    <w:lsdException w:name="Medium List 2 Accent 6" w:semiHidden="0" w:uiPriority="66" w:unhideWhenUsed="0"/>
+    <w:lsdException w:name="Medium Grid 1 Accent 6" w:semiHidden="0" w:uiPriority="67" w:unhideWhenUsed="0"/>
+    <w:lsdException w:name="Medium Grid 2 Accent 6" w:semiHidden="0" w:uiPriority="68" w:unhideWhenUsed="0"/>
+    <w:lsdException w:name="Medium Grid 3 Accent 6" w:semiHidden="0" w:uiPriority="69" w:unhideWhenUsed="0"/>
+    <w:lsdException w:name="Dark List Accent 6" w:semiHidden="0" w:uiPriority="70" w:unhideWhenUsed="0"/>
+    <w:lsdException w:name="Colorful Shading Accent 6" w:semiHidden="0" w:uiPriority="71" w:unhideWhenUsed="0"/>
+    <w:lsdException w:name="Colorful List Accent 6" w:semiHidden="0" w:uiPriority="72" w:unhideWhenUsed="0"/>
+    <w:lsdException w:name="Colorful Grid Accent 6" w:semiHidden="0" w:uiPriority="73" w:unhideWhenUsed="0"/>
   </w:latentStyles>
-  <w:style w:type="paragraph" w:default="1" w:styleId="1">
+  <w:style w:type="paragraph" w:default="1" w:styleId="Normal">
     <w:name w:val="Normal"/>
     <w:qFormat/>
-    <w:uiPriority w:val="0"/>
     <w:pPr>
       <w:kinsoku w:val="0"/>
       <w:autoSpaceDE w:val="0"/>
@@ -6313,7 +6189,7 @@
       <w:textAlignment w:val="baseline"/>
     </w:pPr>
     <w:rPr>
-      <w:rFonts w:ascii="Arial" w:hAnsi="Arial" w:eastAsia="宋体" w:cs="Arial"/>
+      <w:rFonts w:ascii="Arial" w:eastAsia="宋体" w:hAnsi="Arial" w:cs="Arial"/>
       <w:snapToGrid w:val="0"/>
       <w:color w:val="000000"/>
       <w:kern w:val="0"/>
@@ -6322,12 +6198,11 @@
       <w:lang w:val="en-US" w:eastAsia="en-US" w:bidi="ar-SA"/>
     </w:rPr>
   </w:style>
-  <w:style w:type="paragraph" w:styleId="2">
+  <w:style w:type="paragraph" w:styleId="Heading1">
     <w:name w:val="heading 1"/>
-    <w:basedOn w:val="1"/>
-    <w:next w:val="1"/>
+    <w:basedOn w:val="Normal"/>
+    <w:next w:val="Normal"/>
     <w:qFormat/>
-    <w:uiPriority w:val="0"/>
     <w:pPr>
       <w:keepNext/>
       <w:keepLines/>
@@ -6345,13 +6220,12 @@
       <w:sz w:val="44"/>
     </w:rPr>
   </w:style>
-  <w:style w:type="paragraph" w:styleId="3">
+  <w:style w:type="paragraph" w:styleId="Heading2">
     <w:name w:val="heading 2"/>
-    <w:basedOn w:val="1"/>
-    <w:next w:val="1"/>
+    <w:basedOn w:val="Normal"/>
+    <w:next w:val="Normal"/>
     <w:unhideWhenUsed/>
     <w:qFormat/>
-    <w:uiPriority w:val="0"/>
     <w:pPr>
       <w:keepNext/>
       <w:keepLines/>
@@ -6364,19 +6238,18 @@
       <w:outlineLvl w:val="1"/>
     </w:pPr>
     <w:rPr>
-      <w:rFonts w:ascii="Arial" w:hAnsi="Arial" w:eastAsia="黑体"/>
+      <w:rFonts w:ascii="Arial" w:eastAsia="黑体" w:hAnsi="Arial"/>
       <w:b/>
       <w:sz w:val="32"/>
     </w:rPr>
   </w:style>
-  <w:style w:type="paragraph" w:styleId="4">
+  <w:style w:type="paragraph" w:styleId="Heading3">
     <w:name w:val="heading 3"/>
-    <w:basedOn w:val="1"/>
-    <w:next w:val="1"/>
+    <w:basedOn w:val="Normal"/>
+    <w:next w:val="Normal"/>
     <w:semiHidden/>
     <w:unhideWhenUsed/>
     <w:qFormat/>
-    <w:uiPriority w:val="0"/>
     <w:pPr>
       <w:keepNext/>
       <w:keepLines/>
@@ -6393,13 +6266,12 @@
       <w:sz w:val="32"/>
     </w:rPr>
   </w:style>
-  <w:style w:type="paragraph" w:styleId="5">
+  <w:style w:type="paragraph" w:styleId="Heading4">
     <w:name w:val="heading 4"/>
-    <w:basedOn w:val="1"/>
-    <w:next w:val="1"/>
+    <w:basedOn w:val="Normal"/>
+    <w:next w:val="Normal"/>
     <w:unhideWhenUsed/>
     <w:qFormat/>
-    <w:uiPriority w:val="0"/>
     <w:pPr>
       <w:keepNext/>
       <w:keepLines/>
@@ -6412,19 +6284,18 @@
       <w:outlineLvl w:val="3"/>
     </w:pPr>
     <w:rPr>
-      <w:rFonts w:ascii="Arial" w:hAnsi="Arial" w:eastAsia="黑体"/>
+      <w:rFonts w:ascii="Arial" w:eastAsia="黑体" w:hAnsi="Arial"/>
       <w:b/>
       <w:sz w:val="28"/>
     </w:rPr>
   </w:style>
-  <w:style w:type="paragraph" w:styleId="6">
+  <w:style w:type="paragraph" w:styleId="Heading5">
     <w:name w:val="heading 5"/>
-    <w:basedOn w:val="1"/>
-    <w:next w:val="1"/>
+    <w:basedOn w:val="Normal"/>
+    <w:next w:val="Normal"/>
     <w:semiHidden/>
     <w:unhideWhenUsed/>
     <w:qFormat/>
-    <w:uiPriority w:val="0"/>
     <w:pPr>
       <w:keepNext/>
       <w:keepLines/>
@@ -6441,14 +6312,13 @@
       <w:sz w:val="28"/>
     </w:rPr>
   </w:style>
-  <w:style w:type="paragraph" w:styleId="7">
+  <w:style w:type="paragraph" w:styleId="Heading6">
     <w:name w:val="heading 6"/>
-    <w:basedOn w:val="1"/>
-    <w:next w:val="1"/>
+    <w:basedOn w:val="Normal"/>
+    <w:next w:val="Normal"/>
     <w:semiHidden/>
     <w:unhideWhenUsed/>
     <w:qFormat/>
-    <w:uiPriority w:val="0"/>
     <w:pPr>
       <w:keepNext/>
       <w:keepLines/>
@@ -6461,19 +6331,18 @@
       <w:outlineLvl w:val="5"/>
     </w:pPr>
     <w:rPr>
-      <w:rFonts w:ascii="Arial" w:hAnsi="Arial" w:eastAsia="黑体"/>
+      <w:rFonts w:ascii="Arial" w:eastAsia="黑体" w:hAnsi="Arial"/>
       <w:b/>
       <w:sz w:val="24"/>
     </w:rPr>
   </w:style>
-  <w:style w:type="paragraph" w:styleId="8">
+  <w:style w:type="paragraph" w:styleId="Heading7">
     <w:name w:val="heading 7"/>
-    <w:basedOn w:val="1"/>
-    <w:next w:val="1"/>
+    <w:basedOn w:val="Normal"/>
+    <w:next w:val="Normal"/>
     <w:semiHidden/>
     <w:unhideWhenUsed/>
     <w:qFormat/>
-    <w:uiPriority w:val="0"/>
     <w:pPr>
       <w:keepNext/>
       <w:keepLines/>
@@ -6490,14 +6359,13 @@
       <w:sz w:val="24"/>
     </w:rPr>
   </w:style>
-  <w:style w:type="paragraph" w:styleId="9">
+  <w:style w:type="paragraph" w:styleId="Heading8">
     <w:name w:val="heading 8"/>
-    <w:basedOn w:val="1"/>
-    <w:next w:val="1"/>
+    <w:basedOn w:val="Normal"/>
+    <w:next w:val="Normal"/>
     <w:semiHidden/>
     <w:unhideWhenUsed/>
     <w:qFormat/>
-    <w:uiPriority w:val="0"/>
     <w:pPr>
       <w:keepNext/>
       <w:keepLines/>
@@ -6510,18 +6378,17 @@
       <w:outlineLvl w:val="7"/>
     </w:pPr>
     <w:rPr>
-      <w:rFonts w:ascii="Arial" w:hAnsi="Arial" w:eastAsia="黑体"/>
+      <w:rFonts w:ascii="Arial" w:eastAsia="黑体" w:hAnsi="Arial"/>
       <w:sz w:val="24"/>
     </w:rPr>
   </w:style>
-  <w:style w:type="paragraph" w:styleId="10">
+  <w:style w:type="paragraph" w:styleId="Heading9">
     <w:name w:val="heading 9"/>
-    <w:basedOn w:val="1"/>
-    <w:next w:val="1"/>
+    <w:basedOn w:val="Normal"/>
+    <w:next w:val="Normal"/>
     <w:semiHidden/>
     <w:unhideWhenUsed/>
     <w:qFormat/>
-    <w:uiPriority w:val="0"/>
     <w:pPr>
       <w:keepNext/>
       <w:keepLines/>
@@ -6534,21 +6401,19 @@
       <w:outlineLvl w:val="8"/>
     </w:pPr>
     <w:rPr>
-      <w:rFonts w:ascii="Arial" w:hAnsi="Arial" w:eastAsia="黑体"/>
+      <w:rFonts w:ascii="Arial" w:eastAsia="黑体" w:hAnsi="Arial"/>
       <w:sz w:val="21"/>
     </w:rPr>
   </w:style>
-  <w:style w:type="character" w:default="1" w:styleId="22">
+  <w:style w:type="character" w:default="1" w:styleId="DefaultParagraphFont">
     <w:name w:val="Default Paragraph Font"/>
     <w:semiHidden/>
     <w:qFormat/>
-    <w:uiPriority w:val="0"/>
   </w:style>
-  <w:style w:type="table" w:default="1" w:styleId="20">
+  <w:style w:type="table" w:default="1" w:styleId="TableNormal">
     <w:name w:val="Normal Table"/>
     <w:semiHidden/>
     <w:qFormat/>
-    <w:uiPriority w:val="0"/>
     <w:tblPr>
       <w:tblCellMar>
         <w:top w:w="0" w:type="dxa"/>
@@ -6558,43 +6423,39 @@
       </w:tblCellMar>
     </w:tblPr>
   </w:style>
-  <w:style w:type="paragraph" w:styleId="11">
+  <w:style w:type="paragraph" w:styleId="CommentText">
     <w:name w:val="annotation text"/>
-    <w:basedOn w:val="1"/>
+    <w:basedOn w:val="Normal"/>
     <w:qFormat/>
-    <w:uiPriority w:val="0"/>
     <w:pPr>
       <w:jc w:val="left"/>
     </w:pPr>
   </w:style>
-  <w:style w:type="paragraph" w:styleId="12">
+  <w:style w:type="paragraph" w:styleId="BodyText">
     <w:name w:val="Body Text"/>
-    <w:basedOn w:val="1"/>
+    <w:basedOn w:val="Normal"/>
     <w:semiHidden/>
     <w:qFormat/>
-    <w:uiPriority w:val="0"/>
     <w:rPr>
-      <w:rFonts w:ascii="Arial" w:hAnsi="Arial" w:eastAsia="Arial" w:cs="Arial"/>
+      <w:rFonts w:ascii="Arial" w:eastAsia="Arial" w:hAnsi="Arial" w:cs="Arial"/>
       <w:sz w:val="21"/>
       <w:szCs w:val="21"/>
       <w:lang w:val="en-US" w:eastAsia="en-US" w:bidi="ar-SA"/>
     </w:rPr>
   </w:style>
-  <w:style w:type="paragraph" w:styleId="13">
+  <w:style w:type="paragraph" w:styleId="TOC3">
     <w:name w:val="toc 3"/>
-    <w:basedOn w:val="1"/>
-    <w:next w:val="1"/>
+    <w:basedOn w:val="Normal"/>
+    <w:next w:val="Normal"/>
     <w:qFormat/>
-    <w:uiPriority w:val="0"/>
     <w:pPr>
       <w:ind w:left="840" w:leftChars="400"/>
     </w:pPr>
   </w:style>
-  <w:style w:type="paragraph" w:styleId="14">
+  <w:style w:type="paragraph" w:styleId="Footer">
     <w:name w:val="footer"/>
-    <w:basedOn w:val="1"/>
+    <w:basedOn w:val="Normal"/>
     <w:qFormat/>
-    <w:uiPriority w:val="0"/>
     <w:pPr>
       <w:tabs>
         <w:tab w:val="center" w:pos="4153"/>
@@ -6607,17 +6468,16 @@
       <w:sz w:val="18"/>
     </w:rPr>
   </w:style>
-  <w:style w:type="paragraph" w:styleId="15">
+  <w:style w:type="paragraph" w:styleId="Header">
     <w:name w:val="header"/>
-    <w:basedOn w:val="1"/>
+    <w:basedOn w:val="Normal"/>
     <w:qFormat/>
-    <w:uiPriority w:val="0"/>
     <w:pPr>
       <w:pBdr>
-        <w:top w:val="none" w:color="auto" w:sz="0" w:space="0"/>
-        <w:left w:val="none" w:color="auto" w:sz="0" w:space="0"/>
-        <w:bottom w:val="none" w:color="auto" w:sz="0" w:space="0"/>
-        <w:right w:val="none" w:color="auto" w:sz="0" w:space="0"/>
+        <w:top w:val="nil"/>
+        <w:left w:val="nil"/>
+        <w:bottom w:val="nil"/>
+        <w:right w:val="nil"/>
       </w:pBdr>
       <w:tabs>
         <w:tab w:val="center" w:pos="4153"/>
@@ -6632,41 +6492,37 @@
       <w:sz w:val="18"/>
     </w:rPr>
   </w:style>
-  <w:style w:type="paragraph" w:styleId="16">
+  <w:style w:type="paragraph" w:styleId="TOC1">
     <w:name w:val="toc 1"/>
-    <w:basedOn w:val="1"/>
-    <w:next w:val="1"/>
+    <w:basedOn w:val="Normal"/>
+    <w:next w:val="Normal"/>
     <w:qFormat/>
-    <w:uiPriority w:val="0"/>
     <w:rPr>
-      <w:rFonts w:ascii="Arial" w:hAnsi="Arial" w:eastAsia="Microsoft JhengHei"/>
+      <w:rFonts w:ascii="Arial" w:eastAsia="Microsoft JhengHei" w:hAnsi="Arial"/>
       <w:sz w:val="24"/>
     </w:rPr>
   </w:style>
-  <w:style w:type="paragraph" w:styleId="17">
+  <w:style w:type="paragraph" w:styleId="TOC2">
     <w:name w:val="toc 2"/>
-    <w:basedOn w:val="1"/>
-    <w:next w:val="1"/>
+    <w:basedOn w:val="Normal"/>
+    <w:next w:val="Normal"/>
     <w:qFormat/>
-    <w:uiPriority w:val="0"/>
     <w:pPr>
       <w:ind w:left="420" w:leftChars="200"/>
     </w:pPr>
   </w:style>
-  <w:style w:type="paragraph" w:styleId="18">
+  <w:style w:type="paragraph" w:styleId="NormalWeb">
     <w:name w:val="Normal (Web)"/>
-    <w:basedOn w:val="1"/>
+    <w:basedOn w:val="Normal"/>
     <w:qFormat/>
-    <w:uiPriority w:val="0"/>
     <w:rPr>
       <w:sz w:val="24"/>
     </w:rPr>
   </w:style>
-  <w:style w:type="paragraph" w:styleId="19">
+  <w:style w:type="paragraph" w:styleId="Title">
     <w:name w:val="Title"/>
-    <w:basedOn w:val="1"/>
+    <w:basedOn w:val="Normal"/>
     <w:qFormat/>
-    <w:uiPriority w:val="0"/>
     <w:pPr>
       <w:spacing w:before="240" w:beforeLines="0" w:beforeAutospacing="0" w:after="60" w:afterLines="0" w:afterAutospacing="0"/>
       <w:jc w:val="center"/>
@@ -6678,41 +6534,38 @@
       <w:sz w:val="32"/>
     </w:rPr>
   </w:style>
-  <w:style w:type="table" w:styleId="21">
+  <w:style w:type="table" w:styleId="TableGrid">
     <w:name w:val="Table Grid"/>
-    <w:basedOn w:val="20"/>
+    <w:basedOn w:val="TableNormal"/>
     <w:qFormat/>
-    <w:uiPriority w:val="0"/>
     <w:pPr>
       <w:widowControl w:val="0"/>
       <w:jc w:val="both"/>
     </w:pPr>
     <w:tblPr>
       <w:tblBorders>
-        <w:top w:val="single" w:color="auto" w:sz="4" w:space="0"/>
-        <w:left w:val="single" w:color="auto" w:sz="4" w:space="0"/>
-        <w:bottom w:val="single" w:color="auto" w:sz="4" w:space="0"/>
-        <w:right w:val="single" w:color="auto" w:sz="4" w:space="0"/>
-        <w:insideH w:val="single" w:color="auto" w:sz="4" w:space="0"/>
-        <w:insideV w:val="single" w:color="auto" w:sz="4" w:space="0"/>
+        <w:top w:val="single" w:sz="4" w:space="0" w:color="auto"/>
+        <w:left w:val="single" w:sz="4" w:space="0" w:color="auto"/>
+        <w:bottom w:val="single" w:sz="4" w:space="0" w:color="auto"/>
+        <w:right w:val="single" w:sz="4" w:space="0" w:color="auto"/>
+        <w:insideH w:val="single" w:sz="4" w:space="0" w:color="auto"/>
+        <w:insideV w:val="single" w:sz="4" w:space="0" w:color="auto"/>
       </w:tblBorders>
     </w:tblPr>
   </w:style>
-  <w:style w:type="character" w:styleId="23">
+  <w:style w:type="character" w:styleId="Strong">
     <w:name w:val="Strong"/>
-    <w:basedOn w:val="22"/>
+    <w:basedOn w:val="DefaultParagraphFont"/>
     <w:qFormat/>
-    <w:uiPriority w:val="0"/>
     <w:rPr>
       <w:b/>
     </w:rPr>
   </w:style>
-  <w:style w:type="table" w:customStyle="1" w:styleId="24">
+  <w:style w:type="table" w:customStyle="1" w:styleId="TableNormal0">
     <w:name w:val="Table Normal_0"/>
     <w:semiHidden/>
     <w:unhideWhenUsed/>
     <w:qFormat/>
-    <w:uiPriority w:val="0"/>
     <w:tblPr>
       <w:tblCellMar>
         <w:top w:w="0" w:type="dxa"/>
@@ -6722,87 +6575,81 @@
       </w:tblCellMar>
     </w:tblPr>
   </w:style>
-  <w:style w:type="paragraph" w:customStyle="1" w:styleId="25">
+  <w:style w:type="paragraph" w:customStyle="1" w:styleId="TableText">
     <w:name w:val="Table Text"/>
-    <w:basedOn w:val="1"/>
+    <w:basedOn w:val="Normal"/>
     <w:semiHidden/>
     <w:qFormat/>
-    <w:uiPriority w:val="0"/>
     <w:rPr>
-      <w:rFonts w:ascii="宋体" w:hAnsi="宋体" w:eastAsia="宋体" w:cs="宋体"/>
+      <w:rFonts w:ascii="宋体" w:eastAsia="宋体" w:hAnsi="宋体" w:cs="宋体"/>
       <w:sz w:val="21"/>
       <w:szCs w:val="21"/>
       <w:lang w:val="en-US" w:eastAsia="en-US" w:bidi="ar-SA"/>
     </w:rPr>
   </w:style>
-  <w:style w:type="paragraph" w:customStyle="1" w:styleId="26">
+  <w:style w:type="paragraph" w:customStyle="1" w:styleId="1">
     <w:name w:val="柴_标题1"/>
-    <w:basedOn w:val="2"/>
-    <w:next w:val="27"/>
-    <w:link w:val="38"/>
+    <w:basedOn w:val="Heading1"/>
+    <w:next w:val="a"/>
+    <w:link w:val="1Char"/>
     <w:qFormat/>
-    <w:uiPriority w:val="0"/>
     <w:pPr>
       <w:spacing w:before="100" w:after="90" w:line="360" w:lineRule="auto"/>
     </w:pPr>
     <w:rPr>
-      <w:rFonts w:ascii="Arial" w:hAnsi="Arial" w:eastAsia="宋体"/>
+      <w:rFonts w:ascii="Arial" w:eastAsia="宋体" w:hAnsi="Arial"/>
       <w:sz w:val="32"/>
     </w:rPr>
   </w:style>
-  <w:style w:type="paragraph" w:customStyle="1" w:styleId="27">
+  <w:style w:type="paragraph" w:customStyle="1" w:styleId="a">
     <w:name w:val="柴_正文"/>
-    <w:basedOn w:val="12"/>
-    <w:link w:val="41"/>
+    <w:basedOn w:val="BodyText"/>
+    <w:link w:val="Char"/>
     <w:qFormat/>
-    <w:uiPriority w:val="0"/>
     <w:pPr>
       <w:spacing w:line="360" w:lineRule="auto"/>
       <w:ind w:firstLine="470" w:firstLineChars="200"/>
     </w:pPr>
     <w:rPr>
-      <w:rFonts w:ascii="Arial" w:hAnsi="Arial" w:eastAsia="宋体"/>
+      <w:rFonts w:ascii="Arial" w:eastAsia="宋体" w:hAnsi="Arial"/>
       <w:sz w:val="24"/>
       <w:lang w:eastAsia="zh-CN"/>
     </w:rPr>
   </w:style>
-  <w:style w:type="paragraph" w:customStyle="1" w:styleId="28">
+  <w:style w:type="paragraph" w:customStyle="1" w:styleId="2">
     <w:name w:val="柴_标题2"/>
-    <w:basedOn w:val="3"/>
-    <w:next w:val="27"/>
+    <w:basedOn w:val="Heading2"/>
+    <w:next w:val="a"/>
     <w:qFormat/>
-    <w:uiPriority w:val="0"/>
     <w:pPr>
       <w:spacing w:line="360" w:lineRule="auto"/>
     </w:pPr>
     <w:rPr>
-      <w:rFonts w:ascii="Arial" w:hAnsi="Arial" w:eastAsia="宋体"/>
+      <w:rFonts w:ascii="Arial" w:eastAsia="宋体" w:hAnsi="Arial"/>
       <w:sz w:val="28"/>
     </w:rPr>
   </w:style>
-  <w:style w:type="paragraph" w:customStyle="1" w:styleId="29">
+  <w:style w:type="paragraph" w:customStyle="1" w:styleId="3">
     <w:name w:val="柴_标题3"/>
-    <w:basedOn w:val="4"/>
-    <w:next w:val="27"/>
+    <w:basedOn w:val="Heading3"/>
+    <w:next w:val="a"/>
     <w:qFormat/>
-    <w:uiPriority w:val="0"/>
     <w:pPr>
       <w:spacing w:line="360" w:lineRule="auto"/>
       <w:ind w:left="0" w:firstLine="472" w:firstLineChars="200"/>
     </w:pPr>
     <w:rPr>
-      <w:rFonts w:ascii="宋体" w:hAnsi="宋体" w:eastAsia="宋体" w:cs="宋体"/>
+      <w:rFonts w:ascii="宋体" w:eastAsia="宋体" w:hAnsi="宋体" w:cs="宋体"/>
       <w:spacing w:val="-2"/>
       <w:sz w:val="24"/>
       <w:szCs w:val="24"/>
     </w:rPr>
   </w:style>
-  <w:style w:type="paragraph" w:customStyle="1" w:styleId="30">
+  <w:style w:type="paragraph" w:customStyle="1" w:styleId="a0">
     <w:name w:val="柴_目录"/>
-    <w:basedOn w:val="1"/>
-    <w:next w:val="12"/>
+    <w:basedOn w:val="Normal"/>
+    <w:next w:val="BodyText"/>
     <w:qFormat/>
-    <w:uiPriority w:val="0"/>
     <w:pPr>
       <w:tabs>
         <w:tab w:val="right" w:leader="dot" w:pos="8442"/>
@@ -6810,96 +6657,89 @@
       <w:ind w:left="0" w:leftChars="0"/>
     </w:pPr>
     <w:rPr>
-      <w:rFonts w:ascii="Arial" w:hAnsi="Arial" w:eastAsia="Microsoft JhengHei"/>
+      <w:rFonts w:ascii="Arial" w:eastAsia="Microsoft JhengHei" w:hAnsi="Arial"/>
       <w:sz w:val="24"/>
     </w:rPr>
   </w:style>
-  <w:style w:type="paragraph" w:customStyle="1" w:styleId="31">
+  <w:style w:type="paragraph" w:customStyle="1" w:styleId="a1">
     <w:name w:val="柴_公司名"/>
-    <w:basedOn w:val="19"/>
+    <w:basedOn w:val="Title"/>
     <w:qFormat/>
-    <w:uiPriority w:val="0"/>
     <w:pPr>
       <w:spacing w:after="600" w:afterLines="600"/>
     </w:pPr>
     <w:rPr>
-      <w:rFonts w:hint="eastAsia" w:ascii="宋体" w:hAnsi="宋体" w:eastAsia="宋体" w:cs="宋体"/>
+      <w:rFonts w:ascii="宋体" w:eastAsia="宋体" w:hAnsi="宋体" w:cs="宋体" w:hint="eastAsia"/>
       <w:bCs/>
       <w:spacing w:val="-6"/>
       <w:sz w:val="52"/>
       <w:szCs w:val="52"/>
     </w:rPr>
   </w:style>
-  <w:style w:type="paragraph" w:customStyle="1" w:styleId="32">
+  <w:style w:type="paragraph" w:customStyle="1" w:styleId="a2">
     <w:name w:val="柴_文档名"/>
-    <w:basedOn w:val="19"/>
+    <w:basedOn w:val="Title"/>
     <w:qFormat/>
-    <w:uiPriority w:val="0"/>
     <w:pPr>
       <w:spacing w:after="900" w:afterLines="900"/>
     </w:pPr>
     <w:rPr>
-      <w:rFonts w:ascii="黑体" w:hAnsi="黑体" w:eastAsia="黑体" w:cs="黑体"/>
+      <w:rFonts w:ascii="黑体" w:eastAsia="黑体" w:hAnsi="黑体" w:cs="黑体"/>
       <w:bCs/>
       <w:spacing w:val="-7"/>
       <w:sz w:val="52"/>
       <w:szCs w:val="52"/>
     </w:rPr>
   </w:style>
-  <w:style w:type="paragraph" w:customStyle="1" w:styleId="33">
+  <w:style w:type="paragraph" w:customStyle="1" w:styleId="WPSOffice1">
     <w:name w:val="WPSOffice手动目录 1"/>
     <w:qFormat/>
-    <w:uiPriority w:val="0"/>
     <w:pPr>
       <w:ind w:leftChars="0"/>
     </w:pPr>
     <w:rPr>
-      <w:rFonts w:ascii="Times New Roman" w:hAnsi="Times New Roman" w:eastAsia="宋体" w:cs="Times New Roman"/>
+      <w:rFonts w:ascii="Times New Roman" w:eastAsia="宋体" w:hAnsi="Times New Roman" w:cs="Times New Roman"/>
       <w:sz w:val="20"/>
       <w:szCs w:val="20"/>
     </w:rPr>
   </w:style>
-  <w:style w:type="paragraph" w:customStyle="1" w:styleId="34">
+  <w:style w:type="paragraph" w:customStyle="1" w:styleId="WPSOffice2">
     <w:name w:val="WPSOffice手动目录 2"/>
     <w:qFormat/>
-    <w:uiPriority w:val="0"/>
     <w:pPr>
       <w:ind w:leftChars="200"/>
     </w:pPr>
     <w:rPr>
-      <w:rFonts w:ascii="Times New Roman" w:hAnsi="Times New Roman" w:eastAsia="宋体" w:cs="Times New Roman"/>
+      <w:rFonts w:ascii="Times New Roman" w:eastAsia="宋体" w:hAnsi="Times New Roman" w:cs="Times New Roman"/>
       <w:sz w:val="20"/>
       <w:szCs w:val="20"/>
     </w:rPr>
   </w:style>
-  <w:style w:type="paragraph" w:customStyle="1" w:styleId="35">
+  <w:style w:type="paragraph" w:customStyle="1" w:styleId="WPSOffice3">
     <w:name w:val="WPSOffice手动目录 3"/>
     <w:qFormat/>
-    <w:uiPriority w:val="0"/>
     <w:pPr>
       <w:ind w:leftChars="400"/>
     </w:pPr>
     <w:rPr>
-      <w:rFonts w:ascii="Times New Roman" w:hAnsi="Times New Roman" w:eastAsia="宋体" w:cs="Times New Roman"/>
+      <w:rFonts w:ascii="Times New Roman" w:eastAsia="宋体" w:hAnsi="Times New Roman" w:cs="Times New Roman"/>
       <w:sz w:val="20"/>
       <w:szCs w:val="20"/>
     </w:rPr>
   </w:style>
-  <w:style w:type="paragraph" w:customStyle="1" w:styleId="36">
+  <w:style w:type="paragraph" w:customStyle="1" w:styleId="Compact">
     <w:name w:val="Compact"/>
-    <w:basedOn w:val="12"/>
+    <w:basedOn w:val="BodyText"/>
     <w:qFormat/>
-    <w:uiPriority w:val="0"/>
     <w:pPr>
       <w:spacing w:before="36" w:after="36"/>
     </w:pPr>
   </w:style>
-  <w:style w:type="table" w:customStyle="1" w:styleId="37">
+  <w:style w:type="table" w:customStyle="1" w:styleId="Table">
     <w:name w:val="Table"/>
     <w:semiHidden/>
     <w:unhideWhenUsed/>
     <w:qFormat/>
-    <w:uiPriority w:val="0"/>
     <w:tblPr>
       <w:tblCellMar>
         <w:top w:w="0" w:type="dxa"/>
@@ -6911,27 +6751,25 @@
     <w:tblStylePr w:type="firstRow">
       <w:tcPr>
         <w:tcBorders>
-          <w:bottom w:val="single" w:color="auto" w:sz="0" w:space="0"/>
+          <w:bottom w:val="single" w:sz="0" w:space="0" w:color="auto"/>
         </w:tcBorders>
         <w:vAlign w:val="bottom"/>
       </w:tcPr>
     </w:tblStylePr>
   </w:style>
-  <w:style w:type="character" w:customStyle="1" w:styleId="38">
+  <w:style w:type="character" w:customStyle="1" w:styleId="1Char">
     <w:name w:val="柴_标题1 Char"/>
-    <w:link w:val="26"/>
+    <w:link w:val="1"/>
     <w:qFormat/>
-    <w:uiPriority w:val="0"/>
     <w:rPr>
-      <w:rFonts w:ascii="Arial" w:hAnsi="Arial" w:eastAsia="宋体"/>
+      <w:rFonts w:ascii="Arial" w:eastAsia="宋体" w:hAnsi="Arial"/>
       <w:sz w:val="32"/>
     </w:rPr>
   </w:style>
-  <w:style w:type="paragraph" w:customStyle="1" w:styleId="39">
+  <w:style w:type="paragraph" w:customStyle="1" w:styleId="a3">
     <w:name w:val="柴_正文_无缩进"/>
-    <w:basedOn w:val="1"/>
+    <w:basedOn w:val="Normal"/>
     <w:qFormat/>
-    <w:uiPriority w:val="0"/>
     <w:pPr>
       <w:ind w:firstLine="0" w:firstLineChars="0"/>
     </w:pPr>
@@ -6941,41 +6779,38 @@
       <w:lang w:eastAsia="zh-CN"/>
     </w:rPr>
   </w:style>
-  <w:style w:type="paragraph" w:customStyle="1" w:styleId="40">
+  <w:style w:type="paragraph" w:customStyle="1" w:styleId="4">
     <w:name w:val="柴_标题4"/>
-    <w:basedOn w:val="5"/>
-    <w:next w:val="1"/>
+    <w:basedOn w:val="Heading4"/>
+    <w:next w:val="Normal"/>
     <w:qFormat/>
-    <w:uiPriority w:val="0"/>
     <w:pPr>
       <w:widowControl w:val="0"/>
       <w:spacing w:before="160" w:line="360" w:lineRule="auto"/>
-      <w:ind w:left="981" w:leftChars="300" w:hanging="862"/>
+      <w:ind w:left="981" w:hanging="862" w:leftChars="300"/>
     </w:pPr>
     <w:rPr>
-      <w:rFonts w:hint="eastAsia" w:ascii="Calibri" w:hAnsi="Calibri" w:eastAsia="宋体" w:cs="宋体"/>
+      <w:rFonts w:ascii="Calibri" w:eastAsia="宋体" w:hAnsi="Calibri" w:cs="宋体" w:hint="eastAsia"/>
       <w:sz w:val="24"/>
       <w:szCs w:val="24"/>
       <w:lang w:eastAsia="zh-CN" w:bidi="zh-CN"/>
     </w:rPr>
   </w:style>
-  <w:style w:type="character" w:customStyle="1" w:styleId="41">
+  <w:style w:type="character" w:customStyle="1" w:styleId="Char">
     <w:name w:val="柴_正文 Char"/>
-    <w:link w:val="27"/>
+    <w:link w:val="a"/>
     <w:qFormat/>
-    <w:uiPriority w:val="0"/>
     <w:rPr>
-      <w:rFonts w:ascii="Arial" w:hAnsi="Arial" w:eastAsia="宋体"/>
+      <w:rFonts w:ascii="Arial" w:eastAsia="宋体" w:hAnsi="Arial"/>
       <w:sz w:val="24"/>
       <w:lang w:eastAsia="zh-CN"/>
     </w:rPr>
   </w:style>
-  <w:style w:type="table" w:customStyle="1" w:styleId="42">
+  <w:style w:type="table" w:customStyle="1" w:styleId="TableNormal1">
     <w:name w:val="Table Normal_1"/>
     <w:semiHidden/>
     <w:unhideWhenUsed/>
     <w:qFormat/>
-    <w:uiPriority w:val="0"/>
     <w:tblPr>
       <w:tblCellMar>
         <w:top w:w="0" w:type="dxa"/>
@@ -6985,12 +6820,11 @@
       </w:tblCellMar>
     </w:tblPr>
   </w:style>
-  <w:style w:type="table" w:customStyle="1" w:styleId="43">
-    <w:name w:val="Table Normal"/>
+  <w:style w:type="table" w:customStyle="1" w:styleId="TableNormal2">
+    <w:name w:val="Table Normal_2"/>
     <w:semiHidden/>
     <w:unhideWhenUsed/>
     <w:qFormat/>
-    <w:uiPriority w:val="0"/>
     <w:tblPr>
       <w:tblCellMar>
         <w:top w:w="0" w:type="dxa"/>

--- a/8.资源管理/1.流程制度规范类文件/080103-备品备件管理制度.docx
+++ b/8.资源管理/1.流程制度规范类文件/080103-备品备件管理制度.docx
@@ -48,7 +48,7 @@
           <w:sz w:val="36"/>
           <w:szCs w:val="36"/>
         </w:rPr>
-        <w:t>2025-7-4</w:t>
+        <w:t>2025-4-4</w:t>
       </w:r>
     </w:p>
     <w:p>
@@ -480,7 +480,7 @@
                 <w:sz w:val="21"/>
                 <w:szCs w:val="21"/>
               </w:rPr>
-              <w:t>2025-7-4</w:t>
+              <w:t>2025-4-4</w:t>
             </w:r>
           </w:p>
         </w:tc>

--- a/8.资源管理/1.流程制度规范类文件/080103-备品备件管理制度.docx
+++ b/8.资源管理/1.流程制度规范类文件/080103-备品备件管理制度.docx
@@ -1,20 +1,19 @@
 
 <file path=word/document.xml><?xml version="1.0" encoding="utf-8"?>
-<w:document xmlns:wpc="http://schemas.microsoft.com/office/word/2010/wordprocessingCanvas" xmlns:mc="http://schemas.openxmlformats.org/markup-compatibility/2006" xmlns:o="urn:schemas-microsoft-com:office:office" xmlns:r="http://schemas.openxmlformats.org/officeDocument/2006/relationships" xmlns:m="http://schemas.openxmlformats.org/officeDocument/2006/math" xmlns:v="urn:schemas-microsoft-com:vml" xmlns:wp14="http://schemas.microsoft.com/office/word/2010/wordprocessingDrawing" xmlns:wp="http://schemas.openxmlformats.org/drawingml/2006/wordprocessingDrawing" xmlns:w10="urn:schemas-microsoft-com:office:word" xmlns:w="http://schemas.openxmlformats.org/wordprocessingml/2006/main" xmlns:w14="http://schemas.microsoft.com/office/word/2010/wordml" xmlns:w15="http://schemas.microsoft.com/office/word/2012/wordml" xmlns:wne="http://schemas.microsoft.com/office/word/2006/wordml" xmlns:wpg="http://schemas.microsoft.com/office/word/2010/wordprocessingGroup" xmlns:wpi="http://schemas.microsoft.com/office/word/2010/wordprocessingInk" xmlns:wps="http://schemas.microsoft.com/office/word/2010/wordprocessingShape" mc:Ignorable="w14 w15 wp14">
-  <!-- Generated by Aspose.Words for .NET 13.3.0.1 -->
+<w:document xmlns:wpc="http://schemas.microsoft.com/office/word/2010/wordprocessingCanvas" xmlns:mc="http://schemas.openxmlformats.org/markup-compatibility/2006" xmlns:o="urn:schemas-microsoft-com:office:office" xmlns:r="http://schemas.openxmlformats.org/officeDocument/2006/relationships" xmlns:m="http://schemas.openxmlformats.org/officeDocument/2006/math" xmlns:v="urn:schemas-microsoft-com:vml" xmlns:wp14="http://schemas.microsoft.com/office/word/2010/wordprocessingDrawing" xmlns:wp="http://schemas.openxmlformats.org/drawingml/2006/wordprocessingDrawing" xmlns:w="http://schemas.openxmlformats.org/wordprocessingml/2006/main" xmlns:w14="http://schemas.microsoft.com/office/word/2010/wordml" xmlns:w10="urn:schemas-microsoft-com:office:word" xmlns:w15="http://schemas.microsoft.com/office/word/2012/wordml" xmlns:wpg="http://schemas.microsoft.com/office/word/2010/wordprocessingGroup" xmlns:wpi="http://schemas.microsoft.com/office/word/2010/wordprocessingInk" xmlns:wne="http://schemas.microsoft.com/office/word/2006/wordml" xmlns:wps="http://schemas.microsoft.com/office/word/2010/wordprocessingShape" xmlns:wpsCustomData="http://www.wps.cn/officeDocument/2013/wpsCustomData" mc:Ignorable="w14 w15 wp14">
   <w:body>
     <w:p>
       <w:pPr>
-        <w:pStyle w:val="a2"/>
+        <w:pStyle w:val="32"/>
         <w:bidi w:val="0"/>
       </w:pPr>
-      <w:bookmarkStart w:id="0" w:name="_Toc28797"/>
-    </w:p>
-    <w:p>
-      <w:pPr>
-        <w:pStyle w:val="a2"/>
+    </w:p>
+    <w:p>
+      <w:pPr>
+        <w:pStyle w:val="32"/>
         <w:bidi w:val="0"/>
       </w:pPr>
+      <w:bookmarkStart w:id="0" w:name="_Toc13650"/>
       <w:r>
         <w:t>备品备件管理制度</w:t>
       </w:r>
@@ -22,10 +21,10 @@
     </w:p>
     <w:p>
       <w:pPr>
-        <w:pStyle w:val="a2"/>
+        <w:pStyle w:val="32"/>
         <w:bidi w:val="0"/>
       </w:pPr>
-      <w:bookmarkStart w:id="1" w:name="_Toc19640"/>
+      <w:bookmarkStart w:id="1" w:name="_Toc31812"/>
       <w:r>
         <w:t>中达丰集团有限公司</w:t>
       </w:r>
@@ -36,14 +35,14 @@
         <w:spacing w:before="276"/>
         <w:ind w:left="3465"/>
         <w:rPr>
-          <w:rFonts w:ascii="宋体" w:eastAsia="宋体" w:hAnsi="宋体" w:cs="宋体"/>
+          <w:rFonts w:ascii="宋体" w:hAnsi="宋体" w:eastAsia="宋体" w:cs="宋体"/>
           <w:sz w:val="36"/>
           <w:szCs w:val="36"/>
         </w:rPr>
       </w:pPr>
       <w:r>
         <w:rPr>
-          <w:rFonts w:ascii="宋体" w:eastAsia="宋体" w:hAnsi="宋体" w:cs="宋体"/>
+          <w:rFonts w:ascii="宋体" w:hAnsi="宋体" w:eastAsia="宋体" w:cs="宋体"/>
           <w:spacing w:val="-3"/>
           <w:sz w:val="36"/>
           <w:szCs w:val="36"/>
@@ -54,15 +53,15 @@
     <w:p>
       <w:pPr>
         <w:rPr>
-          <w:rFonts w:ascii="宋体" w:eastAsia="宋体" w:hAnsi="宋体" w:cs="宋体"/>
+          <w:rFonts w:ascii="宋体" w:hAnsi="宋体" w:eastAsia="宋体" w:cs="宋体"/>
           <w:sz w:val="36"/>
           <w:szCs w:val="36"/>
         </w:rPr>
         <w:sectPr>
-          <w:footerReference w:type="default" r:id="rId4"/>
+          <w:footerReference r:id="rId5" w:type="default"/>
           <w:pgSz w:w="11906" w:h="16839"/>
           <w:pgMar w:top="1431" w:right="1785" w:bottom="1375" w:left="1785" w:header="0" w:footer="1211" w:gutter="0"/>
-          <w:cols w:num="1" w:space="720"/>
+          <w:cols w:space="720" w:num="1"/>
         </w:sectPr>
       </w:pPr>
     </w:p>
@@ -72,15 +71,15 @@
         <w:ind w:left="3620"/>
         <w:outlineLvl w:val="1"/>
         <w:rPr>
-          <w:rFonts w:ascii="宋体" w:eastAsia="宋体" w:hAnsi="宋体" w:cs="宋体"/>
+          <w:rFonts w:ascii="宋体" w:hAnsi="宋体" w:eastAsia="宋体" w:cs="宋体"/>
           <w:sz w:val="28"/>
           <w:szCs w:val="28"/>
         </w:rPr>
       </w:pPr>
-      <w:bookmarkStart w:id="2" w:name="_Toc3622"/>
-      <w:r>
-        <w:rPr>
-          <w:rFonts w:ascii="宋体" w:eastAsia="宋体" w:hAnsi="宋体" w:cs="宋体"/>
+      <w:bookmarkStart w:id="2" w:name="_Toc18308"/>
+      <w:r>
+        <w:rPr>
+          <w:rFonts w:ascii="宋体" w:hAnsi="宋体" w:eastAsia="宋体" w:cs="宋体"/>
           <w:spacing w:val="-3"/>
           <w:sz w:val="28"/>
           <w:szCs w:val="28"/>
@@ -91,16 +90,16 @@
     </w:p>
     <w:tbl>
       <w:tblPr>
-        <w:tblStyle w:val="TableNormal0"/>
+        <w:tblStyle w:val="24"/>
         <w:tblW w:w="9071" w:type="dxa"/>
         <w:tblInd w:w="127" w:type="dxa"/>
         <w:tblBorders>
-          <w:top w:val="single" w:sz="4" w:space="0" w:color="000000"/>
-          <w:left w:val="single" w:sz="4" w:space="0" w:color="000000"/>
-          <w:bottom w:val="single" w:sz="4" w:space="0" w:color="000000"/>
-          <w:right w:val="single" w:sz="4" w:space="0" w:color="000000"/>
-          <w:insideH w:val="single" w:sz="4" w:space="0" w:color="000000"/>
-          <w:insideV w:val="single" w:sz="4" w:space="0" w:color="000000"/>
+          <w:top w:val="single" w:color="000000" w:sz="4" w:space="0"/>
+          <w:left w:val="single" w:color="000000" w:sz="4" w:space="0"/>
+          <w:bottom w:val="single" w:color="000000" w:sz="4" w:space="0"/>
+          <w:right w:val="single" w:color="000000" w:sz="4" w:space="0"/>
+          <w:insideH w:val="single" w:color="000000" w:sz="4" w:space="0"/>
+          <w:insideV w:val="single" w:color="000000" w:sz="4" w:space="0"/>
         </w:tblBorders>
         <w:tblLayout w:type="fixed"/>
         <w:tblCellMar>
@@ -119,17 +118,14 @@
       </w:tblGrid>
       <w:tr>
         <w:tblPrEx>
-          <w:tblW w:w="9071" w:type="dxa"/>
-          <w:tblInd w:w="127" w:type="dxa"/>
           <w:tblBorders>
-            <w:top w:val="single" w:sz="4" w:space="0" w:color="000000"/>
-            <w:left w:val="single" w:sz="4" w:space="0" w:color="000000"/>
-            <w:bottom w:val="single" w:sz="4" w:space="0" w:color="000000"/>
-            <w:right w:val="single" w:sz="4" w:space="0" w:color="000000"/>
-            <w:insideH w:val="single" w:sz="4" w:space="0" w:color="000000"/>
-            <w:insideV w:val="single" w:sz="4" w:space="0" w:color="000000"/>
+            <w:top w:val="single" w:color="000000" w:sz="4" w:space="0"/>
+            <w:left w:val="single" w:color="000000" w:sz="4" w:space="0"/>
+            <w:bottom w:val="single" w:color="000000" w:sz="4" w:space="0"/>
+            <w:right w:val="single" w:color="000000" w:sz="4" w:space="0"/>
+            <w:insideH w:val="single" w:color="000000" w:sz="4" w:space="0"/>
+            <w:insideV w:val="single" w:color="000000" w:sz="4" w:space="0"/>
           </w:tblBorders>
-          <w:tblLayout w:type="fixed"/>
           <w:tblCellMar>
             <w:top w:w="0" w:type="dxa"/>
             <w:left w:w="0" w:type="dxa"/>
@@ -138,7 +134,7 @@
           </w:tblCellMar>
         </w:tblPrEx>
         <w:trPr>
-          <w:trHeight w:val="612"/>
+          <w:trHeight w:val="612" w:hRule="atLeast"/>
         </w:trPr>
         <w:tc>
           <w:tcPr>
@@ -149,14 +145,14 @@
               <w:spacing w:before="199" w:line="220" w:lineRule="auto"/>
               <w:ind w:left="296"/>
               <w:rPr>
-                <w:rFonts w:ascii="宋体" w:eastAsia="宋体" w:hAnsi="宋体" w:cs="宋体"/>
+                <w:rFonts w:ascii="宋体" w:hAnsi="宋体" w:eastAsia="宋体" w:cs="宋体"/>
                 <w:sz w:val="21"/>
                 <w:szCs w:val="21"/>
               </w:rPr>
             </w:pPr>
             <w:r>
               <w:rPr>
-                <w:rFonts w:ascii="宋体" w:eastAsia="宋体" w:hAnsi="宋体" w:cs="宋体"/>
+                <w:rFonts w:ascii="宋体" w:hAnsi="宋体" w:eastAsia="宋体" w:cs="宋体"/>
                 <w:spacing w:val="-2"/>
                 <w:sz w:val="21"/>
                 <w:szCs w:val="21"/>
@@ -175,14 +171,14 @@
               <w:spacing w:before="200" w:line="218" w:lineRule="auto"/>
               <w:ind w:left="1832"/>
               <w:rPr>
-                <w:rFonts w:ascii="宋体" w:eastAsia="宋体" w:hAnsi="宋体" w:cs="宋体"/>
+                <w:rFonts w:ascii="宋体" w:hAnsi="宋体" w:eastAsia="宋体" w:cs="宋体"/>
                 <w:sz w:val="21"/>
                 <w:szCs w:val="21"/>
               </w:rPr>
             </w:pPr>
             <w:r>
               <w:rPr>
-                <w:rFonts w:ascii="宋体" w:eastAsia="宋体" w:hAnsi="宋体" w:cs="宋体"/>
+                <w:rFonts w:ascii="宋体" w:hAnsi="宋体" w:eastAsia="宋体" w:cs="宋体"/>
                 <w:spacing w:val="-1"/>
                 <w:sz w:val="21"/>
                 <w:szCs w:val="21"/>
@@ -191,7 +187,7 @@
             </w:r>
             <w:r>
               <w:rPr>
-                <w:rFonts w:ascii="宋体" w:hAnsi="宋体" w:cs="宋体" w:hint="eastAsia"/>
+                <w:rFonts w:hint="eastAsia" w:ascii="宋体" w:hAnsi="宋体" w:cs="宋体"/>
                 <w:spacing w:val="-1"/>
                 <w:sz w:val="21"/>
                 <w:szCs w:val="21"/>
@@ -201,7 +197,7 @@
             </w:r>
             <w:r>
               <w:rPr>
-                <w:rFonts w:ascii="宋体" w:eastAsia="宋体" w:hAnsi="宋体" w:cs="宋体"/>
+                <w:rFonts w:ascii="宋体" w:hAnsi="宋体" w:eastAsia="宋体" w:cs="宋体"/>
                 <w:spacing w:val="-1"/>
                 <w:sz w:val="21"/>
                 <w:szCs w:val="21"/>
@@ -213,9 +209,14 @@
       </w:tr>
       <w:tr>
         <w:tblPrEx>
-          <w:tblW w:w="9071" w:type="dxa"/>
-          <w:tblInd w:w="127" w:type="dxa"/>
-          <w:tblLayout w:type="fixed"/>
+          <w:tblBorders>
+            <w:top w:val="single" w:color="000000" w:sz="4" w:space="0"/>
+            <w:left w:val="single" w:color="000000" w:sz="4" w:space="0"/>
+            <w:bottom w:val="single" w:color="000000" w:sz="4" w:space="0"/>
+            <w:right w:val="single" w:color="000000" w:sz="4" w:space="0"/>
+            <w:insideH w:val="single" w:color="000000" w:sz="4" w:space="0"/>
+            <w:insideV w:val="single" w:color="000000" w:sz="4" w:space="0"/>
+          </w:tblBorders>
           <w:tblCellMar>
             <w:top w:w="0" w:type="dxa"/>
             <w:left w:w="0" w:type="dxa"/>
@@ -224,7 +225,7 @@
           </w:tblCellMar>
         </w:tblPrEx>
         <w:trPr>
-          <w:trHeight w:val="607"/>
+          <w:trHeight w:val="607" w:hRule="atLeast"/>
         </w:trPr>
         <w:tc>
           <w:tcPr>
@@ -235,14 +236,14 @@
               <w:spacing w:before="195" w:line="220" w:lineRule="auto"/>
               <w:ind w:left="506"/>
               <w:rPr>
-                <w:rFonts w:ascii="宋体" w:eastAsia="宋体" w:hAnsi="宋体" w:cs="宋体"/>
+                <w:rFonts w:ascii="宋体" w:hAnsi="宋体" w:eastAsia="宋体" w:cs="宋体"/>
                 <w:sz w:val="21"/>
                 <w:szCs w:val="21"/>
               </w:rPr>
             </w:pPr>
             <w:r>
               <w:rPr>
-                <w:rFonts w:ascii="宋体" w:eastAsia="宋体" w:hAnsi="宋体" w:cs="宋体"/>
+                <w:rFonts w:ascii="宋体" w:hAnsi="宋体" w:eastAsia="宋体" w:cs="宋体"/>
                 <w:spacing w:val="-2"/>
                 <w:sz w:val="21"/>
                 <w:szCs w:val="21"/>
@@ -261,14 +262,14 @@
               <w:spacing w:before="196" w:line="219" w:lineRule="auto"/>
               <w:ind w:left="2144"/>
               <w:rPr>
-                <w:rFonts w:ascii="宋体" w:eastAsia="宋体" w:hAnsi="宋体" w:cs="宋体"/>
+                <w:rFonts w:ascii="宋体" w:hAnsi="宋体" w:eastAsia="宋体" w:cs="宋体"/>
                 <w:sz w:val="21"/>
                 <w:szCs w:val="21"/>
               </w:rPr>
             </w:pPr>
             <w:r>
               <w:rPr>
-                <w:rFonts w:ascii="宋体" w:eastAsia="宋体" w:hAnsi="宋体" w:cs="宋体"/>
+                <w:rFonts w:ascii="宋体" w:hAnsi="宋体" w:eastAsia="宋体" w:cs="宋体"/>
                 <w:spacing w:val="-1"/>
                 <w:sz w:val="21"/>
                 <w:szCs w:val="21"/>
@@ -280,9 +281,14 @@
       </w:tr>
       <w:tr>
         <w:tblPrEx>
-          <w:tblW w:w="9071" w:type="dxa"/>
-          <w:tblInd w:w="127" w:type="dxa"/>
-          <w:tblLayout w:type="fixed"/>
+          <w:tblBorders>
+            <w:top w:val="single" w:color="000000" w:sz="4" w:space="0"/>
+            <w:left w:val="single" w:color="000000" w:sz="4" w:space="0"/>
+            <w:bottom w:val="single" w:color="000000" w:sz="4" w:space="0"/>
+            <w:right w:val="single" w:color="000000" w:sz="4" w:space="0"/>
+            <w:insideH w:val="single" w:color="000000" w:sz="4" w:space="0"/>
+            <w:insideV w:val="single" w:color="000000" w:sz="4" w:space="0"/>
+          </w:tblBorders>
           <w:tblCellMar>
             <w:top w:w="0" w:type="dxa"/>
             <w:left w:w="0" w:type="dxa"/>
@@ -291,7 +297,7 @@
           </w:tblCellMar>
         </w:tblPrEx>
         <w:trPr>
-          <w:trHeight w:val="607"/>
+          <w:trHeight w:val="607" w:hRule="atLeast"/>
         </w:trPr>
         <w:tc>
           <w:tcPr>
@@ -302,14 +308,14 @@
               <w:spacing w:before="197" w:line="219" w:lineRule="auto"/>
               <w:ind w:left="506"/>
               <w:rPr>
-                <w:rFonts w:ascii="宋体" w:eastAsia="宋体" w:hAnsi="宋体" w:cs="宋体"/>
+                <w:rFonts w:ascii="宋体" w:hAnsi="宋体" w:eastAsia="宋体" w:cs="宋体"/>
                 <w:sz w:val="21"/>
                 <w:szCs w:val="21"/>
               </w:rPr>
             </w:pPr>
             <w:r>
               <w:rPr>
-                <w:rFonts w:ascii="宋体" w:eastAsia="宋体" w:hAnsi="宋体" w:cs="宋体"/>
+                <w:rFonts w:ascii="宋体" w:hAnsi="宋体" w:eastAsia="宋体" w:cs="宋体"/>
                 <w:spacing w:val="-2"/>
                 <w:sz w:val="21"/>
                 <w:szCs w:val="21"/>
@@ -327,14 +333,14 @@
               <w:spacing w:before="197" w:line="219" w:lineRule="auto"/>
               <w:ind w:left="288"/>
               <w:rPr>
-                <w:rFonts w:ascii="宋体" w:eastAsia="宋体" w:hAnsi="宋体" w:cs="宋体"/>
+                <w:rFonts w:ascii="宋体" w:hAnsi="宋体" w:eastAsia="宋体" w:cs="宋体"/>
                 <w:sz w:val="21"/>
                 <w:szCs w:val="21"/>
               </w:rPr>
             </w:pPr>
             <w:r>
               <w:rPr>
-                <w:rFonts w:ascii="宋体" w:eastAsia="宋体" w:hAnsi="宋体" w:cs="宋体"/>
+                <w:rFonts w:ascii="宋体" w:hAnsi="宋体" w:eastAsia="宋体" w:cs="宋体"/>
                 <w:spacing w:val="-2"/>
                 <w:sz w:val="21"/>
                 <w:szCs w:val="21"/>
@@ -352,14 +358,14 @@
               <w:spacing w:before="197" w:line="219" w:lineRule="auto"/>
               <w:ind w:left="735"/>
               <w:rPr>
-                <w:rFonts w:ascii="宋体" w:eastAsia="宋体" w:hAnsi="宋体" w:cs="宋体"/>
+                <w:rFonts w:ascii="宋体" w:hAnsi="宋体" w:eastAsia="宋体" w:cs="宋体"/>
                 <w:sz w:val="21"/>
                 <w:szCs w:val="21"/>
               </w:rPr>
             </w:pPr>
             <w:r>
               <w:rPr>
-                <w:rFonts w:ascii="宋体" w:eastAsia="宋体" w:hAnsi="宋体" w:cs="宋体"/>
+                <w:rFonts w:ascii="宋体" w:hAnsi="宋体" w:eastAsia="宋体" w:cs="宋体"/>
                 <w:spacing w:val="-2"/>
                 <w:sz w:val="21"/>
                 <w:szCs w:val="21"/>
@@ -377,14 +383,14 @@
               <w:spacing w:before="197" w:line="220" w:lineRule="auto"/>
               <w:ind w:left="575"/>
               <w:rPr>
-                <w:rFonts w:ascii="宋体" w:eastAsia="宋体" w:hAnsi="宋体" w:cs="宋体"/>
+                <w:rFonts w:ascii="宋体" w:hAnsi="宋体" w:eastAsia="宋体" w:cs="宋体"/>
                 <w:sz w:val="21"/>
                 <w:szCs w:val="21"/>
               </w:rPr>
             </w:pPr>
             <w:r>
               <w:rPr>
-                <w:rFonts w:ascii="宋体" w:eastAsia="宋体" w:hAnsi="宋体" w:cs="宋体"/>
+                <w:rFonts w:ascii="宋体" w:hAnsi="宋体" w:eastAsia="宋体" w:cs="宋体"/>
                 <w:spacing w:val="-3"/>
                 <w:sz w:val="21"/>
                 <w:szCs w:val="21"/>
@@ -402,14 +408,14 @@
               <w:spacing w:before="197" w:line="220" w:lineRule="auto"/>
               <w:ind w:left="782"/>
               <w:rPr>
-                <w:rFonts w:ascii="宋体" w:eastAsia="宋体" w:hAnsi="宋体" w:cs="宋体"/>
+                <w:rFonts w:ascii="宋体" w:hAnsi="宋体" w:eastAsia="宋体" w:cs="宋体"/>
                 <w:sz w:val="21"/>
                 <w:szCs w:val="21"/>
               </w:rPr>
             </w:pPr>
             <w:r>
               <w:rPr>
-                <w:rFonts w:ascii="宋体" w:eastAsia="宋体" w:hAnsi="宋体" w:cs="宋体"/>
+                <w:rFonts w:ascii="宋体" w:hAnsi="宋体" w:eastAsia="宋体" w:cs="宋体"/>
                 <w:spacing w:val="-5"/>
                 <w:sz w:val="21"/>
                 <w:szCs w:val="21"/>
@@ -421,9 +427,14 @@
       </w:tr>
       <w:tr>
         <w:tblPrEx>
-          <w:tblW w:w="9071" w:type="dxa"/>
-          <w:tblInd w:w="127" w:type="dxa"/>
-          <w:tblLayout w:type="fixed"/>
+          <w:tblBorders>
+            <w:top w:val="single" w:color="000000" w:sz="4" w:space="0"/>
+            <w:left w:val="single" w:color="000000" w:sz="4" w:space="0"/>
+            <w:bottom w:val="single" w:color="000000" w:sz="4" w:space="0"/>
+            <w:right w:val="single" w:color="000000" w:sz="4" w:space="0"/>
+            <w:insideH w:val="single" w:color="000000" w:sz="4" w:space="0"/>
+            <w:insideV w:val="single" w:color="000000" w:sz="4" w:space="0"/>
+          </w:tblBorders>
           <w:tblCellMar>
             <w:top w:w="0" w:type="dxa"/>
             <w:left w:w="0" w:type="dxa"/>
@@ -432,7 +443,7 @@
           </w:tblCellMar>
         </w:tblPrEx>
         <w:trPr>
-          <w:trHeight w:val="474"/>
+          <w:trHeight w:val="474" w:hRule="atLeast"/>
         </w:trPr>
         <w:tc>
           <w:tcPr>
@@ -443,14 +454,14 @@
               <w:spacing w:before="161" w:line="239" w:lineRule="auto"/>
               <w:ind w:left="709"/>
               <w:rPr>
-                <w:rFonts w:ascii="宋体" w:eastAsia="宋体" w:hAnsi="宋体" w:cs="宋体"/>
+                <w:rFonts w:ascii="宋体" w:hAnsi="宋体" w:eastAsia="宋体" w:cs="宋体"/>
                 <w:sz w:val="21"/>
                 <w:szCs w:val="21"/>
               </w:rPr>
             </w:pPr>
             <w:r>
               <w:rPr>
-                <w:rFonts w:ascii="宋体" w:eastAsia="宋体" w:hAnsi="宋体" w:cs="宋体"/>
+                <w:rFonts w:ascii="宋体" w:hAnsi="宋体" w:eastAsia="宋体" w:cs="宋体"/>
                 <w:spacing w:val="-1"/>
                 <w:sz w:val="21"/>
                 <w:szCs w:val="21"/>
@@ -468,14 +479,14 @@
               <w:spacing w:before="161"/>
               <w:ind w:left="290"/>
               <w:rPr>
-                <w:rFonts w:ascii="宋体" w:eastAsia="宋体" w:hAnsi="宋体" w:cs="宋体"/>
+                <w:rFonts w:ascii="宋体" w:hAnsi="宋体" w:eastAsia="宋体" w:cs="宋体"/>
                 <w:sz w:val="21"/>
                 <w:szCs w:val="21"/>
               </w:rPr>
             </w:pPr>
             <w:r>
               <w:rPr>
-                <w:rFonts w:ascii="宋体" w:eastAsia="宋体" w:hAnsi="宋体" w:cs="宋体"/>
+                <w:rFonts w:ascii="宋体" w:hAnsi="宋体" w:eastAsia="宋体" w:cs="宋体"/>
                 <w:spacing w:val="-2"/>
                 <w:sz w:val="21"/>
                 <w:szCs w:val="21"/>
@@ -493,14 +504,14 @@
               <w:spacing w:before="131" w:line="219" w:lineRule="auto"/>
               <w:ind w:left="738"/>
               <w:rPr>
-                <w:rFonts w:ascii="宋体" w:eastAsia="宋体" w:hAnsi="宋体" w:cs="宋体"/>
+                <w:rFonts w:ascii="宋体" w:hAnsi="宋体" w:eastAsia="宋体" w:cs="宋体"/>
                 <w:sz w:val="21"/>
                 <w:szCs w:val="21"/>
               </w:rPr>
             </w:pPr>
             <w:r>
               <w:rPr>
-                <w:rFonts w:ascii="宋体" w:eastAsia="宋体" w:hAnsi="宋体" w:cs="宋体"/>
+                <w:rFonts w:ascii="宋体" w:hAnsi="宋体" w:eastAsia="宋体" w:cs="宋体"/>
                 <w:spacing w:val="-3"/>
                 <w:sz w:val="21"/>
                 <w:szCs w:val="21"/>
@@ -518,7 +529,7 @@
               <w:spacing w:before="132" w:line="220" w:lineRule="auto"/>
               <w:ind w:left="480"/>
               <w:rPr>
-                <w:rFonts w:ascii="宋体" w:eastAsia="宋体" w:hAnsi="宋体" w:cs="宋体" w:hint="eastAsia"/>
+                <w:rFonts w:hint="eastAsia" w:ascii="宋体" w:hAnsi="宋体" w:eastAsia="宋体" w:cs="宋体"/>
                 <w:sz w:val="21"/>
                 <w:szCs w:val="21"/>
                 <w:lang w:eastAsia="zh-CN"/>
@@ -526,7 +537,7 @@
             </w:pPr>
             <w:r>
               <w:rPr>
-                <w:rFonts w:ascii="宋体" w:eastAsia="宋体" w:hAnsi="宋体" w:cs="宋体" w:hint="eastAsia"/>
+                <w:rFonts w:hint="eastAsia" w:ascii="宋体" w:hAnsi="宋体" w:eastAsia="宋体" w:cs="宋体"/>
                 <w:spacing w:val="-5"/>
                 <w:sz w:val="21"/>
                 <w:szCs w:val="21"/>
@@ -545,14 +556,14 @@
               <w:spacing w:before="131" w:line="220" w:lineRule="auto"/>
               <w:ind w:left="672"/>
               <w:rPr>
-                <w:rFonts w:ascii="宋体" w:eastAsia="宋体" w:hAnsi="宋体" w:cs="宋体"/>
+                <w:rFonts w:ascii="宋体" w:hAnsi="宋体" w:eastAsia="宋体" w:cs="宋体"/>
                 <w:sz w:val="21"/>
                 <w:szCs w:val="21"/>
               </w:rPr>
             </w:pPr>
             <w:r>
               <w:rPr>
-                <w:rFonts w:ascii="宋体" w:eastAsia="宋体" w:hAnsi="宋体" w:cs="宋体"/>
+                <w:rFonts w:ascii="宋体" w:hAnsi="宋体" w:eastAsia="宋体" w:cs="宋体"/>
                 <w:spacing w:val="-3"/>
                 <w:sz w:val="21"/>
                 <w:szCs w:val="21"/>
@@ -564,9 +575,14 @@
       </w:tr>
       <w:tr>
         <w:tblPrEx>
-          <w:tblW w:w="9071" w:type="dxa"/>
-          <w:tblInd w:w="127" w:type="dxa"/>
-          <w:tblLayout w:type="fixed"/>
+          <w:tblBorders>
+            <w:top w:val="single" w:color="000000" w:sz="4" w:space="0"/>
+            <w:left w:val="single" w:color="000000" w:sz="4" w:space="0"/>
+            <w:bottom w:val="single" w:color="000000" w:sz="4" w:space="0"/>
+            <w:right w:val="single" w:color="000000" w:sz="4" w:space="0"/>
+            <w:insideH w:val="single" w:color="000000" w:sz="4" w:space="0"/>
+            <w:insideV w:val="single" w:color="000000" w:sz="4" w:space="0"/>
+          </w:tblBorders>
           <w:tblCellMar>
             <w:top w:w="0" w:type="dxa"/>
             <w:left w:w="0" w:type="dxa"/>
@@ -575,7 +591,7 @@
           </w:tblCellMar>
         </w:tblPrEx>
         <w:trPr>
-          <w:trHeight w:val="474"/>
+          <w:trHeight w:val="474" w:hRule="atLeast"/>
         </w:trPr>
         <w:tc>
           <w:tcPr>
@@ -583,7 +599,7 @@
           </w:tcPr>
           <w:p>
             <w:pPr>
-              <w:pStyle w:val="TableText"/>
+              <w:pStyle w:val="25"/>
             </w:pPr>
           </w:p>
         </w:tc>
@@ -593,7 +609,7 @@
           </w:tcPr>
           <w:p>
             <w:pPr>
-              <w:pStyle w:val="TableText"/>
+              <w:pStyle w:val="25"/>
             </w:pPr>
           </w:p>
         </w:tc>
@@ -603,7 +619,7 @@
           </w:tcPr>
           <w:p>
             <w:pPr>
-              <w:pStyle w:val="TableText"/>
+              <w:pStyle w:val="25"/>
             </w:pPr>
           </w:p>
         </w:tc>
@@ -613,7 +629,7 @@
           </w:tcPr>
           <w:p>
             <w:pPr>
-              <w:pStyle w:val="TableText"/>
+              <w:pStyle w:val="25"/>
             </w:pPr>
           </w:p>
         </w:tc>
@@ -623,16 +639,21 @@
           </w:tcPr>
           <w:p>
             <w:pPr>
-              <w:pStyle w:val="TableText"/>
+              <w:pStyle w:val="25"/>
             </w:pPr>
           </w:p>
         </w:tc>
       </w:tr>
       <w:tr>
         <w:tblPrEx>
-          <w:tblW w:w="9071" w:type="dxa"/>
-          <w:tblInd w:w="127" w:type="dxa"/>
-          <w:tblLayout w:type="fixed"/>
+          <w:tblBorders>
+            <w:top w:val="single" w:color="000000" w:sz="4" w:space="0"/>
+            <w:left w:val="single" w:color="000000" w:sz="4" w:space="0"/>
+            <w:bottom w:val="single" w:color="000000" w:sz="4" w:space="0"/>
+            <w:right w:val="single" w:color="000000" w:sz="4" w:space="0"/>
+            <w:insideH w:val="single" w:color="000000" w:sz="4" w:space="0"/>
+            <w:insideV w:val="single" w:color="000000" w:sz="4" w:space="0"/>
+          </w:tblBorders>
           <w:tblCellMar>
             <w:top w:w="0" w:type="dxa"/>
             <w:left w:w="0" w:type="dxa"/>
@@ -641,7 +662,7 @@
           </w:tblCellMar>
         </w:tblPrEx>
         <w:trPr>
-          <w:trHeight w:val="474"/>
+          <w:trHeight w:val="474" w:hRule="atLeast"/>
         </w:trPr>
         <w:tc>
           <w:tcPr>
@@ -649,7 +670,7 @@
           </w:tcPr>
           <w:p>
             <w:pPr>
-              <w:pStyle w:val="TableText"/>
+              <w:pStyle w:val="25"/>
             </w:pPr>
           </w:p>
         </w:tc>
@@ -659,7 +680,7 @@
           </w:tcPr>
           <w:p>
             <w:pPr>
-              <w:pStyle w:val="TableText"/>
+              <w:pStyle w:val="25"/>
             </w:pPr>
           </w:p>
         </w:tc>
@@ -669,7 +690,7 @@
           </w:tcPr>
           <w:p>
             <w:pPr>
-              <w:pStyle w:val="TableText"/>
+              <w:pStyle w:val="25"/>
             </w:pPr>
           </w:p>
         </w:tc>
@@ -679,7 +700,7 @@
           </w:tcPr>
           <w:p>
             <w:pPr>
-              <w:pStyle w:val="TableText"/>
+              <w:pStyle w:val="25"/>
             </w:pPr>
           </w:p>
         </w:tc>
@@ -689,16 +710,21 @@
           </w:tcPr>
           <w:p>
             <w:pPr>
-              <w:pStyle w:val="TableText"/>
+              <w:pStyle w:val="25"/>
             </w:pPr>
           </w:p>
         </w:tc>
       </w:tr>
       <w:tr>
         <w:tblPrEx>
-          <w:tblW w:w="9071" w:type="dxa"/>
-          <w:tblInd w:w="127" w:type="dxa"/>
-          <w:tblLayout w:type="fixed"/>
+          <w:tblBorders>
+            <w:top w:val="single" w:color="000000" w:sz="4" w:space="0"/>
+            <w:left w:val="single" w:color="000000" w:sz="4" w:space="0"/>
+            <w:bottom w:val="single" w:color="000000" w:sz="4" w:space="0"/>
+            <w:right w:val="single" w:color="000000" w:sz="4" w:space="0"/>
+            <w:insideH w:val="single" w:color="000000" w:sz="4" w:space="0"/>
+            <w:insideV w:val="single" w:color="000000" w:sz="4" w:space="0"/>
+          </w:tblBorders>
           <w:tblCellMar>
             <w:top w:w="0" w:type="dxa"/>
             <w:left w:w="0" w:type="dxa"/>
@@ -707,7 +733,7 @@
           </w:tblCellMar>
         </w:tblPrEx>
         <w:trPr>
-          <w:trHeight w:val="474"/>
+          <w:trHeight w:val="474" w:hRule="atLeast"/>
         </w:trPr>
         <w:tc>
           <w:tcPr>
@@ -715,7 +741,7 @@
           </w:tcPr>
           <w:p>
             <w:pPr>
-              <w:pStyle w:val="TableText"/>
+              <w:pStyle w:val="25"/>
             </w:pPr>
           </w:p>
         </w:tc>
@@ -725,7 +751,7 @@
           </w:tcPr>
           <w:p>
             <w:pPr>
-              <w:pStyle w:val="TableText"/>
+              <w:pStyle w:val="25"/>
             </w:pPr>
           </w:p>
         </w:tc>
@@ -735,7 +761,7 @@
           </w:tcPr>
           <w:p>
             <w:pPr>
-              <w:pStyle w:val="TableText"/>
+              <w:pStyle w:val="25"/>
             </w:pPr>
           </w:p>
         </w:tc>
@@ -745,7 +771,7 @@
           </w:tcPr>
           <w:p>
             <w:pPr>
-              <w:pStyle w:val="TableText"/>
+              <w:pStyle w:val="25"/>
             </w:pPr>
           </w:p>
         </w:tc>
@@ -755,16 +781,21 @@
           </w:tcPr>
           <w:p>
             <w:pPr>
-              <w:pStyle w:val="TableText"/>
+              <w:pStyle w:val="25"/>
             </w:pPr>
           </w:p>
         </w:tc>
       </w:tr>
       <w:tr>
         <w:tblPrEx>
-          <w:tblW w:w="9071" w:type="dxa"/>
-          <w:tblInd w:w="127" w:type="dxa"/>
-          <w:tblLayout w:type="fixed"/>
+          <w:tblBorders>
+            <w:top w:val="single" w:color="000000" w:sz="4" w:space="0"/>
+            <w:left w:val="single" w:color="000000" w:sz="4" w:space="0"/>
+            <w:bottom w:val="single" w:color="000000" w:sz="4" w:space="0"/>
+            <w:right w:val="single" w:color="000000" w:sz="4" w:space="0"/>
+            <w:insideH w:val="single" w:color="000000" w:sz="4" w:space="0"/>
+            <w:insideV w:val="single" w:color="000000" w:sz="4" w:space="0"/>
+          </w:tblBorders>
           <w:tblCellMar>
             <w:top w:w="0" w:type="dxa"/>
             <w:left w:w="0" w:type="dxa"/>
@@ -773,7 +804,7 @@
           </w:tblCellMar>
         </w:tblPrEx>
         <w:trPr>
-          <w:trHeight w:val="474"/>
+          <w:trHeight w:val="474" w:hRule="atLeast"/>
         </w:trPr>
         <w:tc>
           <w:tcPr>
@@ -781,7 +812,7 @@
           </w:tcPr>
           <w:p>
             <w:pPr>
-              <w:pStyle w:val="TableText"/>
+              <w:pStyle w:val="25"/>
             </w:pPr>
           </w:p>
         </w:tc>
@@ -791,7 +822,7 @@
           </w:tcPr>
           <w:p>
             <w:pPr>
-              <w:pStyle w:val="TableText"/>
+              <w:pStyle w:val="25"/>
             </w:pPr>
           </w:p>
         </w:tc>
@@ -801,7 +832,7 @@
           </w:tcPr>
           <w:p>
             <w:pPr>
-              <w:pStyle w:val="TableText"/>
+              <w:pStyle w:val="25"/>
             </w:pPr>
           </w:p>
         </w:tc>
@@ -811,7 +842,7 @@
           </w:tcPr>
           <w:p>
             <w:pPr>
-              <w:pStyle w:val="TableText"/>
+              <w:pStyle w:val="25"/>
             </w:pPr>
           </w:p>
         </w:tc>
@@ -821,16 +852,21 @@
           </w:tcPr>
           <w:p>
             <w:pPr>
-              <w:pStyle w:val="TableText"/>
+              <w:pStyle w:val="25"/>
             </w:pPr>
           </w:p>
         </w:tc>
       </w:tr>
       <w:tr>
         <w:tblPrEx>
-          <w:tblW w:w="9071" w:type="dxa"/>
-          <w:tblInd w:w="127" w:type="dxa"/>
-          <w:tblLayout w:type="fixed"/>
+          <w:tblBorders>
+            <w:top w:val="single" w:color="000000" w:sz="4" w:space="0"/>
+            <w:left w:val="single" w:color="000000" w:sz="4" w:space="0"/>
+            <w:bottom w:val="single" w:color="000000" w:sz="4" w:space="0"/>
+            <w:right w:val="single" w:color="000000" w:sz="4" w:space="0"/>
+            <w:insideH w:val="single" w:color="000000" w:sz="4" w:space="0"/>
+            <w:insideV w:val="single" w:color="000000" w:sz="4" w:space="0"/>
+          </w:tblBorders>
           <w:tblCellMar>
             <w:top w:w="0" w:type="dxa"/>
             <w:left w:w="0" w:type="dxa"/>
@@ -839,7 +875,7 @@
           </w:tblCellMar>
         </w:tblPrEx>
         <w:trPr>
-          <w:trHeight w:val="475"/>
+          <w:trHeight w:val="475" w:hRule="atLeast"/>
         </w:trPr>
         <w:tc>
           <w:tcPr>
@@ -847,7 +883,7 @@
           </w:tcPr>
           <w:p>
             <w:pPr>
-              <w:pStyle w:val="TableText"/>
+              <w:pStyle w:val="25"/>
             </w:pPr>
           </w:p>
         </w:tc>
@@ -857,7 +893,7 @@
           </w:tcPr>
           <w:p>
             <w:pPr>
-              <w:pStyle w:val="TableText"/>
+              <w:pStyle w:val="25"/>
             </w:pPr>
           </w:p>
         </w:tc>
@@ -867,7 +903,7 @@
           </w:tcPr>
           <w:p>
             <w:pPr>
-              <w:pStyle w:val="TableText"/>
+              <w:pStyle w:val="25"/>
             </w:pPr>
           </w:p>
         </w:tc>
@@ -877,7 +913,7 @@
           </w:tcPr>
           <w:p>
             <w:pPr>
-              <w:pStyle w:val="TableText"/>
+              <w:pStyle w:val="25"/>
             </w:pPr>
           </w:p>
         </w:tc>
@@ -887,16 +923,21 @@
           </w:tcPr>
           <w:p>
             <w:pPr>
-              <w:pStyle w:val="TableText"/>
+              <w:pStyle w:val="25"/>
             </w:pPr>
           </w:p>
         </w:tc>
       </w:tr>
       <w:tr>
         <w:tblPrEx>
-          <w:tblW w:w="9071" w:type="dxa"/>
-          <w:tblInd w:w="127" w:type="dxa"/>
-          <w:tblLayout w:type="fixed"/>
+          <w:tblBorders>
+            <w:top w:val="single" w:color="000000" w:sz="4" w:space="0"/>
+            <w:left w:val="single" w:color="000000" w:sz="4" w:space="0"/>
+            <w:bottom w:val="single" w:color="000000" w:sz="4" w:space="0"/>
+            <w:right w:val="single" w:color="000000" w:sz="4" w:space="0"/>
+            <w:insideH w:val="single" w:color="000000" w:sz="4" w:space="0"/>
+            <w:insideV w:val="single" w:color="000000" w:sz="4" w:space="0"/>
+          </w:tblBorders>
           <w:tblCellMar>
             <w:top w:w="0" w:type="dxa"/>
             <w:left w:w="0" w:type="dxa"/>
@@ -905,7 +946,7 @@
           </w:tblCellMar>
         </w:tblPrEx>
         <w:trPr>
-          <w:trHeight w:val="528"/>
+          <w:trHeight w:val="528" w:hRule="atLeast"/>
         </w:trPr>
         <w:tc>
           <w:tcPr>
@@ -913,7 +954,7 @@
           </w:tcPr>
           <w:p>
             <w:pPr>
-              <w:pStyle w:val="TableText"/>
+              <w:pStyle w:val="25"/>
             </w:pPr>
           </w:p>
         </w:tc>
@@ -923,7 +964,7 @@
           </w:tcPr>
           <w:p>
             <w:pPr>
-              <w:pStyle w:val="TableText"/>
+              <w:pStyle w:val="25"/>
             </w:pPr>
           </w:p>
         </w:tc>
@@ -933,7 +974,7 @@
           </w:tcPr>
           <w:p>
             <w:pPr>
-              <w:pStyle w:val="TableText"/>
+              <w:pStyle w:val="25"/>
             </w:pPr>
           </w:p>
         </w:tc>
@@ -943,7 +984,7 @@
           </w:tcPr>
           <w:p>
             <w:pPr>
-              <w:pStyle w:val="TableText"/>
+              <w:pStyle w:val="25"/>
             </w:pPr>
           </w:p>
         </w:tc>
@@ -953,16 +994,21 @@
           </w:tcPr>
           <w:p>
             <w:pPr>
-              <w:pStyle w:val="TableText"/>
+              <w:pStyle w:val="25"/>
             </w:pPr>
           </w:p>
         </w:tc>
       </w:tr>
       <w:tr>
         <w:tblPrEx>
-          <w:tblW w:w="9071" w:type="dxa"/>
-          <w:tblInd w:w="127" w:type="dxa"/>
-          <w:tblLayout w:type="fixed"/>
+          <w:tblBorders>
+            <w:top w:val="single" w:color="000000" w:sz="4" w:space="0"/>
+            <w:left w:val="single" w:color="000000" w:sz="4" w:space="0"/>
+            <w:bottom w:val="single" w:color="000000" w:sz="4" w:space="0"/>
+            <w:right w:val="single" w:color="000000" w:sz="4" w:space="0"/>
+            <w:insideH w:val="single" w:color="000000" w:sz="4" w:space="0"/>
+            <w:insideV w:val="single" w:color="000000" w:sz="4" w:space="0"/>
+          </w:tblBorders>
           <w:tblCellMar>
             <w:top w:w="0" w:type="dxa"/>
             <w:left w:w="0" w:type="dxa"/>
@@ -971,7 +1017,7 @@
           </w:tblCellMar>
         </w:tblPrEx>
         <w:trPr>
-          <w:trHeight w:val="589"/>
+          <w:trHeight w:val="589" w:hRule="atLeast"/>
         </w:trPr>
         <w:tc>
           <w:tcPr>
@@ -979,7 +1025,7 @@
           </w:tcPr>
           <w:p>
             <w:pPr>
-              <w:pStyle w:val="TableText"/>
+              <w:pStyle w:val="25"/>
             </w:pPr>
           </w:p>
         </w:tc>
@@ -989,7 +1035,7 @@
           </w:tcPr>
           <w:p>
             <w:pPr>
-              <w:pStyle w:val="TableText"/>
+              <w:pStyle w:val="25"/>
             </w:pPr>
           </w:p>
         </w:tc>
@@ -999,7 +1045,7 @@
           </w:tcPr>
           <w:p>
             <w:pPr>
-              <w:pStyle w:val="TableText"/>
+              <w:pStyle w:val="25"/>
             </w:pPr>
           </w:p>
         </w:tc>
@@ -1009,7 +1055,7 @@
           </w:tcPr>
           <w:p>
             <w:pPr>
-              <w:pStyle w:val="TableText"/>
+              <w:pStyle w:val="25"/>
             </w:pPr>
           </w:p>
         </w:tc>
@@ -1019,7 +1065,7 @@
           </w:tcPr>
           <w:p>
             <w:pPr>
-              <w:pStyle w:val="TableText"/>
+              <w:pStyle w:val="25"/>
             </w:pPr>
           </w:p>
         </w:tc>
@@ -1028,23 +1074,23 @@
     <w:p>
       <w:pPr>
         <w:sectPr>
-          <w:footerReference w:type="default" r:id="rId5"/>
+          <w:footerReference r:id="rId6" w:type="default"/>
           <w:pgSz w:w="11906" w:h="16839"/>
           <w:pgMar w:top="1431" w:right="915" w:bottom="1374" w:left="1785" w:header="0" w:footer="1211" w:gutter="0"/>
-          <w:cols w:num="1" w:space="720"/>
+          <w:cols w:space="720" w:num="1"/>
         </w:sectPr>
       </w:pPr>
     </w:p>
     <w:p>
       <w:pPr>
-        <w:pStyle w:val="BodyText"/>
+        <w:pStyle w:val="12"/>
         <w:spacing w:line="244" w:lineRule="auto"/>
       </w:pPr>
     </w:p>
     <w:sdt>
       <w:sdtPr>
         <w:rPr>
-          <w:rFonts w:ascii="宋体" w:eastAsia="宋体" w:hAnsi="宋体" w:cs="Arial"/>
+          <w:rFonts w:ascii="宋体" w:hAnsi="宋体" w:eastAsia="宋体" w:cs="Arial"/>
           <w:snapToGrid w:val="0"/>
           <w:color w:val="000000"/>
           <w:kern w:val="0"/>
@@ -1060,7 +1106,7 @@
       </w:sdtPr>
       <w:sdtEndPr>
         <w:rPr>
-          <w:rFonts w:ascii="Microsoft JhengHei" w:eastAsia="Microsoft JhengHei" w:hAnsi="Microsoft JhengHei" w:cs="Microsoft JhengHei" w:hint="eastAsia"/>
+          <w:rFonts w:hint="eastAsia" w:ascii="Microsoft JhengHei" w:hAnsi="Microsoft JhengHei" w:eastAsia="Microsoft JhengHei" w:cs="Microsoft JhengHei"/>
           <w:snapToGrid w:val="0"/>
           <w:color w:val="000000"/>
           <w:kern w:val="0"/>
@@ -1073,12 +1119,12 @@
         <w:p>
           <w:pPr>
             <w:spacing w:before="0" w:beforeLines="0" w:after="0" w:afterLines="0" w:line="240" w:lineRule="auto"/>
-            <w:ind w:left="0" w:right="0" w:firstLine="0" w:leftChars="0" w:rightChars="0" w:firstLineChars="0"/>
+            <w:ind w:left="0" w:leftChars="0" w:right="0" w:rightChars="0" w:firstLine="0" w:firstLineChars="0"/>
             <w:jc w:val="center"/>
           </w:pPr>
           <w:r>
             <w:rPr>
-              <w:rFonts w:ascii="宋体" w:eastAsia="宋体" w:hAnsi="宋体"/>
+              <w:rFonts w:ascii="宋体" w:hAnsi="宋体" w:eastAsia="宋体"/>
               <w:sz w:val="21"/>
             </w:rPr>
             <w:t>目录</w:t>
@@ -1086,14 +1132,14 @@
         </w:p>
         <w:p>
           <w:pPr>
-            <w:pStyle w:val="TOC1"/>
+            <w:pStyle w:val="16"/>
             <w:tabs>
               <w:tab w:val="right" w:leader="dot" w:pos="8336"/>
             </w:tabs>
           </w:pPr>
           <w:r>
             <w:rPr>
-              <w:rFonts w:ascii="Microsoft JhengHei" w:eastAsia="Microsoft JhengHei" w:hAnsi="Microsoft JhengHei" w:cs="Microsoft JhengHei" w:hint="eastAsia"/>
+              <w:rFonts w:hint="eastAsia" w:ascii="Microsoft JhengHei" w:hAnsi="Microsoft JhengHei" w:eastAsia="Microsoft JhengHei" w:cs="Microsoft JhengHei"/>
               <w:sz w:val="24"/>
               <w:szCs w:val="24"/>
             </w:rPr>
@@ -1101,7 +1147,7 @@
           </w:r>
           <w:r>
             <w:rPr>
-              <w:rFonts w:ascii="Microsoft JhengHei" w:eastAsia="Microsoft JhengHei" w:hAnsi="Microsoft JhengHei" w:cs="Microsoft JhengHei" w:hint="eastAsia"/>
+              <w:rFonts w:hint="eastAsia" w:ascii="Microsoft JhengHei" w:hAnsi="Microsoft JhengHei" w:eastAsia="Microsoft JhengHei" w:cs="Microsoft JhengHei"/>
               <w:sz w:val="24"/>
               <w:szCs w:val="24"/>
             </w:rPr>
@@ -1109,7 +1155,7 @@
           </w:r>
           <w:r>
             <w:rPr>
-              <w:rFonts w:ascii="Microsoft JhengHei" w:eastAsia="Microsoft JhengHei" w:hAnsi="Microsoft JhengHei" w:cs="Microsoft JhengHei" w:hint="eastAsia"/>
+              <w:rFonts w:hint="eastAsia" w:ascii="Microsoft JhengHei" w:hAnsi="Microsoft JhengHei" w:eastAsia="Microsoft JhengHei" w:cs="Microsoft JhengHei"/>
               <w:sz w:val="24"/>
               <w:szCs w:val="24"/>
             </w:rPr>
@@ -1117,21 +1163,21 @@
           </w:r>
           <w:r>
             <w:rPr>
-              <w:rFonts w:ascii="Microsoft JhengHei" w:eastAsia="Microsoft JhengHei" w:hAnsi="Microsoft JhengHei" w:cs="Microsoft JhengHei" w:hint="eastAsia"/>
+              <w:rFonts w:hint="eastAsia" w:ascii="Microsoft JhengHei" w:hAnsi="Microsoft JhengHei" w:eastAsia="Microsoft JhengHei" w:cs="Microsoft JhengHei"/>
               <w:szCs w:val="24"/>
             </w:rPr>
             <w:fldChar w:fldCharType="begin"/>
           </w:r>
           <w:r>
             <w:rPr>
-              <w:rFonts w:ascii="Microsoft JhengHei" w:eastAsia="Microsoft JhengHei" w:hAnsi="Microsoft JhengHei" w:cs="Microsoft JhengHei" w:hint="eastAsia"/>
-              <w:szCs w:val="24"/>
-            </w:rPr>
-            <w:instrText xml:space="preserve"> HYPERLINK \l _Toc28797 </w:instrText>
-          </w:r>
-          <w:r>
-            <w:rPr>
-              <w:rFonts w:ascii="Microsoft JhengHei" w:eastAsia="Microsoft JhengHei" w:hAnsi="Microsoft JhengHei" w:cs="Microsoft JhengHei" w:hint="eastAsia"/>
+              <w:rFonts w:hint="eastAsia" w:ascii="Microsoft JhengHei" w:hAnsi="Microsoft JhengHei" w:eastAsia="Microsoft JhengHei" w:cs="Microsoft JhengHei"/>
+              <w:szCs w:val="24"/>
+            </w:rPr>
+            <w:instrText xml:space="preserve"> HYPERLINK \l _Toc13650 </w:instrText>
+          </w:r>
+          <w:r>
+            <w:rPr>
+              <w:rFonts w:hint="eastAsia" w:ascii="Microsoft JhengHei" w:hAnsi="Microsoft JhengHei" w:eastAsia="Microsoft JhengHei" w:cs="Microsoft JhengHei"/>
               <w:szCs w:val="24"/>
             </w:rPr>
             <w:fldChar w:fldCharType="separate"/>
@@ -1146,7 +1192,7 @@
             <w:fldChar w:fldCharType="begin"/>
           </w:r>
           <w:r>
-            <w:instrText xml:space="preserve"> PAGEREF _Toc28797 \h </w:instrText>
+            <w:instrText xml:space="preserve"> PAGEREF _Toc13650 \h </w:instrText>
           </w:r>
           <w:r>
             <w:fldChar w:fldCharType="separate"/>
@@ -1159,7 +1205,7 @@
           </w:r>
           <w:r>
             <w:rPr>
-              <w:rFonts w:ascii="Microsoft JhengHei" w:eastAsia="Microsoft JhengHei" w:hAnsi="Microsoft JhengHei" w:cs="Microsoft JhengHei" w:hint="eastAsia"/>
+              <w:rFonts w:hint="eastAsia" w:ascii="Microsoft JhengHei" w:hAnsi="Microsoft JhengHei" w:eastAsia="Microsoft JhengHei" w:cs="Microsoft JhengHei"/>
               <w:szCs w:val="24"/>
             </w:rPr>
             <w:fldChar w:fldCharType="end"/>
@@ -1167,28 +1213,28 @@
         </w:p>
         <w:p>
           <w:pPr>
-            <w:pStyle w:val="TOC1"/>
+            <w:pStyle w:val="16"/>
             <w:tabs>
               <w:tab w:val="right" w:leader="dot" w:pos="8336"/>
             </w:tabs>
           </w:pPr>
           <w:r>
             <w:rPr>
-              <w:rFonts w:ascii="Microsoft JhengHei" w:eastAsia="Microsoft JhengHei" w:hAnsi="Microsoft JhengHei" w:cs="Microsoft JhengHei" w:hint="eastAsia"/>
+              <w:rFonts w:hint="eastAsia" w:ascii="Microsoft JhengHei" w:hAnsi="Microsoft JhengHei" w:eastAsia="Microsoft JhengHei" w:cs="Microsoft JhengHei"/>
               <w:szCs w:val="24"/>
             </w:rPr>
             <w:fldChar w:fldCharType="begin"/>
           </w:r>
           <w:r>
             <w:rPr>
-              <w:rFonts w:ascii="Microsoft JhengHei" w:eastAsia="Microsoft JhengHei" w:hAnsi="Microsoft JhengHei" w:cs="Microsoft JhengHei" w:hint="eastAsia"/>
-              <w:szCs w:val="24"/>
-            </w:rPr>
-            <w:instrText xml:space="preserve"> HYPERLINK \l _Toc19640 </w:instrText>
-          </w:r>
-          <w:r>
-            <w:rPr>
-              <w:rFonts w:ascii="Microsoft JhengHei" w:eastAsia="Microsoft JhengHei" w:hAnsi="Microsoft JhengHei" w:cs="Microsoft JhengHei" w:hint="eastAsia"/>
+              <w:rFonts w:hint="eastAsia" w:ascii="Microsoft JhengHei" w:hAnsi="Microsoft JhengHei" w:eastAsia="Microsoft JhengHei" w:cs="Microsoft JhengHei"/>
+              <w:szCs w:val="24"/>
+            </w:rPr>
+            <w:instrText xml:space="preserve"> HYPERLINK \l _Toc31812 </w:instrText>
+          </w:r>
+          <w:r>
+            <w:rPr>
+              <w:rFonts w:hint="eastAsia" w:ascii="Microsoft JhengHei" w:hAnsi="Microsoft JhengHei" w:eastAsia="Microsoft JhengHei" w:cs="Microsoft JhengHei"/>
               <w:szCs w:val="24"/>
             </w:rPr>
             <w:fldChar w:fldCharType="separate"/>
@@ -1203,7 +1249,7 @@
             <w:fldChar w:fldCharType="begin"/>
           </w:r>
           <w:r>
-            <w:instrText xml:space="preserve"> PAGEREF _Toc19640 \h </w:instrText>
+            <w:instrText xml:space="preserve"> PAGEREF _Toc31812 \h </w:instrText>
           </w:r>
           <w:r>
             <w:fldChar w:fldCharType="separate"/>
@@ -1216,7 +1262,7 @@
           </w:r>
           <w:r>
             <w:rPr>
-              <w:rFonts w:ascii="Microsoft JhengHei" w:eastAsia="Microsoft JhengHei" w:hAnsi="Microsoft JhengHei" w:cs="Microsoft JhengHei" w:hint="eastAsia"/>
+              <w:rFonts w:hint="eastAsia" w:ascii="Microsoft JhengHei" w:hAnsi="Microsoft JhengHei" w:eastAsia="Microsoft JhengHei" w:cs="Microsoft JhengHei"/>
               <w:szCs w:val="24"/>
             </w:rPr>
             <w:fldChar w:fldCharType="end"/>
@@ -1224,35 +1270,35 @@
         </w:p>
         <w:p>
           <w:pPr>
-            <w:pStyle w:val="TOC2"/>
+            <w:pStyle w:val="17"/>
             <w:tabs>
               <w:tab w:val="right" w:leader="dot" w:pos="8336"/>
             </w:tabs>
           </w:pPr>
           <w:r>
             <w:rPr>
-              <w:rFonts w:ascii="Microsoft JhengHei" w:eastAsia="Microsoft JhengHei" w:hAnsi="Microsoft JhengHei" w:cs="Microsoft JhengHei" w:hint="eastAsia"/>
+              <w:rFonts w:hint="eastAsia" w:ascii="Microsoft JhengHei" w:hAnsi="Microsoft JhengHei" w:eastAsia="Microsoft JhengHei" w:cs="Microsoft JhengHei"/>
               <w:szCs w:val="24"/>
             </w:rPr>
             <w:fldChar w:fldCharType="begin"/>
           </w:r>
           <w:r>
             <w:rPr>
-              <w:rFonts w:ascii="Microsoft JhengHei" w:eastAsia="Microsoft JhengHei" w:hAnsi="Microsoft JhengHei" w:cs="Microsoft JhengHei" w:hint="eastAsia"/>
-              <w:szCs w:val="24"/>
-            </w:rPr>
-            <w:instrText xml:space="preserve"> HYPERLINK \l _Toc3622 </w:instrText>
-          </w:r>
-          <w:r>
-            <w:rPr>
-              <w:rFonts w:ascii="Microsoft JhengHei" w:eastAsia="Microsoft JhengHei" w:hAnsi="Microsoft JhengHei" w:cs="Microsoft JhengHei" w:hint="eastAsia"/>
+              <w:rFonts w:hint="eastAsia" w:ascii="Microsoft JhengHei" w:hAnsi="Microsoft JhengHei" w:eastAsia="Microsoft JhengHei" w:cs="Microsoft JhengHei"/>
+              <w:szCs w:val="24"/>
+            </w:rPr>
+            <w:instrText xml:space="preserve"> HYPERLINK \l _Toc18308 </w:instrText>
+          </w:r>
+          <w:r>
+            <w:rPr>
+              <w:rFonts w:hint="eastAsia" w:ascii="Microsoft JhengHei" w:hAnsi="Microsoft JhengHei" w:eastAsia="Microsoft JhengHei" w:cs="Microsoft JhengHei"/>
               <w:szCs w:val="24"/>
             </w:rPr>
             <w:fldChar w:fldCharType="separate"/>
           </w:r>
           <w:r>
             <w:rPr>
-              <w:rFonts w:ascii="宋体" w:eastAsia="宋体" w:hAnsi="宋体" w:cs="宋体"/>
+              <w:rFonts w:ascii="宋体" w:hAnsi="宋体" w:eastAsia="宋体" w:cs="宋体"/>
               <w:spacing w:val="-3"/>
               <w:szCs w:val="28"/>
             </w:rPr>
@@ -1265,7 +1311,7 @@
             <w:fldChar w:fldCharType="begin"/>
           </w:r>
           <w:r>
-            <w:instrText xml:space="preserve"> PAGEREF _Toc3622 \h </w:instrText>
+            <w:instrText xml:space="preserve"> PAGEREF _Toc18308 \h </w:instrText>
           </w:r>
           <w:r>
             <w:fldChar w:fldCharType="separate"/>
@@ -1278,7 +1324,7 @@
           </w:r>
           <w:r>
             <w:rPr>
-              <w:rFonts w:ascii="Microsoft JhengHei" w:eastAsia="Microsoft JhengHei" w:hAnsi="Microsoft JhengHei" w:cs="Microsoft JhengHei" w:hint="eastAsia"/>
+              <w:rFonts w:hint="eastAsia" w:ascii="Microsoft JhengHei" w:hAnsi="Microsoft JhengHei" w:eastAsia="Microsoft JhengHei" w:cs="Microsoft JhengHei"/>
               <w:szCs w:val="24"/>
             </w:rPr>
             <w:fldChar w:fldCharType="end"/>
@@ -1286,28 +1332,28 @@
         </w:p>
         <w:p>
           <w:pPr>
-            <w:pStyle w:val="TOC1"/>
+            <w:pStyle w:val="16"/>
             <w:tabs>
               <w:tab w:val="right" w:leader="dot" w:pos="8336"/>
             </w:tabs>
           </w:pPr>
           <w:r>
             <w:rPr>
-              <w:rFonts w:ascii="Microsoft JhengHei" w:eastAsia="Microsoft JhengHei" w:hAnsi="Microsoft JhengHei" w:cs="Microsoft JhengHei" w:hint="eastAsia"/>
+              <w:rFonts w:hint="eastAsia" w:ascii="Microsoft JhengHei" w:hAnsi="Microsoft JhengHei" w:eastAsia="Microsoft JhengHei" w:cs="Microsoft JhengHei"/>
               <w:szCs w:val="24"/>
             </w:rPr>
             <w:fldChar w:fldCharType="begin"/>
           </w:r>
           <w:r>
             <w:rPr>
-              <w:rFonts w:ascii="Microsoft JhengHei" w:eastAsia="Microsoft JhengHei" w:hAnsi="Microsoft JhengHei" w:cs="Microsoft JhengHei" w:hint="eastAsia"/>
-              <w:szCs w:val="24"/>
-            </w:rPr>
-            <w:instrText xml:space="preserve"> HYPERLINK \l _Toc12913 </w:instrText>
-          </w:r>
-          <w:r>
-            <w:rPr>
-              <w:rFonts w:ascii="Microsoft JhengHei" w:eastAsia="Microsoft JhengHei" w:hAnsi="Microsoft JhengHei" w:cs="Microsoft JhengHei" w:hint="eastAsia"/>
+              <w:rFonts w:hint="eastAsia" w:ascii="Microsoft JhengHei" w:hAnsi="Microsoft JhengHei" w:eastAsia="Microsoft JhengHei" w:cs="Microsoft JhengHei"/>
+              <w:szCs w:val="24"/>
+            </w:rPr>
+            <w:instrText xml:space="preserve"> HYPERLINK \l _Toc26610 </w:instrText>
+          </w:r>
+          <w:r>
+            <w:rPr>
+              <w:rFonts w:hint="eastAsia" w:ascii="Microsoft JhengHei" w:hAnsi="Microsoft JhengHei" w:eastAsia="Microsoft JhengHei" w:cs="Microsoft JhengHei"/>
               <w:szCs w:val="24"/>
             </w:rPr>
             <w:fldChar w:fldCharType="separate"/>
@@ -1328,7 +1374,7 @@
             <w:fldChar w:fldCharType="begin"/>
           </w:r>
           <w:r>
-            <w:instrText xml:space="preserve"> PAGEREF _Toc12913 \h </w:instrText>
+            <w:instrText xml:space="preserve"> PAGEREF _Toc26610 \h </w:instrText>
           </w:r>
           <w:r>
             <w:fldChar w:fldCharType="separate"/>
@@ -1341,7 +1387,7 @@
           </w:r>
           <w:r>
             <w:rPr>
-              <w:rFonts w:ascii="Microsoft JhengHei" w:eastAsia="Microsoft JhengHei" w:hAnsi="Microsoft JhengHei" w:cs="Microsoft JhengHei" w:hint="eastAsia"/>
+              <w:rFonts w:hint="eastAsia" w:ascii="Microsoft JhengHei" w:hAnsi="Microsoft JhengHei" w:eastAsia="Microsoft JhengHei" w:cs="Microsoft JhengHei"/>
               <w:szCs w:val="24"/>
             </w:rPr>
             <w:fldChar w:fldCharType="end"/>
@@ -1349,28 +1395,28 @@
         </w:p>
         <w:p>
           <w:pPr>
-            <w:pStyle w:val="TOC1"/>
+            <w:pStyle w:val="16"/>
             <w:tabs>
               <w:tab w:val="right" w:leader="dot" w:pos="8336"/>
             </w:tabs>
           </w:pPr>
           <w:r>
             <w:rPr>
-              <w:rFonts w:ascii="Microsoft JhengHei" w:eastAsia="Microsoft JhengHei" w:hAnsi="Microsoft JhengHei" w:cs="Microsoft JhengHei" w:hint="eastAsia"/>
+              <w:rFonts w:hint="eastAsia" w:ascii="Microsoft JhengHei" w:hAnsi="Microsoft JhengHei" w:eastAsia="Microsoft JhengHei" w:cs="Microsoft JhengHei"/>
               <w:szCs w:val="24"/>
             </w:rPr>
             <w:fldChar w:fldCharType="begin"/>
           </w:r>
           <w:r>
             <w:rPr>
-              <w:rFonts w:ascii="Microsoft JhengHei" w:eastAsia="Microsoft JhengHei" w:hAnsi="Microsoft JhengHei" w:cs="Microsoft JhengHei" w:hint="eastAsia"/>
-              <w:szCs w:val="24"/>
-            </w:rPr>
-            <w:instrText xml:space="preserve"> HYPERLINK \l _Toc2813 </w:instrText>
-          </w:r>
-          <w:r>
-            <w:rPr>
-              <w:rFonts w:ascii="Microsoft JhengHei" w:eastAsia="Microsoft JhengHei" w:hAnsi="Microsoft JhengHei" w:cs="Microsoft JhengHei" w:hint="eastAsia"/>
+              <w:rFonts w:hint="eastAsia" w:ascii="Microsoft JhengHei" w:hAnsi="Microsoft JhengHei" w:eastAsia="Microsoft JhengHei" w:cs="Microsoft JhengHei"/>
+              <w:szCs w:val="24"/>
+            </w:rPr>
+            <w:instrText xml:space="preserve"> HYPERLINK \l _Toc6347 </w:instrText>
+          </w:r>
+          <w:r>
+            <w:rPr>
+              <w:rFonts w:hint="eastAsia" w:ascii="Microsoft JhengHei" w:hAnsi="Microsoft JhengHei" w:eastAsia="Microsoft JhengHei" w:cs="Microsoft JhengHei"/>
               <w:szCs w:val="24"/>
             </w:rPr>
             <w:fldChar w:fldCharType="separate"/>
@@ -1391,7 +1437,7 @@
             <w:fldChar w:fldCharType="begin"/>
           </w:r>
           <w:r>
-            <w:instrText xml:space="preserve"> PAGEREF _Toc2813 \h </w:instrText>
+            <w:instrText xml:space="preserve"> PAGEREF _Toc6347 \h </w:instrText>
           </w:r>
           <w:r>
             <w:fldChar w:fldCharType="separate"/>
@@ -1404,7 +1450,7 @@
           </w:r>
           <w:r>
             <w:rPr>
-              <w:rFonts w:ascii="Microsoft JhengHei" w:eastAsia="Microsoft JhengHei" w:hAnsi="Microsoft JhengHei" w:cs="Microsoft JhengHei" w:hint="eastAsia"/>
+              <w:rFonts w:hint="eastAsia" w:ascii="Microsoft JhengHei" w:hAnsi="Microsoft JhengHei" w:eastAsia="Microsoft JhengHei" w:cs="Microsoft JhengHei"/>
               <w:szCs w:val="24"/>
             </w:rPr>
             <w:fldChar w:fldCharType="end"/>
@@ -1412,28 +1458,28 @@
         </w:p>
         <w:p>
           <w:pPr>
-            <w:pStyle w:val="TOC1"/>
+            <w:pStyle w:val="16"/>
             <w:tabs>
               <w:tab w:val="right" w:leader="dot" w:pos="8336"/>
             </w:tabs>
           </w:pPr>
           <w:r>
             <w:rPr>
-              <w:rFonts w:ascii="Microsoft JhengHei" w:eastAsia="Microsoft JhengHei" w:hAnsi="Microsoft JhengHei" w:cs="Microsoft JhengHei" w:hint="eastAsia"/>
+              <w:rFonts w:hint="eastAsia" w:ascii="Microsoft JhengHei" w:hAnsi="Microsoft JhengHei" w:eastAsia="Microsoft JhengHei" w:cs="Microsoft JhengHei"/>
               <w:szCs w:val="24"/>
             </w:rPr>
             <w:fldChar w:fldCharType="begin"/>
           </w:r>
           <w:r>
             <w:rPr>
-              <w:rFonts w:ascii="Microsoft JhengHei" w:eastAsia="Microsoft JhengHei" w:hAnsi="Microsoft JhengHei" w:cs="Microsoft JhengHei" w:hint="eastAsia"/>
-              <w:szCs w:val="24"/>
-            </w:rPr>
-            <w:instrText xml:space="preserve"> HYPERLINK \l _Toc29568 </w:instrText>
-          </w:r>
-          <w:r>
-            <w:rPr>
-              <w:rFonts w:ascii="Microsoft JhengHei" w:eastAsia="Microsoft JhengHei" w:hAnsi="Microsoft JhengHei" w:cs="Microsoft JhengHei" w:hint="eastAsia"/>
+              <w:rFonts w:hint="eastAsia" w:ascii="Microsoft JhengHei" w:hAnsi="Microsoft JhengHei" w:eastAsia="Microsoft JhengHei" w:cs="Microsoft JhengHei"/>
+              <w:szCs w:val="24"/>
+            </w:rPr>
+            <w:instrText xml:space="preserve"> HYPERLINK \l _Toc17857 </w:instrText>
+          </w:r>
+          <w:r>
+            <w:rPr>
+              <w:rFonts w:hint="eastAsia" w:ascii="Microsoft JhengHei" w:hAnsi="Microsoft JhengHei" w:eastAsia="Microsoft JhengHei" w:cs="Microsoft JhengHei"/>
               <w:szCs w:val="24"/>
             </w:rPr>
             <w:fldChar w:fldCharType="separate"/>
@@ -1454,7 +1500,7 @@
             <w:fldChar w:fldCharType="begin"/>
           </w:r>
           <w:r>
-            <w:instrText xml:space="preserve"> PAGEREF _Toc29568 \h </w:instrText>
+            <w:instrText xml:space="preserve"> PAGEREF _Toc17857 \h </w:instrText>
           </w:r>
           <w:r>
             <w:fldChar w:fldCharType="separate"/>
@@ -1467,7 +1513,7 @@
           </w:r>
           <w:r>
             <w:rPr>
-              <w:rFonts w:ascii="Microsoft JhengHei" w:eastAsia="Microsoft JhengHei" w:hAnsi="Microsoft JhengHei" w:cs="Microsoft JhengHei" w:hint="eastAsia"/>
+              <w:rFonts w:hint="eastAsia" w:ascii="Microsoft JhengHei" w:hAnsi="Microsoft JhengHei" w:eastAsia="Microsoft JhengHei" w:cs="Microsoft JhengHei"/>
               <w:szCs w:val="24"/>
             </w:rPr>
             <w:fldChar w:fldCharType="end"/>
@@ -1475,28 +1521,28 @@
         </w:p>
         <w:p>
           <w:pPr>
-            <w:pStyle w:val="TOC1"/>
+            <w:pStyle w:val="16"/>
             <w:tabs>
               <w:tab w:val="right" w:leader="dot" w:pos="8336"/>
             </w:tabs>
           </w:pPr>
           <w:r>
             <w:rPr>
-              <w:rFonts w:ascii="Microsoft JhengHei" w:eastAsia="Microsoft JhengHei" w:hAnsi="Microsoft JhengHei" w:cs="Microsoft JhengHei" w:hint="eastAsia"/>
+              <w:rFonts w:hint="eastAsia" w:ascii="Microsoft JhengHei" w:hAnsi="Microsoft JhengHei" w:eastAsia="Microsoft JhengHei" w:cs="Microsoft JhengHei"/>
               <w:szCs w:val="24"/>
             </w:rPr>
             <w:fldChar w:fldCharType="begin"/>
           </w:r>
           <w:r>
             <w:rPr>
-              <w:rFonts w:ascii="Microsoft JhengHei" w:eastAsia="Microsoft JhengHei" w:hAnsi="Microsoft JhengHei" w:cs="Microsoft JhengHei" w:hint="eastAsia"/>
-              <w:szCs w:val="24"/>
-            </w:rPr>
-            <w:instrText xml:space="preserve"> HYPERLINK \l _Toc23602 </w:instrText>
-          </w:r>
-          <w:r>
-            <w:rPr>
-              <w:rFonts w:ascii="Microsoft JhengHei" w:eastAsia="Microsoft JhengHei" w:hAnsi="Microsoft JhengHei" w:cs="Microsoft JhengHei" w:hint="eastAsia"/>
+              <w:rFonts w:hint="eastAsia" w:ascii="Microsoft JhengHei" w:hAnsi="Microsoft JhengHei" w:eastAsia="Microsoft JhengHei" w:cs="Microsoft JhengHei"/>
+              <w:szCs w:val="24"/>
+            </w:rPr>
+            <w:instrText xml:space="preserve"> HYPERLINK \l _Toc24203 </w:instrText>
+          </w:r>
+          <w:r>
+            <w:rPr>
+              <w:rFonts w:hint="eastAsia" w:ascii="Microsoft JhengHei" w:hAnsi="Microsoft JhengHei" w:eastAsia="Microsoft JhengHei" w:cs="Microsoft JhengHei"/>
               <w:szCs w:val="24"/>
             </w:rPr>
             <w:fldChar w:fldCharType="separate"/>
@@ -1517,7 +1563,7 @@
             <w:fldChar w:fldCharType="begin"/>
           </w:r>
           <w:r>
-            <w:instrText xml:space="preserve"> PAGEREF _Toc23602 \h </w:instrText>
+            <w:instrText xml:space="preserve"> PAGEREF _Toc24203 \h </w:instrText>
           </w:r>
           <w:r>
             <w:fldChar w:fldCharType="separate"/>
@@ -1530,7 +1576,7 @@
           </w:r>
           <w:r>
             <w:rPr>
-              <w:rFonts w:ascii="Microsoft JhengHei" w:eastAsia="Microsoft JhengHei" w:hAnsi="Microsoft JhengHei" w:cs="Microsoft JhengHei" w:hint="eastAsia"/>
+              <w:rFonts w:hint="eastAsia" w:ascii="Microsoft JhengHei" w:hAnsi="Microsoft JhengHei" w:eastAsia="Microsoft JhengHei" w:cs="Microsoft JhengHei"/>
               <w:szCs w:val="24"/>
             </w:rPr>
             <w:fldChar w:fldCharType="end"/>
@@ -1538,28 +1584,28 @@
         </w:p>
         <w:p>
           <w:pPr>
-            <w:pStyle w:val="TOC1"/>
+            <w:pStyle w:val="16"/>
             <w:tabs>
               <w:tab w:val="right" w:leader="dot" w:pos="8336"/>
             </w:tabs>
           </w:pPr>
           <w:r>
             <w:rPr>
-              <w:rFonts w:ascii="Microsoft JhengHei" w:eastAsia="Microsoft JhengHei" w:hAnsi="Microsoft JhengHei" w:cs="Microsoft JhengHei" w:hint="eastAsia"/>
+              <w:rFonts w:hint="eastAsia" w:ascii="Microsoft JhengHei" w:hAnsi="Microsoft JhengHei" w:eastAsia="Microsoft JhengHei" w:cs="Microsoft JhengHei"/>
               <w:szCs w:val="24"/>
             </w:rPr>
             <w:fldChar w:fldCharType="begin"/>
           </w:r>
           <w:r>
             <w:rPr>
-              <w:rFonts w:ascii="Microsoft JhengHei" w:eastAsia="Microsoft JhengHei" w:hAnsi="Microsoft JhengHei" w:cs="Microsoft JhengHei" w:hint="eastAsia"/>
-              <w:szCs w:val="24"/>
-            </w:rPr>
-            <w:instrText xml:space="preserve"> HYPERLINK \l _Toc4438 </w:instrText>
-          </w:r>
-          <w:r>
-            <w:rPr>
-              <w:rFonts w:ascii="Microsoft JhengHei" w:eastAsia="Microsoft JhengHei" w:hAnsi="Microsoft JhengHei" w:cs="Microsoft JhengHei" w:hint="eastAsia"/>
+              <w:rFonts w:hint="eastAsia" w:ascii="Microsoft JhengHei" w:hAnsi="Microsoft JhengHei" w:eastAsia="Microsoft JhengHei" w:cs="Microsoft JhengHei"/>
+              <w:szCs w:val="24"/>
+            </w:rPr>
+            <w:instrText xml:space="preserve"> HYPERLINK \l _Toc23196 </w:instrText>
+          </w:r>
+          <w:r>
+            <w:rPr>
+              <w:rFonts w:hint="eastAsia" w:ascii="Microsoft JhengHei" w:hAnsi="Microsoft JhengHei" w:eastAsia="Microsoft JhengHei" w:cs="Microsoft JhengHei"/>
               <w:szCs w:val="24"/>
             </w:rPr>
             <w:fldChar w:fldCharType="separate"/>
@@ -1580,7 +1626,7 @@
             <w:fldChar w:fldCharType="begin"/>
           </w:r>
           <w:r>
-            <w:instrText xml:space="preserve"> PAGEREF _Toc4438 \h </w:instrText>
+            <w:instrText xml:space="preserve"> PAGEREF _Toc23196 \h </w:instrText>
           </w:r>
           <w:r>
             <w:fldChar w:fldCharType="separate"/>
@@ -1593,7 +1639,7 @@
           </w:r>
           <w:r>
             <w:rPr>
-              <w:rFonts w:ascii="Microsoft JhengHei" w:eastAsia="Microsoft JhengHei" w:hAnsi="Microsoft JhengHei" w:cs="Microsoft JhengHei" w:hint="eastAsia"/>
+              <w:rFonts w:hint="eastAsia" w:ascii="Microsoft JhengHei" w:hAnsi="Microsoft JhengHei" w:eastAsia="Microsoft JhengHei" w:cs="Microsoft JhengHei"/>
               <w:szCs w:val="24"/>
             </w:rPr>
             <w:fldChar w:fldCharType="end"/>
@@ -1601,28 +1647,28 @@
         </w:p>
         <w:p>
           <w:pPr>
-            <w:pStyle w:val="TOC2"/>
+            <w:pStyle w:val="17"/>
             <w:tabs>
               <w:tab w:val="right" w:leader="dot" w:pos="8336"/>
             </w:tabs>
           </w:pPr>
           <w:r>
             <w:rPr>
-              <w:rFonts w:ascii="Microsoft JhengHei" w:eastAsia="Microsoft JhengHei" w:hAnsi="Microsoft JhengHei" w:cs="Microsoft JhengHei" w:hint="eastAsia"/>
+              <w:rFonts w:hint="eastAsia" w:ascii="Microsoft JhengHei" w:hAnsi="Microsoft JhengHei" w:eastAsia="Microsoft JhengHei" w:cs="Microsoft JhengHei"/>
               <w:szCs w:val="24"/>
             </w:rPr>
             <w:fldChar w:fldCharType="begin"/>
           </w:r>
           <w:r>
             <w:rPr>
-              <w:rFonts w:ascii="Microsoft JhengHei" w:eastAsia="Microsoft JhengHei" w:hAnsi="Microsoft JhengHei" w:cs="Microsoft JhengHei" w:hint="eastAsia"/>
-              <w:szCs w:val="24"/>
-            </w:rPr>
-            <w:instrText xml:space="preserve"> HYPERLINK \l _Toc25198 </w:instrText>
-          </w:r>
-          <w:r>
-            <w:rPr>
-              <w:rFonts w:ascii="Microsoft JhengHei" w:eastAsia="Microsoft JhengHei" w:hAnsi="Microsoft JhengHei" w:cs="Microsoft JhengHei" w:hint="eastAsia"/>
+              <w:rFonts w:hint="eastAsia" w:ascii="Microsoft JhengHei" w:hAnsi="Microsoft JhengHei" w:eastAsia="Microsoft JhengHei" w:cs="Microsoft JhengHei"/>
+              <w:szCs w:val="24"/>
+            </w:rPr>
+            <w:instrText xml:space="preserve"> HYPERLINK \l _Toc25290 </w:instrText>
+          </w:r>
+          <w:r>
+            <w:rPr>
+              <w:rFonts w:hint="eastAsia" w:ascii="Microsoft JhengHei" w:hAnsi="Microsoft JhengHei" w:eastAsia="Microsoft JhengHei" w:cs="Microsoft JhengHei"/>
               <w:szCs w:val="24"/>
             </w:rPr>
             <w:fldChar w:fldCharType="separate"/>
@@ -1643,7 +1689,7 @@
             <w:fldChar w:fldCharType="begin"/>
           </w:r>
           <w:r>
-            <w:instrText xml:space="preserve"> PAGEREF _Toc25198 \h </w:instrText>
+            <w:instrText xml:space="preserve"> PAGEREF _Toc25290 \h </w:instrText>
           </w:r>
           <w:r>
             <w:fldChar w:fldCharType="separate"/>
@@ -1656,7 +1702,7 @@
           </w:r>
           <w:r>
             <w:rPr>
-              <w:rFonts w:ascii="Microsoft JhengHei" w:eastAsia="Microsoft JhengHei" w:hAnsi="Microsoft JhengHei" w:cs="Microsoft JhengHei" w:hint="eastAsia"/>
+              <w:rFonts w:hint="eastAsia" w:ascii="Microsoft JhengHei" w:hAnsi="Microsoft JhengHei" w:eastAsia="Microsoft JhengHei" w:cs="Microsoft JhengHei"/>
               <w:szCs w:val="24"/>
             </w:rPr>
             <w:fldChar w:fldCharType="end"/>
@@ -1664,28 +1710,28 @@
         </w:p>
         <w:p>
           <w:pPr>
-            <w:pStyle w:val="TOC3"/>
+            <w:pStyle w:val="13"/>
             <w:tabs>
               <w:tab w:val="right" w:leader="dot" w:pos="8336"/>
             </w:tabs>
           </w:pPr>
           <w:r>
             <w:rPr>
-              <w:rFonts w:ascii="Microsoft JhengHei" w:eastAsia="Microsoft JhengHei" w:hAnsi="Microsoft JhengHei" w:cs="Microsoft JhengHei" w:hint="eastAsia"/>
+              <w:rFonts w:hint="eastAsia" w:ascii="Microsoft JhengHei" w:hAnsi="Microsoft JhengHei" w:eastAsia="Microsoft JhengHei" w:cs="Microsoft JhengHei"/>
               <w:szCs w:val="24"/>
             </w:rPr>
             <w:fldChar w:fldCharType="begin"/>
           </w:r>
           <w:r>
             <w:rPr>
-              <w:rFonts w:ascii="Microsoft JhengHei" w:eastAsia="Microsoft JhengHei" w:hAnsi="Microsoft JhengHei" w:cs="Microsoft JhengHei" w:hint="eastAsia"/>
-              <w:szCs w:val="24"/>
-            </w:rPr>
-            <w:instrText xml:space="preserve"> HYPERLINK \l _Toc8975 </w:instrText>
-          </w:r>
-          <w:r>
-            <w:rPr>
-              <w:rFonts w:ascii="Microsoft JhengHei" w:eastAsia="Microsoft JhengHei" w:hAnsi="Microsoft JhengHei" w:cs="Microsoft JhengHei" w:hint="eastAsia"/>
+              <w:rFonts w:hint="eastAsia" w:ascii="Microsoft JhengHei" w:hAnsi="Microsoft JhengHei" w:eastAsia="Microsoft JhengHei" w:cs="Microsoft JhengHei"/>
+              <w:szCs w:val="24"/>
+            </w:rPr>
+            <w:instrText xml:space="preserve"> HYPERLINK \l _Toc9744 </w:instrText>
+          </w:r>
+          <w:r>
+            <w:rPr>
+              <w:rFonts w:hint="eastAsia" w:ascii="Microsoft JhengHei" w:hAnsi="Microsoft JhengHei" w:eastAsia="Microsoft JhengHei" w:cs="Microsoft JhengHei"/>
               <w:szCs w:val="24"/>
             </w:rPr>
             <w:fldChar w:fldCharType="separate"/>
@@ -1706,7 +1752,7 @@
             <w:fldChar w:fldCharType="begin"/>
           </w:r>
           <w:r>
-            <w:instrText xml:space="preserve"> PAGEREF _Toc8975 \h </w:instrText>
+            <w:instrText xml:space="preserve"> PAGEREF _Toc9744 \h </w:instrText>
           </w:r>
           <w:r>
             <w:fldChar w:fldCharType="separate"/>
@@ -1719,7 +1765,7 @@
           </w:r>
           <w:r>
             <w:rPr>
-              <w:rFonts w:ascii="Microsoft JhengHei" w:eastAsia="Microsoft JhengHei" w:hAnsi="Microsoft JhengHei" w:cs="Microsoft JhengHei" w:hint="eastAsia"/>
+              <w:rFonts w:hint="eastAsia" w:ascii="Microsoft JhengHei" w:hAnsi="Microsoft JhengHei" w:eastAsia="Microsoft JhengHei" w:cs="Microsoft JhengHei"/>
               <w:szCs w:val="24"/>
             </w:rPr>
             <w:fldChar w:fldCharType="end"/>
@@ -1727,28 +1773,28 @@
         </w:p>
         <w:p>
           <w:pPr>
-            <w:pStyle w:val="TOC3"/>
+            <w:pStyle w:val="13"/>
             <w:tabs>
               <w:tab w:val="right" w:leader="dot" w:pos="8336"/>
             </w:tabs>
           </w:pPr>
           <w:r>
             <w:rPr>
-              <w:rFonts w:ascii="Microsoft JhengHei" w:eastAsia="Microsoft JhengHei" w:hAnsi="Microsoft JhengHei" w:cs="Microsoft JhengHei" w:hint="eastAsia"/>
+              <w:rFonts w:hint="eastAsia" w:ascii="Microsoft JhengHei" w:hAnsi="Microsoft JhengHei" w:eastAsia="Microsoft JhengHei" w:cs="Microsoft JhengHei"/>
               <w:szCs w:val="24"/>
             </w:rPr>
             <w:fldChar w:fldCharType="begin"/>
           </w:r>
           <w:r>
             <w:rPr>
-              <w:rFonts w:ascii="Microsoft JhengHei" w:eastAsia="Microsoft JhengHei" w:hAnsi="Microsoft JhengHei" w:cs="Microsoft JhengHei" w:hint="eastAsia"/>
-              <w:szCs w:val="24"/>
-            </w:rPr>
-            <w:instrText xml:space="preserve"> HYPERLINK \l _Toc29987 </w:instrText>
-          </w:r>
-          <w:r>
-            <w:rPr>
-              <w:rFonts w:ascii="Microsoft JhengHei" w:eastAsia="Microsoft JhengHei" w:hAnsi="Microsoft JhengHei" w:cs="Microsoft JhengHei" w:hint="eastAsia"/>
+              <w:rFonts w:hint="eastAsia" w:ascii="Microsoft JhengHei" w:hAnsi="Microsoft JhengHei" w:eastAsia="Microsoft JhengHei" w:cs="Microsoft JhengHei"/>
+              <w:szCs w:val="24"/>
+            </w:rPr>
+            <w:instrText xml:space="preserve"> HYPERLINK \l _Toc5628 </w:instrText>
+          </w:r>
+          <w:r>
+            <w:rPr>
+              <w:rFonts w:hint="eastAsia" w:ascii="Microsoft JhengHei" w:hAnsi="Microsoft JhengHei" w:eastAsia="Microsoft JhengHei" w:cs="Microsoft JhengHei"/>
               <w:szCs w:val="24"/>
             </w:rPr>
             <w:fldChar w:fldCharType="separate"/>
@@ -1769,7 +1815,7 @@
             <w:fldChar w:fldCharType="begin"/>
           </w:r>
           <w:r>
-            <w:instrText xml:space="preserve"> PAGEREF _Toc29987 \h </w:instrText>
+            <w:instrText xml:space="preserve"> PAGEREF _Toc5628 \h </w:instrText>
           </w:r>
           <w:r>
             <w:fldChar w:fldCharType="separate"/>
@@ -1782,7 +1828,7 @@
           </w:r>
           <w:r>
             <w:rPr>
-              <w:rFonts w:ascii="Microsoft JhengHei" w:eastAsia="Microsoft JhengHei" w:hAnsi="Microsoft JhengHei" w:cs="Microsoft JhengHei" w:hint="eastAsia"/>
+              <w:rFonts w:hint="eastAsia" w:ascii="Microsoft JhengHei" w:hAnsi="Microsoft JhengHei" w:eastAsia="Microsoft JhengHei" w:cs="Microsoft JhengHei"/>
               <w:szCs w:val="24"/>
             </w:rPr>
             <w:fldChar w:fldCharType="end"/>
@@ -1790,28 +1836,28 @@
         </w:p>
         <w:p>
           <w:pPr>
-            <w:pStyle w:val="TOC3"/>
+            <w:pStyle w:val="13"/>
             <w:tabs>
               <w:tab w:val="right" w:leader="dot" w:pos="8336"/>
             </w:tabs>
           </w:pPr>
           <w:r>
             <w:rPr>
-              <w:rFonts w:ascii="Microsoft JhengHei" w:eastAsia="Microsoft JhengHei" w:hAnsi="Microsoft JhengHei" w:cs="Microsoft JhengHei" w:hint="eastAsia"/>
+              <w:rFonts w:hint="eastAsia" w:ascii="Microsoft JhengHei" w:hAnsi="Microsoft JhengHei" w:eastAsia="Microsoft JhengHei" w:cs="Microsoft JhengHei"/>
               <w:szCs w:val="24"/>
             </w:rPr>
             <w:fldChar w:fldCharType="begin"/>
           </w:r>
           <w:r>
             <w:rPr>
-              <w:rFonts w:ascii="Microsoft JhengHei" w:eastAsia="Microsoft JhengHei" w:hAnsi="Microsoft JhengHei" w:cs="Microsoft JhengHei" w:hint="eastAsia"/>
-              <w:szCs w:val="24"/>
-            </w:rPr>
-            <w:instrText xml:space="preserve"> HYPERLINK \l _Toc29681 </w:instrText>
-          </w:r>
-          <w:r>
-            <w:rPr>
-              <w:rFonts w:ascii="Microsoft JhengHei" w:eastAsia="Microsoft JhengHei" w:hAnsi="Microsoft JhengHei" w:cs="Microsoft JhengHei" w:hint="eastAsia"/>
+              <w:rFonts w:hint="eastAsia" w:ascii="Microsoft JhengHei" w:hAnsi="Microsoft JhengHei" w:eastAsia="Microsoft JhengHei" w:cs="Microsoft JhengHei"/>
+              <w:szCs w:val="24"/>
+            </w:rPr>
+            <w:instrText xml:space="preserve"> HYPERLINK \l _Toc29046 </w:instrText>
+          </w:r>
+          <w:r>
+            <w:rPr>
+              <w:rFonts w:hint="eastAsia" w:ascii="Microsoft JhengHei" w:hAnsi="Microsoft JhengHei" w:eastAsia="Microsoft JhengHei" w:cs="Microsoft JhengHei"/>
               <w:szCs w:val="24"/>
             </w:rPr>
             <w:fldChar w:fldCharType="separate"/>
@@ -1832,7 +1878,7 @@
             <w:fldChar w:fldCharType="begin"/>
           </w:r>
           <w:r>
-            <w:instrText xml:space="preserve"> PAGEREF _Toc29681 \h </w:instrText>
+            <w:instrText xml:space="preserve"> PAGEREF _Toc29046 \h </w:instrText>
           </w:r>
           <w:r>
             <w:fldChar w:fldCharType="separate"/>
@@ -1845,7 +1891,7 @@
           </w:r>
           <w:r>
             <w:rPr>
-              <w:rFonts w:ascii="Microsoft JhengHei" w:eastAsia="Microsoft JhengHei" w:hAnsi="Microsoft JhengHei" w:cs="Microsoft JhengHei" w:hint="eastAsia"/>
+              <w:rFonts w:hint="eastAsia" w:ascii="Microsoft JhengHei" w:hAnsi="Microsoft JhengHei" w:eastAsia="Microsoft JhengHei" w:cs="Microsoft JhengHei"/>
               <w:szCs w:val="24"/>
             </w:rPr>
             <w:fldChar w:fldCharType="end"/>
@@ -1853,28 +1899,28 @@
         </w:p>
         <w:p>
           <w:pPr>
-            <w:pStyle w:val="TOC2"/>
+            <w:pStyle w:val="17"/>
             <w:tabs>
               <w:tab w:val="right" w:leader="dot" w:pos="8336"/>
             </w:tabs>
           </w:pPr>
           <w:r>
             <w:rPr>
-              <w:rFonts w:ascii="Microsoft JhengHei" w:eastAsia="Microsoft JhengHei" w:hAnsi="Microsoft JhengHei" w:cs="Microsoft JhengHei" w:hint="eastAsia"/>
+              <w:rFonts w:hint="eastAsia" w:ascii="Microsoft JhengHei" w:hAnsi="Microsoft JhengHei" w:eastAsia="Microsoft JhengHei" w:cs="Microsoft JhengHei"/>
               <w:szCs w:val="24"/>
             </w:rPr>
             <w:fldChar w:fldCharType="begin"/>
           </w:r>
           <w:r>
             <w:rPr>
-              <w:rFonts w:ascii="Microsoft JhengHei" w:eastAsia="Microsoft JhengHei" w:hAnsi="Microsoft JhengHei" w:cs="Microsoft JhengHei" w:hint="eastAsia"/>
-              <w:szCs w:val="24"/>
-            </w:rPr>
-            <w:instrText xml:space="preserve"> HYPERLINK \l _Toc17817 </w:instrText>
-          </w:r>
-          <w:r>
-            <w:rPr>
-              <w:rFonts w:ascii="Microsoft JhengHei" w:eastAsia="Microsoft JhengHei" w:hAnsi="Microsoft JhengHei" w:cs="Microsoft JhengHei" w:hint="eastAsia"/>
+              <w:rFonts w:hint="eastAsia" w:ascii="Microsoft JhengHei" w:hAnsi="Microsoft JhengHei" w:eastAsia="Microsoft JhengHei" w:cs="Microsoft JhengHei"/>
+              <w:szCs w:val="24"/>
+            </w:rPr>
+            <w:instrText xml:space="preserve"> HYPERLINK \l _Toc5118 </w:instrText>
+          </w:r>
+          <w:r>
+            <w:rPr>
+              <w:rFonts w:hint="eastAsia" w:ascii="Microsoft JhengHei" w:hAnsi="Microsoft JhengHei" w:eastAsia="Microsoft JhengHei" w:cs="Microsoft JhengHei"/>
               <w:szCs w:val="24"/>
             </w:rPr>
             <w:fldChar w:fldCharType="separate"/>
@@ -1895,7 +1941,7 @@
             <w:fldChar w:fldCharType="begin"/>
           </w:r>
           <w:r>
-            <w:instrText xml:space="preserve"> PAGEREF _Toc17817 \h </w:instrText>
+            <w:instrText xml:space="preserve"> PAGEREF _Toc5118 \h </w:instrText>
           </w:r>
           <w:r>
             <w:fldChar w:fldCharType="separate"/>
@@ -1908,7 +1954,7 @@
           </w:r>
           <w:r>
             <w:rPr>
-              <w:rFonts w:ascii="Microsoft JhengHei" w:eastAsia="Microsoft JhengHei" w:hAnsi="Microsoft JhengHei" w:cs="Microsoft JhengHei" w:hint="eastAsia"/>
+              <w:rFonts w:hint="eastAsia" w:ascii="Microsoft JhengHei" w:hAnsi="Microsoft JhengHei" w:eastAsia="Microsoft JhengHei" w:cs="Microsoft JhengHei"/>
               <w:szCs w:val="24"/>
             </w:rPr>
             <w:fldChar w:fldCharType="end"/>
@@ -1916,28 +1962,28 @@
         </w:p>
         <w:p>
           <w:pPr>
-            <w:pStyle w:val="TOC2"/>
+            <w:pStyle w:val="17"/>
             <w:tabs>
               <w:tab w:val="right" w:leader="dot" w:pos="8336"/>
             </w:tabs>
           </w:pPr>
           <w:r>
             <w:rPr>
-              <w:rFonts w:ascii="Microsoft JhengHei" w:eastAsia="Microsoft JhengHei" w:hAnsi="Microsoft JhengHei" w:cs="Microsoft JhengHei" w:hint="eastAsia"/>
+              <w:rFonts w:hint="eastAsia" w:ascii="Microsoft JhengHei" w:hAnsi="Microsoft JhengHei" w:eastAsia="Microsoft JhengHei" w:cs="Microsoft JhengHei"/>
               <w:szCs w:val="24"/>
             </w:rPr>
             <w:fldChar w:fldCharType="begin"/>
           </w:r>
           <w:r>
             <w:rPr>
-              <w:rFonts w:ascii="Microsoft JhengHei" w:eastAsia="Microsoft JhengHei" w:hAnsi="Microsoft JhengHei" w:cs="Microsoft JhengHei" w:hint="eastAsia"/>
-              <w:szCs w:val="24"/>
-            </w:rPr>
-            <w:instrText xml:space="preserve"> HYPERLINK \l _Toc7894 </w:instrText>
-          </w:r>
-          <w:r>
-            <w:rPr>
-              <w:rFonts w:ascii="Microsoft JhengHei" w:eastAsia="Microsoft JhengHei" w:hAnsi="Microsoft JhengHei" w:cs="Microsoft JhengHei" w:hint="eastAsia"/>
+              <w:rFonts w:hint="eastAsia" w:ascii="Microsoft JhengHei" w:hAnsi="Microsoft JhengHei" w:eastAsia="Microsoft JhengHei" w:cs="Microsoft JhengHei"/>
+              <w:szCs w:val="24"/>
+            </w:rPr>
+            <w:instrText xml:space="preserve"> HYPERLINK \l _Toc10610 </w:instrText>
+          </w:r>
+          <w:r>
+            <w:rPr>
+              <w:rFonts w:hint="eastAsia" w:ascii="Microsoft JhengHei" w:hAnsi="Microsoft JhengHei" w:eastAsia="Microsoft JhengHei" w:cs="Microsoft JhengHei"/>
               <w:szCs w:val="24"/>
             </w:rPr>
             <w:fldChar w:fldCharType="separate"/>
@@ -1958,7 +2004,7 @@
             <w:fldChar w:fldCharType="begin"/>
           </w:r>
           <w:r>
-            <w:instrText xml:space="preserve"> PAGEREF _Toc7894 \h </w:instrText>
+            <w:instrText xml:space="preserve"> PAGEREF _Toc10610 \h </w:instrText>
           </w:r>
           <w:r>
             <w:fldChar w:fldCharType="separate"/>
@@ -1971,7 +2017,7 @@
           </w:r>
           <w:r>
             <w:rPr>
-              <w:rFonts w:ascii="Microsoft JhengHei" w:eastAsia="Microsoft JhengHei" w:hAnsi="Microsoft JhengHei" w:cs="Microsoft JhengHei" w:hint="eastAsia"/>
+              <w:rFonts w:hint="eastAsia" w:ascii="Microsoft JhengHei" w:hAnsi="Microsoft JhengHei" w:eastAsia="Microsoft JhengHei" w:cs="Microsoft JhengHei"/>
               <w:szCs w:val="24"/>
             </w:rPr>
             <w:fldChar w:fldCharType="end"/>
@@ -1979,28 +2025,28 @@
         </w:p>
         <w:p>
           <w:pPr>
-            <w:pStyle w:val="TOC2"/>
+            <w:pStyle w:val="17"/>
             <w:tabs>
               <w:tab w:val="right" w:leader="dot" w:pos="8336"/>
             </w:tabs>
           </w:pPr>
           <w:r>
             <w:rPr>
-              <w:rFonts w:ascii="Microsoft JhengHei" w:eastAsia="Microsoft JhengHei" w:hAnsi="Microsoft JhengHei" w:cs="Microsoft JhengHei" w:hint="eastAsia"/>
+              <w:rFonts w:hint="eastAsia" w:ascii="Microsoft JhengHei" w:hAnsi="Microsoft JhengHei" w:eastAsia="Microsoft JhengHei" w:cs="Microsoft JhengHei"/>
               <w:szCs w:val="24"/>
             </w:rPr>
             <w:fldChar w:fldCharType="begin"/>
           </w:r>
           <w:r>
             <w:rPr>
-              <w:rFonts w:ascii="Microsoft JhengHei" w:eastAsia="Microsoft JhengHei" w:hAnsi="Microsoft JhengHei" w:cs="Microsoft JhengHei" w:hint="eastAsia"/>
-              <w:szCs w:val="24"/>
-            </w:rPr>
-            <w:instrText xml:space="preserve"> HYPERLINK \l _Toc16174 </w:instrText>
-          </w:r>
-          <w:r>
-            <w:rPr>
-              <w:rFonts w:ascii="Microsoft JhengHei" w:eastAsia="Microsoft JhengHei" w:hAnsi="Microsoft JhengHei" w:cs="Microsoft JhengHei" w:hint="eastAsia"/>
+              <w:rFonts w:hint="eastAsia" w:ascii="Microsoft JhengHei" w:hAnsi="Microsoft JhengHei" w:eastAsia="Microsoft JhengHei" w:cs="Microsoft JhengHei"/>
+              <w:szCs w:val="24"/>
+            </w:rPr>
+            <w:instrText xml:space="preserve"> HYPERLINK \l _Toc24094 </w:instrText>
+          </w:r>
+          <w:r>
+            <w:rPr>
+              <w:rFonts w:hint="eastAsia" w:ascii="Microsoft JhengHei" w:hAnsi="Microsoft JhengHei" w:eastAsia="Microsoft JhengHei" w:cs="Microsoft JhengHei"/>
               <w:szCs w:val="24"/>
             </w:rPr>
             <w:fldChar w:fldCharType="separate"/>
@@ -2021,7 +2067,7 @@
             <w:fldChar w:fldCharType="begin"/>
           </w:r>
           <w:r>
-            <w:instrText xml:space="preserve"> PAGEREF _Toc16174 \h </w:instrText>
+            <w:instrText xml:space="preserve"> PAGEREF _Toc24094 \h </w:instrText>
           </w:r>
           <w:r>
             <w:fldChar w:fldCharType="separate"/>
@@ -2034,7 +2080,7 @@
           </w:r>
           <w:r>
             <w:rPr>
-              <w:rFonts w:ascii="Microsoft JhengHei" w:eastAsia="Microsoft JhengHei" w:hAnsi="Microsoft JhengHei" w:cs="Microsoft JhengHei" w:hint="eastAsia"/>
+              <w:rFonts w:hint="eastAsia" w:ascii="Microsoft JhengHei" w:hAnsi="Microsoft JhengHei" w:eastAsia="Microsoft JhengHei" w:cs="Microsoft JhengHei"/>
               <w:szCs w:val="24"/>
             </w:rPr>
             <w:fldChar w:fldCharType="end"/>
@@ -2042,28 +2088,28 @@
         </w:p>
         <w:p>
           <w:pPr>
-            <w:pStyle w:val="TOC2"/>
+            <w:pStyle w:val="17"/>
             <w:tabs>
               <w:tab w:val="right" w:leader="dot" w:pos="8336"/>
             </w:tabs>
           </w:pPr>
           <w:r>
             <w:rPr>
-              <w:rFonts w:ascii="Microsoft JhengHei" w:eastAsia="Microsoft JhengHei" w:hAnsi="Microsoft JhengHei" w:cs="Microsoft JhengHei" w:hint="eastAsia"/>
+              <w:rFonts w:hint="eastAsia" w:ascii="Microsoft JhengHei" w:hAnsi="Microsoft JhengHei" w:eastAsia="Microsoft JhengHei" w:cs="Microsoft JhengHei"/>
               <w:szCs w:val="24"/>
             </w:rPr>
             <w:fldChar w:fldCharType="begin"/>
           </w:r>
           <w:r>
             <w:rPr>
-              <w:rFonts w:ascii="Microsoft JhengHei" w:eastAsia="Microsoft JhengHei" w:hAnsi="Microsoft JhengHei" w:cs="Microsoft JhengHei" w:hint="eastAsia"/>
-              <w:szCs w:val="24"/>
-            </w:rPr>
-            <w:instrText xml:space="preserve"> HYPERLINK \l _Toc21996 </w:instrText>
-          </w:r>
-          <w:r>
-            <w:rPr>
-              <w:rFonts w:ascii="Microsoft JhengHei" w:eastAsia="Microsoft JhengHei" w:hAnsi="Microsoft JhengHei" w:cs="Microsoft JhengHei" w:hint="eastAsia"/>
+              <w:rFonts w:hint="eastAsia" w:ascii="Microsoft JhengHei" w:hAnsi="Microsoft JhengHei" w:eastAsia="Microsoft JhengHei" w:cs="Microsoft JhengHei"/>
+              <w:szCs w:val="24"/>
+            </w:rPr>
+            <w:instrText xml:space="preserve"> HYPERLINK \l _Toc23666 </w:instrText>
+          </w:r>
+          <w:r>
+            <w:rPr>
+              <w:rFonts w:hint="eastAsia" w:ascii="Microsoft JhengHei" w:hAnsi="Microsoft JhengHei" w:eastAsia="Microsoft JhengHei" w:cs="Microsoft JhengHei"/>
               <w:szCs w:val="24"/>
             </w:rPr>
             <w:fldChar w:fldCharType="separate"/>
@@ -2084,7 +2130,7 @@
             <w:fldChar w:fldCharType="begin"/>
           </w:r>
           <w:r>
-            <w:instrText xml:space="preserve"> PAGEREF _Toc21996 \h </w:instrText>
+            <w:instrText xml:space="preserve"> PAGEREF _Toc23666 \h </w:instrText>
           </w:r>
           <w:r>
             <w:fldChar w:fldCharType="separate"/>
@@ -2097,7 +2143,7 @@
           </w:r>
           <w:r>
             <w:rPr>
-              <w:rFonts w:ascii="Microsoft JhengHei" w:eastAsia="Microsoft JhengHei" w:hAnsi="Microsoft JhengHei" w:cs="Microsoft JhengHei" w:hint="eastAsia"/>
+              <w:rFonts w:hint="eastAsia" w:ascii="Microsoft JhengHei" w:hAnsi="Microsoft JhengHei" w:eastAsia="Microsoft JhengHei" w:cs="Microsoft JhengHei"/>
               <w:szCs w:val="24"/>
             </w:rPr>
             <w:fldChar w:fldCharType="end"/>
@@ -2105,28 +2151,28 @@
         </w:p>
         <w:p>
           <w:pPr>
-            <w:pStyle w:val="TOC2"/>
+            <w:pStyle w:val="17"/>
             <w:tabs>
               <w:tab w:val="right" w:leader="dot" w:pos="8336"/>
             </w:tabs>
           </w:pPr>
           <w:r>
             <w:rPr>
-              <w:rFonts w:ascii="Microsoft JhengHei" w:eastAsia="Microsoft JhengHei" w:hAnsi="Microsoft JhengHei" w:cs="Microsoft JhengHei" w:hint="eastAsia"/>
+              <w:rFonts w:hint="eastAsia" w:ascii="Microsoft JhengHei" w:hAnsi="Microsoft JhengHei" w:eastAsia="Microsoft JhengHei" w:cs="Microsoft JhengHei"/>
               <w:szCs w:val="24"/>
             </w:rPr>
             <w:fldChar w:fldCharType="begin"/>
           </w:r>
           <w:r>
             <w:rPr>
-              <w:rFonts w:ascii="Microsoft JhengHei" w:eastAsia="Microsoft JhengHei" w:hAnsi="Microsoft JhengHei" w:cs="Microsoft JhengHei" w:hint="eastAsia"/>
-              <w:szCs w:val="24"/>
-            </w:rPr>
-            <w:instrText xml:space="preserve"> HYPERLINK \l _Toc30354 </w:instrText>
-          </w:r>
-          <w:r>
-            <w:rPr>
-              <w:rFonts w:ascii="Microsoft JhengHei" w:eastAsia="Microsoft JhengHei" w:hAnsi="Microsoft JhengHei" w:cs="Microsoft JhengHei" w:hint="eastAsia"/>
+              <w:rFonts w:hint="eastAsia" w:ascii="Microsoft JhengHei" w:hAnsi="Microsoft JhengHei" w:eastAsia="Microsoft JhengHei" w:cs="Microsoft JhengHei"/>
+              <w:szCs w:val="24"/>
+            </w:rPr>
+            <w:instrText xml:space="preserve"> HYPERLINK \l _Toc23071 </w:instrText>
+          </w:r>
+          <w:r>
+            <w:rPr>
+              <w:rFonts w:hint="eastAsia" w:ascii="Microsoft JhengHei" w:hAnsi="Microsoft JhengHei" w:eastAsia="Microsoft JhengHei" w:cs="Microsoft JhengHei"/>
               <w:szCs w:val="24"/>
             </w:rPr>
             <w:fldChar w:fldCharType="separate"/>
@@ -2147,7 +2193,7 @@
             <w:fldChar w:fldCharType="begin"/>
           </w:r>
           <w:r>
-            <w:instrText xml:space="preserve"> PAGEREF _Toc30354 \h </w:instrText>
+            <w:instrText xml:space="preserve"> PAGEREF _Toc23071 \h </w:instrText>
           </w:r>
           <w:r>
             <w:fldChar w:fldCharType="separate"/>
@@ -2160,7 +2206,7 @@
           </w:r>
           <w:r>
             <w:rPr>
-              <w:rFonts w:ascii="Microsoft JhengHei" w:eastAsia="Microsoft JhengHei" w:hAnsi="Microsoft JhengHei" w:cs="Microsoft JhengHei" w:hint="eastAsia"/>
+              <w:rFonts w:hint="eastAsia" w:ascii="Microsoft JhengHei" w:hAnsi="Microsoft JhengHei" w:eastAsia="Microsoft JhengHei" w:cs="Microsoft JhengHei"/>
               <w:szCs w:val="24"/>
             </w:rPr>
             <w:fldChar w:fldCharType="end"/>
@@ -2168,28 +2214,28 @@
         </w:p>
         <w:p>
           <w:pPr>
-            <w:pStyle w:val="TOC1"/>
+            <w:pStyle w:val="16"/>
             <w:tabs>
               <w:tab w:val="right" w:leader="dot" w:pos="8336"/>
             </w:tabs>
           </w:pPr>
           <w:r>
             <w:rPr>
-              <w:rFonts w:ascii="Microsoft JhengHei" w:eastAsia="Microsoft JhengHei" w:hAnsi="Microsoft JhengHei" w:cs="Microsoft JhengHei" w:hint="eastAsia"/>
+              <w:rFonts w:hint="eastAsia" w:ascii="Microsoft JhengHei" w:hAnsi="Microsoft JhengHei" w:eastAsia="Microsoft JhengHei" w:cs="Microsoft JhengHei"/>
               <w:szCs w:val="24"/>
             </w:rPr>
             <w:fldChar w:fldCharType="begin"/>
           </w:r>
           <w:r>
             <w:rPr>
-              <w:rFonts w:ascii="Microsoft JhengHei" w:eastAsia="Microsoft JhengHei" w:hAnsi="Microsoft JhengHei" w:cs="Microsoft JhengHei" w:hint="eastAsia"/>
-              <w:szCs w:val="24"/>
-            </w:rPr>
-            <w:instrText xml:space="preserve"> HYPERLINK \l _Toc16752 </w:instrText>
-          </w:r>
-          <w:r>
-            <w:rPr>
-              <w:rFonts w:ascii="Microsoft JhengHei" w:eastAsia="Microsoft JhengHei" w:hAnsi="Microsoft JhengHei" w:cs="Microsoft JhengHei" w:hint="eastAsia"/>
+              <w:rFonts w:hint="eastAsia" w:ascii="Microsoft JhengHei" w:hAnsi="Microsoft JhengHei" w:eastAsia="Microsoft JhengHei" w:cs="Microsoft JhengHei"/>
+              <w:szCs w:val="24"/>
+            </w:rPr>
+            <w:instrText xml:space="preserve"> HYPERLINK \l _Toc19979 </w:instrText>
+          </w:r>
+          <w:r>
+            <w:rPr>
+              <w:rFonts w:hint="eastAsia" w:ascii="Microsoft JhengHei" w:hAnsi="Microsoft JhengHei" w:eastAsia="Microsoft JhengHei" w:cs="Microsoft JhengHei"/>
               <w:szCs w:val="24"/>
             </w:rPr>
             <w:fldChar w:fldCharType="separate"/>
@@ -2215,7 +2261,7 @@
             <w:fldChar w:fldCharType="begin"/>
           </w:r>
           <w:r>
-            <w:instrText xml:space="preserve"> PAGEREF _Toc16752 \h </w:instrText>
+            <w:instrText xml:space="preserve"> PAGEREF _Toc19979 \h </w:instrText>
           </w:r>
           <w:r>
             <w:fldChar w:fldCharType="separate"/>
@@ -2228,7 +2274,7 @@
           </w:r>
           <w:r>
             <w:rPr>
-              <w:rFonts w:ascii="Microsoft JhengHei" w:eastAsia="Microsoft JhengHei" w:hAnsi="Microsoft JhengHei" w:cs="Microsoft JhengHei" w:hint="eastAsia"/>
+              <w:rFonts w:hint="eastAsia" w:ascii="Microsoft JhengHei" w:hAnsi="Microsoft JhengHei" w:eastAsia="Microsoft JhengHei" w:cs="Microsoft JhengHei"/>
               <w:szCs w:val="24"/>
             </w:rPr>
             <w:fldChar w:fldCharType="end"/>
@@ -2236,28 +2282,28 @@
         </w:p>
         <w:p>
           <w:pPr>
-            <w:pStyle w:val="TOC2"/>
+            <w:pStyle w:val="17"/>
             <w:tabs>
               <w:tab w:val="right" w:leader="dot" w:pos="8336"/>
             </w:tabs>
           </w:pPr>
           <w:r>
             <w:rPr>
-              <w:rFonts w:ascii="Microsoft JhengHei" w:eastAsia="Microsoft JhengHei" w:hAnsi="Microsoft JhengHei" w:cs="Microsoft JhengHei" w:hint="eastAsia"/>
+              <w:rFonts w:hint="eastAsia" w:ascii="Microsoft JhengHei" w:hAnsi="Microsoft JhengHei" w:eastAsia="Microsoft JhengHei" w:cs="Microsoft JhengHei"/>
               <w:szCs w:val="24"/>
             </w:rPr>
             <w:fldChar w:fldCharType="begin"/>
           </w:r>
           <w:r>
             <w:rPr>
-              <w:rFonts w:ascii="Microsoft JhengHei" w:eastAsia="Microsoft JhengHei" w:hAnsi="Microsoft JhengHei" w:cs="Microsoft JhengHei" w:hint="eastAsia"/>
-              <w:szCs w:val="24"/>
-            </w:rPr>
-            <w:instrText xml:space="preserve"> HYPERLINK \l _Toc2070 </w:instrText>
-          </w:r>
-          <w:r>
-            <w:rPr>
-              <w:rFonts w:ascii="Microsoft JhengHei" w:eastAsia="Microsoft JhengHei" w:hAnsi="Microsoft JhengHei" w:cs="Microsoft JhengHei" w:hint="eastAsia"/>
+              <w:rFonts w:hint="eastAsia" w:ascii="Microsoft JhengHei" w:hAnsi="Microsoft JhengHei" w:eastAsia="Microsoft JhengHei" w:cs="Microsoft JhengHei"/>
+              <w:szCs w:val="24"/>
+            </w:rPr>
+            <w:instrText xml:space="preserve"> HYPERLINK \l _Toc26265 </w:instrText>
+          </w:r>
+          <w:r>
+            <w:rPr>
+              <w:rFonts w:hint="eastAsia" w:ascii="Microsoft JhengHei" w:hAnsi="Microsoft JhengHei" w:eastAsia="Microsoft JhengHei" w:cs="Microsoft JhengHei"/>
               <w:szCs w:val="24"/>
             </w:rPr>
             <w:fldChar w:fldCharType="separate"/>
@@ -2283,7 +2329,7 @@
             <w:fldChar w:fldCharType="begin"/>
           </w:r>
           <w:r>
-            <w:instrText xml:space="preserve"> PAGEREF _Toc2070 \h </w:instrText>
+            <w:instrText xml:space="preserve"> PAGEREF _Toc26265 \h </w:instrText>
           </w:r>
           <w:r>
             <w:fldChar w:fldCharType="separate"/>
@@ -2296,7 +2342,7 @@
           </w:r>
           <w:r>
             <w:rPr>
-              <w:rFonts w:ascii="Microsoft JhengHei" w:eastAsia="Microsoft JhengHei" w:hAnsi="Microsoft JhengHei" w:cs="Microsoft JhengHei" w:hint="eastAsia"/>
+              <w:rFonts w:hint="eastAsia" w:ascii="Microsoft JhengHei" w:hAnsi="Microsoft JhengHei" w:eastAsia="Microsoft JhengHei" w:cs="Microsoft JhengHei"/>
               <w:szCs w:val="24"/>
             </w:rPr>
             <w:fldChar w:fldCharType="end"/>
@@ -2304,28 +2350,28 @@
         </w:p>
         <w:p>
           <w:pPr>
-            <w:pStyle w:val="TOC2"/>
+            <w:pStyle w:val="17"/>
             <w:tabs>
               <w:tab w:val="right" w:leader="dot" w:pos="8336"/>
             </w:tabs>
           </w:pPr>
           <w:r>
             <w:rPr>
-              <w:rFonts w:ascii="Microsoft JhengHei" w:eastAsia="Microsoft JhengHei" w:hAnsi="Microsoft JhengHei" w:cs="Microsoft JhengHei" w:hint="eastAsia"/>
+              <w:rFonts w:hint="eastAsia" w:ascii="Microsoft JhengHei" w:hAnsi="Microsoft JhengHei" w:eastAsia="Microsoft JhengHei" w:cs="Microsoft JhengHei"/>
               <w:szCs w:val="24"/>
             </w:rPr>
             <w:fldChar w:fldCharType="begin"/>
           </w:r>
           <w:r>
             <w:rPr>
-              <w:rFonts w:ascii="Microsoft JhengHei" w:eastAsia="Microsoft JhengHei" w:hAnsi="Microsoft JhengHei" w:cs="Microsoft JhengHei" w:hint="eastAsia"/>
-              <w:szCs w:val="24"/>
-            </w:rPr>
-            <w:instrText xml:space="preserve"> HYPERLINK \l _Toc30034 </w:instrText>
-          </w:r>
-          <w:r>
-            <w:rPr>
-              <w:rFonts w:ascii="Microsoft JhengHei" w:eastAsia="Microsoft JhengHei" w:hAnsi="Microsoft JhengHei" w:cs="Microsoft JhengHei" w:hint="eastAsia"/>
+              <w:rFonts w:hint="eastAsia" w:ascii="Microsoft JhengHei" w:hAnsi="Microsoft JhengHei" w:eastAsia="Microsoft JhengHei" w:cs="Microsoft JhengHei"/>
+              <w:szCs w:val="24"/>
+            </w:rPr>
+            <w:instrText xml:space="preserve"> HYPERLINK \l _Toc20078 </w:instrText>
+          </w:r>
+          <w:r>
+            <w:rPr>
+              <w:rFonts w:hint="eastAsia" w:ascii="Microsoft JhengHei" w:hAnsi="Microsoft JhengHei" w:eastAsia="Microsoft JhengHei" w:cs="Microsoft JhengHei"/>
               <w:szCs w:val="24"/>
             </w:rPr>
             <w:fldChar w:fldCharType="separate"/>
@@ -2351,7 +2397,7 @@
             <w:fldChar w:fldCharType="begin"/>
           </w:r>
           <w:r>
-            <w:instrText xml:space="preserve"> PAGEREF _Toc30034 \h </w:instrText>
+            <w:instrText xml:space="preserve"> PAGEREF _Toc20078 \h </w:instrText>
           </w:r>
           <w:r>
             <w:fldChar w:fldCharType="separate"/>
@@ -2364,7 +2410,7 @@
           </w:r>
           <w:r>
             <w:rPr>
-              <w:rFonts w:ascii="Microsoft JhengHei" w:eastAsia="Microsoft JhengHei" w:hAnsi="Microsoft JhengHei" w:cs="Microsoft JhengHei" w:hint="eastAsia"/>
+              <w:rFonts w:hint="eastAsia" w:ascii="Microsoft JhengHei" w:hAnsi="Microsoft JhengHei" w:eastAsia="Microsoft JhengHei" w:cs="Microsoft JhengHei"/>
               <w:szCs w:val="24"/>
             </w:rPr>
             <w:fldChar w:fldCharType="end"/>
@@ -2372,28 +2418,28 @@
         </w:p>
         <w:p>
           <w:pPr>
-            <w:pStyle w:val="TOC2"/>
+            <w:pStyle w:val="17"/>
             <w:tabs>
               <w:tab w:val="right" w:leader="dot" w:pos="8336"/>
             </w:tabs>
           </w:pPr>
           <w:r>
             <w:rPr>
-              <w:rFonts w:ascii="Microsoft JhengHei" w:eastAsia="Microsoft JhengHei" w:hAnsi="Microsoft JhengHei" w:cs="Microsoft JhengHei" w:hint="eastAsia"/>
+              <w:rFonts w:hint="eastAsia" w:ascii="Microsoft JhengHei" w:hAnsi="Microsoft JhengHei" w:eastAsia="Microsoft JhengHei" w:cs="Microsoft JhengHei"/>
               <w:szCs w:val="24"/>
             </w:rPr>
             <w:fldChar w:fldCharType="begin"/>
           </w:r>
           <w:r>
             <w:rPr>
-              <w:rFonts w:ascii="Microsoft JhengHei" w:eastAsia="Microsoft JhengHei" w:hAnsi="Microsoft JhengHei" w:cs="Microsoft JhengHei" w:hint="eastAsia"/>
-              <w:szCs w:val="24"/>
-            </w:rPr>
-            <w:instrText xml:space="preserve"> HYPERLINK \l _Toc1349 </w:instrText>
-          </w:r>
-          <w:r>
-            <w:rPr>
-              <w:rFonts w:ascii="Microsoft JhengHei" w:eastAsia="Microsoft JhengHei" w:hAnsi="Microsoft JhengHei" w:cs="Microsoft JhengHei" w:hint="eastAsia"/>
+              <w:rFonts w:hint="eastAsia" w:ascii="Microsoft JhengHei" w:hAnsi="Microsoft JhengHei" w:eastAsia="Microsoft JhengHei" w:cs="Microsoft JhengHei"/>
+              <w:szCs w:val="24"/>
+            </w:rPr>
+            <w:instrText xml:space="preserve"> HYPERLINK \l _Toc5927 </w:instrText>
+          </w:r>
+          <w:r>
+            <w:rPr>
+              <w:rFonts w:hint="eastAsia" w:ascii="Microsoft JhengHei" w:hAnsi="Microsoft JhengHei" w:eastAsia="Microsoft JhengHei" w:cs="Microsoft JhengHei"/>
               <w:szCs w:val="24"/>
             </w:rPr>
             <w:fldChar w:fldCharType="separate"/>
@@ -2419,7 +2465,7 @@
             <w:fldChar w:fldCharType="begin"/>
           </w:r>
           <w:r>
-            <w:instrText xml:space="preserve"> PAGEREF _Toc1349 \h </w:instrText>
+            <w:instrText xml:space="preserve"> PAGEREF _Toc5927 \h </w:instrText>
           </w:r>
           <w:r>
             <w:fldChar w:fldCharType="separate"/>
@@ -2432,7 +2478,7 @@
           </w:r>
           <w:r>
             <w:rPr>
-              <w:rFonts w:ascii="Microsoft JhengHei" w:eastAsia="Microsoft JhengHei" w:hAnsi="Microsoft JhengHei" w:cs="Microsoft JhengHei" w:hint="eastAsia"/>
+              <w:rFonts w:hint="eastAsia" w:ascii="Microsoft JhengHei" w:hAnsi="Microsoft JhengHei" w:eastAsia="Microsoft JhengHei" w:cs="Microsoft JhengHei"/>
               <w:szCs w:val="24"/>
             </w:rPr>
             <w:fldChar w:fldCharType="end"/>
@@ -2440,28 +2486,28 @@
         </w:p>
         <w:p>
           <w:pPr>
-            <w:pStyle w:val="TOC3"/>
+            <w:pStyle w:val="13"/>
             <w:tabs>
               <w:tab w:val="right" w:leader="dot" w:pos="8336"/>
             </w:tabs>
           </w:pPr>
           <w:r>
             <w:rPr>
-              <w:rFonts w:ascii="Microsoft JhengHei" w:eastAsia="Microsoft JhengHei" w:hAnsi="Microsoft JhengHei" w:cs="Microsoft JhengHei" w:hint="eastAsia"/>
+              <w:rFonts w:hint="eastAsia" w:ascii="Microsoft JhengHei" w:hAnsi="Microsoft JhengHei" w:eastAsia="Microsoft JhengHei" w:cs="Microsoft JhengHei"/>
               <w:szCs w:val="24"/>
             </w:rPr>
             <w:fldChar w:fldCharType="begin"/>
           </w:r>
           <w:r>
             <w:rPr>
-              <w:rFonts w:ascii="Microsoft JhengHei" w:eastAsia="Microsoft JhengHei" w:hAnsi="Microsoft JhengHei" w:cs="Microsoft JhengHei" w:hint="eastAsia"/>
-              <w:szCs w:val="24"/>
-            </w:rPr>
-            <w:instrText xml:space="preserve"> HYPERLINK \l _Toc15587 </w:instrText>
-          </w:r>
-          <w:r>
-            <w:rPr>
-              <w:rFonts w:ascii="Microsoft JhengHei" w:eastAsia="Microsoft JhengHei" w:hAnsi="Microsoft JhengHei" w:cs="Microsoft JhengHei" w:hint="eastAsia"/>
+              <w:rFonts w:hint="eastAsia" w:ascii="Microsoft JhengHei" w:hAnsi="Microsoft JhengHei" w:eastAsia="Microsoft JhengHei" w:cs="Microsoft JhengHei"/>
+              <w:szCs w:val="24"/>
+            </w:rPr>
+            <w:instrText xml:space="preserve"> HYPERLINK \l _Toc15940 </w:instrText>
+          </w:r>
+          <w:r>
+            <w:rPr>
+              <w:rFonts w:hint="eastAsia" w:ascii="Microsoft JhengHei" w:hAnsi="Microsoft JhengHei" w:eastAsia="Microsoft JhengHei" w:cs="Microsoft JhengHei"/>
               <w:szCs w:val="24"/>
             </w:rPr>
             <w:fldChar w:fldCharType="separate"/>
@@ -2487,7 +2533,7 @@
             <w:fldChar w:fldCharType="begin"/>
           </w:r>
           <w:r>
-            <w:instrText xml:space="preserve"> PAGEREF _Toc15587 \h </w:instrText>
+            <w:instrText xml:space="preserve"> PAGEREF _Toc15940 \h </w:instrText>
           </w:r>
           <w:r>
             <w:fldChar w:fldCharType="separate"/>
@@ -2500,7 +2546,7 @@
           </w:r>
           <w:r>
             <w:rPr>
-              <w:rFonts w:ascii="Microsoft JhengHei" w:eastAsia="Microsoft JhengHei" w:hAnsi="Microsoft JhengHei" w:cs="Microsoft JhengHei" w:hint="eastAsia"/>
+              <w:rFonts w:hint="eastAsia" w:ascii="Microsoft JhengHei" w:hAnsi="Microsoft JhengHei" w:eastAsia="Microsoft JhengHei" w:cs="Microsoft JhengHei"/>
               <w:szCs w:val="24"/>
             </w:rPr>
             <w:fldChar w:fldCharType="end"/>
@@ -2508,28 +2554,28 @@
         </w:p>
         <w:p>
           <w:pPr>
-            <w:pStyle w:val="TOC3"/>
+            <w:pStyle w:val="13"/>
             <w:tabs>
               <w:tab w:val="right" w:leader="dot" w:pos="8336"/>
             </w:tabs>
           </w:pPr>
           <w:r>
             <w:rPr>
-              <w:rFonts w:ascii="Microsoft JhengHei" w:eastAsia="Microsoft JhengHei" w:hAnsi="Microsoft JhengHei" w:cs="Microsoft JhengHei" w:hint="eastAsia"/>
+              <w:rFonts w:hint="eastAsia" w:ascii="Microsoft JhengHei" w:hAnsi="Microsoft JhengHei" w:eastAsia="Microsoft JhengHei" w:cs="Microsoft JhengHei"/>
               <w:szCs w:val="24"/>
             </w:rPr>
             <w:fldChar w:fldCharType="begin"/>
           </w:r>
           <w:r>
             <w:rPr>
-              <w:rFonts w:ascii="Microsoft JhengHei" w:eastAsia="Microsoft JhengHei" w:hAnsi="Microsoft JhengHei" w:cs="Microsoft JhengHei" w:hint="eastAsia"/>
-              <w:szCs w:val="24"/>
-            </w:rPr>
-            <w:instrText xml:space="preserve"> HYPERLINK \l _Toc21594 </w:instrText>
-          </w:r>
-          <w:r>
-            <w:rPr>
-              <w:rFonts w:ascii="Microsoft JhengHei" w:eastAsia="Microsoft JhengHei" w:hAnsi="Microsoft JhengHei" w:cs="Microsoft JhengHei" w:hint="eastAsia"/>
+              <w:rFonts w:hint="eastAsia" w:ascii="Microsoft JhengHei" w:hAnsi="Microsoft JhengHei" w:eastAsia="Microsoft JhengHei" w:cs="Microsoft JhengHei"/>
+              <w:szCs w:val="24"/>
+            </w:rPr>
+            <w:instrText xml:space="preserve"> HYPERLINK \l _Toc32578 </w:instrText>
+          </w:r>
+          <w:r>
+            <w:rPr>
+              <w:rFonts w:hint="eastAsia" w:ascii="Microsoft JhengHei" w:hAnsi="Microsoft JhengHei" w:eastAsia="Microsoft JhengHei" w:cs="Microsoft JhengHei"/>
               <w:szCs w:val="24"/>
             </w:rPr>
             <w:fldChar w:fldCharType="separate"/>
@@ -2555,7 +2601,7 @@
             <w:fldChar w:fldCharType="begin"/>
           </w:r>
           <w:r>
-            <w:instrText xml:space="preserve"> PAGEREF _Toc21594 \h </w:instrText>
+            <w:instrText xml:space="preserve"> PAGEREF _Toc32578 \h </w:instrText>
           </w:r>
           <w:r>
             <w:fldChar w:fldCharType="separate"/>
@@ -2568,7 +2614,7 @@
           </w:r>
           <w:r>
             <w:rPr>
-              <w:rFonts w:ascii="Microsoft JhengHei" w:eastAsia="Microsoft JhengHei" w:hAnsi="Microsoft JhengHei" w:cs="Microsoft JhengHei" w:hint="eastAsia"/>
+              <w:rFonts w:hint="eastAsia" w:ascii="Microsoft JhengHei" w:hAnsi="Microsoft JhengHei" w:eastAsia="Microsoft JhengHei" w:cs="Microsoft JhengHei"/>
               <w:szCs w:val="24"/>
             </w:rPr>
             <w:fldChar w:fldCharType="end"/>
@@ -2576,28 +2622,28 @@
         </w:p>
         <w:p>
           <w:pPr>
-            <w:pStyle w:val="TOC3"/>
+            <w:pStyle w:val="13"/>
             <w:tabs>
               <w:tab w:val="right" w:leader="dot" w:pos="8336"/>
             </w:tabs>
           </w:pPr>
           <w:r>
             <w:rPr>
-              <w:rFonts w:ascii="Microsoft JhengHei" w:eastAsia="Microsoft JhengHei" w:hAnsi="Microsoft JhengHei" w:cs="Microsoft JhengHei" w:hint="eastAsia"/>
+              <w:rFonts w:hint="eastAsia" w:ascii="Microsoft JhengHei" w:hAnsi="Microsoft JhengHei" w:eastAsia="Microsoft JhengHei" w:cs="Microsoft JhengHei"/>
               <w:szCs w:val="24"/>
             </w:rPr>
             <w:fldChar w:fldCharType="begin"/>
           </w:r>
           <w:r>
             <w:rPr>
-              <w:rFonts w:ascii="Microsoft JhengHei" w:eastAsia="Microsoft JhengHei" w:hAnsi="Microsoft JhengHei" w:cs="Microsoft JhengHei" w:hint="eastAsia"/>
-              <w:szCs w:val="24"/>
-            </w:rPr>
-            <w:instrText xml:space="preserve"> HYPERLINK \l _Toc13557 </w:instrText>
-          </w:r>
-          <w:r>
-            <w:rPr>
-              <w:rFonts w:ascii="Microsoft JhengHei" w:eastAsia="Microsoft JhengHei" w:hAnsi="Microsoft JhengHei" w:cs="Microsoft JhengHei" w:hint="eastAsia"/>
+              <w:rFonts w:hint="eastAsia" w:ascii="Microsoft JhengHei" w:hAnsi="Microsoft JhengHei" w:eastAsia="Microsoft JhengHei" w:cs="Microsoft JhengHei"/>
+              <w:szCs w:val="24"/>
+            </w:rPr>
+            <w:instrText xml:space="preserve"> HYPERLINK \l _Toc10934 </w:instrText>
+          </w:r>
+          <w:r>
+            <w:rPr>
+              <w:rFonts w:hint="eastAsia" w:ascii="Microsoft JhengHei" w:hAnsi="Microsoft JhengHei" w:eastAsia="Microsoft JhengHei" w:cs="Microsoft JhengHei"/>
               <w:szCs w:val="24"/>
             </w:rPr>
             <w:fldChar w:fldCharType="separate"/>
@@ -2623,7 +2669,7 @@
             <w:fldChar w:fldCharType="begin"/>
           </w:r>
           <w:r>
-            <w:instrText xml:space="preserve"> PAGEREF _Toc13557 \h </w:instrText>
+            <w:instrText xml:space="preserve"> PAGEREF _Toc10934 \h </w:instrText>
           </w:r>
           <w:r>
             <w:fldChar w:fldCharType="separate"/>
@@ -2636,7 +2682,7 @@
           </w:r>
           <w:r>
             <w:rPr>
-              <w:rFonts w:ascii="Microsoft JhengHei" w:eastAsia="Microsoft JhengHei" w:hAnsi="Microsoft JhengHei" w:cs="Microsoft JhengHei" w:hint="eastAsia"/>
+              <w:rFonts w:hint="eastAsia" w:ascii="Microsoft JhengHei" w:hAnsi="Microsoft JhengHei" w:eastAsia="Microsoft JhengHei" w:cs="Microsoft JhengHei"/>
               <w:szCs w:val="24"/>
             </w:rPr>
             <w:fldChar w:fldCharType="end"/>
@@ -2644,28 +2690,28 @@
         </w:p>
         <w:p>
           <w:pPr>
-            <w:pStyle w:val="TOC3"/>
+            <w:pStyle w:val="13"/>
             <w:tabs>
               <w:tab w:val="right" w:leader="dot" w:pos="8336"/>
             </w:tabs>
           </w:pPr>
           <w:r>
             <w:rPr>
-              <w:rFonts w:ascii="Microsoft JhengHei" w:eastAsia="Microsoft JhengHei" w:hAnsi="Microsoft JhengHei" w:cs="Microsoft JhengHei" w:hint="eastAsia"/>
+              <w:rFonts w:hint="eastAsia" w:ascii="Microsoft JhengHei" w:hAnsi="Microsoft JhengHei" w:eastAsia="Microsoft JhengHei" w:cs="Microsoft JhengHei"/>
               <w:szCs w:val="24"/>
             </w:rPr>
             <w:fldChar w:fldCharType="begin"/>
           </w:r>
           <w:r>
             <w:rPr>
-              <w:rFonts w:ascii="Microsoft JhengHei" w:eastAsia="Microsoft JhengHei" w:hAnsi="Microsoft JhengHei" w:cs="Microsoft JhengHei" w:hint="eastAsia"/>
-              <w:szCs w:val="24"/>
-            </w:rPr>
-            <w:instrText xml:space="preserve"> HYPERLINK \l _Toc14418 </w:instrText>
-          </w:r>
-          <w:r>
-            <w:rPr>
-              <w:rFonts w:ascii="Microsoft JhengHei" w:eastAsia="Microsoft JhengHei" w:hAnsi="Microsoft JhengHei" w:cs="Microsoft JhengHei" w:hint="eastAsia"/>
+              <w:rFonts w:hint="eastAsia" w:ascii="Microsoft JhengHei" w:hAnsi="Microsoft JhengHei" w:eastAsia="Microsoft JhengHei" w:cs="Microsoft JhengHei"/>
+              <w:szCs w:val="24"/>
+            </w:rPr>
+            <w:instrText xml:space="preserve"> HYPERLINK \l _Toc26814 </w:instrText>
+          </w:r>
+          <w:r>
+            <w:rPr>
+              <w:rFonts w:hint="eastAsia" w:ascii="Microsoft JhengHei" w:hAnsi="Microsoft JhengHei" w:eastAsia="Microsoft JhengHei" w:cs="Microsoft JhengHei"/>
               <w:szCs w:val="24"/>
             </w:rPr>
             <w:fldChar w:fldCharType="separate"/>
@@ -2691,7 +2737,7 @@
             <w:fldChar w:fldCharType="begin"/>
           </w:r>
           <w:r>
-            <w:instrText xml:space="preserve"> PAGEREF _Toc14418 \h </w:instrText>
+            <w:instrText xml:space="preserve"> PAGEREF _Toc26814 \h </w:instrText>
           </w:r>
           <w:r>
             <w:fldChar w:fldCharType="separate"/>
@@ -2704,7 +2750,7 @@
           </w:r>
           <w:r>
             <w:rPr>
-              <w:rFonts w:ascii="Microsoft JhengHei" w:eastAsia="Microsoft JhengHei" w:hAnsi="Microsoft JhengHei" w:cs="Microsoft JhengHei" w:hint="eastAsia"/>
+              <w:rFonts w:hint="eastAsia" w:ascii="Microsoft JhengHei" w:hAnsi="Microsoft JhengHei" w:eastAsia="Microsoft JhengHei" w:cs="Microsoft JhengHei"/>
               <w:szCs w:val="24"/>
             </w:rPr>
             <w:fldChar w:fldCharType="end"/>
@@ -2712,28 +2758,28 @@
         </w:p>
         <w:p>
           <w:pPr>
-            <w:pStyle w:val="TOC1"/>
+            <w:pStyle w:val="16"/>
             <w:tabs>
               <w:tab w:val="right" w:leader="dot" w:pos="8336"/>
             </w:tabs>
           </w:pPr>
           <w:r>
             <w:rPr>
-              <w:rFonts w:ascii="Microsoft JhengHei" w:eastAsia="Microsoft JhengHei" w:hAnsi="Microsoft JhengHei" w:cs="Microsoft JhengHei" w:hint="eastAsia"/>
+              <w:rFonts w:hint="eastAsia" w:ascii="Microsoft JhengHei" w:hAnsi="Microsoft JhengHei" w:eastAsia="Microsoft JhengHei" w:cs="Microsoft JhengHei"/>
               <w:szCs w:val="24"/>
             </w:rPr>
             <w:fldChar w:fldCharType="begin"/>
           </w:r>
           <w:r>
             <w:rPr>
-              <w:rFonts w:ascii="Microsoft JhengHei" w:eastAsia="Microsoft JhengHei" w:hAnsi="Microsoft JhengHei" w:cs="Microsoft JhengHei" w:hint="eastAsia"/>
-              <w:szCs w:val="24"/>
-            </w:rPr>
-            <w:instrText xml:space="preserve"> HYPERLINK \l _Toc12322 </w:instrText>
-          </w:r>
-          <w:r>
-            <w:rPr>
-              <w:rFonts w:ascii="Microsoft JhengHei" w:eastAsia="Microsoft JhengHei" w:hAnsi="Microsoft JhengHei" w:cs="Microsoft JhengHei" w:hint="eastAsia"/>
+              <w:rFonts w:hint="eastAsia" w:ascii="Microsoft JhengHei" w:hAnsi="Microsoft JhengHei" w:eastAsia="Microsoft JhengHei" w:cs="Microsoft JhengHei"/>
+              <w:szCs w:val="24"/>
+            </w:rPr>
+            <w:instrText xml:space="preserve"> HYPERLINK \l _Toc2670 </w:instrText>
+          </w:r>
+          <w:r>
+            <w:rPr>
+              <w:rFonts w:hint="eastAsia" w:ascii="Microsoft JhengHei" w:hAnsi="Microsoft JhengHei" w:eastAsia="Microsoft JhengHei" w:cs="Microsoft JhengHei"/>
               <w:szCs w:val="24"/>
             </w:rPr>
             <w:fldChar w:fldCharType="separate"/>
@@ -2759,7 +2805,7 @@
             <w:fldChar w:fldCharType="begin"/>
           </w:r>
           <w:r>
-            <w:instrText xml:space="preserve"> PAGEREF _Toc12322 \h </w:instrText>
+            <w:instrText xml:space="preserve"> PAGEREF _Toc2670 \h </w:instrText>
           </w:r>
           <w:r>
             <w:fldChar w:fldCharType="separate"/>
@@ -2772,7 +2818,7 @@
           </w:r>
           <w:r>
             <w:rPr>
-              <w:rFonts w:ascii="Microsoft JhengHei" w:eastAsia="Microsoft JhengHei" w:hAnsi="Microsoft JhengHei" w:cs="Microsoft JhengHei" w:hint="eastAsia"/>
+              <w:rFonts w:hint="eastAsia" w:ascii="Microsoft JhengHei" w:hAnsi="Microsoft JhengHei" w:eastAsia="Microsoft JhengHei" w:cs="Microsoft JhengHei"/>
               <w:szCs w:val="24"/>
             </w:rPr>
             <w:fldChar w:fldCharType="end"/>
@@ -2780,28 +2826,28 @@
         </w:p>
         <w:p>
           <w:pPr>
-            <w:pStyle w:val="TOC1"/>
+            <w:pStyle w:val="16"/>
             <w:tabs>
               <w:tab w:val="right" w:leader="dot" w:pos="8336"/>
             </w:tabs>
           </w:pPr>
           <w:r>
             <w:rPr>
-              <w:rFonts w:ascii="Microsoft JhengHei" w:eastAsia="Microsoft JhengHei" w:hAnsi="Microsoft JhengHei" w:cs="Microsoft JhengHei" w:hint="eastAsia"/>
+              <w:rFonts w:hint="eastAsia" w:ascii="Microsoft JhengHei" w:hAnsi="Microsoft JhengHei" w:eastAsia="Microsoft JhengHei" w:cs="Microsoft JhengHei"/>
               <w:szCs w:val="24"/>
             </w:rPr>
             <w:fldChar w:fldCharType="begin"/>
           </w:r>
           <w:r>
             <w:rPr>
-              <w:rFonts w:ascii="Microsoft JhengHei" w:eastAsia="Microsoft JhengHei" w:hAnsi="Microsoft JhengHei" w:cs="Microsoft JhengHei" w:hint="eastAsia"/>
-              <w:szCs w:val="24"/>
-            </w:rPr>
-            <w:instrText xml:space="preserve"> HYPERLINK \l _Toc11949 </w:instrText>
-          </w:r>
-          <w:r>
-            <w:rPr>
-              <w:rFonts w:ascii="Microsoft JhengHei" w:eastAsia="Microsoft JhengHei" w:hAnsi="Microsoft JhengHei" w:cs="Microsoft JhengHei" w:hint="eastAsia"/>
+              <w:rFonts w:hint="eastAsia" w:ascii="Microsoft JhengHei" w:hAnsi="Microsoft JhengHei" w:eastAsia="Microsoft JhengHei" w:cs="Microsoft JhengHei"/>
+              <w:szCs w:val="24"/>
+            </w:rPr>
+            <w:instrText xml:space="preserve"> HYPERLINK \l _Toc31542 </w:instrText>
+          </w:r>
+          <w:r>
+            <w:rPr>
+              <w:rFonts w:hint="eastAsia" w:ascii="Microsoft JhengHei" w:hAnsi="Microsoft JhengHei" w:eastAsia="Microsoft JhengHei" w:cs="Microsoft JhengHei"/>
               <w:szCs w:val="24"/>
             </w:rPr>
             <w:fldChar w:fldCharType="separate"/>
@@ -2822,7 +2868,7 @@
             <w:fldChar w:fldCharType="begin"/>
           </w:r>
           <w:r>
-            <w:instrText xml:space="preserve"> PAGEREF _Toc11949 \h </w:instrText>
+            <w:instrText xml:space="preserve"> PAGEREF _Toc31542 \h </w:instrText>
           </w:r>
           <w:r>
             <w:fldChar w:fldCharType="separate"/>
@@ -2835,7 +2881,7 @@
           </w:r>
           <w:r>
             <w:rPr>
-              <w:rFonts w:ascii="Microsoft JhengHei" w:eastAsia="Microsoft JhengHei" w:hAnsi="Microsoft JhengHei" w:cs="Microsoft JhengHei" w:hint="eastAsia"/>
+              <w:rFonts w:hint="eastAsia" w:ascii="Microsoft JhengHei" w:hAnsi="Microsoft JhengHei" w:eastAsia="Microsoft JhengHei" w:cs="Microsoft JhengHei"/>
               <w:szCs w:val="24"/>
             </w:rPr>
             <w:fldChar w:fldCharType="end"/>
@@ -2847,7 +2893,7 @@
           </w:pPr>
           <w:r>
             <w:rPr>
-              <w:rFonts w:ascii="Microsoft JhengHei" w:eastAsia="Microsoft JhengHei" w:hAnsi="Microsoft JhengHei" w:cs="Microsoft JhengHei" w:hint="eastAsia"/>
+              <w:rFonts w:hint="eastAsia" w:ascii="Microsoft JhengHei" w:hAnsi="Microsoft JhengHei" w:eastAsia="Microsoft JhengHei" w:cs="Microsoft JhengHei"/>
               <w:szCs w:val="24"/>
             </w:rPr>
             <w:fldChar w:fldCharType="end"/>
@@ -2857,10 +2903,10 @@
     </w:sdt>
     <w:p>
       <w:pPr>
-        <w:pStyle w:val="1"/>
+        <w:pStyle w:val="26"/>
         <w:bidi w:val="0"/>
       </w:pPr>
-      <w:bookmarkStart w:id="3" w:name="_Toc12913"/>
+      <w:bookmarkStart w:id="3" w:name="_Toc26610"/>
       <w:r>
         <w:t>目的</w:t>
       </w:r>
@@ -2868,7 +2914,7 @@
     </w:p>
     <w:p>
       <w:pPr>
-        <w:pStyle w:val="a"/>
+        <w:pStyle w:val="27"/>
         <w:bidi w:val="0"/>
       </w:pPr>
       <w:r>
@@ -2877,10 +2923,10 @@
     </w:p>
     <w:p>
       <w:pPr>
-        <w:pStyle w:val="1"/>
+        <w:pStyle w:val="26"/>
         <w:bidi w:val="0"/>
       </w:pPr>
-      <w:bookmarkStart w:id="4" w:name="_Toc2813"/>
+      <w:bookmarkStart w:id="4" w:name="_Toc6347"/>
       <w:r>
         <w:t>范围</w:t>
       </w:r>
@@ -2888,7 +2934,7 @@
     </w:p>
     <w:p>
       <w:pPr>
-        <w:pStyle w:val="a"/>
+        <w:pStyle w:val="27"/>
         <w:bidi w:val="0"/>
       </w:pPr>
       <w:r>
@@ -2897,10 +2943,10 @@
     </w:p>
     <w:p>
       <w:pPr>
-        <w:pStyle w:val="1"/>
+        <w:pStyle w:val="26"/>
         <w:bidi w:val="0"/>
       </w:pPr>
-      <w:bookmarkStart w:id="5" w:name="_Toc29568"/>
+      <w:bookmarkStart w:id="5" w:name="_Toc17857"/>
       <w:r>
         <w:t>原则</w:t>
       </w:r>
@@ -2908,7 +2954,7 @@
     </w:p>
     <w:p>
       <w:pPr>
-        <w:pStyle w:val="a"/>
+        <w:pStyle w:val="27"/>
         <w:bidi w:val="0"/>
       </w:pPr>
       <w:r>
@@ -2927,7 +2973,7 @@
     </w:p>
     <w:p>
       <w:pPr>
-        <w:pStyle w:val="a"/>
+        <w:pStyle w:val="27"/>
         <w:bidi w:val="0"/>
       </w:pPr>
       <w:r>
@@ -2946,7 +2992,7 @@
     </w:p>
     <w:p>
       <w:pPr>
-        <w:pStyle w:val="a"/>
+        <w:pStyle w:val="27"/>
         <w:bidi w:val="0"/>
       </w:pPr>
       <w:r>
@@ -2955,10 +3001,10 @@
     </w:p>
     <w:p>
       <w:pPr>
-        <w:pStyle w:val="1"/>
+        <w:pStyle w:val="26"/>
         <w:bidi w:val="0"/>
       </w:pPr>
-      <w:bookmarkStart w:id="6" w:name="_Toc23602"/>
+      <w:bookmarkStart w:id="6" w:name="_Toc24203"/>
       <w:r>
         <w:t>管理制度</w:t>
       </w:r>
@@ -2966,13 +3012,13 @@
     </w:p>
     <w:p>
       <w:pPr>
-        <w:pStyle w:val="a3"/>
+        <w:pStyle w:val="39"/>
         <w:numPr>
           <w:ilvl w:val="0"/>
           <w:numId w:val="2"/>
         </w:numPr>
         <w:bidi w:val="0"/>
-        <w:ind w:left="425" w:hanging="425" w:leftChars="0" w:firstLineChars="0"/>
+        <w:ind w:left="425" w:leftChars="0" w:hanging="425" w:firstLineChars="0"/>
       </w:pPr>
       <w:r>
         <w:rPr>
@@ -2987,13 +3033,13 @@
     </w:p>
     <w:p>
       <w:pPr>
-        <w:pStyle w:val="a3"/>
+        <w:pStyle w:val="39"/>
         <w:numPr>
           <w:ilvl w:val="0"/>
           <w:numId w:val="2"/>
         </w:numPr>
         <w:bidi w:val="0"/>
-        <w:ind w:left="425" w:hanging="425" w:leftChars="0" w:firstLineChars="0"/>
+        <w:ind w:left="425" w:leftChars="0" w:hanging="425" w:firstLineChars="0"/>
       </w:pPr>
       <w:r>
         <w:rPr>
@@ -3008,13 +3054,13 @@
     </w:p>
     <w:p>
       <w:pPr>
-        <w:pStyle w:val="a3"/>
+        <w:pStyle w:val="39"/>
         <w:numPr>
           <w:ilvl w:val="0"/>
           <w:numId w:val="2"/>
         </w:numPr>
         <w:bidi w:val="0"/>
-        <w:ind w:left="425" w:hanging="425" w:leftChars="0" w:firstLineChars="0"/>
+        <w:ind w:left="425" w:leftChars="0" w:hanging="425" w:firstLineChars="0"/>
       </w:pPr>
       <w:r>
         <w:rPr>
@@ -3029,13 +3075,13 @@
     </w:p>
     <w:p>
       <w:pPr>
-        <w:pStyle w:val="a3"/>
+        <w:pStyle w:val="39"/>
         <w:numPr>
           <w:ilvl w:val="0"/>
           <w:numId w:val="2"/>
         </w:numPr>
         <w:bidi w:val="0"/>
-        <w:ind w:left="425" w:hanging="425" w:leftChars="0" w:firstLineChars="0"/>
+        <w:ind w:left="425" w:leftChars="0" w:hanging="425" w:firstLineChars="0"/>
       </w:pPr>
       <w:r>
         <w:rPr>
@@ -3050,13 +3096,13 @@
     </w:p>
     <w:p>
       <w:pPr>
-        <w:pStyle w:val="a3"/>
+        <w:pStyle w:val="39"/>
         <w:numPr>
           <w:ilvl w:val="0"/>
           <w:numId w:val="2"/>
         </w:numPr>
         <w:bidi w:val="0"/>
-        <w:ind w:left="425" w:hanging="425" w:leftChars="0" w:firstLineChars="0"/>
+        <w:ind w:left="425" w:leftChars="0" w:hanging="425" w:firstLineChars="0"/>
       </w:pPr>
       <w:r>
         <w:rPr>
@@ -3071,13 +3117,13 @@
     </w:p>
     <w:p>
       <w:pPr>
-        <w:pStyle w:val="a3"/>
+        <w:pStyle w:val="39"/>
         <w:numPr>
           <w:ilvl w:val="0"/>
           <w:numId w:val="2"/>
         </w:numPr>
         <w:bidi w:val="0"/>
-        <w:ind w:left="425" w:hanging="425" w:leftChars="0" w:firstLineChars="0"/>
+        <w:ind w:left="425" w:leftChars="0" w:hanging="425" w:firstLineChars="0"/>
       </w:pPr>
       <w:r>
         <w:t>应保证备品备件库中设备只可由运维实施工程师领取，严禁无关人员私自领取或借取；</w:t>
@@ -3085,13 +3131,13 @@
     </w:p>
     <w:p>
       <w:pPr>
-        <w:pStyle w:val="a3"/>
+        <w:pStyle w:val="39"/>
         <w:numPr>
           <w:ilvl w:val="0"/>
           <w:numId w:val="2"/>
         </w:numPr>
         <w:bidi w:val="0"/>
-        <w:ind w:left="425" w:hanging="425" w:leftChars="0" w:firstLineChars="0"/>
+        <w:ind w:left="425" w:leftChars="0" w:hanging="425" w:firstLineChars="0"/>
       </w:pPr>
       <w:r>
         <w:rPr>
@@ -3106,13 +3152,13 @@
     </w:p>
     <w:p>
       <w:pPr>
-        <w:pStyle w:val="a3"/>
+        <w:pStyle w:val="39"/>
         <w:numPr>
           <w:ilvl w:val="0"/>
           <w:numId w:val="2"/>
         </w:numPr>
         <w:bidi w:val="0"/>
-        <w:ind w:left="425" w:hanging="425" w:leftChars="0" w:firstLineChars="0"/>
+        <w:ind w:left="425" w:leftChars="0" w:hanging="425" w:firstLineChars="0"/>
       </w:pPr>
       <w:r>
         <w:rPr>
@@ -3127,13 +3173,13 @@
     </w:p>
     <w:p>
       <w:pPr>
-        <w:pStyle w:val="a3"/>
+        <w:pStyle w:val="39"/>
         <w:numPr>
           <w:ilvl w:val="0"/>
           <w:numId w:val="2"/>
         </w:numPr>
         <w:bidi w:val="0"/>
-        <w:ind w:left="425" w:hanging="425" w:leftChars="0" w:firstLineChars="0"/>
+        <w:ind w:left="425" w:leftChars="0" w:hanging="425" w:firstLineChars="0"/>
       </w:pPr>
       <w:r>
         <w:t>备件库房管理，主要负责备件的保管、进出库和相关库存信息反馈等工作。</w:t>
@@ -3141,13 +3187,13 @@
     </w:p>
     <w:p>
       <w:pPr>
-        <w:pStyle w:val="a3"/>
+        <w:pStyle w:val="39"/>
         <w:numPr>
           <w:ilvl w:val="0"/>
           <w:numId w:val="2"/>
         </w:numPr>
         <w:bidi w:val="0"/>
-        <w:ind w:left="425" w:hanging="425" w:leftChars="0" w:firstLineChars="0"/>
+        <w:ind w:left="425" w:leftChars="0" w:hanging="425" w:firstLineChars="0"/>
       </w:pPr>
       <w:r>
         <w:t>备件的经济管理，主要负责经济核算与统计分析工作。</w:t>
@@ -3155,13 +3201,13 @@
     </w:p>
     <w:p>
       <w:pPr>
-        <w:pStyle w:val="a3"/>
+        <w:pStyle w:val="39"/>
         <w:numPr>
           <w:ilvl w:val="0"/>
           <w:numId w:val="2"/>
         </w:numPr>
         <w:bidi w:val="0"/>
-        <w:ind w:left="425" w:hanging="425" w:leftChars="0" w:firstLineChars="0"/>
+        <w:ind w:left="425" w:leftChars="0" w:hanging="425" w:firstLineChars="0"/>
       </w:pPr>
       <w:r>
         <w:t>根据设备的数量以及备件的易损程度、价格、设备对生产的制约度和替代性、采购周期等，在科学分析设备运行状态和过去的消耗统计基础上，每年的第一季度对备品备件储备定额计划进行修订，修订时需按严格的审批程序执行。同时根据需要，可以一个季度或半年一次进行修订，修订时同样按照相关程序审批。</w:t>
@@ -3169,13 +3215,13 @@
     </w:p>
     <w:p>
       <w:pPr>
-        <w:pStyle w:val="a3"/>
+        <w:pStyle w:val="39"/>
         <w:numPr>
           <w:ilvl w:val="0"/>
           <w:numId w:val="2"/>
         </w:numPr>
         <w:bidi w:val="0"/>
-        <w:ind w:left="425" w:hanging="425" w:leftChars="0" w:firstLineChars="0"/>
+        <w:ind w:left="425" w:leftChars="0" w:hanging="425" w:firstLineChars="0"/>
       </w:pPr>
       <w:r>
         <w:rPr>
@@ -3190,13 +3236,13 @@
     </w:p>
     <w:p>
       <w:pPr>
-        <w:pStyle w:val="a3"/>
+        <w:pStyle w:val="39"/>
         <w:numPr>
           <w:ilvl w:val="0"/>
           <w:numId w:val="2"/>
         </w:numPr>
         <w:bidi w:val="0"/>
-        <w:ind w:left="425" w:hanging="425" w:leftChars="0" w:firstLineChars="0"/>
+        <w:ind w:left="425" w:leftChars="0" w:hanging="425" w:firstLineChars="0"/>
       </w:pPr>
       <w:r>
         <w:t>对于定额外日常运维用的备品备件的申报，运维部应严格按照公司采购程序要求申购、领用相关的备品备件，申购时由</w:t>
@@ -3224,13 +3270,13 @@
     </w:p>
     <w:p>
       <w:pPr>
-        <w:pStyle w:val="a3"/>
+        <w:pStyle w:val="39"/>
         <w:numPr>
           <w:ilvl w:val="0"/>
           <w:numId w:val="2"/>
         </w:numPr>
         <w:bidi w:val="0"/>
-        <w:ind w:left="425" w:hanging="425" w:leftChars="0" w:firstLineChars="0"/>
+        <w:ind w:left="425" w:leftChars="0" w:hanging="425" w:firstLineChars="0"/>
       </w:pPr>
       <w:r>
         <w:t>在首次选型、购买设备和材料时，应尽可能考虑采购部采购人员以后采购这方面设备、备件的方便性；选型时采购部的采购人员可同时介入，进一步加强部门与部门之间的相互配合。</w:t>
@@ -3238,10 +3284,10 @@
     </w:p>
     <w:p>
       <w:pPr>
-        <w:pStyle w:val="1"/>
+        <w:pStyle w:val="26"/>
         <w:bidi w:val="0"/>
       </w:pPr>
-      <w:bookmarkStart w:id="7" w:name="_Toc4438"/>
+      <w:bookmarkStart w:id="7" w:name="_Toc23196"/>
       <w:r>
         <w:t>管理流程</w:t>
       </w:r>
@@ -3263,11 +3309,11 @@
         <w:adjustRightInd w:val="0"/>
         <w:snapToGrid w:val="0"/>
         <w:spacing w:line="360" w:lineRule="auto"/>
-        <w:ind w:left="0" w:right="0" w:firstLine="420" w:firstLineChars="200"/>
+        <w:ind w:left="0" w:right="0" w:firstLine="476" w:firstLineChars="200"/>
         <w:jc w:val="both"/>
         <w:textAlignment w:val="baseline"/>
         <w:rPr>
-          <w:rFonts w:ascii="宋体" w:eastAsia="宋体" w:hAnsi="宋体" w:cs="宋体"/>
+          <w:rFonts w:ascii="宋体" w:hAnsi="宋体" w:eastAsia="宋体" w:cs="宋体"/>
           <w:spacing w:val="-1"/>
           <w:sz w:val="24"/>
           <w:szCs w:val="24"/>
@@ -3275,7 +3321,7 @@
       </w:pPr>
       <w:r>
         <w:rPr>
-          <w:rFonts w:ascii="宋体" w:eastAsia="宋体" w:hAnsi="宋体" w:cs="宋体"/>
+          <w:rFonts w:ascii="宋体" w:hAnsi="宋体" w:eastAsia="宋体" w:cs="宋体"/>
           <w:spacing w:val="-1"/>
           <w:sz w:val="24"/>
           <w:szCs w:val="24"/>
@@ -3290,10 +3336,10 @@
     </w:p>
     <w:p>
       <w:pPr>
-        <w:pStyle w:val="2"/>
+        <w:pStyle w:val="28"/>
         <w:bidi w:val="0"/>
       </w:pPr>
-      <w:bookmarkStart w:id="8" w:name="_Toc25198"/>
+      <w:bookmarkStart w:id="8" w:name="_Toc25290"/>
       <w:r>
         <w:t>采购管理</w:t>
       </w:r>
@@ -3301,10 +3347,10 @@
     </w:p>
     <w:p>
       <w:pPr>
-        <w:pStyle w:val="3"/>
+        <w:pStyle w:val="29"/>
         <w:bidi w:val="0"/>
       </w:pPr>
-      <w:bookmarkStart w:id="9" w:name="_Toc8975"/>
+      <w:bookmarkStart w:id="9" w:name="_Toc9744"/>
       <w:r>
         <w:t>年度备品备件采购</w:t>
       </w:r>
@@ -3312,7 +3358,7 @@
     </w:p>
     <w:p>
       <w:pPr>
-        <w:pStyle w:val="a"/>
+        <w:pStyle w:val="27"/>
         <w:bidi w:val="0"/>
       </w:pPr>
       <w:r>
@@ -3321,7 +3367,7 @@
     </w:p>
     <w:p>
       <w:pPr>
-        <w:pStyle w:val="a"/>
+        <w:pStyle w:val="27"/>
         <w:bidi w:val="0"/>
       </w:pPr>
       <w:r>
@@ -3330,10 +3376,10 @@
     </w:p>
     <w:p>
       <w:pPr>
-        <w:pStyle w:val="3"/>
+        <w:pStyle w:val="29"/>
         <w:bidi w:val="0"/>
       </w:pPr>
-      <w:bookmarkStart w:id="10" w:name="_Toc29987"/>
+      <w:bookmarkStart w:id="10" w:name="_Toc5628"/>
       <w:r>
         <w:t>项目备品备件采购</w:t>
       </w:r>
@@ -3341,7 +3387,7 @@
     </w:p>
     <w:p>
       <w:pPr>
-        <w:pStyle w:val="a"/>
+        <w:pStyle w:val="27"/>
         <w:bidi w:val="0"/>
       </w:pPr>
       <w:r>
@@ -3350,7 +3396,7 @@
     </w:p>
     <w:p>
       <w:pPr>
-        <w:pStyle w:val="a"/>
+        <w:pStyle w:val="27"/>
         <w:bidi w:val="0"/>
       </w:pPr>
       <w:r>
@@ -3359,7 +3405,7 @@
     </w:p>
     <w:p>
       <w:pPr>
-        <w:pStyle w:val="a"/>
+        <w:pStyle w:val="27"/>
         <w:bidi w:val="0"/>
       </w:pPr>
       <w:r>
@@ -3368,10 +3414,10 @@
     </w:p>
     <w:p>
       <w:pPr>
-        <w:pStyle w:val="3"/>
+        <w:pStyle w:val="29"/>
         <w:bidi w:val="0"/>
       </w:pPr>
-      <w:bookmarkStart w:id="11" w:name="_Toc29681"/>
+      <w:bookmarkStart w:id="11" w:name="_Toc29046"/>
       <w:r>
         <w:t>临时采购</w:t>
       </w:r>
@@ -3379,7 +3425,7 @@
     </w:p>
     <w:p>
       <w:pPr>
-        <w:pStyle w:val="a"/>
+        <w:pStyle w:val="27"/>
         <w:bidi w:val="0"/>
       </w:pPr>
       <w:r>
@@ -3388,7 +3434,7 @@
     </w:p>
     <w:p>
       <w:pPr>
-        <w:pStyle w:val="a"/>
+        <w:pStyle w:val="27"/>
         <w:bidi w:val="0"/>
       </w:pPr>
       <w:r>
@@ -3397,10 +3443,10 @@
     </w:p>
     <w:p>
       <w:pPr>
-        <w:pStyle w:val="2"/>
+        <w:pStyle w:val="28"/>
         <w:bidi w:val="0"/>
       </w:pPr>
-      <w:bookmarkStart w:id="12" w:name="_Toc17817"/>
+      <w:bookmarkStart w:id="12" w:name="_Toc5118"/>
       <w:r>
         <w:t>库存管理</w:t>
       </w:r>
@@ -3408,13 +3454,13 @@
     </w:p>
     <w:p>
       <w:pPr>
-        <w:pStyle w:val="a3"/>
+        <w:pStyle w:val="39"/>
         <w:numPr>
           <w:ilvl w:val="0"/>
           <w:numId w:val="3"/>
         </w:numPr>
         <w:bidi w:val="0"/>
-        <w:ind w:left="425" w:hanging="425" w:leftChars="0" w:firstLineChars="0"/>
+        <w:ind w:left="425" w:leftChars="0" w:hanging="425" w:firstLineChars="0"/>
         <w:rPr>
           <w:rFonts w:hint="eastAsia"/>
           <w:lang w:eastAsia="zh-CN"/>
@@ -3430,13 +3476,13 @@
     </w:p>
     <w:p>
       <w:pPr>
-        <w:pStyle w:val="a3"/>
+        <w:pStyle w:val="39"/>
         <w:numPr>
           <w:ilvl w:val="0"/>
           <w:numId w:val="3"/>
         </w:numPr>
         <w:bidi w:val="0"/>
-        <w:ind w:left="425" w:hanging="425" w:leftChars="0" w:firstLineChars="0"/>
+        <w:ind w:left="425" w:leftChars="0" w:hanging="425" w:firstLineChars="0"/>
         <w:rPr>
           <w:rFonts w:hint="eastAsia"/>
           <w:lang w:eastAsia="zh-CN"/>
@@ -3452,13 +3498,13 @@
     </w:p>
     <w:p>
       <w:pPr>
-        <w:pStyle w:val="a3"/>
+        <w:pStyle w:val="39"/>
         <w:numPr>
           <w:ilvl w:val="0"/>
           <w:numId w:val="3"/>
         </w:numPr>
         <w:bidi w:val="0"/>
-        <w:ind w:left="425" w:hanging="425" w:leftChars="0" w:firstLineChars="0"/>
+        <w:ind w:left="425" w:leftChars="0" w:hanging="425" w:firstLineChars="0"/>
         <w:rPr>
           <w:rFonts w:hint="eastAsia"/>
           <w:lang w:eastAsia="zh-CN"/>
@@ -3474,13 +3520,13 @@
     </w:p>
     <w:p>
       <w:pPr>
-        <w:pStyle w:val="a3"/>
+        <w:pStyle w:val="39"/>
         <w:numPr>
           <w:ilvl w:val="0"/>
           <w:numId w:val="3"/>
         </w:numPr>
         <w:bidi w:val="0"/>
-        <w:ind w:left="425" w:hanging="425" w:leftChars="0" w:firstLineChars="0"/>
+        <w:ind w:left="425" w:leftChars="0" w:hanging="425" w:firstLineChars="0"/>
         <w:rPr>
           <w:rFonts w:hint="eastAsia"/>
           <w:lang w:eastAsia="zh-CN"/>
@@ -3496,13 +3542,13 @@
     </w:p>
     <w:p>
       <w:pPr>
-        <w:pStyle w:val="a3"/>
+        <w:pStyle w:val="39"/>
         <w:numPr>
           <w:ilvl w:val="0"/>
           <w:numId w:val="3"/>
         </w:numPr>
         <w:bidi w:val="0"/>
-        <w:ind w:left="425" w:hanging="425" w:leftChars="0" w:firstLineChars="0"/>
+        <w:ind w:left="425" w:leftChars="0" w:hanging="425" w:firstLineChars="0"/>
         <w:rPr>
           <w:rFonts w:hint="eastAsia"/>
           <w:lang w:eastAsia="zh-CN"/>
@@ -3518,13 +3564,13 @@
     </w:p>
     <w:p>
       <w:pPr>
-        <w:pStyle w:val="a3"/>
+        <w:pStyle w:val="39"/>
         <w:numPr>
           <w:ilvl w:val="0"/>
           <w:numId w:val="3"/>
         </w:numPr>
         <w:bidi w:val="0"/>
-        <w:ind w:left="425" w:hanging="425" w:leftChars="0" w:firstLineChars="0"/>
+        <w:ind w:left="425" w:leftChars="0" w:hanging="425" w:firstLineChars="0"/>
         <w:rPr>
           <w:rFonts w:hint="eastAsia"/>
           <w:lang w:eastAsia="zh-CN"/>
@@ -3540,10 +3586,10 @@
     </w:p>
     <w:p>
       <w:pPr>
-        <w:pStyle w:val="2"/>
+        <w:pStyle w:val="28"/>
         <w:bidi w:val="0"/>
       </w:pPr>
-      <w:bookmarkStart w:id="13" w:name="_Toc7894"/>
+      <w:bookmarkStart w:id="13" w:name="_Toc10610"/>
       <w:r>
         <w:t>领用管理</w:t>
       </w:r>
@@ -3551,7 +3597,7 @@
     </w:p>
     <w:p>
       <w:pPr>
-        <w:pStyle w:val="a"/>
+        <w:pStyle w:val="27"/>
         <w:bidi w:val="0"/>
       </w:pPr>
       <w:r>
@@ -3560,10 +3606,10 @@
     </w:p>
     <w:p>
       <w:pPr>
-        <w:pStyle w:val="2"/>
+        <w:pStyle w:val="28"/>
         <w:bidi w:val="0"/>
       </w:pPr>
-      <w:bookmarkStart w:id="14" w:name="_Toc16174"/>
+      <w:bookmarkStart w:id="14" w:name="_Toc24094"/>
       <w:r>
         <w:t>借用管理</w:t>
       </w:r>
@@ -3571,7 +3617,7 @@
     </w:p>
     <w:p>
       <w:pPr>
-        <w:pStyle w:val="a"/>
+        <w:pStyle w:val="27"/>
         <w:bidi w:val="0"/>
       </w:pPr>
       <w:r>
@@ -3580,10 +3626,10 @@
     </w:p>
     <w:p>
       <w:pPr>
-        <w:pStyle w:val="a"/>
+        <w:pStyle w:val="27"/>
         <w:bidi w:val="0"/>
         <w:rPr>
-          <w:rFonts w:ascii="宋体" w:eastAsia="宋体" w:hAnsi="宋体" w:cs="宋体"/>
+          <w:rFonts w:ascii="宋体" w:hAnsi="宋体" w:eastAsia="宋体" w:cs="宋体"/>
           <w:spacing w:val="-1"/>
           <w:szCs w:val="24"/>
         </w:rPr>
@@ -3594,7 +3640,7 @@
     </w:p>
     <w:p>
       <w:pPr>
-        <w:pStyle w:val="a"/>
+        <w:pStyle w:val="27"/>
         <w:bidi w:val="0"/>
       </w:pPr>
       <w:r>
@@ -3603,10 +3649,10 @@
     </w:p>
     <w:p>
       <w:pPr>
-        <w:pStyle w:val="2"/>
+        <w:pStyle w:val="28"/>
         <w:bidi w:val="0"/>
       </w:pPr>
-      <w:bookmarkStart w:id="15" w:name="_Toc21996"/>
+      <w:bookmarkStart w:id="15" w:name="_Toc23666"/>
       <w:r>
         <w:t>坏件送修</w:t>
       </w:r>
@@ -3614,7 +3660,7 @@
     </w:p>
     <w:p>
       <w:pPr>
-        <w:pStyle w:val="a"/>
+        <w:pStyle w:val="27"/>
         <w:bidi w:val="0"/>
       </w:pPr>
       <w:r>
@@ -3633,7 +3679,7 @@
     </w:p>
     <w:p>
       <w:pPr>
-        <w:pStyle w:val="a"/>
+        <w:pStyle w:val="27"/>
         <w:bidi w:val="0"/>
       </w:pPr>
       <w:r>
@@ -3642,7 +3688,7 @@
     </w:p>
     <w:p>
       <w:pPr>
-        <w:pStyle w:val="a"/>
+        <w:pStyle w:val="27"/>
         <w:bidi w:val="0"/>
       </w:pPr>
       <w:r>
@@ -3651,10 +3697,10 @@
     </w:p>
     <w:p>
       <w:pPr>
-        <w:pStyle w:val="2"/>
+        <w:pStyle w:val="28"/>
         <w:bidi w:val="0"/>
       </w:pPr>
-      <w:bookmarkStart w:id="16" w:name="_Toc30354"/>
+      <w:bookmarkStart w:id="16" w:name="_Toc23071"/>
       <w:r>
         <w:t>报废管理</w:t>
       </w:r>
@@ -3662,7 +3708,7 @@
     </w:p>
     <w:p>
       <w:pPr>
-        <w:pStyle w:val="a"/>
+        <w:pStyle w:val="27"/>
         <w:bidi w:val="0"/>
       </w:pPr>
       <w:r>
@@ -3681,7 +3727,7 @@
     </w:p>
     <w:p>
       <w:pPr>
-        <w:pStyle w:val="a"/>
+        <w:pStyle w:val="27"/>
         <w:bidi w:val="0"/>
       </w:pPr>
       <w:r>
@@ -3690,14 +3736,14 @@
     </w:p>
     <w:p>
       <w:pPr>
-        <w:pStyle w:val="1"/>
+        <w:pStyle w:val="26"/>
         <w:bidi w:val="0"/>
         <w:rPr>
           <w:rFonts w:hint="eastAsia"/>
           <w:lang w:val="en-US" w:eastAsia="zh-CN"/>
         </w:rPr>
       </w:pPr>
-      <w:bookmarkStart w:id="17" w:name="_Toc16752"/>
+      <w:bookmarkStart w:id="17" w:name="_Toc19979"/>
       <w:r>
         <w:rPr>
           <w:rFonts w:hint="eastAsia"/>
@@ -3706,17 +3752,19 @@
         <w:t>备件响应级别定义</w:t>
       </w:r>
       <w:bookmarkEnd w:id="17"/>
-    </w:p>
-    <w:p>
-      <w:pPr>
-        <w:pStyle w:val="2"/>
+      <w:bookmarkStart w:id="27" w:name="_GoBack"/>
+      <w:bookmarkEnd w:id="27"/>
+    </w:p>
+    <w:p>
+      <w:pPr>
+        <w:pStyle w:val="28"/>
         <w:bidi w:val="0"/>
         <w:rPr>
           <w:rFonts w:hint="eastAsia"/>
           <w:lang w:val="en-US" w:eastAsia="zh-CN"/>
         </w:rPr>
       </w:pPr>
-      <w:bookmarkStart w:id="18" w:name="_Toc2070"/>
+      <w:bookmarkStart w:id="18" w:name="_Toc26265"/>
       <w:r>
         <w:rPr>
           <w:rFonts w:hint="eastAsia"/>
@@ -3728,7 +3776,7 @@
     </w:p>
     <w:p>
       <w:pPr>
-        <w:pStyle w:val="a"/>
+        <w:pStyle w:val="27"/>
         <w:bidi w:val="0"/>
         <w:rPr>
           <w:rFonts w:hint="eastAsia"/>
@@ -3745,7 +3793,7 @@
     </w:p>
     <w:p>
       <w:pPr>
-        <w:pStyle w:val="a"/>
+        <w:pStyle w:val="27"/>
         <w:bidi w:val="0"/>
         <w:rPr>
           <w:rFonts w:hint="eastAsia"/>
@@ -3762,7 +3810,7 @@
     </w:p>
     <w:p>
       <w:pPr>
-        <w:pStyle w:val="a"/>
+        <w:pStyle w:val="27"/>
         <w:bidi w:val="0"/>
         <w:rPr>
           <w:rFonts w:hint="eastAsia"/>
@@ -3779,14 +3827,14 @@
     </w:p>
     <w:p>
       <w:pPr>
-        <w:pStyle w:val="2"/>
+        <w:pStyle w:val="28"/>
         <w:bidi w:val="0"/>
         <w:rPr>
           <w:rFonts w:hint="eastAsia"/>
           <w:lang w:val="en-US" w:eastAsia="zh-CN"/>
         </w:rPr>
       </w:pPr>
-      <w:bookmarkStart w:id="19" w:name="_Toc30034"/>
+      <w:bookmarkStart w:id="19" w:name="_Toc20078"/>
       <w:r>
         <w:rPr>
           <w:rFonts w:hint="eastAsia"/>
@@ -3798,7 +3846,7 @@
     </w:p>
     <w:p>
       <w:pPr>
-        <w:pStyle w:val="a"/>
+        <w:pStyle w:val="27"/>
         <w:bidi w:val="0"/>
         <w:rPr>
           <w:rFonts w:hint="eastAsia"/>
@@ -3815,18 +3863,19 @@
     </w:p>
     <w:tbl>
       <w:tblPr>
-        <w:tblStyle w:val="TableNormal"/>
+        <w:tblStyle w:val="20"/>
         <w:tblW w:w="9024" w:type="dxa"/>
         <w:tblInd w:w="0" w:type="dxa"/>
         <w:tblBorders>
-          <w:top w:val="single" w:sz="4" w:space="0" w:color="auto"/>
-          <w:left w:val="single" w:sz="4" w:space="0" w:color="auto"/>
-          <w:bottom w:val="single" w:sz="4" w:space="0" w:color="auto"/>
-          <w:right w:val="single" w:sz="4" w:space="0" w:color="auto"/>
-          <w:insideH w:val="single" w:sz="4" w:space="0" w:color="auto"/>
-          <w:insideV w:val="single" w:sz="4" w:space="0" w:color="auto"/>
+          <w:top w:val="single" w:color="auto" w:sz="4" w:space="0"/>
+          <w:left w:val="single" w:color="auto" w:sz="4" w:space="0"/>
+          <w:bottom w:val="single" w:color="auto" w:sz="4" w:space="0"/>
+          <w:right w:val="single" w:color="auto" w:sz="4" w:space="0"/>
+          <w:insideH w:val="single" w:color="auto" w:sz="4" w:space="0"/>
+          <w:insideV w:val="single" w:color="auto" w:sz="4" w:space="0"/>
         </w:tblBorders>
         <w:shd w:val="clear" w:color="auto" w:fill="auto"/>
+        <w:tblLayout w:type="autofit"/>
         <w:tblCellMar>
           <w:top w:w="15" w:type="dxa"/>
           <w:left w:w="15" w:type="dxa"/>
@@ -3841,17 +3890,14 @@
       </w:tblGrid>
       <w:tr>
         <w:tblPrEx>
-          <w:tblW w:w="9024" w:type="dxa"/>
-          <w:tblInd w:w="0" w:type="dxa"/>
           <w:tblBorders>
-            <w:top w:val="single" w:sz="4" w:space="0" w:color="auto"/>
-            <w:left w:val="single" w:sz="4" w:space="0" w:color="auto"/>
-            <w:bottom w:val="single" w:sz="4" w:space="0" w:color="auto"/>
-            <w:right w:val="single" w:sz="4" w:space="0" w:color="auto"/>
-            <w:insideH w:val="single" w:sz="4" w:space="0" w:color="auto"/>
-            <w:insideV w:val="single" w:sz="4" w:space="0" w:color="auto"/>
+            <w:top w:val="single" w:color="auto" w:sz="4" w:space="0"/>
+            <w:left w:val="single" w:color="auto" w:sz="4" w:space="0"/>
+            <w:bottom w:val="single" w:color="auto" w:sz="4" w:space="0"/>
+            <w:right w:val="single" w:color="auto" w:sz="4" w:space="0"/>
+            <w:insideH w:val="single" w:color="auto" w:sz="4" w:space="0"/>
+            <w:insideV w:val="single" w:color="auto" w:sz="4" w:space="0"/>
           </w:tblBorders>
-          <w:shd w:val="clear" w:color="auto" w:fill="auto"/>
           <w:tblCellMar>
             <w:top w:w="15" w:type="dxa"/>
             <w:left w:w="15" w:type="dxa"/>
@@ -3883,7 +3929,7 @@
               <w:spacing w:line="300" w:lineRule="atLeast"/>
               <w:jc w:val="left"/>
               <w:rPr>
-                <w:rFonts w:ascii="Segoe UI" w:eastAsia="Segoe UI" w:hAnsi="Segoe UI" w:cs="Segoe UI"/>
+                <w:rFonts w:ascii="Segoe UI" w:hAnsi="Segoe UI" w:eastAsia="Segoe UI" w:cs="Segoe UI"/>
                 <w:i w:val="0"/>
                 <w:iCs w:val="0"/>
                 <w:caps w:val="0"/>
@@ -3895,7 +3941,7 @@
             </w:pPr>
             <w:r>
               <w:rPr>
-                <w:rFonts w:ascii="Segoe UI" w:eastAsia="Segoe UI" w:hAnsi="Segoe UI" w:cs="Segoe UI" w:hint="default"/>
+                <w:rFonts w:hint="default" w:ascii="Segoe UI" w:hAnsi="Segoe UI" w:eastAsia="Segoe UI" w:cs="Segoe UI"/>
                 <w:i w:val="0"/>
                 <w:iCs w:val="0"/>
                 <w:caps w:val="0"/>
@@ -3932,7 +3978,7 @@
               <w:spacing w:line="300" w:lineRule="atLeast"/>
               <w:jc w:val="left"/>
               <w:rPr>
-                <w:rFonts w:ascii="Segoe UI" w:eastAsia="Segoe UI" w:hAnsi="Segoe UI" w:cs="Segoe UI" w:hint="default"/>
+                <w:rFonts w:hint="default" w:ascii="Segoe UI" w:hAnsi="Segoe UI" w:eastAsia="Segoe UI" w:cs="Segoe UI"/>
                 <w:i w:val="0"/>
                 <w:iCs w:val="0"/>
                 <w:caps w:val="0"/>
@@ -3944,7 +3990,7 @@
             </w:pPr>
             <w:r>
               <w:rPr>
-                <w:rFonts w:ascii="Segoe UI" w:eastAsia="Segoe UI" w:hAnsi="Segoe UI" w:cs="Segoe UI" w:hint="default"/>
+                <w:rFonts w:hint="default" w:ascii="Segoe UI" w:hAnsi="Segoe UI" w:eastAsia="Segoe UI" w:cs="Segoe UI"/>
                 <w:i w:val="0"/>
                 <w:iCs w:val="0"/>
                 <w:caps w:val="0"/>
@@ -3981,7 +4027,7 @@
               <w:spacing w:line="300" w:lineRule="atLeast"/>
               <w:jc w:val="left"/>
               <w:rPr>
-                <w:rFonts w:ascii="Segoe UI" w:eastAsia="Segoe UI" w:hAnsi="Segoe UI" w:cs="Segoe UI" w:hint="default"/>
+                <w:rFonts w:hint="default" w:ascii="Segoe UI" w:hAnsi="Segoe UI" w:eastAsia="Segoe UI" w:cs="Segoe UI"/>
                 <w:i w:val="0"/>
                 <w:iCs w:val="0"/>
                 <w:caps w:val="0"/>
@@ -3993,7 +4039,7 @@
             </w:pPr>
             <w:r>
               <w:rPr>
-                <w:rFonts w:ascii="Segoe UI" w:eastAsia="Segoe UI" w:hAnsi="Segoe UI" w:cs="Segoe UI" w:hint="default"/>
+                <w:rFonts w:hint="default" w:ascii="Segoe UI" w:hAnsi="Segoe UI" w:eastAsia="Segoe UI" w:cs="Segoe UI"/>
                 <w:i w:val="0"/>
                 <w:iCs w:val="0"/>
                 <w:caps w:val="0"/>
@@ -4012,8 +4058,14 @@
       </w:tr>
       <w:tr>
         <w:tblPrEx>
-          <w:tblW w:w="9024" w:type="dxa"/>
-          <w:tblInd w:w="0" w:type="dxa"/>
+          <w:tblBorders>
+            <w:top w:val="single" w:color="auto" w:sz="4" w:space="0"/>
+            <w:left w:val="single" w:color="auto" w:sz="4" w:space="0"/>
+            <w:bottom w:val="single" w:color="auto" w:sz="4" w:space="0"/>
+            <w:right w:val="single" w:color="auto" w:sz="4" w:space="0"/>
+            <w:insideH w:val="single" w:color="auto" w:sz="4" w:space="0"/>
+            <w:insideV w:val="single" w:color="auto" w:sz="4" w:space="0"/>
+          </w:tblBorders>
           <w:shd w:val="clear" w:color="auto" w:fill="auto"/>
           <w:tblCellMar>
             <w:top w:w="15" w:type="dxa"/>
@@ -4041,10 +4093,10 @@
               <w:widowControl/>
               <w:suppressLineNumbers w:val="0"/>
               <w:spacing w:line="300" w:lineRule="atLeast"/>
-              <w:ind w:left="0" w:right="0" w:firstLine="0" w:leftChars="0" w:rightChars="0" w:firstLineChars="0"/>
+              <w:ind w:left="0" w:leftChars="0" w:right="0" w:rightChars="0" w:firstLine="0" w:firstLineChars="0"/>
               <w:jc w:val="center"/>
               <w:rPr>
-                <w:rFonts w:ascii="Segoe UI" w:eastAsia="Segoe UI" w:hAnsi="Segoe UI" w:cs="Segoe UI" w:hint="default"/>
+                <w:rFonts w:hint="default" w:ascii="Segoe UI" w:hAnsi="Segoe UI" w:eastAsia="Segoe UI" w:cs="Segoe UI"/>
                 <w:i w:val="0"/>
                 <w:iCs w:val="0"/>
                 <w:caps w:val="0"/>
@@ -4056,8 +4108,8 @@
             </w:pPr>
             <w:r>
               <w:rPr>
-                <w:rStyle w:val="Strong"/>
-                <w:rFonts w:ascii="Segoe UI" w:eastAsia="Segoe UI" w:hAnsi="Segoe UI" w:cs="Segoe UI" w:hint="default"/>
+                <w:rStyle w:val="23"/>
+                <w:rFonts w:hint="default" w:ascii="Segoe UI" w:hAnsi="Segoe UI" w:eastAsia="Segoe UI" w:cs="Segoe UI"/>
                 <w:b/>
                 <w:bCs/>
                 <w:i w:val="0"/>
@@ -4094,10 +4146,10 @@
               <w:widowControl/>
               <w:suppressLineNumbers w:val="0"/>
               <w:spacing w:line="300" w:lineRule="atLeast"/>
-              <w:ind w:left="0" w:right="0" w:firstLine="0" w:leftChars="0" w:rightChars="0" w:firstLineChars="0"/>
+              <w:ind w:left="0" w:leftChars="0" w:right="0" w:rightChars="0" w:firstLine="0" w:firstLineChars="0"/>
               <w:jc w:val="center"/>
               <w:rPr>
-                <w:rFonts w:ascii="Segoe UI" w:eastAsia="Segoe UI" w:hAnsi="Segoe UI" w:cs="Segoe UI" w:hint="default"/>
+                <w:rFonts w:hint="default" w:ascii="Segoe UI" w:hAnsi="Segoe UI" w:eastAsia="Segoe UI" w:cs="Segoe UI"/>
                 <w:i w:val="0"/>
                 <w:iCs w:val="0"/>
                 <w:caps w:val="0"/>
@@ -4109,8 +4161,8 @@
             </w:pPr>
             <w:r>
               <w:rPr>
-                <w:rStyle w:val="Strong"/>
-                <w:rFonts w:ascii="Segoe UI" w:eastAsia="Segoe UI" w:hAnsi="Segoe UI" w:cs="Segoe UI" w:hint="default"/>
+                <w:rStyle w:val="23"/>
+                <w:rFonts w:hint="default" w:ascii="Segoe UI" w:hAnsi="Segoe UI" w:eastAsia="Segoe UI" w:cs="Segoe UI"/>
                 <w:b/>
                 <w:bCs/>
                 <w:i w:val="0"/>
@@ -4149,7 +4201,7 @@
               <w:spacing w:line="300" w:lineRule="atLeast"/>
               <w:jc w:val="left"/>
               <w:rPr>
-                <w:rFonts w:ascii="Segoe UI" w:eastAsia="Segoe UI" w:hAnsi="Segoe UI" w:cs="Segoe UI" w:hint="default"/>
+                <w:rFonts w:hint="default" w:ascii="Segoe UI" w:hAnsi="Segoe UI" w:eastAsia="Segoe UI" w:cs="Segoe UI"/>
                 <w:i w:val="0"/>
                 <w:iCs w:val="0"/>
                 <w:caps w:val="0"/>
@@ -4161,7 +4213,7 @@
             </w:pPr>
             <w:r>
               <w:rPr>
-                <w:rFonts w:ascii="Segoe UI" w:eastAsia="Segoe UI" w:hAnsi="Segoe UI" w:cs="Segoe UI" w:hint="default"/>
+                <w:rFonts w:hint="default" w:ascii="Segoe UI" w:hAnsi="Segoe UI" w:eastAsia="Segoe UI" w:cs="Segoe UI"/>
                 <w:i w:val="0"/>
                 <w:iCs w:val="0"/>
                 <w:caps w:val="0"/>
@@ -4180,9 +4232,14 @@
       </w:tr>
       <w:tr>
         <w:tblPrEx>
-          <w:tblW w:w="9024" w:type="dxa"/>
-          <w:tblInd w:w="0" w:type="dxa"/>
-          <w:shd w:val="clear" w:color="auto" w:fill="auto"/>
+          <w:tblBorders>
+            <w:top w:val="single" w:color="auto" w:sz="4" w:space="0"/>
+            <w:left w:val="single" w:color="auto" w:sz="4" w:space="0"/>
+            <w:bottom w:val="single" w:color="auto" w:sz="4" w:space="0"/>
+            <w:right w:val="single" w:color="auto" w:sz="4" w:space="0"/>
+            <w:insideH w:val="single" w:color="auto" w:sz="4" w:space="0"/>
+            <w:insideV w:val="single" w:color="auto" w:sz="4" w:space="0"/>
+          </w:tblBorders>
           <w:tblCellMar>
             <w:top w:w="15" w:type="dxa"/>
             <w:left w:w="15" w:type="dxa"/>
@@ -4209,10 +4266,10 @@
               <w:widowControl/>
               <w:suppressLineNumbers w:val="0"/>
               <w:spacing w:line="300" w:lineRule="atLeast"/>
-              <w:ind w:left="0" w:right="0" w:firstLine="0" w:leftChars="0" w:rightChars="0" w:firstLineChars="0"/>
+              <w:ind w:left="0" w:leftChars="0" w:right="0" w:rightChars="0" w:firstLine="0" w:firstLineChars="0"/>
               <w:jc w:val="center"/>
               <w:rPr>
-                <w:rFonts w:ascii="Segoe UI" w:eastAsia="Segoe UI" w:hAnsi="Segoe UI" w:cs="Segoe UI" w:hint="default"/>
+                <w:rFonts w:hint="default" w:ascii="Segoe UI" w:hAnsi="Segoe UI" w:eastAsia="Segoe UI" w:cs="Segoe UI"/>
                 <w:i w:val="0"/>
                 <w:iCs w:val="0"/>
                 <w:caps w:val="0"/>
@@ -4224,8 +4281,8 @@
             </w:pPr>
             <w:r>
               <w:rPr>
-                <w:rStyle w:val="Strong"/>
-                <w:rFonts w:ascii="Segoe UI" w:eastAsia="Segoe UI" w:hAnsi="Segoe UI" w:cs="Segoe UI" w:hint="default"/>
+                <w:rStyle w:val="23"/>
+                <w:rFonts w:hint="default" w:ascii="Segoe UI" w:hAnsi="Segoe UI" w:eastAsia="Segoe UI" w:cs="Segoe UI"/>
                 <w:b/>
                 <w:bCs/>
                 <w:i w:val="0"/>
@@ -4262,10 +4319,10 @@
               <w:widowControl/>
               <w:suppressLineNumbers w:val="0"/>
               <w:spacing w:line="300" w:lineRule="atLeast"/>
-              <w:ind w:left="0" w:right="0" w:firstLine="0" w:leftChars="0" w:rightChars="0" w:firstLineChars="0"/>
+              <w:ind w:left="0" w:leftChars="0" w:right="0" w:rightChars="0" w:firstLine="0" w:firstLineChars="0"/>
               <w:jc w:val="center"/>
               <w:rPr>
-                <w:rFonts w:ascii="Segoe UI" w:eastAsia="Segoe UI" w:hAnsi="Segoe UI" w:cs="Segoe UI" w:hint="default"/>
+                <w:rFonts w:hint="default" w:ascii="Segoe UI" w:hAnsi="Segoe UI" w:eastAsia="Segoe UI" w:cs="Segoe UI"/>
                 <w:i w:val="0"/>
                 <w:iCs w:val="0"/>
                 <w:caps w:val="0"/>
@@ -4277,8 +4334,8 @@
             </w:pPr>
             <w:r>
               <w:rPr>
-                <w:rStyle w:val="Strong"/>
-                <w:rFonts w:ascii="Segoe UI" w:eastAsia="Segoe UI" w:hAnsi="Segoe UI" w:cs="Segoe UI" w:hint="default"/>
+                <w:rStyle w:val="23"/>
+                <w:rFonts w:hint="default" w:ascii="Segoe UI" w:hAnsi="Segoe UI" w:eastAsia="Segoe UI" w:cs="Segoe UI"/>
                 <w:b/>
                 <w:bCs/>
                 <w:i w:val="0"/>
@@ -4317,7 +4374,7 @@
               <w:spacing w:line="300" w:lineRule="atLeast"/>
               <w:jc w:val="left"/>
               <w:rPr>
-                <w:rFonts w:ascii="Segoe UI" w:eastAsia="Segoe UI" w:hAnsi="Segoe UI" w:cs="Segoe UI" w:hint="default"/>
+                <w:rFonts w:hint="default" w:ascii="Segoe UI" w:hAnsi="Segoe UI" w:eastAsia="Segoe UI" w:cs="Segoe UI"/>
                 <w:i w:val="0"/>
                 <w:iCs w:val="0"/>
                 <w:caps w:val="0"/>
@@ -4329,7 +4386,7 @@
             </w:pPr>
             <w:r>
               <w:rPr>
-                <w:rFonts w:ascii="Segoe UI" w:eastAsia="Segoe UI" w:hAnsi="Segoe UI" w:cs="Segoe UI" w:hint="default"/>
+                <w:rFonts w:hint="default" w:ascii="Segoe UI" w:hAnsi="Segoe UI" w:eastAsia="Segoe UI" w:cs="Segoe UI"/>
                 <w:i w:val="0"/>
                 <w:iCs w:val="0"/>
                 <w:caps w:val="0"/>
@@ -4348,9 +4405,14 @@
       </w:tr>
       <w:tr>
         <w:tblPrEx>
-          <w:tblW w:w="9024" w:type="dxa"/>
-          <w:tblInd w:w="0" w:type="dxa"/>
-          <w:shd w:val="clear" w:color="auto" w:fill="auto"/>
+          <w:tblBorders>
+            <w:top w:val="single" w:color="auto" w:sz="4" w:space="0"/>
+            <w:left w:val="single" w:color="auto" w:sz="4" w:space="0"/>
+            <w:bottom w:val="single" w:color="auto" w:sz="4" w:space="0"/>
+            <w:right w:val="single" w:color="auto" w:sz="4" w:space="0"/>
+            <w:insideH w:val="single" w:color="auto" w:sz="4" w:space="0"/>
+            <w:insideV w:val="single" w:color="auto" w:sz="4" w:space="0"/>
+          </w:tblBorders>
           <w:tblCellMar>
             <w:top w:w="15" w:type="dxa"/>
             <w:left w:w="15" w:type="dxa"/>
@@ -4377,10 +4439,10 @@
               <w:widowControl/>
               <w:suppressLineNumbers w:val="0"/>
               <w:spacing w:line="300" w:lineRule="atLeast"/>
-              <w:ind w:left="0" w:right="0" w:firstLine="0" w:leftChars="0" w:rightChars="0" w:firstLineChars="0"/>
+              <w:ind w:left="0" w:leftChars="0" w:right="0" w:rightChars="0" w:firstLine="0" w:firstLineChars="0"/>
               <w:jc w:val="center"/>
               <w:rPr>
-                <w:rFonts w:ascii="Segoe UI" w:eastAsia="Segoe UI" w:hAnsi="Segoe UI" w:cs="Segoe UI" w:hint="default"/>
+                <w:rFonts w:hint="default" w:ascii="Segoe UI" w:hAnsi="Segoe UI" w:eastAsia="Segoe UI" w:cs="Segoe UI"/>
                 <w:i w:val="0"/>
                 <w:iCs w:val="0"/>
                 <w:caps w:val="0"/>
@@ -4392,8 +4454,8 @@
             </w:pPr>
             <w:r>
               <w:rPr>
-                <w:rStyle w:val="Strong"/>
-                <w:rFonts w:ascii="Segoe UI" w:eastAsia="Segoe UI" w:hAnsi="Segoe UI" w:cs="Segoe UI" w:hint="default"/>
+                <w:rStyle w:val="23"/>
+                <w:rFonts w:hint="default" w:ascii="Segoe UI" w:hAnsi="Segoe UI" w:eastAsia="Segoe UI" w:cs="Segoe UI"/>
                 <w:b/>
                 <w:bCs/>
                 <w:i w:val="0"/>
@@ -4430,10 +4492,10 @@
               <w:widowControl/>
               <w:suppressLineNumbers w:val="0"/>
               <w:spacing w:line="300" w:lineRule="atLeast"/>
-              <w:ind w:left="0" w:right="0" w:firstLine="0" w:leftChars="0" w:rightChars="0" w:firstLineChars="0"/>
+              <w:ind w:left="0" w:leftChars="0" w:right="0" w:rightChars="0" w:firstLine="0" w:firstLineChars="0"/>
               <w:jc w:val="center"/>
               <w:rPr>
-                <w:rFonts w:ascii="Segoe UI" w:eastAsia="Segoe UI" w:hAnsi="Segoe UI" w:cs="Segoe UI" w:hint="default"/>
+                <w:rFonts w:hint="default" w:ascii="Segoe UI" w:hAnsi="Segoe UI" w:eastAsia="Segoe UI" w:cs="Segoe UI"/>
                 <w:i w:val="0"/>
                 <w:iCs w:val="0"/>
                 <w:caps w:val="0"/>
@@ -4445,8 +4507,8 @@
             </w:pPr>
             <w:r>
               <w:rPr>
-                <w:rStyle w:val="Strong"/>
-                <w:rFonts w:ascii="Segoe UI" w:eastAsia="Segoe UI" w:hAnsi="Segoe UI" w:cs="Segoe UI" w:hint="default"/>
+                <w:rStyle w:val="23"/>
+                <w:rFonts w:hint="default" w:ascii="Segoe UI" w:hAnsi="Segoe UI" w:eastAsia="Segoe UI" w:cs="Segoe UI"/>
                 <w:b/>
                 <w:bCs/>
                 <w:i w:val="0"/>
@@ -4485,7 +4547,7 @@
               <w:spacing w:line="300" w:lineRule="atLeast"/>
               <w:jc w:val="left"/>
               <w:rPr>
-                <w:rFonts w:ascii="Segoe UI" w:eastAsia="Segoe UI" w:hAnsi="Segoe UI" w:cs="Segoe UI" w:hint="default"/>
+                <w:rFonts w:hint="default" w:ascii="Segoe UI" w:hAnsi="Segoe UI" w:eastAsia="Segoe UI" w:cs="Segoe UI"/>
                 <w:i w:val="0"/>
                 <w:iCs w:val="0"/>
                 <w:caps w:val="0"/>
@@ -4497,7 +4559,7 @@
             </w:pPr>
             <w:r>
               <w:rPr>
-                <w:rFonts w:ascii="Segoe UI" w:eastAsia="Segoe UI" w:hAnsi="Segoe UI" w:cs="Segoe UI" w:hint="default"/>
+                <w:rFonts w:hint="default" w:ascii="Segoe UI" w:hAnsi="Segoe UI" w:eastAsia="Segoe UI" w:cs="Segoe UI"/>
                 <w:i w:val="0"/>
                 <w:iCs w:val="0"/>
                 <w:caps w:val="0"/>
@@ -4516,9 +4578,14 @@
       </w:tr>
       <w:tr>
         <w:tblPrEx>
-          <w:tblW w:w="9024" w:type="dxa"/>
-          <w:tblInd w:w="0" w:type="dxa"/>
-          <w:shd w:val="clear" w:color="auto" w:fill="auto"/>
+          <w:tblBorders>
+            <w:top w:val="single" w:color="auto" w:sz="4" w:space="0"/>
+            <w:left w:val="single" w:color="auto" w:sz="4" w:space="0"/>
+            <w:bottom w:val="single" w:color="auto" w:sz="4" w:space="0"/>
+            <w:right w:val="single" w:color="auto" w:sz="4" w:space="0"/>
+            <w:insideH w:val="single" w:color="auto" w:sz="4" w:space="0"/>
+            <w:insideV w:val="single" w:color="auto" w:sz="4" w:space="0"/>
+          </w:tblBorders>
           <w:tblCellMar>
             <w:top w:w="15" w:type="dxa"/>
             <w:left w:w="15" w:type="dxa"/>
@@ -4545,10 +4612,10 @@
               <w:widowControl/>
               <w:suppressLineNumbers w:val="0"/>
               <w:spacing w:line="300" w:lineRule="atLeast"/>
-              <w:ind w:left="0" w:right="0" w:firstLine="0" w:leftChars="0" w:rightChars="0" w:firstLineChars="0"/>
+              <w:ind w:left="0" w:leftChars="0" w:right="0" w:rightChars="0" w:firstLine="0" w:firstLineChars="0"/>
               <w:jc w:val="center"/>
               <w:rPr>
-                <w:rFonts w:ascii="Segoe UI" w:eastAsia="Segoe UI" w:hAnsi="Segoe UI" w:cs="Segoe UI" w:hint="default"/>
+                <w:rFonts w:hint="default" w:ascii="Segoe UI" w:hAnsi="Segoe UI" w:eastAsia="Segoe UI" w:cs="Segoe UI"/>
                 <w:i w:val="0"/>
                 <w:iCs w:val="0"/>
                 <w:caps w:val="0"/>
@@ -4560,8 +4627,8 @@
             </w:pPr>
             <w:r>
               <w:rPr>
-                <w:rStyle w:val="Strong"/>
-                <w:rFonts w:ascii="Segoe UI" w:eastAsia="Segoe UI" w:hAnsi="Segoe UI" w:cs="Segoe UI" w:hint="default"/>
+                <w:rStyle w:val="23"/>
+                <w:rFonts w:hint="default" w:ascii="Segoe UI" w:hAnsi="Segoe UI" w:eastAsia="Segoe UI" w:cs="Segoe UI"/>
                 <w:b/>
                 <w:bCs/>
                 <w:i w:val="0"/>
@@ -4598,10 +4665,10 @@
               <w:widowControl/>
               <w:suppressLineNumbers w:val="0"/>
               <w:spacing w:line="300" w:lineRule="atLeast"/>
-              <w:ind w:left="0" w:right="0" w:firstLine="0" w:leftChars="0" w:rightChars="0" w:firstLineChars="0"/>
+              <w:ind w:left="0" w:leftChars="0" w:right="0" w:rightChars="0" w:firstLine="0" w:firstLineChars="0"/>
               <w:jc w:val="center"/>
               <w:rPr>
-                <w:rFonts w:ascii="Segoe UI" w:eastAsia="Segoe UI" w:hAnsi="Segoe UI" w:cs="Segoe UI" w:hint="default"/>
+                <w:rFonts w:hint="default" w:ascii="Segoe UI" w:hAnsi="Segoe UI" w:eastAsia="Segoe UI" w:cs="Segoe UI"/>
                 <w:i w:val="0"/>
                 <w:iCs w:val="0"/>
                 <w:caps w:val="0"/>
@@ -4613,8 +4680,8 @@
             </w:pPr>
             <w:r>
               <w:rPr>
-                <w:rStyle w:val="Strong"/>
-                <w:rFonts w:ascii="Segoe UI" w:eastAsia="Segoe UI" w:hAnsi="Segoe UI" w:cs="Segoe UI" w:hint="default"/>
+                <w:rStyle w:val="23"/>
+                <w:rFonts w:hint="default" w:ascii="Segoe UI" w:hAnsi="Segoe UI" w:eastAsia="Segoe UI" w:cs="Segoe UI"/>
                 <w:b/>
                 <w:bCs/>
                 <w:i w:val="0"/>
@@ -4653,7 +4720,7 @@
               <w:spacing w:line="300" w:lineRule="atLeast"/>
               <w:jc w:val="left"/>
               <w:rPr>
-                <w:rFonts w:ascii="Segoe UI" w:eastAsia="Segoe UI" w:hAnsi="Segoe UI" w:cs="Segoe UI" w:hint="default"/>
+                <w:rFonts w:hint="default" w:ascii="Segoe UI" w:hAnsi="Segoe UI" w:eastAsia="Segoe UI" w:cs="Segoe UI"/>
                 <w:i w:val="0"/>
                 <w:iCs w:val="0"/>
                 <w:caps w:val="0"/>
@@ -4665,7 +4732,7 @@
             </w:pPr>
             <w:r>
               <w:rPr>
-                <w:rFonts w:ascii="Segoe UI" w:eastAsia="Segoe UI" w:hAnsi="Segoe UI" w:cs="Segoe UI" w:hint="default"/>
+                <w:rFonts w:hint="default" w:ascii="Segoe UI" w:hAnsi="Segoe UI" w:eastAsia="Segoe UI" w:cs="Segoe UI"/>
                 <w:i w:val="0"/>
                 <w:iCs w:val="0"/>
                 <w:caps w:val="0"/>
@@ -4685,14 +4752,14 @@
     </w:tbl>
     <w:p>
       <w:pPr>
-        <w:pStyle w:val="2"/>
+        <w:pStyle w:val="28"/>
         <w:bidi w:val="0"/>
         <w:rPr>
           <w:rFonts w:hint="eastAsia"/>
           <w:lang w:val="en-US" w:eastAsia="zh-CN"/>
         </w:rPr>
       </w:pPr>
-      <w:bookmarkStart w:id="20" w:name="_Toc1349"/>
+      <w:bookmarkStart w:id="20" w:name="_Toc5927"/>
       <w:r>
         <w:rPr>
           <w:rFonts w:hint="eastAsia"/>
@@ -4704,14 +4771,14 @@
     </w:p>
     <w:p>
       <w:pPr>
-        <w:pStyle w:val="3"/>
+        <w:pStyle w:val="29"/>
         <w:bidi w:val="0"/>
         <w:rPr>
           <w:rFonts w:hint="eastAsia"/>
           <w:lang w:val="en-US" w:eastAsia="zh-CN"/>
         </w:rPr>
       </w:pPr>
-      <w:bookmarkStart w:id="21" w:name="_Toc15587"/>
+      <w:bookmarkStart w:id="21" w:name="_Toc15940"/>
       <w:r>
         <w:rPr>
           <w:rFonts w:hint="eastAsia"/>
@@ -4723,7 +4790,7 @@
     </w:p>
     <w:p>
       <w:pPr>
-        <w:pStyle w:val="a"/>
+        <w:pStyle w:val="27"/>
         <w:rPr>
           <w:rFonts w:hint="eastAsia"/>
           <w:lang w:val="en-US" w:eastAsia="zh-CN"/>
@@ -4739,7 +4806,7 @@
     </w:p>
     <w:p>
       <w:pPr>
-        <w:pStyle w:val="a"/>
+        <w:pStyle w:val="27"/>
         <w:rPr>
           <w:rFonts w:hint="eastAsia"/>
           <w:lang w:val="en-US" w:eastAsia="zh-CN"/>
@@ -4755,14 +4822,14 @@
     </w:p>
     <w:p>
       <w:pPr>
-        <w:pStyle w:val="3"/>
+        <w:pStyle w:val="29"/>
         <w:bidi w:val="0"/>
         <w:rPr>
           <w:rFonts w:hint="eastAsia"/>
           <w:lang w:val="en-US" w:eastAsia="zh-CN"/>
         </w:rPr>
       </w:pPr>
-      <w:bookmarkStart w:id="22" w:name="_Toc21594"/>
+      <w:bookmarkStart w:id="22" w:name="_Toc32578"/>
       <w:r>
         <w:rPr>
           <w:rFonts w:hint="eastAsia"/>
@@ -4774,7 +4841,7 @@
     </w:p>
     <w:p>
       <w:pPr>
-        <w:pStyle w:val="a"/>
+        <w:pStyle w:val="27"/>
         <w:rPr>
           <w:rFonts w:hint="eastAsia"/>
           <w:lang w:val="en-US" w:eastAsia="zh-CN"/>
@@ -4790,7 +4857,7 @@
     </w:p>
     <w:p>
       <w:pPr>
-        <w:pStyle w:val="a"/>
+        <w:pStyle w:val="27"/>
         <w:rPr>
           <w:rFonts w:hint="eastAsia"/>
           <w:lang w:val="en-US" w:eastAsia="zh-CN"/>
@@ -4806,14 +4873,14 @@
     </w:p>
     <w:p>
       <w:pPr>
-        <w:pStyle w:val="3"/>
+        <w:pStyle w:val="29"/>
         <w:bidi w:val="0"/>
         <w:rPr>
           <w:rFonts w:hint="eastAsia"/>
           <w:lang w:val="en-US" w:eastAsia="zh-CN"/>
         </w:rPr>
       </w:pPr>
-      <w:bookmarkStart w:id="23" w:name="_Toc13557"/>
+      <w:bookmarkStart w:id="23" w:name="_Toc10934"/>
       <w:r>
         <w:rPr>
           <w:rFonts w:hint="eastAsia"/>
@@ -4825,7 +4892,7 @@
     </w:p>
     <w:p>
       <w:pPr>
-        <w:pStyle w:val="a"/>
+        <w:pStyle w:val="27"/>
         <w:rPr>
           <w:rFonts w:hint="eastAsia"/>
           <w:lang w:val="en-US" w:eastAsia="zh-CN"/>
@@ -4841,7 +4908,7 @@
     </w:p>
     <w:p>
       <w:pPr>
-        <w:pStyle w:val="a"/>
+        <w:pStyle w:val="27"/>
         <w:rPr>
           <w:rFonts w:hint="eastAsia"/>
           <w:lang w:val="en-US" w:eastAsia="zh-CN"/>
@@ -4857,14 +4924,14 @@
     </w:p>
     <w:p>
       <w:pPr>
-        <w:pStyle w:val="3"/>
+        <w:pStyle w:val="29"/>
         <w:bidi w:val="0"/>
         <w:rPr>
           <w:rFonts w:hint="eastAsia"/>
           <w:lang w:val="en-US" w:eastAsia="zh-CN"/>
         </w:rPr>
       </w:pPr>
-      <w:bookmarkStart w:id="24" w:name="_Toc14418"/>
+      <w:bookmarkStart w:id="24" w:name="_Toc26814"/>
       <w:r>
         <w:rPr>
           <w:rFonts w:hint="eastAsia"/>
@@ -4876,7 +4943,7 @@
     </w:p>
     <w:p>
       <w:pPr>
-        <w:pStyle w:val="a"/>
+        <w:pStyle w:val="27"/>
         <w:rPr>
           <w:rFonts w:hint="eastAsia"/>
           <w:lang w:val="en-US" w:eastAsia="zh-CN"/>
@@ -4892,7 +4959,7 @@
     </w:p>
     <w:p>
       <w:pPr>
-        <w:pStyle w:val="a"/>
+        <w:pStyle w:val="27"/>
         <w:rPr>
           <w:rFonts w:hint="eastAsia"/>
           <w:lang w:val="en-US" w:eastAsia="zh-CN"/>
@@ -4908,14 +4975,14 @@
     </w:p>
     <w:p>
       <w:pPr>
-        <w:pStyle w:val="1"/>
+        <w:pStyle w:val="26"/>
         <w:bidi w:val="0"/>
         <w:rPr>
           <w:rFonts w:hint="eastAsia"/>
           <w:lang w:val="en-US" w:eastAsia="zh-CN"/>
         </w:rPr>
       </w:pPr>
-      <w:bookmarkStart w:id="25" w:name="_Toc12322"/>
+      <w:bookmarkStart w:id="25" w:name="_Toc2670"/>
       <w:r>
         <w:rPr>
           <w:rFonts w:hint="eastAsia"/>
@@ -4927,16 +4994,16 @@
     </w:p>
     <w:tbl>
       <w:tblPr>
-        <w:tblStyle w:val="TableNormal0"/>
+        <w:tblStyle w:val="24"/>
         <w:tblW w:w="9525" w:type="dxa"/>
         <w:tblInd w:w="13" w:type="dxa"/>
         <w:tblBorders>
-          <w:top w:val="single" w:sz="4" w:space="0" w:color="000000"/>
-          <w:left w:val="single" w:sz="4" w:space="0" w:color="000000"/>
-          <w:bottom w:val="single" w:sz="4" w:space="0" w:color="000000"/>
-          <w:right w:val="single" w:sz="4" w:space="0" w:color="000000"/>
-          <w:insideH w:val="single" w:sz="4" w:space="0" w:color="000000"/>
-          <w:insideV w:val="single" w:sz="4" w:space="0" w:color="000000"/>
+          <w:top w:val="single" w:color="000000" w:sz="4" w:space="0"/>
+          <w:left w:val="single" w:color="000000" w:sz="4" w:space="0"/>
+          <w:bottom w:val="single" w:color="000000" w:sz="4" w:space="0"/>
+          <w:right w:val="single" w:color="000000" w:sz="4" w:space="0"/>
+          <w:insideH w:val="single" w:color="000000" w:sz="4" w:space="0"/>
+          <w:insideV w:val="single" w:color="000000" w:sz="4" w:space="0"/>
         </w:tblBorders>
         <w:tblLayout w:type="fixed"/>
         <w:tblCellMar>
@@ -4955,17 +5022,14 @@
       </w:tblGrid>
       <w:tr>
         <w:tblPrEx>
-          <w:tblW w:w="9525" w:type="dxa"/>
-          <w:tblInd w:w="13" w:type="dxa"/>
           <w:tblBorders>
-            <w:top w:val="single" w:sz="4" w:space="0" w:color="000000"/>
-            <w:left w:val="single" w:sz="4" w:space="0" w:color="000000"/>
-            <w:bottom w:val="single" w:sz="4" w:space="0" w:color="000000"/>
-            <w:right w:val="single" w:sz="4" w:space="0" w:color="000000"/>
-            <w:insideH w:val="single" w:sz="4" w:space="0" w:color="000000"/>
-            <w:insideV w:val="single" w:sz="4" w:space="0" w:color="000000"/>
+            <w:top w:val="single" w:color="000000" w:sz="4" w:space="0"/>
+            <w:left w:val="single" w:color="000000" w:sz="4" w:space="0"/>
+            <w:bottom w:val="single" w:color="000000" w:sz="4" w:space="0"/>
+            <w:right w:val="single" w:color="000000" w:sz="4" w:space="0"/>
+            <w:insideH w:val="single" w:color="000000" w:sz="4" w:space="0"/>
+            <w:insideV w:val="single" w:color="000000" w:sz="4" w:space="0"/>
           </w:tblBorders>
-          <w:tblLayout w:type="fixed"/>
           <w:tblCellMar>
             <w:top w:w="0" w:type="dxa"/>
             <w:left w:w="0" w:type="dxa"/>
@@ -4974,7 +5038,7 @@
           </w:tblCellMar>
         </w:tblPrEx>
         <w:trPr>
-          <w:trHeight w:val="438"/>
+          <w:trHeight w:val="438" w:hRule="atLeast"/>
         </w:trPr>
         <w:tc>
           <w:tcPr>
@@ -5000,7 +5064,7 @@
               <w:spacing w:before="205" w:line="221" w:lineRule="auto"/>
               <w:ind w:left="195" w:leftChars="0"/>
               <w:rPr>
-                <w:rFonts w:ascii="宋体" w:eastAsia="宋体" w:hAnsi="宋体" w:cs="宋体" w:hint="eastAsia"/>
+                <w:rFonts w:hint="eastAsia" w:ascii="宋体" w:hAnsi="宋体" w:eastAsia="宋体" w:cs="宋体"/>
                 <w:b/>
                 <w:bCs/>
                 <w:snapToGrid w:val="0"/>
@@ -5014,7 +5078,7 @@
             </w:pPr>
             <w:r>
               <w:rPr>
-                <w:rFonts w:ascii="宋体" w:eastAsia="宋体" w:hAnsi="宋体" w:cs="宋体"/>
+                <w:rFonts w:ascii="宋体" w:hAnsi="宋体" w:eastAsia="宋体" w:cs="宋体"/>
                 <w:b/>
                 <w:bCs/>
                 <w:spacing w:val="-7"/>
@@ -5049,7 +5113,7 @@
               <w:spacing w:before="205" w:line="221" w:lineRule="auto"/>
               <w:ind w:left="195" w:leftChars="0"/>
               <w:rPr>
-                <w:rFonts w:ascii="宋体" w:eastAsia="宋体" w:hAnsi="宋体" w:cs="宋体" w:hint="eastAsia"/>
+                <w:rFonts w:hint="eastAsia" w:ascii="宋体" w:hAnsi="宋体" w:eastAsia="宋体" w:cs="宋体"/>
                 <w:b/>
                 <w:bCs/>
                 <w:snapToGrid w:val="0"/>
@@ -5063,7 +5127,7 @@
             </w:pPr>
             <w:r>
               <w:rPr>
-                <w:rFonts w:ascii="宋体" w:eastAsia="宋体" w:hAnsi="宋体" w:cs="宋体"/>
+                <w:rFonts w:ascii="宋体" w:hAnsi="宋体" w:eastAsia="宋体" w:cs="宋体"/>
                 <w:b/>
                 <w:bCs/>
                 <w:spacing w:val="-7"/>
@@ -5098,7 +5162,7 @@
               <w:spacing w:before="205" w:line="221" w:lineRule="auto"/>
               <w:ind w:left="195" w:leftChars="0"/>
               <w:rPr>
-                <w:rFonts w:ascii="宋体" w:eastAsia="宋体" w:hAnsi="宋体" w:cs="宋体" w:hint="eastAsia"/>
+                <w:rFonts w:hint="eastAsia" w:ascii="宋体" w:hAnsi="宋体" w:eastAsia="宋体" w:cs="宋体"/>
                 <w:b/>
                 <w:bCs/>
                 <w:snapToGrid w:val="0"/>
@@ -5112,7 +5176,7 @@
             </w:pPr>
             <w:r>
               <w:rPr>
-                <w:rFonts w:ascii="宋体" w:eastAsia="宋体" w:hAnsi="宋体" w:cs="宋体"/>
+                <w:rFonts w:ascii="宋体" w:hAnsi="宋体" w:eastAsia="宋体" w:cs="宋体"/>
                 <w:b/>
                 <w:bCs/>
                 <w:spacing w:val="-7"/>
@@ -5147,7 +5211,7 @@
               <w:spacing w:before="205" w:line="221" w:lineRule="auto"/>
               <w:ind w:left="195" w:leftChars="0"/>
               <w:rPr>
-                <w:rFonts w:ascii="宋体" w:eastAsia="宋体" w:hAnsi="宋体" w:cs="宋体" w:hint="eastAsia"/>
+                <w:rFonts w:hint="eastAsia" w:ascii="宋体" w:hAnsi="宋体" w:eastAsia="宋体" w:cs="宋体"/>
                 <w:b/>
                 <w:bCs/>
                 <w:snapToGrid w:val="0"/>
@@ -5161,7 +5225,7 @@
             </w:pPr>
             <w:r>
               <w:rPr>
-                <w:rFonts w:ascii="宋体" w:eastAsia="宋体" w:hAnsi="宋体" w:cs="宋体" w:hint="eastAsia"/>
+                <w:rFonts w:hint="eastAsia" w:ascii="宋体" w:hAnsi="宋体" w:eastAsia="宋体" w:cs="宋体"/>
                 <w:b/>
                 <w:bCs/>
                 <w:spacing w:val="-7"/>
@@ -5197,7 +5261,7 @@
               <w:spacing w:before="205" w:line="221" w:lineRule="auto"/>
               <w:ind w:left="195" w:leftChars="0"/>
               <w:rPr>
-                <w:rFonts w:ascii="宋体" w:eastAsia="宋体" w:hAnsi="宋体" w:cs="宋体" w:hint="default"/>
+                <w:rFonts w:hint="default" w:ascii="宋体" w:hAnsi="宋体" w:eastAsia="宋体" w:cs="宋体"/>
                 <w:b/>
                 <w:bCs/>
                 <w:spacing w:val="-7"/>
@@ -5208,7 +5272,7 @@
             </w:pPr>
             <w:r>
               <w:rPr>
-                <w:rFonts w:ascii="宋体" w:hAnsi="宋体" w:cs="宋体" w:hint="eastAsia"/>
+                <w:rFonts w:hint="eastAsia" w:ascii="宋体" w:hAnsi="宋体" w:cs="宋体"/>
                 <w:b/>
                 <w:bCs/>
                 <w:spacing w:val="-7"/>
@@ -5223,9 +5287,14 @@
       </w:tr>
       <w:tr>
         <w:tblPrEx>
-          <w:tblW w:w="9525" w:type="dxa"/>
-          <w:tblInd w:w="13" w:type="dxa"/>
-          <w:tblLayout w:type="fixed"/>
+          <w:tblBorders>
+            <w:top w:val="single" w:color="000000" w:sz="4" w:space="0"/>
+            <w:left w:val="single" w:color="000000" w:sz="4" w:space="0"/>
+            <w:bottom w:val="single" w:color="000000" w:sz="4" w:space="0"/>
+            <w:right w:val="single" w:color="000000" w:sz="4" w:space="0"/>
+            <w:insideH w:val="single" w:color="000000" w:sz="4" w:space="0"/>
+            <w:insideV w:val="single" w:color="000000" w:sz="4" w:space="0"/>
+          </w:tblBorders>
           <w:tblCellMar>
             <w:top w:w="0" w:type="dxa"/>
             <w:left w:w="0" w:type="dxa"/>
@@ -5234,7 +5303,7 @@
           </w:tblCellMar>
         </w:tblPrEx>
         <w:trPr>
-          <w:trHeight w:val="413"/>
+          <w:trHeight w:val="413" w:hRule="atLeast"/>
         </w:trPr>
         <w:tc>
           <w:tcPr>
@@ -5242,11 +5311,11 @@
           </w:tcPr>
           <w:p>
             <w:pPr>
-              <w:pStyle w:val="TableText"/>
+              <w:pStyle w:val="25"/>
               <w:spacing w:before="72" w:line="292" w:lineRule="auto"/>
               <w:ind w:left="598" w:right="145" w:hanging="449"/>
               <w:rPr>
-                <w:rFonts w:ascii="宋体" w:eastAsia="宋体" w:hAnsi="宋体" w:cs="宋体" w:hint="eastAsia"/>
+                <w:rFonts w:hint="eastAsia" w:ascii="宋体" w:hAnsi="宋体" w:eastAsia="宋体" w:cs="宋体"/>
                 <w:spacing w:val="-2"/>
                 <w:sz w:val="24"/>
                 <w:szCs w:val="24"/>
@@ -5255,7 +5324,7 @@
             </w:pPr>
             <w:r>
               <w:rPr>
-                <w:rFonts w:cs="宋体" w:hint="eastAsia"/>
+                <w:rFonts w:hint="eastAsia" w:cs="宋体"/>
                 <w:spacing w:val="-2"/>
                 <w:sz w:val="24"/>
                 <w:szCs w:val="24"/>
@@ -5271,18 +5340,18 @@
           </w:tcPr>
           <w:p>
             <w:pPr>
-              <w:pStyle w:val="TableText"/>
+              <w:pStyle w:val="25"/>
               <w:spacing w:before="72" w:line="292" w:lineRule="auto"/>
               <w:ind w:left="598" w:right="145" w:hanging="449"/>
               <w:rPr>
-                <w:rFonts w:ascii="宋体" w:eastAsia="宋体" w:hAnsi="宋体" w:cs="宋体" w:hint="eastAsia"/>
+                <w:rFonts w:hint="eastAsia" w:ascii="宋体" w:hAnsi="宋体" w:eastAsia="宋体" w:cs="宋体"/>
                 <w:sz w:val="24"/>
                 <w:szCs w:val="24"/>
               </w:rPr>
             </w:pPr>
             <w:r>
               <w:rPr>
-                <w:rFonts w:ascii="宋体" w:eastAsia="宋体" w:hAnsi="宋体" w:cs="宋体" w:hint="eastAsia"/>
+                <w:rFonts w:hint="eastAsia" w:ascii="宋体" w:hAnsi="宋体" w:eastAsia="宋体" w:cs="宋体"/>
                 <w:spacing w:val="-2"/>
                 <w:sz w:val="24"/>
                 <w:szCs w:val="24"/>
@@ -5297,18 +5366,18 @@
           </w:tcPr>
           <w:p>
             <w:pPr>
-              <w:pStyle w:val="TableText"/>
+              <w:pStyle w:val="25"/>
               <w:spacing w:before="71" w:line="220" w:lineRule="auto"/>
               <w:ind w:left="113"/>
               <w:rPr>
-                <w:rFonts w:ascii="宋体" w:eastAsia="宋体" w:hAnsi="宋体" w:cs="宋体" w:hint="eastAsia"/>
+                <w:rFonts w:hint="eastAsia" w:ascii="宋体" w:hAnsi="宋体" w:eastAsia="宋体" w:cs="宋体"/>
                 <w:sz w:val="24"/>
                 <w:szCs w:val="24"/>
               </w:rPr>
             </w:pPr>
             <w:r>
               <w:rPr>
-                <w:rFonts w:ascii="宋体" w:eastAsia="宋体" w:hAnsi="宋体" w:cs="宋体" w:hint="eastAsia"/>
+                <w:rFonts w:hint="eastAsia" w:ascii="宋体" w:hAnsi="宋体" w:eastAsia="宋体" w:cs="宋体"/>
                 <w:spacing w:val="-2"/>
                 <w:sz w:val="24"/>
                 <w:szCs w:val="24"/>
@@ -5323,17 +5392,17 @@
           </w:tcPr>
           <w:p>
             <w:pPr>
-              <w:pStyle w:val="TableText"/>
+              <w:pStyle w:val="25"/>
               <w:spacing w:before="234" w:line="220" w:lineRule="auto"/>
               <w:rPr>
-                <w:rFonts w:ascii="宋体" w:eastAsia="宋体" w:hAnsi="宋体" w:cs="宋体" w:hint="eastAsia"/>
+                <w:rFonts w:hint="eastAsia" w:ascii="宋体" w:hAnsi="宋体" w:eastAsia="宋体" w:cs="宋体"/>
                 <w:sz w:val="24"/>
                 <w:szCs w:val="24"/>
               </w:rPr>
             </w:pPr>
             <w:r>
               <w:rPr>
-                <w:rFonts w:ascii="宋体" w:eastAsia="宋体" w:hAnsi="宋体" w:cs="宋体" w:hint="eastAsia"/>
+                <w:rFonts w:hint="eastAsia" w:ascii="宋体" w:hAnsi="宋体" w:eastAsia="宋体" w:cs="宋体"/>
                 <w:spacing w:val="-2"/>
                 <w:sz w:val="24"/>
                 <w:szCs w:val="24"/>
@@ -5348,10 +5417,10 @@
           </w:tcPr>
           <w:p>
             <w:pPr>
-              <w:pStyle w:val="TableText"/>
+              <w:pStyle w:val="25"/>
               <w:spacing w:before="71" w:line="220" w:lineRule="auto"/>
               <w:rPr>
-                <w:rFonts w:cs="宋体" w:hint="default"/>
+                <w:rFonts w:hint="default" w:cs="宋体"/>
                 <w:spacing w:val="-2"/>
                 <w:sz w:val="24"/>
                 <w:szCs w:val="24"/>
@@ -5360,7 +5429,7 @@
             </w:pPr>
             <w:r>
               <w:rPr>
-                <w:rFonts w:cs="宋体" w:hint="eastAsia"/>
+                <w:rFonts w:hint="eastAsia" w:cs="宋体"/>
                 <w:spacing w:val="-2"/>
                 <w:sz w:val="24"/>
                 <w:szCs w:val="24"/>
@@ -5373,9 +5442,14 @@
       </w:tr>
       <w:tr>
         <w:tblPrEx>
-          <w:tblW w:w="9525" w:type="dxa"/>
-          <w:tblInd w:w="13" w:type="dxa"/>
-          <w:tblLayout w:type="fixed"/>
+          <w:tblBorders>
+            <w:top w:val="single" w:color="000000" w:sz="4" w:space="0"/>
+            <w:left w:val="single" w:color="000000" w:sz="4" w:space="0"/>
+            <w:bottom w:val="single" w:color="000000" w:sz="4" w:space="0"/>
+            <w:right w:val="single" w:color="000000" w:sz="4" w:space="0"/>
+            <w:insideH w:val="single" w:color="000000" w:sz="4" w:space="0"/>
+            <w:insideV w:val="single" w:color="000000" w:sz="4" w:space="0"/>
+          </w:tblBorders>
           <w:tblCellMar>
             <w:top w:w="0" w:type="dxa"/>
             <w:left w:w="0" w:type="dxa"/>
@@ -5384,7 +5458,7 @@
           </w:tblCellMar>
         </w:tblPrEx>
         <w:trPr>
-          <w:trHeight w:val="484"/>
+          <w:trHeight w:val="484" w:hRule="atLeast"/>
         </w:trPr>
         <w:tc>
           <w:tcPr>
@@ -5392,11 +5466,11 @@
           </w:tcPr>
           <w:p>
             <w:pPr>
-              <w:pStyle w:val="TableText"/>
+              <w:pStyle w:val="25"/>
               <w:spacing w:before="72" w:line="292" w:lineRule="auto"/>
               <w:ind w:left="598" w:right="145" w:hanging="449"/>
               <w:rPr>
-                <w:rFonts w:ascii="宋体" w:eastAsia="宋体" w:hAnsi="宋体" w:cs="宋体" w:hint="default"/>
+                <w:rFonts w:hint="default" w:ascii="宋体" w:hAnsi="宋体" w:eastAsia="宋体" w:cs="宋体"/>
                 <w:spacing w:val="-2"/>
                 <w:sz w:val="24"/>
                 <w:szCs w:val="24"/>
@@ -5405,7 +5479,7 @@
             </w:pPr>
             <w:r>
               <w:rPr>
-                <w:rFonts w:cs="宋体" w:hint="eastAsia"/>
+                <w:rFonts w:hint="eastAsia" w:cs="宋体"/>
                 <w:spacing w:val="-2"/>
                 <w:sz w:val="24"/>
                 <w:szCs w:val="24"/>
@@ -5421,11 +5495,11 @@
           </w:tcPr>
           <w:p>
             <w:pPr>
-              <w:pStyle w:val="TableText"/>
+              <w:pStyle w:val="25"/>
               <w:spacing w:before="72" w:line="292" w:lineRule="auto"/>
               <w:ind w:left="598" w:right="145" w:hanging="449"/>
               <w:rPr>
-                <w:rFonts w:ascii="宋体" w:eastAsia="宋体" w:hAnsi="宋体" w:cs="宋体" w:hint="default"/>
+                <w:rFonts w:hint="default" w:ascii="宋体" w:hAnsi="宋体" w:eastAsia="宋体" w:cs="宋体"/>
                 <w:spacing w:val="-2"/>
                 <w:sz w:val="24"/>
                 <w:szCs w:val="24"/>
@@ -5434,7 +5508,7 @@
             </w:pPr>
             <w:r>
               <w:rPr>
-                <w:rFonts w:ascii="宋体" w:eastAsia="宋体" w:hAnsi="宋体" w:cs="宋体" w:hint="eastAsia"/>
+                <w:rFonts w:hint="eastAsia" w:ascii="宋体" w:hAnsi="宋体" w:eastAsia="宋体" w:cs="宋体"/>
                 <w:spacing w:val="-2"/>
                 <w:sz w:val="24"/>
                 <w:szCs w:val="24"/>
@@ -5451,11 +5525,11 @@
           </w:tcPr>
           <w:p>
             <w:pPr>
-              <w:pStyle w:val="TableText"/>
+              <w:pStyle w:val="25"/>
               <w:spacing w:before="71" w:line="220" w:lineRule="auto"/>
               <w:ind w:left="113"/>
               <w:rPr>
-                <w:rFonts w:ascii="宋体" w:eastAsia="宋体" w:hAnsi="宋体" w:cs="宋体" w:hint="eastAsia"/>
+                <w:rFonts w:hint="eastAsia" w:ascii="宋体" w:hAnsi="宋体" w:eastAsia="宋体" w:cs="宋体"/>
                 <w:spacing w:val="-2"/>
                 <w:sz w:val="24"/>
                 <w:szCs w:val="24"/>
@@ -5464,7 +5538,7 @@
             </w:pPr>
             <w:r>
               <w:rPr>
-                <w:rFonts w:ascii="宋体" w:eastAsia="宋体" w:hAnsi="宋体" w:cs="宋体" w:hint="eastAsia"/>
+                <w:rFonts w:hint="eastAsia" w:ascii="宋体" w:hAnsi="宋体" w:eastAsia="宋体" w:cs="宋体"/>
                 <w:spacing w:val="-2"/>
                 <w:sz w:val="24"/>
                 <w:szCs w:val="24"/>
@@ -5480,10 +5554,10 @@
           </w:tcPr>
           <w:p>
             <w:pPr>
-              <w:pStyle w:val="TableText"/>
+              <w:pStyle w:val="25"/>
               <w:spacing w:before="71" w:line="220" w:lineRule="auto"/>
               <w:rPr>
-                <w:rFonts w:ascii="宋体" w:eastAsia="宋体" w:hAnsi="宋体" w:cs="宋体" w:hint="eastAsia"/>
+                <w:rFonts w:hint="eastAsia" w:ascii="宋体" w:hAnsi="宋体" w:eastAsia="宋体" w:cs="宋体"/>
                 <w:spacing w:val="-2"/>
                 <w:sz w:val="24"/>
                 <w:szCs w:val="24"/>
@@ -5492,7 +5566,7 @@
             </w:pPr>
             <w:r>
               <w:rPr>
-                <w:rFonts w:ascii="宋体" w:eastAsia="宋体" w:hAnsi="宋体" w:cs="宋体" w:hint="eastAsia"/>
+                <w:rFonts w:hint="eastAsia" w:ascii="宋体" w:hAnsi="宋体" w:eastAsia="宋体" w:cs="宋体"/>
                 <w:spacing w:val="-2"/>
                 <w:sz w:val="24"/>
                 <w:szCs w:val="24"/>
@@ -5508,10 +5582,10 @@
           </w:tcPr>
           <w:p>
             <w:pPr>
-              <w:pStyle w:val="TableText"/>
+              <w:pStyle w:val="25"/>
               <w:spacing w:before="71" w:line="220" w:lineRule="auto"/>
               <w:rPr>
-                <w:rFonts w:cs="宋体" w:hint="eastAsia"/>
+                <w:rFonts w:hint="eastAsia" w:cs="宋体"/>
                 <w:spacing w:val="-2"/>
                 <w:sz w:val="24"/>
                 <w:szCs w:val="24"/>
@@ -5520,7 +5594,7 @@
             </w:pPr>
             <w:r>
               <w:rPr>
-                <w:rFonts w:cs="宋体" w:hint="eastAsia"/>
+                <w:rFonts w:hint="eastAsia" w:cs="宋体"/>
                 <w:spacing w:val="-2"/>
                 <w:sz w:val="24"/>
                 <w:szCs w:val="24"/>
@@ -5534,10 +5608,10 @@
     </w:tbl>
     <w:p>
       <w:pPr>
-        <w:pStyle w:val="1"/>
+        <w:pStyle w:val="26"/>
         <w:bidi w:val="0"/>
       </w:pPr>
-      <w:bookmarkStart w:id="26" w:name="_Toc11949"/>
+      <w:bookmarkStart w:id="26" w:name="_Toc31542"/>
       <w:r>
         <w:t>记录表单</w:t>
       </w:r>
@@ -5550,9 +5624,9 @@
           <w:numId w:val="4"/>
         </w:numPr>
         <w:spacing w:before="92" w:line="225" w:lineRule="auto"/>
-        <w:ind w:left="425" w:hanging="425" w:leftChars="0" w:firstLineChars="0"/>
-        <w:rPr>
-          <w:rFonts w:ascii="宋体" w:eastAsia="宋体" w:hAnsi="宋体" w:cs="宋体"/>
+        <w:ind w:left="425" w:leftChars="0" w:hanging="425" w:firstLineChars="0"/>
+        <w:rPr>
+          <w:rFonts w:ascii="宋体" w:hAnsi="宋体" w:eastAsia="宋体" w:cs="宋体"/>
           <w:spacing w:val="-1"/>
           <w:sz w:val="28"/>
           <w:szCs w:val="28"/>
@@ -5560,7 +5634,7 @@
       </w:pPr>
       <w:r>
         <w:rPr>
-          <w:rFonts w:ascii="宋体" w:eastAsia="宋体" w:hAnsi="宋体" w:cs="宋体"/>
+          <w:rFonts w:ascii="宋体" w:hAnsi="宋体" w:eastAsia="宋体" w:cs="宋体"/>
           <w:spacing w:val="-1"/>
           <w:sz w:val="28"/>
           <w:szCs w:val="28"/>
@@ -5575,16 +5649,16 @@
           <w:numId w:val="4"/>
         </w:numPr>
         <w:spacing w:before="92" w:line="225" w:lineRule="auto"/>
-        <w:ind w:left="425" w:hanging="425" w:leftChars="0" w:firstLineChars="0"/>
-        <w:rPr>
-          <w:rFonts w:ascii="宋体" w:eastAsia="宋体" w:hAnsi="宋体" w:cs="宋体"/>
+        <w:ind w:left="425" w:leftChars="0" w:hanging="425" w:firstLineChars="0"/>
+        <w:rPr>
+          <w:rFonts w:ascii="宋体" w:hAnsi="宋体" w:eastAsia="宋体" w:cs="宋体"/>
           <w:sz w:val="28"/>
           <w:szCs w:val="28"/>
         </w:rPr>
       </w:pPr>
       <w:r>
         <w:rPr>
-          <w:rFonts w:ascii="宋体" w:eastAsia="宋体" w:hAnsi="宋体" w:cs="宋体"/>
+          <w:rFonts w:ascii="宋体" w:hAnsi="宋体" w:eastAsia="宋体" w:cs="宋体"/>
           <w:spacing w:val="-1"/>
           <w:sz w:val="28"/>
           <w:szCs w:val="28"/>
@@ -5599,9 +5673,9 @@
           <w:numId w:val="4"/>
         </w:numPr>
         <w:spacing w:before="186" w:line="225" w:lineRule="auto"/>
-        <w:ind w:left="425" w:hanging="425" w:leftChars="0" w:firstLineChars="0"/>
-        <w:rPr>
-          <w:rFonts w:ascii="宋体" w:eastAsia="宋体" w:hAnsi="宋体" w:cs="宋体"/>
+        <w:ind w:left="425" w:leftChars="0" w:hanging="425" w:firstLineChars="0"/>
+        <w:rPr>
+          <w:rFonts w:ascii="宋体" w:hAnsi="宋体" w:eastAsia="宋体" w:cs="宋体"/>
           <w:spacing w:val="-1"/>
           <w:sz w:val="28"/>
           <w:szCs w:val="28"/>
@@ -5609,7 +5683,7 @@
       </w:pPr>
       <w:r>
         <w:rPr>
-          <w:rFonts w:ascii="宋体" w:eastAsia="宋体" w:hAnsi="宋体" w:cs="宋体"/>
+          <w:rFonts w:ascii="宋体" w:hAnsi="宋体" w:eastAsia="宋体" w:cs="宋体"/>
           <w:spacing w:val="-1"/>
           <w:sz w:val="28"/>
           <w:szCs w:val="28"/>
@@ -5624,50 +5698,73 @@
           <w:numId w:val="4"/>
         </w:numPr>
         <w:spacing w:before="186" w:line="225" w:lineRule="auto"/>
-        <w:ind w:left="425" w:hanging="425" w:leftChars="0" w:firstLineChars="0"/>
-        <w:rPr>
-          <w:rFonts w:ascii="宋体" w:eastAsia="宋体" w:hAnsi="宋体" w:cs="宋体"/>
+        <w:ind w:left="425" w:leftChars="0" w:hanging="425" w:firstLineChars="0"/>
+        <w:rPr>
+          <w:rFonts w:ascii="宋体" w:hAnsi="宋体" w:eastAsia="宋体" w:cs="宋体"/>
           <w:sz w:val="28"/>
           <w:szCs w:val="28"/>
         </w:rPr>
       </w:pPr>
       <w:r>
         <w:rPr>
-          <w:rFonts w:ascii="宋体" w:eastAsia="宋体" w:hAnsi="宋体" w:cs="宋体"/>
+          <w:rFonts w:ascii="宋体" w:hAnsi="宋体" w:eastAsia="宋体" w:cs="宋体"/>
           <w:spacing w:val="-1"/>
           <w:sz w:val="28"/>
           <w:szCs w:val="28"/>
         </w:rPr>
         <w:t>《备品备件报废审批表单》</w:t>
       </w:r>
-      <w:bookmarkStart w:id="27" w:name="_GoBack"/>
-      <w:bookmarkEnd w:id="27"/>
     </w:p>
     <w:sectPr>
-      <w:footerReference w:type="default" r:id="rId6"/>
+      <w:footerReference r:id="rId7" w:type="default"/>
       <w:pgSz w:w="11906" w:h="16839"/>
       <w:pgMar w:top="1431" w:right="1785" w:bottom="1375" w:left="1785" w:header="0" w:footer="1211" w:gutter="0"/>
-      <w:cols w:num="1" w:space="720"/>
+      <w:cols w:space="720" w:num="1"/>
     </w:sectPr>
   </w:body>
 </w:document>
 </file>
 
+<file path=word/endnotes.xml><?xml version="1.0" encoding="utf-8"?>
+<w:endnotes xmlns:wpc="http://schemas.microsoft.com/office/word/2010/wordprocessingCanvas" xmlns:mc="http://schemas.openxmlformats.org/markup-compatibility/2006" xmlns:o="urn:schemas-microsoft-com:office:office" xmlns:r="http://schemas.openxmlformats.org/officeDocument/2006/relationships" xmlns:m="http://schemas.openxmlformats.org/officeDocument/2006/math" xmlns:v="urn:schemas-microsoft-com:vml" xmlns:wp14="http://schemas.microsoft.com/office/word/2010/wordprocessingDrawing" xmlns:wp="http://schemas.openxmlformats.org/drawingml/2006/wordprocessingDrawing" xmlns:w="http://schemas.openxmlformats.org/wordprocessingml/2006/main" xmlns:w14="http://schemas.microsoft.com/office/word/2010/wordml" xmlns:w15="http://schemas.microsoft.com/office/word/2012/wordml" xmlns:w10="urn:schemas-microsoft-com:office:word" xmlns:wpg="http://schemas.microsoft.com/office/word/2010/wordprocessingGroup" xmlns:wpi="http://schemas.microsoft.com/office/word/2010/wordprocessingInk" xmlns:wne="http://schemas.microsoft.com/office/word/2006/wordml" xmlns:wps="http://schemas.microsoft.com/office/word/2010/wordprocessingShape" xmlns:wpsCustomData="http://www.wps.cn/officeDocument/2013/wpsCustomData" mc:Ignorable="w14 w15 wp14">
+  <w:endnote w:type="separator" w:id="0">
+    <w:p>
+      <w:pPr>
+        <w:spacing w:line="240" w:lineRule="auto"/>
+      </w:pPr>
+      <w:r>
+        <w:separator/>
+      </w:r>
+    </w:p>
+  </w:endnote>
+  <w:endnote w:type="continuationSeparator" w:id="1">
+    <w:p>
+      <w:pPr>
+        <w:spacing w:line="240" w:lineRule="auto"/>
+      </w:pPr>
+      <w:r>
+        <w:continuationSeparator/>
+      </w:r>
+    </w:p>
+  </w:endnote>
+</w:endnotes>
+</file>
+
 <file path=word/footer1.xml><?xml version="1.0" encoding="utf-8"?>
-<w:ftr xmlns:wpc="http://schemas.microsoft.com/office/word/2010/wordprocessingCanvas" xmlns:mc="http://schemas.openxmlformats.org/markup-compatibility/2006" xmlns:o="urn:schemas-microsoft-com:office:office" xmlns:r="http://schemas.openxmlformats.org/officeDocument/2006/relationships" xmlns:m="http://schemas.openxmlformats.org/officeDocument/2006/math" xmlns:v="urn:schemas-microsoft-com:vml" xmlns:wp14="http://schemas.microsoft.com/office/word/2010/wordprocessingDrawing" xmlns:wp="http://schemas.openxmlformats.org/drawingml/2006/wordprocessingDrawing" xmlns:w10="urn:schemas-microsoft-com:office:word" xmlns:w="http://schemas.openxmlformats.org/wordprocessingml/2006/main" xmlns:w14="http://schemas.microsoft.com/office/word/2010/wordml" xmlns:w15="http://schemas.microsoft.com/office/word/2012/wordml" xmlns:wne="http://schemas.microsoft.com/office/word/2006/wordml" xmlns:wpg="http://schemas.microsoft.com/office/word/2010/wordprocessingGroup" xmlns:wpi="http://schemas.microsoft.com/office/word/2010/wordprocessingInk" xmlns:wps="http://schemas.microsoft.com/office/word/2010/wordprocessingShape" mc:Ignorable="w14 w15 wp14">
+<w:ftr xmlns:wpc="http://schemas.microsoft.com/office/word/2010/wordprocessingCanvas" xmlns:mc="http://schemas.openxmlformats.org/markup-compatibility/2006" xmlns:o="urn:schemas-microsoft-com:office:office" xmlns:r="http://schemas.openxmlformats.org/officeDocument/2006/relationships" xmlns:m="http://schemas.openxmlformats.org/officeDocument/2006/math" xmlns:v="urn:schemas-microsoft-com:vml" xmlns:wp14="http://schemas.microsoft.com/office/word/2010/wordprocessingDrawing" xmlns:wp="http://schemas.openxmlformats.org/drawingml/2006/wordprocessingDrawing" xmlns:w10="urn:schemas-microsoft-com:office:word" xmlns:w="http://schemas.openxmlformats.org/wordprocessingml/2006/main" xmlns:w14="http://schemas.microsoft.com/office/word/2010/wordml" xmlns:w15="http://schemas.microsoft.com/office/word/2012/wordml" xmlns:wpg="http://schemas.microsoft.com/office/word/2010/wordprocessingGroup" xmlns:wpi="http://schemas.microsoft.com/office/word/2010/wordprocessingInk" xmlns:wne="http://schemas.microsoft.com/office/word/2006/wordml" xmlns:wps="http://schemas.microsoft.com/office/word/2010/wordprocessingShape" xmlns:wpsCustomData="http://www.wps.cn/officeDocument/2013/wpsCustomData" mc:Ignorable="w14 w15 wp14">
   <w:p>
     <w:pPr>
       <w:spacing w:line="167" w:lineRule="auto"/>
       <w:ind w:left="4127"/>
       <w:rPr>
-        <w:rFonts w:ascii="Calibri" w:eastAsia="Calibri" w:hAnsi="Calibri" w:cs="Calibri"/>
+        <w:rFonts w:ascii="Calibri" w:hAnsi="Calibri" w:eastAsia="Calibri" w:cs="Calibri"/>
         <w:sz w:val="18"/>
         <w:szCs w:val="18"/>
       </w:rPr>
     </w:pPr>
     <w:r>
       <w:rPr>
-        <w:rFonts w:ascii="Calibri" w:eastAsia="Calibri" w:hAnsi="Calibri" w:cs="Calibri"/>
+        <w:rFonts w:ascii="Calibri" w:hAnsi="Calibri" w:eastAsia="Calibri" w:cs="Calibri"/>
         <w:sz w:val="18"/>
         <w:szCs w:val="18"/>
       </w:rPr>
@@ -5678,20 +5775,20 @@
 </file>
 
 <file path=word/footer2.xml><?xml version="1.0" encoding="utf-8"?>
-<w:ftr xmlns:wpc="http://schemas.microsoft.com/office/word/2010/wordprocessingCanvas" xmlns:mc="http://schemas.openxmlformats.org/markup-compatibility/2006" xmlns:o="urn:schemas-microsoft-com:office:office" xmlns:r="http://schemas.openxmlformats.org/officeDocument/2006/relationships" xmlns:m="http://schemas.openxmlformats.org/officeDocument/2006/math" xmlns:v="urn:schemas-microsoft-com:vml" xmlns:wp14="http://schemas.microsoft.com/office/word/2010/wordprocessingDrawing" xmlns:wp="http://schemas.openxmlformats.org/drawingml/2006/wordprocessingDrawing" xmlns:w10="urn:schemas-microsoft-com:office:word" xmlns:w="http://schemas.openxmlformats.org/wordprocessingml/2006/main" xmlns:w14="http://schemas.microsoft.com/office/word/2010/wordml" xmlns:w15="http://schemas.microsoft.com/office/word/2012/wordml" xmlns:wne="http://schemas.microsoft.com/office/word/2006/wordml" xmlns:wpg="http://schemas.microsoft.com/office/word/2010/wordprocessingGroup" xmlns:wpi="http://schemas.microsoft.com/office/word/2010/wordprocessingInk" xmlns:wps="http://schemas.microsoft.com/office/word/2010/wordprocessingShape" mc:Ignorable="w14 w15 wp14">
+<w:ftr xmlns:wpc="http://schemas.microsoft.com/office/word/2010/wordprocessingCanvas" xmlns:mc="http://schemas.openxmlformats.org/markup-compatibility/2006" xmlns:o="urn:schemas-microsoft-com:office:office" xmlns:r="http://schemas.openxmlformats.org/officeDocument/2006/relationships" xmlns:m="http://schemas.openxmlformats.org/officeDocument/2006/math" xmlns:v="urn:schemas-microsoft-com:vml" xmlns:wp14="http://schemas.microsoft.com/office/word/2010/wordprocessingDrawing" xmlns:wp="http://schemas.openxmlformats.org/drawingml/2006/wordprocessingDrawing" xmlns:w10="urn:schemas-microsoft-com:office:word" xmlns:w="http://schemas.openxmlformats.org/wordprocessingml/2006/main" xmlns:w14="http://schemas.microsoft.com/office/word/2010/wordml" xmlns:w15="http://schemas.microsoft.com/office/word/2012/wordml" xmlns:wpg="http://schemas.microsoft.com/office/word/2010/wordprocessingGroup" xmlns:wpi="http://schemas.microsoft.com/office/word/2010/wordprocessingInk" xmlns:wne="http://schemas.microsoft.com/office/word/2006/wordml" xmlns:wps="http://schemas.microsoft.com/office/word/2010/wordprocessingShape" xmlns:wpsCustomData="http://www.wps.cn/officeDocument/2013/wpsCustomData" mc:Ignorable="w14 w15 wp14">
   <w:p>
     <w:pPr>
       <w:spacing w:line="166" w:lineRule="auto"/>
       <w:ind w:left="4136"/>
       <w:rPr>
-        <w:rFonts w:ascii="Calibri" w:eastAsia="Calibri" w:hAnsi="Calibri" w:cs="Calibri"/>
+        <w:rFonts w:ascii="Calibri" w:hAnsi="Calibri" w:eastAsia="Calibri" w:cs="Calibri"/>
         <w:sz w:val="18"/>
         <w:szCs w:val="18"/>
       </w:rPr>
     </w:pPr>
     <w:r>
       <w:rPr>
-        <w:rFonts w:ascii="Calibri" w:eastAsia="Calibri" w:hAnsi="Calibri" w:cs="Calibri"/>
+        <w:rFonts w:ascii="Calibri" w:hAnsi="Calibri" w:eastAsia="Calibri" w:cs="Calibri"/>
         <w:sz w:val="18"/>
         <w:szCs w:val="18"/>
       </w:rPr>
@@ -5702,20 +5799,20 @@
 </file>
 
 <file path=word/footer3.xml><?xml version="1.0" encoding="utf-8"?>
-<w:ftr xmlns:wpc="http://schemas.microsoft.com/office/word/2010/wordprocessingCanvas" xmlns:mc="http://schemas.openxmlformats.org/markup-compatibility/2006" xmlns:o="urn:schemas-microsoft-com:office:office" xmlns:r="http://schemas.openxmlformats.org/officeDocument/2006/relationships" xmlns:m="http://schemas.openxmlformats.org/officeDocument/2006/math" xmlns:v="urn:schemas-microsoft-com:vml" xmlns:wp14="http://schemas.microsoft.com/office/word/2010/wordprocessingDrawing" xmlns:wp="http://schemas.openxmlformats.org/drawingml/2006/wordprocessingDrawing" xmlns:w10="urn:schemas-microsoft-com:office:word" xmlns:w="http://schemas.openxmlformats.org/wordprocessingml/2006/main" xmlns:w14="http://schemas.microsoft.com/office/word/2010/wordml" xmlns:w15="http://schemas.microsoft.com/office/word/2012/wordml" xmlns:wne="http://schemas.microsoft.com/office/word/2006/wordml" xmlns:wpg="http://schemas.microsoft.com/office/word/2010/wordprocessingGroup" xmlns:wpi="http://schemas.microsoft.com/office/word/2010/wordprocessingInk" xmlns:wps="http://schemas.microsoft.com/office/word/2010/wordprocessingShape" mc:Ignorable="w14 w15 wp14">
+<w:ftr xmlns:wpc="http://schemas.microsoft.com/office/word/2010/wordprocessingCanvas" xmlns:mc="http://schemas.openxmlformats.org/markup-compatibility/2006" xmlns:o="urn:schemas-microsoft-com:office:office" xmlns:r="http://schemas.openxmlformats.org/officeDocument/2006/relationships" xmlns:m="http://schemas.openxmlformats.org/officeDocument/2006/math" xmlns:v="urn:schemas-microsoft-com:vml" xmlns:wp14="http://schemas.microsoft.com/office/word/2010/wordprocessingDrawing" xmlns:wp="http://schemas.openxmlformats.org/drawingml/2006/wordprocessingDrawing" xmlns:w10="urn:schemas-microsoft-com:office:word" xmlns:w="http://schemas.openxmlformats.org/wordprocessingml/2006/main" xmlns:w14="http://schemas.microsoft.com/office/word/2010/wordml" xmlns:w15="http://schemas.microsoft.com/office/word/2012/wordml" xmlns:wpg="http://schemas.microsoft.com/office/word/2010/wordprocessingGroup" xmlns:wpi="http://schemas.microsoft.com/office/word/2010/wordprocessingInk" xmlns:wne="http://schemas.microsoft.com/office/word/2006/wordml" xmlns:wps="http://schemas.microsoft.com/office/word/2010/wordprocessingShape" xmlns:wpsCustomData="http://www.wps.cn/officeDocument/2013/wpsCustomData" mc:Ignorable="w14 w15 wp14">
   <w:p>
     <w:pPr>
       <w:spacing w:line="167" w:lineRule="auto"/>
       <w:ind w:left="4091"/>
       <w:rPr>
-        <w:rFonts w:ascii="Calibri" w:eastAsia="Calibri" w:hAnsi="Calibri" w:cs="Calibri"/>
+        <w:rFonts w:ascii="Calibri" w:hAnsi="Calibri" w:eastAsia="Calibri" w:cs="Calibri"/>
         <w:sz w:val="18"/>
         <w:szCs w:val="18"/>
       </w:rPr>
     </w:pPr>
     <w:r>
       <w:rPr>
-        <w:rFonts w:ascii="Calibri" w:eastAsia="Calibri" w:hAnsi="Calibri" w:cs="Calibri"/>
+        <w:rFonts w:ascii="Calibri" w:hAnsi="Calibri" w:eastAsia="Calibri" w:cs="Calibri"/>
         <w:spacing w:val="-4"/>
         <w:sz w:val="18"/>
         <w:szCs w:val="18"/>
@@ -5726,16 +5823,41 @@
 </w:ftr>
 </file>
 
+<file path=word/footnotes.xml><?xml version="1.0" encoding="utf-8"?>
+<w:footnotes xmlns:wpc="http://schemas.microsoft.com/office/word/2010/wordprocessingCanvas" xmlns:mc="http://schemas.openxmlformats.org/markup-compatibility/2006" xmlns:o="urn:schemas-microsoft-com:office:office" xmlns:r="http://schemas.openxmlformats.org/officeDocument/2006/relationships" xmlns:m="http://schemas.openxmlformats.org/officeDocument/2006/math" xmlns:v="urn:schemas-microsoft-com:vml" xmlns:wp14="http://schemas.microsoft.com/office/word/2010/wordprocessingDrawing" xmlns:wp="http://schemas.openxmlformats.org/drawingml/2006/wordprocessingDrawing" xmlns:w="http://schemas.openxmlformats.org/wordprocessingml/2006/main" xmlns:w14="http://schemas.microsoft.com/office/word/2010/wordml" xmlns:w15="http://schemas.microsoft.com/office/word/2012/wordml" xmlns:w10="urn:schemas-microsoft-com:office:word" xmlns:wpg="http://schemas.microsoft.com/office/word/2010/wordprocessingGroup" xmlns:wpi="http://schemas.microsoft.com/office/word/2010/wordprocessingInk" xmlns:wne="http://schemas.microsoft.com/office/word/2006/wordml" xmlns:wps="http://schemas.microsoft.com/office/word/2010/wordprocessingShape" xmlns:wpsCustomData="http://www.wps.cn/officeDocument/2013/wpsCustomData" mc:Ignorable="w14 w15 wp14">
+  <w:footnote w:type="separator" w:id="0">
+    <w:p>
+      <w:pPr>
+        <w:spacing w:line="360" w:lineRule="auto"/>
+      </w:pPr>
+      <w:r>
+        <w:separator/>
+      </w:r>
+    </w:p>
+  </w:footnote>
+  <w:footnote w:type="continuationSeparator" w:id="1">
+    <w:p>
+      <w:pPr>
+        <w:spacing w:line="360" w:lineRule="auto"/>
+      </w:pPr>
+      <w:r>
+        <w:continuationSeparator/>
+      </w:r>
+    </w:p>
+  </w:footnote>
+</w:footnotes>
+</file>
+
 <file path=word/numbering.xml><?xml version="1.0" encoding="utf-8"?>
-<w:numbering xmlns:wpc="http://schemas.microsoft.com/office/word/2010/wordprocessingCanvas" xmlns:mc="http://schemas.openxmlformats.org/markup-compatibility/2006" xmlns:o="urn:schemas-microsoft-com:office:office" xmlns:r="http://schemas.openxmlformats.org/officeDocument/2006/relationships" xmlns:m="http://schemas.openxmlformats.org/officeDocument/2006/math" xmlns:v="urn:schemas-microsoft-com:vml" xmlns:wp14="http://schemas.microsoft.com/office/word/2010/wordprocessingDrawing" xmlns:wp="http://schemas.openxmlformats.org/drawingml/2006/wordprocessingDrawing" xmlns:w10="urn:schemas-microsoft-com:office:word" xmlns:w="http://schemas.openxmlformats.org/wordprocessingml/2006/main" xmlns:w14="http://schemas.microsoft.com/office/word/2010/wordml" xmlns:w15="http://schemas.microsoft.com/office/word/2012/wordml" xmlns:wne="http://schemas.microsoft.com/office/word/2006/wordml" xmlns:wpg="http://schemas.microsoft.com/office/word/2010/wordprocessingGroup" xmlns:wpi="http://schemas.microsoft.com/office/word/2010/wordprocessingInk" xmlns:wps="http://schemas.microsoft.com/office/word/2010/wordprocessingShape" mc:Ignorable="w14 w15 wp14">
+<w:numbering xmlns:wpc="http://schemas.microsoft.com/office/word/2010/wordprocessingCanvas" xmlns:mc="http://schemas.openxmlformats.org/markup-compatibility/2006" xmlns:o="urn:schemas-microsoft-com:office:office" xmlns:r="http://schemas.openxmlformats.org/officeDocument/2006/relationships" xmlns:m="http://schemas.openxmlformats.org/officeDocument/2006/math" xmlns:v="urn:schemas-microsoft-com:vml" xmlns:wp14="http://schemas.microsoft.com/office/word/2010/wordprocessingDrawing" xmlns:wp="http://schemas.openxmlformats.org/drawingml/2006/wordprocessingDrawing" xmlns:w10="urn:schemas-microsoft-com:office:word" xmlns:w="http://schemas.openxmlformats.org/wordprocessingml/2006/main" xmlns:w14="http://schemas.microsoft.com/office/word/2010/wordml" xmlns:wpg="http://schemas.microsoft.com/office/word/2010/wordprocessingGroup" xmlns:wpi="http://schemas.microsoft.com/office/word/2010/wordprocessingInk" xmlns:wne="http://schemas.microsoft.com/office/word/2006/wordml" xmlns:wps="http://schemas.microsoft.com/office/word/2010/wordprocessingShape" xmlns:wpsCustomData="http://www.wps.cn/officeDocument/2013/wpsCustomData" mc:Ignorable="w14 wp14">
   <w:abstractNum w:abstractNumId="0">
     <w:nsid w:val="8E964DCE"/>
     <w:multiLevelType w:val="multilevel"/>
     <w:tmpl w:val="8E964DCE"/>
-    <w:lvl w:ilvl="0">
+    <w:lvl w:ilvl="0" w:tentative="0">
       <w:start w:val="1"/>
       <w:numFmt w:val="decimal"/>
-      <w:pStyle w:val="Heading1"/>
+      <w:pStyle w:val="2"/>
       <w:lvlText w:val="%1."/>
       <w:lvlJc w:val="left"/>
       <w:pPr>
@@ -5745,10 +5867,10 @@
         <w:rFonts w:hint="default"/>
       </w:rPr>
     </w:lvl>
-    <w:lvl w:ilvl="1">
+    <w:lvl w:ilvl="1" w:tentative="0">
       <w:start w:val="1"/>
       <w:numFmt w:val="decimal"/>
-      <w:pStyle w:val="Heading2"/>
+      <w:pStyle w:val="3"/>
       <w:lvlText w:val="%1.%2."/>
       <w:lvlJc w:val="left"/>
       <w:pPr>
@@ -5758,10 +5880,10 @@
         <w:rFonts w:hint="default"/>
       </w:rPr>
     </w:lvl>
-    <w:lvl w:ilvl="2">
+    <w:lvl w:ilvl="2" w:tentative="0">
       <w:start w:val="1"/>
       <w:numFmt w:val="decimal"/>
-      <w:pStyle w:val="Heading3"/>
+      <w:pStyle w:val="4"/>
       <w:lvlText w:val="%1.%2.%3."/>
       <w:lvlJc w:val="left"/>
       <w:pPr>
@@ -5771,10 +5893,10 @@
         <w:rFonts w:hint="default"/>
       </w:rPr>
     </w:lvl>
-    <w:lvl w:ilvl="3">
+    <w:lvl w:ilvl="3" w:tentative="0">
       <w:start w:val="1"/>
       <w:numFmt w:val="decimal"/>
-      <w:pStyle w:val="Heading4"/>
+      <w:pStyle w:val="5"/>
       <w:lvlText w:val="%1.%2.%3.%4."/>
       <w:lvlJc w:val="left"/>
       <w:pPr>
@@ -5784,10 +5906,10 @@
         <w:rFonts w:hint="default"/>
       </w:rPr>
     </w:lvl>
-    <w:lvl w:ilvl="4">
+    <w:lvl w:ilvl="4" w:tentative="0">
       <w:start w:val="1"/>
       <w:numFmt w:val="decimal"/>
-      <w:pStyle w:val="Heading5"/>
+      <w:pStyle w:val="6"/>
       <w:lvlText w:val="%1.%2.%3.%4.%5."/>
       <w:lvlJc w:val="left"/>
       <w:pPr>
@@ -5797,10 +5919,10 @@
         <w:rFonts w:hint="default"/>
       </w:rPr>
     </w:lvl>
-    <w:lvl w:ilvl="5">
+    <w:lvl w:ilvl="5" w:tentative="0">
       <w:start w:val="1"/>
       <w:numFmt w:val="decimal"/>
-      <w:pStyle w:val="Heading6"/>
+      <w:pStyle w:val="7"/>
       <w:lvlText w:val="%1.%2.%3.%4.%5.%6."/>
       <w:lvlJc w:val="left"/>
       <w:pPr>
@@ -5810,10 +5932,10 @@
         <w:rFonts w:hint="default"/>
       </w:rPr>
     </w:lvl>
-    <w:lvl w:ilvl="6">
+    <w:lvl w:ilvl="6" w:tentative="0">
       <w:start w:val="1"/>
       <w:numFmt w:val="decimal"/>
-      <w:pStyle w:val="Heading7"/>
+      <w:pStyle w:val="8"/>
       <w:lvlText w:val="%1.%2.%3.%4.%5.%6.%7."/>
       <w:lvlJc w:val="left"/>
       <w:pPr>
@@ -5823,10 +5945,10 @@
         <w:rFonts w:hint="default"/>
       </w:rPr>
     </w:lvl>
-    <w:lvl w:ilvl="7">
+    <w:lvl w:ilvl="7" w:tentative="0">
       <w:start w:val="1"/>
       <w:numFmt w:val="decimal"/>
-      <w:pStyle w:val="Heading8"/>
+      <w:pStyle w:val="9"/>
       <w:lvlText w:val="%1.%2.%3.%4.%5.%6.%7.%8."/>
       <w:lvlJc w:val="left"/>
       <w:pPr>
@@ -5836,10 +5958,10 @@
         <w:rFonts w:hint="default"/>
       </w:rPr>
     </w:lvl>
-    <w:lvl w:ilvl="8">
+    <w:lvl w:ilvl="8" w:tentative="0">
       <w:start w:val="1"/>
       <w:numFmt w:val="decimal"/>
-      <w:pStyle w:val="Heading9"/>
+      <w:pStyle w:val="10"/>
       <w:lvlText w:val="%1.%2.%3.%4.%5.%6.%7.%8.%9."/>
       <w:lvlJc w:val="left"/>
       <w:pPr>
@@ -5854,7 +5976,7 @@
     <w:nsid w:val="E4D087AF"/>
     <w:multiLevelType w:val="singleLevel"/>
     <w:tmpl w:val="E4D087AF"/>
-    <w:lvl w:ilvl="0">
+    <w:lvl w:ilvl="0" w:tentative="0">
       <w:start w:val="1"/>
       <w:numFmt w:val="decimal"/>
       <w:lvlText w:val="%1."/>
@@ -5871,7 +5993,7 @@
     <w:nsid w:val="0A321459"/>
     <w:multiLevelType w:val="singleLevel"/>
     <w:tmpl w:val="0A321459"/>
-    <w:lvl w:ilvl="0">
+    <w:lvl w:ilvl="0" w:tentative="0">
       <w:start w:val="1"/>
       <w:numFmt w:val="decimal"/>
       <w:lvlText w:val="%1."/>
@@ -5888,7 +6010,7 @@
     <w:nsid w:val="27E52041"/>
     <w:multiLevelType w:val="singleLevel"/>
     <w:tmpl w:val="27E52041"/>
-    <w:lvl w:ilvl="0">
+    <w:lvl w:ilvl="0" w:tentative="0">
       <w:start w:val="1"/>
       <w:numFmt w:val="decimal"/>
       <w:lvlText w:val="%1."/>
@@ -5917,267 +6039,269 @@
 </file>
 
 <file path=word/styles.xml><?xml version="1.0" encoding="utf-8"?>
-<w:styles xmlns:mc="http://schemas.openxmlformats.org/markup-compatibility/2006" xmlns:r="http://schemas.openxmlformats.org/officeDocument/2006/relationships" xmlns:w="http://schemas.openxmlformats.org/wordprocessingml/2006/main" xmlns:w14="http://schemas.microsoft.com/office/word/2010/wordml" xmlns:w15="http://schemas.microsoft.com/office/word/2012/wordml" mc:Ignorable="w14 w15">
+<w:styles xmlns:mc="http://schemas.openxmlformats.org/markup-compatibility/2006" xmlns:o="urn:schemas-microsoft-com:office:office" xmlns:r="http://schemas.openxmlformats.org/officeDocument/2006/relationships" xmlns:m="http://schemas.openxmlformats.org/officeDocument/2006/math" xmlns:v="urn:schemas-microsoft-com:vml" xmlns:w="http://schemas.openxmlformats.org/wordprocessingml/2006/main" xmlns:w14="http://schemas.microsoft.com/office/word/2010/wordml" xmlns:w10="urn:schemas-microsoft-com:office:word" xmlns:sl="http://schemas.openxmlformats.org/schemaLibrary/2006/main" xmlns:wpsCustomData="http://www.wps.cn/officeDocument/2013/wpsCustomData" mc:Ignorable="w14">
   <w:docDefaults>
     <w:rPrDefault>
       <w:rPr>
-        <w:rFonts w:ascii="Times New Roman" w:eastAsia="宋体" w:hAnsi="Times New Roman" w:cs="Times New Roman"/>
+        <w:rFonts w:ascii="Times New Roman" w:hAnsi="Times New Roman" w:eastAsia="宋体" w:cs="Times New Roman"/>
       </w:rPr>
     </w:rPrDefault>
     <w:pPrDefault/>
   </w:docDefaults>
-  <w:latentStyles w:defLockedState="0" w:defUIPriority="99" w:defSemiHidden="1" w:defUnhideWhenUsed="1" w:defQFormat="0" w:count="260">
-    <w:lsdException w:name="Normal" w:semiHidden="0" w:uiPriority="0" w:unhideWhenUsed="0" w:qFormat="1"/>
-    <w:lsdException w:name="heading 1" w:semiHidden="0" w:uiPriority="0" w:unhideWhenUsed="0" w:qFormat="1"/>
-    <w:lsdException w:name="heading 2" w:semiHidden="0" w:uiPriority="0" w:qFormat="1"/>
-    <w:lsdException w:name="heading 3" w:uiPriority="0" w:qFormat="1"/>
-    <w:lsdException w:name="heading 4" w:semiHidden="0" w:uiPriority="0" w:qFormat="1"/>
-    <w:lsdException w:name="heading 5" w:uiPriority="0" w:qFormat="1"/>
-    <w:lsdException w:name="heading 6" w:uiPriority="0" w:qFormat="1"/>
-    <w:lsdException w:name="heading 7" w:uiPriority="0" w:qFormat="1"/>
-    <w:lsdException w:name="heading 8" w:uiPriority="0" w:qFormat="1"/>
-    <w:lsdException w:name="heading 9" w:uiPriority="0" w:qFormat="1"/>
-    <w:lsdException w:name="index 1" w:semiHidden="0" w:uiPriority="0" w:unhideWhenUsed="0"/>
-    <w:lsdException w:name="index 2" w:semiHidden="0" w:uiPriority="0" w:unhideWhenUsed="0"/>
-    <w:lsdException w:name="index 3" w:semiHidden="0" w:uiPriority="0" w:unhideWhenUsed="0"/>
-    <w:lsdException w:name="index 4" w:semiHidden="0" w:uiPriority="0" w:unhideWhenUsed="0"/>
-    <w:lsdException w:name="index 5" w:semiHidden="0" w:uiPriority="0" w:unhideWhenUsed="0"/>
-    <w:lsdException w:name="index 6" w:semiHidden="0" w:uiPriority="0" w:unhideWhenUsed="0"/>
-    <w:lsdException w:name="index 7" w:semiHidden="0" w:uiPriority="0" w:unhideWhenUsed="0"/>
-    <w:lsdException w:name="index 8" w:semiHidden="0" w:uiPriority="0" w:unhideWhenUsed="0"/>
-    <w:lsdException w:name="index 9" w:semiHidden="0" w:uiPriority="0" w:unhideWhenUsed="0"/>
-    <w:lsdException w:name="toc 1" w:semiHidden="0" w:uiPriority="0" w:unhideWhenUsed="0" w:qFormat="1"/>
-    <w:lsdException w:name="toc 2" w:semiHidden="0" w:uiPriority="0" w:unhideWhenUsed="0" w:qFormat="1"/>
-    <w:lsdException w:name="toc 3" w:semiHidden="0" w:uiPriority="0" w:unhideWhenUsed="0" w:qFormat="1"/>
-    <w:lsdException w:name="toc 4" w:semiHidden="0" w:uiPriority="0" w:unhideWhenUsed="0"/>
-    <w:lsdException w:name="toc 5" w:semiHidden="0" w:uiPriority="0" w:unhideWhenUsed="0"/>
-    <w:lsdException w:name="toc 6" w:semiHidden="0" w:uiPriority="0" w:unhideWhenUsed="0"/>
-    <w:lsdException w:name="toc 7" w:semiHidden="0" w:uiPriority="0" w:unhideWhenUsed="0"/>
-    <w:lsdException w:name="toc 8" w:semiHidden="0" w:uiPriority="0" w:unhideWhenUsed="0"/>
-    <w:lsdException w:name="toc 9" w:semiHidden="0" w:uiPriority="0" w:unhideWhenUsed="0"/>
-    <w:lsdException w:name="Normal Indent" w:semiHidden="0" w:uiPriority="0" w:unhideWhenUsed="0"/>
-    <w:lsdException w:name="footnote text" w:semiHidden="0" w:uiPriority="0" w:unhideWhenUsed="0"/>
-    <w:lsdException w:name="annotation text" w:semiHidden="0" w:uiPriority="0" w:unhideWhenUsed="0" w:qFormat="1"/>
-    <w:lsdException w:name="header" w:semiHidden="0" w:uiPriority="0" w:unhideWhenUsed="0" w:qFormat="1"/>
-    <w:lsdException w:name="footer" w:semiHidden="0" w:uiPriority="0" w:unhideWhenUsed="0" w:qFormat="1"/>
-    <w:lsdException w:name="index heading" w:semiHidden="0" w:uiPriority="0" w:unhideWhenUsed="0"/>
-    <w:lsdException w:name="caption" w:uiPriority="0" w:qFormat="1"/>
-    <w:lsdException w:name="table of figures" w:semiHidden="0" w:uiPriority="0" w:unhideWhenUsed="0"/>
-    <w:lsdException w:name="envelope address" w:semiHidden="0" w:uiPriority="0" w:unhideWhenUsed="0"/>
-    <w:lsdException w:name="envelope return" w:semiHidden="0" w:uiPriority="0" w:unhideWhenUsed="0"/>
-    <w:lsdException w:name="footnote reference" w:semiHidden="0" w:uiPriority="0" w:unhideWhenUsed="0"/>
-    <w:lsdException w:name="annotation reference" w:semiHidden="0" w:uiPriority="0" w:unhideWhenUsed="0"/>
-    <w:lsdException w:name="line number" w:semiHidden="0" w:uiPriority="0" w:unhideWhenUsed="0"/>
-    <w:lsdException w:name="page number" w:semiHidden="0" w:uiPriority="0" w:unhideWhenUsed="0"/>
-    <w:lsdException w:name="endnote reference" w:semiHidden="0" w:uiPriority="0" w:unhideWhenUsed="0"/>
-    <w:lsdException w:name="endnote text" w:semiHidden="0" w:uiPriority="0" w:unhideWhenUsed="0"/>
-    <w:lsdException w:name="table of authorities" w:semiHidden="0" w:uiPriority="0" w:unhideWhenUsed="0"/>
-    <w:lsdException w:name="macro" w:semiHidden="0" w:uiPriority="0" w:unhideWhenUsed="0"/>
-    <w:lsdException w:name="toa heading" w:semiHidden="0" w:uiPriority="0" w:unhideWhenUsed="0"/>
-    <w:lsdException w:name="List" w:semiHidden="0" w:uiPriority="0" w:unhideWhenUsed="0"/>
-    <w:lsdException w:name="List Bullet" w:semiHidden="0" w:uiPriority="0" w:unhideWhenUsed="0"/>
-    <w:lsdException w:name="List Number" w:semiHidden="0" w:uiPriority="0" w:unhideWhenUsed="0"/>
-    <w:lsdException w:name="List 2" w:semiHidden="0" w:uiPriority="0" w:unhideWhenUsed="0"/>
-    <w:lsdException w:name="List 3" w:semiHidden="0" w:uiPriority="0" w:unhideWhenUsed="0"/>
-    <w:lsdException w:name="List 4" w:semiHidden="0" w:uiPriority="0" w:unhideWhenUsed="0"/>
-    <w:lsdException w:name="List 5" w:semiHidden="0" w:uiPriority="0" w:unhideWhenUsed="0"/>
-    <w:lsdException w:name="List Bullet 2" w:semiHidden="0" w:uiPriority="0" w:unhideWhenUsed="0"/>
-    <w:lsdException w:name="List Bullet 3" w:semiHidden="0" w:uiPriority="0" w:unhideWhenUsed="0"/>
-    <w:lsdException w:name="List Bullet 4" w:semiHidden="0" w:uiPriority="0" w:unhideWhenUsed="0"/>
-    <w:lsdException w:name="List Bullet 5" w:semiHidden="0" w:uiPriority="0" w:unhideWhenUsed="0"/>
-    <w:lsdException w:name="List Number 2" w:semiHidden="0" w:uiPriority="0" w:unhideWhenUsed="0"/>
-    <w:lsdException w:name="List Number 3" w:semiHidden="0" w:uiPriority="0" w:unhideWhenUsed="0"/>
-    <w:lsdException w:name="List Number 4" w:semiHidden="0" w:uiPriority="0" w:unhideWhenUsed="0"/>
-    <w:lsdException w:name="List Number 5" w:semiHidden="0" w:uiPriority="0" w:unhideWhenUsed="0"/>
-    <w:lsdException w:name="Title" w:semiHidden="0" w:uiPriority="0" w:unhideWhenUsed="0" w:qFormat="1"/>
-    <w:lsdException w:name="Closing" w:semiHidden="0" w:uiPriority="0" w:unhideWhenUsed="0"/>
-    <w:lsdException w:name="Signature" w:semiHidden="0" w:uiPriority="0" w:unhideWhenUsed="0"/>
-    <w:lsdException w:name="Default Paragraph Font" w:uiPriority="0" w:unhideWhenUsed="0" w:qFormat="1"/>
-    <w:lsdException w:name="Body Text" w:uiPriority="0" w:unhideWhenUsed="0" w:qFormat="1"/>
-    <w:lsdException w:name="Body Text Indent" w:semiHidden="0" w:uiPriority="0" w:unhideWhenUsed="0"/>
-    <w:lsdException w:name="List Continue" w:semiHidden="0" w:uiPriority="0" w:unhideWhenUsed="0"/>
-    <w:lsdException w:name="List Continue 2" w:semiHidden="0" w:uiPriority="0" w:unhideWhenUsed="0"/>
-    <w:lsdException w:name="List Continue 3" w:semiHidden="0" w:uiPriority="0" w:unhideWhenUsed="0"/>
-    <w:lsdException w:name="List Continue 4" w:semiHidden="0" w:uiPriority="0" w:unhideWhenUsed="0"/>
-    <w:lsdException w:name="List Continue 5" w:semiHidden="0" w:uiPriority="0" w:unhideWhenUsed="0"/>
-    <w:lsdException w:name="Message Header" w:semiHidden="0" w:uiPriority="0" w:unhideWhenUsed="0"/>
-    <w:lsdException w:name="Subtitle" w:semiHidden="0" w:uiPriority="0" w:unhideWhenUsed="0" w:qFormat="1"/>
-    <w:lsdException w:name="Salutation" w:semiHidden="0" w:uiPriority="0" w:unhideWhenUsed="0"/>
-    <w:lsdException w:name="Date" w:semiHidden="0" w:uiPriority="0" w:unhideWhenUsed="0"/>
-    <w:lsdException w:name="Body Text First Indent" w:semiHidden="0" w:uiPriority="0" w:unhideWhenUsed="0"/>
-    <w:lsdException w:name="Body Text First Indent 2" w:semiHidden="0" w:uiPriority="0" w:unhideWhenUsed="0"/>
-    <w:lsdException w:name="Body Text 2" w:semiHidden="0" w:uiPriority="0" w:unhideWhenUsed="0"/>
-    <w:lsdException w:name="Body Text 3" w:semiHidden="0" w:uiPriority="0" w:unhideWhenUsed="0"/>
-    <w:lsdException w:name="Body Text Indent 2" w:semiHidden="0" w:uiPriority="0" w:unhideWhenUsed="0"/>
-    <w:lsdException w:name="Body Text Indent 3" w:semiHidden="0" w:uiPriority="0" w:unhideWhenUsed="0"/>
-    <w:lsdException w:name="Block Text" w:semiHidden="0" w:uiPriority="0" w:unhideWhenUsed="0"/>
-    <w:lsdException w:name="Hyperlink" w:semiHidden="0" w:uiPriority="0" w:unhideWhenUsed="0"/>
-    <w:lsdException w:name="FollowedHyperlink" w:semiHidden="0" w:uiPriority="0" w:unhideWhenUsed="0"/>
-    <w:lsdException w:name="Strong" w:semiHidden="0" w:uiPriority="0" w:unhideWhenUsed="0" w:qFormat="1"/>
-    <w:lsdException w:name="Emphasis" w:semiHidden="0" w:uiPriority="0" w:unhideWhenUsed="0" w:qFormat="1"/>
-    <w:lsdException w:name="Document Map" w:semiHidden="0" w:uiPriority="0" w:unhideWhenUsed="0"/>
-    <w:lsdException w:name="Plain Text" w:semiHidden="0" w:uiPriority="0" w:unhideWhenUsed="0"/>
-    <w:lsdException w:name="E-mail Signature" w:semiHidden="0" w:uiPriority="0" w:unhideWhenUsed="0"/>
-    <w:lsdException w:name="Normal (Web)" w:semiHidden="0" w:uiPriority="0" w:unhideWhenUsed="0" w:qFormat="1"/>
-    <w:lsdException w:name="HTML Acronym" w:semiHidden="0" w:uiPriority="0" w:unhideWhenUsed="0"/>
-    <w:lsdException w:name="HTML Address" w:semiHidden="0" w:uiPriority="0" w:unhideWhenUsed="0"/>
-    <w:lsdException w:name="HTML Cite" w:semiHidden="0" w:uiPriority="0" w:unhideWhenUsed="0"/>
-    <w:lsdException w:name="HTML Code" w:semiHidden="0" w:uiPriority="0" w:unhideWhenUsed="0"/>
-    <w:lsdException w:name="HTML Definition" w:semiHidden="0" w:uiPriority="0" w:unhideWhenUsed="0"/>
-    <w:lsdException w:name="HTML Keyboard" w:semiHidden="0" w:uiPriority="0" w:unhideWhenUsed="0"/>
-    <w:lsdException w:name="HTML Preformatted" w:semiHidden="0" w:uiPriority="0" w:unhideWhenUsed="0"/>
-    <w:lsdException w:name="HTML Sample" w:semiHidden="0" w:uiPriority="0" w:unhideWhenUsed="0"/>
-    <w:lsdException w:name="HTML Typewriter" w:semiHidden="0" w:uiPriority="0" w:unhideWhenUsed="0"/>
-    <w:lsdException w:name="HTML Variable" w:semiHidden="0" w:uiPriority="0" w:unhideWhenUsed="0"/>
-    <w:lsdException w:name="Normal Table" w:uiPriority="0" w:unhideWhenUsed="0" w:qFormat="1"/>
-    <w:lsdException w:name="annotation subject" w:semiHidden="0" w:uiPriority="0" w:unhideWhenUsed="0"/>
-    <w:lsdException w:name="Table Simple 1" w:semiHidden="0" w:uiPriority="0" w:unhideWhenUsed="0"/>
-    <w:lsdException w:name="Table Simple 2" w:semiHidden="0" w:uiPriority="0" w:unhideWhenUsed="0"/>
-    <w:lsdException w:name="Table Simple 3" w:semiHidden="0" w:uiPriority="0" w:unhideWhenUsed="0"/>
-    <w:lsdException w:name="Table Classic 1" w:semiHidden="0" w:uiPriority="0" w:unhideWhenUsed="0"/>
-    <w:lsdException w:name="Table Classic 2" w:semiHidden="0" w:uiPriority="0" w:unhideWhenUsed="0"/>
-    <w:lsdException w:name="Table Classic 3" w:semiHidden="0" w:uiPriority="0" w:unhideWhenUsed="0"/>
-    <w:lsdException w:name="Table Classic 4" w:semiHidden="0" w:uiPriority="0" w:unhideWhenUsed="0"/>
-    <w:lsdException w:name="Table Colorful 1" w:semiHidden="0" w:uiPriority="0" w:unhideWhenUsed="0"/>
-    <w:lsdException w:name="Table Colorful 2" w:semiHidden="0" w:uiPriority="0" w:unhideWhenUsed="0"/>
-    <w:lsdException w:name="Table Colorful 3" w:semiHidden="0" w:uiPriority="0" w:unhideWhenUsed="0"/>
-    <w:lsdException w:name="Table Columns 1" w:semiHidden="0" w:uiPriority="0" w:unhideWhenUsed="0"/>
-    <w:lsdException w:name="Table Columns 2" w:semiHidden="0" w:uiPriority="0" w:unhideWhenUsed="0"/>
-    <w:lsdException w:name="Table Columns 3" w:semiHidden="0" w:uiPriority="0" w:unhideWhenUsed="0"/>
-    <w:lsdException w:name="Table Columns 4" w:semiHidden="0" w:uiPriority="0" w:unhideWhenUsed="0"/>
-    <w:lsdException w:name="Table Columns 5" w:semiHidden="0" w:uiPriority="0" w:unhideWhenUsed="0"/>
-    <w:lsdException w:name="Table Grid 1" w:semiHidden="0" w:uiPriority="0" w:unhideWhenUsed="0"/>
-    <w:lsdException w:name="Table Grid 2" w:semiHidden="0" w:uiPriority="0" w:unhideWhenUsed="0"/>
-    <w:lsdException w:name="Table Grid 3" w:semiHidden="0" w:uiPriority="0" w:unhideWhenUsed="0"/>
-    <w:lsdException w:name="Table Grid 4" w:semiHidden="0" w:uiPriority="0" w:unhideWhenUsed="0"/>
-    <w:lsdException w:name="Table Grid 5" w:semiHidden="0" w:uiPriority="0" w:unhideWhenUsed="0"/>
-    <w:lsdException w:name="Table Grid 6" w:semiHidden="0" w:uiPriority="0" w:unhideWhenUsed="0"/>
-    <w:lsdException w:name="Table Grid 7" w:semiHidden="0" w:uiPriority="0" w:unhideWhenUsed="0"/>
-    <w:lsdException w:name="Table Grid 8" w:semiHidden="0" w:uiPriority="0" w:unhideWhenUsed="0"/>
-    <w:lsdException w:name="Table List 1" w:semiHidden="0" w:uiPriority="0" w:unhideWhenUsed="0"/>
-    <w:lsdException w:name="Table List 2" w:semiHidden="0" w:uiPriority="0" w:unhideWhenUsed="0"/>
-    <w:lsdException w:name="Table List 3" w:semiHidden="0" w:uiPriority="0" w:unhideWhenUsed="0"/>
-    <w:lsdException w:name="Table List 4" w:semiHidden="0" w:uiPriority="0" w:unhideWhenUsed="0"/>
-    <w:lsdException w:name="Table List 5" w:semiHidden="0" w:uiPriority="0" w:unhideWhenUsed="0"/>
-    <w:lsdException w:name="Table List 6" w:semiHidden="0" w:uiPriority="0" w:unhideWhenUsed="0"/>
-    <w:lsdException w:name="Table List 7" w:semiHidden="0" w:uiPriority="0" w:unhideWhenUsed="0"/>
-    <w:lsdException w:name="Table List 8" w:semiHidden="0" w:uiPriority="0" w:unhideWhenUsed="0"/>
-    <w:lsdException w:name="Table 3D effects 1" w:semiHidden="0" w:uiPriority="0" w:unhideWhenUsed="0"/>
-    <w:lsdException w:name="Table 3D effects 2" w:semiHidden="0" w:uiPriority="0" w:unhideWhenUsed="0"/>
-    <w:lsdException w:name="Table 3D effects 3" w:semiHidden="0" w:uiPriority="0" w:unhideWhenUsed="0"/>
-    <w:lsdException w:name="Table Contemporary" w:semiHidden="0" w:uiPriority="0" w:unhideWhenUsed="0"/>
-    <w:lsdException w:name="Table Elegant" w:semiHidden="0" w:uiPriority="0" w:unhideWhenUsed="0"/>
-    <w:lsdException w:name="Table Professional" w:semiHidden="0" w:uiPriority="0" w:unhideWhenUsed="0"/>
-    <w:lsdException w:name="Table Subtle 1" w:semiHidden="0" w:uiPriority="0" w:unhideWhenUsed="0"/>
-    <w:lsdException w:name="Table Subtle 2" w:semiHidden="0" w:uiPriority="0" w:unhideWhenUsed="0"/>
-    <w:lsdException w:name="Table Web 1" w:semiHidden="0" w:uiPriority="0" w:unhideWhenUsed="0"/>
-    <w:lsdException w:name="Table Web 2" w:semiHidden="0" w:uiPriority="0" w:unhideWhenUsed="0"/>
-    <w:lsdException w:name="Table Web 3" w:semiHidden="0" w:uiPriority="0" w:unhideWhenUsed="0"/>
-    <w:lsdException w:name="Balloon Text" w:semiHidden="0" w:uiPriority="0" w:unhideWhenUsed="0"/>
-    <w:lsdException w:name="Table Grid" w:semiHidden="0" w:uiPriority="0" w:unhideWhenUsed="0" w:qFormat="1"/>
-    <w:lsdException w:name="Table Theme" w:semiHidden="0" w:uiPriority="0" w:unhideWhenUsed="0"/>
-    <w:lsdException w:name="Light Shading" w:semiHidden="0" w:uiPriority="60" w:unhideWhenUsed="0"/>
-    <w:lsdException w:name="Light List" w:semiHidden="0" w:uiPriority="61" w:unhideWhenUsed="0"/>
-    <w:lsdException w:name="Light Grid" w:semiHidden="0" w:uiPriority="62" w:unhideWhenUsed="0"/>
-    <w:lsdException w:name="Medium Shading 1" w:semiHidden="0" w:uiPriority="63" w:unhideWhenUsed="0"/>
-    <w:lsdException w:name="Medium Shading 2" w:semiHidden="0" w:uiPriority="64" w:unhideWhenUsed="0"/>
-    <w:lsdException w:name="Medium List 1" w:semiHidden="0" w:uiPriority="65" w:unhideWhenUsed="0"/>
-    <w:lsdException w:name="Medium List 2" w:semiHidden="0" w:uiPriority="66" w:unhideWhenUsed="0"/>
-    <w:lsdException w:name="Medium Grid 1" w:semiHidden="0" w:uiPriority="67" w:unhideWhenUsed="0"/>
-    <w:lsdException w:name="Medium Grid 2" w:semiHidden="0" w:uiPriority="68" w:unhideWhenUsed="0"/>
-    <w:lsdException w:name="Medium Grid 3" w:semiHidden="0" w:uiPriority="69" w:unhideWhenUsed="0"/>
-    <w:lsdException w:name="Dark List" w:semiHidden="0" w:uiPriority="70" w:unhideWhenUsed="0"/>
-    <w:lsdException w:name="Colorful Shading" w:semiHidden="0" w:uiPriority="71" w:unhideWhenUsed="0"/>
-    <w:lsdException w:name="Colorful List" w:semiHidden="0" w:uiPriority="72" w:unhideWhenUsed="0"/>
-    <w:lsdException w:name="Colorful Grid" w:semiHidden="0" w:uiPriority="73" w:unhideWhenUsed="0"/>
-    <w:lsdException w:name="Light Shading Accent 1" w:semiHidden="0" w:uiPriority="60" w:unhideWhenUsed="0"/>
-    <w:lsdException w:name="Light List Accent 1" w:semiHidden="0" w:uiPriority="61" w:unhideWhenUsed="0"/>
-    <w:lsdException w:name="Light Grid Accent 1" w:semiHidden="0" w:uiPriority="62" w:unhideWhenUsed="0"/>
-    <w:lsdException w:name="Medium Shading 1 Accent 1" w:semiHidden="0" w:uiPriority="63" w:unhideWhenUsed="0"/>
-    <w:lsdException w:name="Medium Shading 2 Accent 1" w:semiHidden="0" w:uiPriority="64" w:unhideWhenUsed="0"/>
-    <w:lsdException w:name="Medium List 1 Accent 1" w:semiHidden="0" w:uiPriority="65" w:unhideWhenUsed="0"/>
-    <w:lsdException w:name="Medium List 2 Accent 1" w:semiHidden="0" w:uiPriority="66" w:unhideWhenUsed="0"/>
-    <w:lsdException w:name="Medium Grid 1 Accent 1" w:semiHidden="0" w:uiPriority="67" w:unhideWhenUsed="0"/>
-    <w:lsdException w:name="Medium Grid 2 Accent 1" w:semiHidden="0" w:uiPriority="68" w:unhideWhenUsed="0"/>
-    <w:lsdException w:name="Medium Grid 3 Accent 1" w:semiHidden="0" w:uiPriority="69" w:unhideWhenUsed="0"/>
-    <w:lsdException w:name="Dark List Accent 1" w:semiHidden="0" w:uiPriority="70" w:unhideWhenUsed="0"/>
-    <w:lsdException w:name="Colorful Shading Accent 1" w:semiHidden="0" w:uiPriority="71" w:unhideWhenUsed="0"/>
-    <w:lsdException w:name="Colorful List Accent 1" w:semiHidden="0" w:uiPriority="72" w:unhideWhenUsed="0"/>
-    <w:lsdException w:name="Colorful Grid Accent 1" w:semiHidden="0" w:uiPriority="73" w:unhideWhenUsed="0"/>
-    <w:lsdException w:name="Light Shading Accent 2" w:semiHidden="0" w:uiPriority="60" w:unhideWhenUsed="0"/>
-    <w:lsdException w:name="Light List Accent 2" w:semiHidden="0" w:uiPriority="61" w:unhideWhenUsed="0"/>
-    <w:lsdException w:name="Light Grid Accent 2" w:semiHidden="0" w:uiPriority="62" w:unhideWhenUsed="0"/>
-    <w:lsdException w:name="Medium Shading 1 Accent 2" w:semiHidden="0" w:uiPriority="63" w:unhideWhenUsed="0"/>
-    <w:lsdException w:name="Medium Shading 2 Accent 2" w:semiHidden="0" w:uiPriority="64" w:unhideWhenUsed="0"/>
-    <w:lsdException w:name="Medium List 1 Accent 2" w:semiHidden="0" w:uiPriority="65" w:unhideWhenUsed="0"/>
-    <w:lsdException w:name="Medium List 2 Accent 2" w:semiHidden="0" w:uiPriority="66" w:unhideWhenUsed="0"/>
-    <w:lsdException w:name="Medium Grid 1 Accent 2" w:semiHidden="0" w:uiPriority="67" w:unhideWhenUsed="0"/>
-    <w:lsdException w:name="Medium Grid 2 Accent 2" w:semiHidden="0" w:uiPriority="68" w:unhideWhenUsed="0"/>
-    <w:lsdException w:name="Medium Grid 3 Accent 2" w:semiHidden="0" w:uiPriority="69" w:unhideWhenUsed="0"/>
-    <w:lsdException w:name="Dark List Accent 2" w:semiHidden="0" w:uiPriority="70" w:unhideWhenUsed="0"/>
-    <w:lsdException w:name="Colorful Shading Accent 2" w:semiHidden="0" w:uiPriority="71" w:unhideWhenUsed="0"/>
-    <w:lsdException w:name="Colorful List Accent 2" w:semiHidden="0" w:uiPriority="72" w:unhideWhenUsed="0"/>
-    <w:lsdException w:name="Colorful Grid Accent 2" w:semiHidden="0" w:uiPriority="73" w:unhideWhenUsed="0"/>
-    <w:lsdException w:name="Light Shading Accent 3" w:semiHidden="0" w:uiPriority="60" w:unhideWhenUsed="0"/>
-    <w:lsdException w:name="Light List Accent 3" w:semiHidden="0" w:uiPriority="61" w:unhideWhenUsed="0"/>
-    <w:lsdException w:name="Light Grid Accent 3" w:semiHidden="0" w:uiPriority="62" w:unhideWhenUsed="0"/>
-    <w:lsdException w:name="Medium Shading 1 Accent 3" w:semiHidden="0" w:uiPriority="63" w:unhideWhenUsed="0"/>
-    <w:lsdException w:name="Medium Shading 2 Accent 3" w:semiHidden="0" w:uiPriority="64" w:unhideWhenUsed="0"/>
-    <w:lsdException w:name="Medium List 1 Accent 3" w:semiHidden="0" w:uiPriority="65" w:unhideWhenUsed="0"/>
-    <w:lsdException w:name="Medium List 2 Accent 3" w:semiHidden="0" w:uiPriority="66" w:unhideWhenUsed="0"/>
-    <w:lsdException w:name="Medium Grid 1 Accent 3" w:semiHidden="0" w:uiPriority="67" w:unhideWhenUsed="0"/>
-    <w:lsdException w:name="Medium Grid 2 Accent 3" w:semiHidden="0" w:uiPriority="68" w:unhideWhenUsed="0"/>
-    <w:lsdException w:name="Medium Grid 3 Accent 3" w:semiHidden="0" w:uiPriority="69" w:unhideWhenUsed="0"/>
-    <w:lsdException w:name="Dark List Accent 3" w:semiHidden="0" w:uiPriority="70" w:unhideWhenUsed="0"/>
-    <w:lsdException w:name="Colorful Shading Accent 3" w:semiHidden="0" w:uiPriority="71" w:unhideWhenUsed="0"/>
-    <w:lsdException w:name="Colorful List Accent 3" w:semiHidden="0" w:uiPriority="72" w:unhideWhenUsed="0"/>
-    <w:lsdException w:name="Colorful Grid Accent 3" w:semiHidden="0" w:uiPriority="73" w:unhideWhenUsed="0"/>
-    <w:lsdException w:name="Light Shading Accent 4" w:semiHidden="0" w:uiPriority="60" w:unhideWhenUsed="0"/>
-    <w:lsdException w:name="Light List Accent 4" w:semiHidden="0" w:uiPriority="61" w:unhideWhenUsed="0"/>
-    <w:lsdException w:name="Light Grid Accent 4" w:semiHidden="0" w:uiPriority="62" w:unhideWhenUsed="0"/>
-    <w:lsdException w:name="Medium Shading 1 Accent 4" w:semiHidden="0" w:uiPriority="63" w:unhideWhenUsed="0"/>
-    <w:lsdException w:name="Medium Shading 2 Accent 4" w:semiHidden="0" w:uiPriority="64" w:unhideWhenUsed="0"/>
-    <w:lsdException w:name="Medium List 1 Accent 4" w:semiHidden="0" w:uiPriority="65" w:unhideWhenUsed="0"/>
-    <w:lsdException w:name="Medium List 2 Accent 4" w:semiHidden="0" w:uiPriority="66" w:unhideWhenUsed="0"/>
-    <w:lsdException w:name="Medium Grid 1 Accent 4" w:semiHidden="0" w:uiPriority="67" w:unhideWhenUsed="0"/>
-    <w:lsdException w:name="Medium Grid 2 Accent 4" w:semiHidden="0" w:uiPriority="68" w:unhideWhenUsed="0"/>
-    <w:lsdException w:name="Medium Grid 3 Accent 4" w:semiHidden="0" w:uiPriority="69" w:unhideWhenUsed="0"/>
-    <w:lsdException w:name="Dark List Accent 4" w:semiHidden="0" w:uiPriority="70" w:unhideWhenUsed="0"/>
-    <w:lsdException w:name="Colorful Shading Accent 4" w:semiHidden="0" w:uiPriority="71" w:unhideWhenUsed="0"/>
-    <w:lsdException w:name="Colorful List Accent 4" w:semiHidden="0" w:uiPriority="72" w:unhideWhenUsed="0"/>
-    <w:lsdException w:name="Colorful Grid Accent 4" w:semiHidden="0" w:uiPriority="73" w:unhideWhenUsed="0"/>
-    <w:lsdException w:name="Light Shading Accent 5" w:semiHidden="0" w:uiPriority="60" w:unhideWhenUsed="0"/>
-    <w:lsdException w:name="Light List Accent 5" w:semiHidden="0" w:uiPriority="61" w:unhideWhenUsed="0"/>
-    <w:lsdException w:name="Light Grid Accent 5" w:semiHidden="0" w:uiPriority="62" w:unhideWhenUsed="0"/>
-    <w:lsdException w:name="Medium Shading 1 Accent 5" w:semiHidden="0" w:uiPriority="63" w:unhideWhenUsed="0"/>
-    <w:lsdException w:name="Medium Shading 2 Accent 5" w:semiHidden="0" w:uiPriority="64" w:unhideWhenUsed="0"/>
-    <w:lsdException w:name="Medium List 1 Accent 5" w:semiHidden="0" w:uiPriority="65" w:unhideWhenUsed="0"/>
-    <w:lsdException w:name="Medium List 2 Accent 5" w:semiHidden="0" w:uiPriority="66" w:unhideWhenUsed="0"/>
-    <w:lsdException w:name="Medium Grid 1 Accent 5" w:semiHidden="0" w:uiPriority="67" w:unhideWhenUsed="0"/>
-    <w:lsdException w:name="Medium Grid 2 Accent 5" w:semiHidden="0" w:uiPriority="68" w:unhideWhenUsed="0"/>
-    <w:lsdException w:name="Medium Grid 3 Accent 5" w:semiHidden="0" w:uiPriority="69" w:unhideWhenUsed="0"/>
-    <w:lsdException w:name="Dark List Accent 5" w:semiHidden="0" w:uiPriority="70" w:unhideWhenUsed="0"/>
-    <w:lsdException w:name="Colorful Shading Accent 5" w:semiHidden="0" w:uiPriority="71" w:unhideWhenUsed="0"/>
-    <w:lsdException w:name="Colorful List Accent 5" w:semiHidden="0" w:uiPriority="72" w:unhideWhenUsed="0"/>
-    <w:lsdException w:name="Colorful Grid Accent 5" w:semiHidden="0" w:uiPriority="73" w:unhideWhenUsed="0"/>
-    <w:lsdException w:name="Light Shading Accent 6" w:semiHidden="0" w:uiPriority="60" w:unhideWhenUsed="0"/>
-    <w:lsdException w:name="Light List Accent 6" w:semiHidden="0" w:uiPriority="61" w:unhideWhenUsed="0"/>
-    <w:lsdException w:name="Light Grid Accent 6" w:semiHidden="0" w:uiPriority="62" w:unhideWhenUsed="0"/>
-    <w:lsdException w:name="Medium Shading 1 Accent 6" w:semiHidden="0" w:uiPriority="63" w:unhideWhenUsed="0"/>
-    <w:lsdException w:name="Medium Shading 2 Accent 6" w:semiHidden="0" w:uiPriority="64" w:unhideWhenUsed="0"/>
-    <w:lsdException w:name="Medium List 1 Accent 6" w:semiHidden="0" w:uiPriority="65" w:unhideWhenUsed="0"/>
-    <w:lsdException w:name="Medium List 2 Accent 6" w:semiHidden="0" w:uiPriority="66" w:unhideWhenUsed="0"/>
-    <w:lsdException w:name="Medium Grid 1 Accent 6" w:semiHidden="0" w:uiPriority="67" w:unhideWhenUsed="0"/>
-    <w:lsdException w:name="Medium Grid 2 Accent 6" w:semiHidden="0" w:uiPriority="68" w:unhideWhenUsed="0"/>
-    <w:lsdException w:name="Medium Grid 3 Accent 6" w:semiHidden="0" w:uiPriority="69" w:unhideWhenUsed="0"/>
-    <w:lsdException w:name="Dark List Accent 6" w:semiHidden="0" w:uiPriority="70" w:unhideWhenUsed="0"/>
-    <w:lsdException w:name="Colorful Shading Accent 6" w:semiHidden="0" w:uiPriority="71" w:unhideWhenUsed="0"/>
-    <w:lsdException w:name="Colorful List Accent 6" w:semiHidden="0" w:uiPriority="72" w:unhideWhenUsed="0"/>
-    <w:lsdException w:name="Colorful Grid Accent 6" w:semiHidden="0" w:uiPriority="73" w:unhideWhenUsed="0"/>
+  <w:latentStyles w:count="260" w:defQFormat="0" w:defUnhideWhenUsed="1" w:defSemiHidden="1" w:defUIPriority="99" w:defLockedState="0">
+    <w:lsdException w:qFormat="1" w:unhideWhenUsed="0" w:uiPriority="0" w:semiHidden="0" w:name="Normal"/>
+    <w:lsdException w:qFormat="1" w:unhideWhenUsed="0" w:uiPriority="0" w:semiHidden="0" w:name="heading 1"/>
+    <w:lsdException w:qFormat="1" w:uiPriority="0" w:semiHidden="0" w:name="heading 2"/>
+    <w:lsdException w:qFormat="1" w:uiPriority="0" w:name="heading 3"/>
+    <w:lsdException w:qFormat="1" w:uiPriority="0" w:semiHidden="0" w:name="heading 4"/>
+    <w:lsdException w:qFormat="1" w:uiPriority="0" w:name="heading 5"/>
+    <w:lsdException w:qFormat="1" w:uiPriority="0" w:name="heading 6"/>
+    <w:lsdException w:qFormat="1" w:uiPriority="0" w:name="heading 7"/>
+    <w:lsdException w:qFormat="1" w:uiPriority="0" w:name="heading 8"/>
+    <w:lsdException w:qFormat="1" w:uiPriority="0" w:name="heading 9"/>
+    <w:lsdException w:unhideWhenUsed="0" w:uiPriority="0" w:semiHidden="0" w:name="index 1"/>
+    <w:lsdException w:unhideWhenUsed="0" w:uiPriority="0" w:semiHidden="0" w:name="index 2"/>
+    <w:lsdException w:unhideWhenUsed="0" w:uiPriority="0" w:semiHidden="0" w:name="index 3"/>
+    <w:lsdException w:unhideWhenUsed="0" w:uiPriority="0" w:semiHidden="0" w:name="index 4"/>
+    <w:lsdException w:unhideWhenUsed="0" w:uiPriority="0" w:semiHidden="0" w:name="index 5"/>
+    <w:lsdException w:unhideWhenUsed="0" w:uiPriority="0" w:semiHidden="0" w:name="index 6"/>
+    <w:lsdException w:unhideWhenUsed="0" w:uiPriority="0" w:semiHidden="0" w:name="index 7"/>
+    <w:lsdException w:unhideWhenUsed="0" w:uiPriority="0" w:semiHidden="0" w:name="index 8"/>
+    <w:lsdException w:unhideWhenUsed="0" w:uiPriority="0" w:semiHidden="0" w:name="index 9"/>
+    <w:lsdException w:qFormat="1" w:unhideWhenUsed="0" w:uiPriority="0" w:semiHidden="0" w:name="toc 1"/>
+    <w:lsdException w:qFormat="1" w:unhideWhenUsed="0" w:uiPriority="0" w:semiHidden="0" w:name="toc 2"/>
+    <w:lsdException w:qFormat="1" w:unhideWhenUsed="0" w:uiPriority="0" w:semiHidden="0" w:name="toc 3"/>
+    <w:lsdException w:unhideWhenUsed="0" w:uiPriority="0" w:semiHidden="0" w:name="toc 4"/>
+    <w:lsdException w:unhideWhenUsed="0" w:uiPriority="0" w:semiHidden="0" w:name="toc 5"/>
+    <w:lsdException w:unhideWhenUsed="0" w:uiPriority="0" w:semiHidden="0" w:name="toc 6"/>
+    <w:lsdException w:unhideWhenUsed="0" w:uiPriority="0" w:semiHidden="0" w:name="toc 7"/>
+    <w:lsdException w:unhideWhenUsed="0" w:uiPriority="0" w:semiHidden="0" w:name="toc 8"/>
+    <w:lsdException w:unhideWhenUsed="0" w:uiPriority="0" w:semiHidden="0" w:name="toc 9"/>
+    <w:lsdException w:unhideWhenUsed="0" w:uiPriority="0" w:semiHidden="0" w:name="Normal Indent"/>
+    <w:lsdException w:unhideWhenUsed="0" w:uiPriority="0" w:semiHidden="0" w:name="footnote text"/>
+    <w:lsdException w:qFormat="1" w:unhideWhenUsed="0" w:uiPriority="0" w:semiHidden="0" w:name="annotation text"/>
+    <w:lsdException w:qFormat="1" w:unhideWhenUsed="0" w:uiPriority="0" w:semiHidden="0" w:name="header"/>
+    <w:lsdException w:qFormat="1" w:unhideWhenUsed="0" w:uiPriority="0" w:semiHidden="0" w:name="footer"/>
+    <w:lsdException w:unhideWhenUsed="0" w:uiPriority="0" w:semiHidden="0" w:name="index heading"/>
+    <w:lsdException w:qFormat="1" w:uiPriority="0" w:name="caption"/>
+    <w:lsdException w:unhideWhenUsed="0" w:uiPriority="0" w:semiHidden="0" w:name="table of figures"/>
+    <w:lsdException w:unhideWhenUsed="0" w:uiPriority="0" w:semiHidden="0" w:name="envelope address"/>
+    <w:lsdException w:unhideWhenUsed="0" w:uiPriority="0" w:semiHidden="0" w:name="envelope return"/>
+    <w:lsdException w:unhideWhenUsed="0" w:uiPriority="0" w:semiHidden="0" w:name="footnote reference"/>
+    <w:lsdException w:unhideWhenUsed="0" w:uiPriority="0" w:semiHidden="0" w:name="annotation reference"/>
+    <w:lsdException w:unhideWhenUsed="0" w:uiPriority="0" w:semiHidden="0" w:name="line number"/>
+    <w:lsdException w:unhideWhenUsed="0" w:uiPriority="0" w:semiHidden="0" w:name="page number"/>
+    <w:lsdException w:unhideWhenUsed="0" w:uiPriority="0" w:semiHidden="0" w:name="endnote reference"/>
+    <w:lsdException w:unhideWhenUsed="0" w:uiPriority="0" w:semiHidden="0" w:name="endnote text"/>
+    <w:lsdException w:unhideWhenUsed="0" w:uiPriority="0" w:semiHidden="0" w:name="table of authorities"/>
+    <w:lsdException w:unhideWhenUsed="0" w:uiPriority="0" w:semiHidden="0" w:name="macro"/>
+    <w:lsdException w:unhideWhenUsed="0" w:uiPriority="0" w:semiHidden="0" w:name="toa heading"/>
+    <w:lsdException w:unhideWhenUsed="0" w:uiPriority="0" w:semiHidden="0" w:name="List"/>
+    <w:lsdException w:unhideWhenUsed="0" w:uiPriority="0" w:semiHidden="0" w:name="List Bullet"/>
+    <w:lsdException w:unhideWhenUsed="0" w:uiPriority="0" w:semiHidden="0" w:name="List Number"/>
+    <w:lsdException w:unhideWhenUsed="0" w:uiPriority="0" w:semiHidden="0" w:name="List 2"/>
+    <w:lsdException w:unhideWhenUsed="0" w:uiPriority="0" w:semiHidden="0" w:name="List 3"/>
+    <w:lsdException w:unhideWhenUsed="0" w:uiPriority="0" w:semiHidden="0" w:name="List 4"/>
+    <w:lsdException w:unhideWhenUsed="0" w:uiPriority="0" w:semiHidden="0" w:name="List 5"/>
+    <w:lsdException w:unhideWhenUsed="0" w:uiPriority="0" w:semiHidden="0" w:name="List Bullet 2"/>
+    <w:lsdException w:unhideWhenUsed="0" w:uiPriority="0" w:semiHidden="0" w:name="List Bullet 3"/>
+    <w:lsdException w:unhideWhenUsed="0" w:uiPriority="0" w:semiHidden="0" w:name="List Bullet 4"/>
+    <w:lsdException w:unhideWhenUsed="0" w:uiPriority="0" w:semiHidden="0" w:name="List Bullet 5"/>
+    <w:lsdException w:unhideWhenUsed="0" w:uiPriority="0" w:semiHidden="0" w:name="List Number 2"/>
+    <w:lsdException w:unhideWhenUsed="0" w:uiPriority="0" w:semiHidden="0" w:name="List Number 3"/>
+    <w:lsdException w:unhideWhenUsed="0" w:uiPriority="0" w:semiHidden="0" w:name="List Number 4"/>
+    <w:lsdException w:unhideWhenUsed="0" w:uiPriority="0" w:semiHidden="0" w:name="List Number 5"/>
+    <w:lsdException w:qFormat="1" w:unhideWhenUsed="0" w:uiPriority="0" w:semiHidden="0" w:name="Title"/>
+    <w:lsdException w:unhideWhenUsed="0" w:uiPriority="0" w:semiHidden="0" w:name="Closing"/>
+    <w:lsdException w:unhideWhenUsed="0" w:uiPriority="0" w:semiHidden="0" w:name="Signature"/>
+    <w:lsdException w:qFormat="1" w:unhideWhenUsed="0" w:uiPriority="0" w:name="Default Paragraph Font"/>
+    <w:lsdException w:qFormat="1" w:unhideWhenUsed="0" w:uiPriority="0" w:name="Body Text"/>
+    <w:lsdException w:unhideWhenUsed="0" w:uiPriority="0" w:semiHidden="0" w:name="Body Text Indent"/>
+    <w:lsdException w:unhideWhenUsed="0" w:uiPriority="0" w:semiHidden="0" w:name="List Continue"/>
+    <w:lsdException w:unhideWhenUsed="0" w:uiPriority="0" w:semiHidden="0" w:name="List Continue 2"/>
+    <w:lsdException w:unhideWhenUsed="0" w:uiPriority="0" w:semiHidden="0" w:name="List Continue 3"/>
+    <w:lsdException w:unhideWhenUsed="0" w:uiPriority="0" w:semiHidden="0" w:name="List Continue 4"/>
+    <w:lsdException w:unhideWhenUsed="0" w:uiPriority="0" w:semiHidden="0" w:name="List Continue 5"/>
+    <w:lsdException w:unhideWhenUsed="0" w:uiPriority="0" w:semiHidden="0" w:name="Message Header"/>
+    <w:lsdException w:qFormat="1" w:unhideWhenUsed="0" w:uiPriority="0" w:semiHidden="0" w:name="Subtitle"/>
+    <w:lsdException w:unhideWhenUsed="0" w:uiPriority="0" w:semiHidden="0" w:name="Salutation"/>
+    <w:lsdException w:unhideWhenUsed="0" w:uiPriority="0" w:semiHidden="0" w:name="Date"/>
+    <w:lsdException w:unhideWhenUsed="0" w:uiPriority="0" w:semiHidden="0" w:name="Body Text First Indent"/>
+    <w:lsdException w:unhideWhenUsed="0" w:uiPriority="0" w:semiHidden="0" w:name="Body Text First Indent 2"/>
+    <w:lsdException w:uiPriority="99" w:name="Note Heading"/>
+    <w:lsdException w:unhideWhenUsed="0" w:uiPriority="0" w:semiHidden="0" w:name="Body Text 2"/>
+    <w:lsdException w:unhideWhenUsed="0" w:uiPriority="0" w:semiHidden="0" w:name="Body Text 3"/>
+    <w:lsdException w:unhideWhenUsed="0" w:uiPriority="0" w:semiHidden="0" w:name="Body Text Indent 2"/>
+    <w:lsdException w:unhideWhenUsed="0" w:uiPriority="0" w:semiHidden="0" w:name="Body Text Indent 3"/>
+    <w:lsdException w:unhideWhenUsed="0" w:uiPriority="0" w:semiHidden="0" w:name="Block Text"/>
+    <w:lsdException w:unhideWhenUsed="0" w:uiPriority="0" w:semiHidden="0" w:name="Hyperlink"/>
+    <w:lsdException w:unhideWhenUsed="0" w:uiPriority="0" w:semiHidden="0" w:name="FollowedHyperlink"/>
+    <w:lsdException w:qFormat="1" w:unhideWhenUsed="0" w:uiPriority="0" w:semiHidden="0" w:name="Strong"/>
+    <w:lsdException w:qFormat="1" w:unhideWhenUsed="0" w:uiPriority="0" w:semiHidden="0" w:name="Emphasis"/>
+    <w:lsdException w:unhideWhenUsed="0" w:uiPriority="0" w:semiHidden="0" w:name="Document Map"/>
+    <w:lsdException w:unhideWhenUsed="0" w:uiPriority="0" w:semiHidden="0" w:name="Plain Text"/>
+    <w:lsdException w:unhideWhenUsed="0" w:uiPriority="0" w:semiHidden="0" w:name="E-mail Signature"/>
+    <w:lsdException w:qFormat="1" w:unhideWhenUsed="0" w:uiPriority="0" w:semiHidden="0" w:name="Normal (Web)"/>
+    <w:lsdException w:unhideWhenUsed="0" w:uiPriority="0" w:semiHidden="0" w:name="HTML Acronym"/>
+    <w:lsdException w:unhideWhenUsed="0" w:uiPriority="0" w:semiHidden="0" w:name="HTML Address"/>
+    <w:lsdException w:unhideWhenUsed="0" w:uiPriority="0" w:semiHidden="0" w:name="HTML Cite"/>
+    <w:lsdException w:unhideWhenUsed="0" w:uiPriority="0" w:semiHidden="0" w:name="HTML Code"/>
+    <w:lsdException w:unhideWhenUsed="0" w:uiPriority="0" w:semiHidden="0" w:name="HTML Definition"/>
+    <w:lsdException w:unhideWhenUsed="0" w:uiPriority="0" w:semiHidden="0" w:name="HTML Keyboard"/>
+    <w:lsdException w:unhideWhenUsed="0" w:uiPriority="0" w:semiHidden="0" w:name="HTML Preformatted"/>
+    <w:lsdException w:unhideWhenUsed="0" w:uiPriority="0" w:semiHidden="0" w:name="HTML Sample"/>
+    <w:lsdException w:unhideWhenUsed="0" w:uiPriority="0" w:semiHidden="0" w:name="HTML Typewriter"/>
+    <w:lsdException w:unhideWhenUsed="0" w:uiPriority="0" w:semiHidden="0" w:name="HTML Variable"/>
+    <w:lsdException w:qFormat="1" w:unhideWhenUsed="0" w:uiPriority="0" w:name="Normal Table"/>
+    <w:lsdException w:unhideWhenUsed="0" w:uiPriority="0" w:semiHidden="0" w:name="annotation subject"/>
+    <w:lsdException w:unhideWhenUsed="0" w:uiPriority="0" w:semiHidden="0" w:name="Table Simple 1"/>
+    <w:lsdException w:unhideWhenUsed="0" w:uiPriority="0" w:semiHidden="0" w:name="Table Simple 2"/>
+    <w:lsdException w:unhideWhenUsed="0" w:uiPriority="0" w:semiHidden="0" w:name="Table Simple 3"/>
+    <w:lsdException w:unhideWhenUsed="0" w:uiPriority="0" w:semiHidden="0" w:name="Table Classic 1"/>
+    <w:lsdException w:unhideWhenUsed="0" w:uiPriority="0" w:semiHidden="0" w:name="Table Classic 2"/>
+    <w:lsdException w:unhideWhenUsed="0" w:uiPriority="0" w:semiHidden="0" w:name="Table Classic 3"/>
+    <w:lsdException w:unhideWhenUsed="0" w:uiPriority="0" w:semiHidden="0" w:name="Table Classic 4"/>
+    <w:lsdException w:unhideWhenUsed="0" w:uiPriority="0" w:semiHidden="0" w:name="Table Colorful 1"/>
+    <w:lsdException w:unhideWhenUsed="0" w:uiPriority="0" w:semiHidden="0" w:name="Table Colorful 2"/>
+    <w:lsdException w:unhideWhenUsed="0" w:uiPriority="0" w:semiHidden="0" w:name="Table Colorful 3"/>
+    <w:lsdException w:unhideWhenUsed="0" w:uiPriority="0" w:semiHidden="0" w:name="Table Columns 1"/>
+    <w:lsdException w:unhideWhenUsed="0" w:uiPriority="0" w:semiHidden="0" w:name="Table Columns 2"/>
+    <w:lsdException w:unhideWhenUsed="0" w:uiPriority="0" w:semiHidden="0" w:name="Table Columns 3"/>
+    <w:lsdException w:unhideWhenUsed="0" w:uiPriority="0" w:semiHidden="0" w:name="Table Columns 4"/>
+    <w:lsdException w:unhideWhenUsed="0" w:uiPriority="0" w:semiHidden="0" w:name="Table Columns 5"/>
+    <w:lsdException w:unhideWhenUsed="0" w:uiPriority="0" w:semiHidden="0" w:name="Table Grid 1"/>
+    <w:lsdException w:unhideWhenUsed="0" w:uiPriority="0" w:semiHidden="0" w:name="Table Grid 2"/>
+    <w:lsdException w:unhideWhenUsed="0" w:uiPriority="0" w:semiHidden="0" w:name="Table Grid 3"/>
+    <w:lsdException w:unhideWhenUsed="0" w:uiPriority="0" w:semiHidden="0" w:name="Table Grid 4"/>
+    <w:lsdException w:unhideWhenUsed="0" w:uiPriority="0" w:semiHidden="0" w:name="Table Grid 5"/>
+    <w:lsdException w:unhideWhenUsed="0" w:uiPriority="0" w:semiHidden="0" w:name="Table Grid 6"/>
+    <w:lsdException w:unhideWhenUsed="0" w:uiPriority="0" w:semiHidden="0" w:name="Table Grid 7"/>
+    <w:lsdException w:unhideWhenUsed="0" w:uiPriority="0" w:semiHidden="0" w:name="Table Grid 8"/>
+    <w:lsdException w:unhideWhenUsed="0" w:uiPriority="0" w:semiHidden="0" w:name="Table List 1"/>
+    <w:lsdException w:unhideWhenUsed="0" w:uiPriority="0" w:semiHidden="0" w:name="Table List 2"/>
+    <w:lsdException w:unhideWhenUsed="0" w:uiPriority="0" w:semiHidden="0" w:name="Table List 3"/>
+    <w:lsdException w:unhideWhenUsed="0" w:uiPriority="0" w:semiHidden="0" w:name="Table List 4"/>
+    <w:lsdException w:unhideWhenUsed="0" w:uiPriority="0" w:semiHidden="0" w:name="Table List 5"/>
+    <w:lsdException w:unhideWhenUsed="0" w:uiPriority="0" w:semiHidden="0" w:name="Table List 6"/>
+    <w:lsdException w:unhideWhenUsed="0" w:uiPriority="0" w:semiHidden="0" w:name="Table List 7"/>
+    <w:lsdException w:unhideWhenUsed="0" w:uiPriority="0" w:semiHidden="0" w:name="Table List 8"/>
+    <w:lsdException w:unhideWhenUsed="0" w:uiPriority="0" w:semiHidden="0" w:name="Table 3D effects 1"/>
+    <w:lsdException w:unhideWhenUsed="0" w:uiPriority="0" w:semiHidden="0" w:name="Table 3D effects 2"/>
+    <w:lsdException w:unhideWhenUsed="0" w:uiPriority="0" w:semiHidden="0" w:name="Table 3D effects 3"/>
+    <w:lsdException w:unhideWhenUsed="0" w:uiPriority="0" w:semiHidden="0" w:name="Table Contemporary"/>
+    <w:lsdException w:unhideWhenUsed="0" w:uiPriority="0" w:semiHidden="0" w:name="Table Elegant"/>
+    <w:lsdException w:unhideWhenUsed="0" w:uiPriority="0" w:semiHidden="0" w:name="Table Professional"/>
+    <w:lsdException w:unhideWhenUsed="0" w:uiPriority="0" w:semiHidden="0" w:name="Table Subtle 1"/>
+    <w:lsdException w:unhideWhenUsed="0" w:uiPriority="0" w:semiHidden="0" w:name="Table Subtle 2"/>
+    <w:lsdException w:unhideWhenUsed="0" w:uiPriority="0" w:semiHidden="0" w:name="Table Web 1"/>
+    <w:lsdException w:unhideWhenUsed="0" w:uiPriority="0" w:semiHidden="0" w:name="Table Web 2"/>
+    <w:lsdException w:unhideWhenUsed="0" w:uiPriority="0" w:semiHidden="0" w:name="Table Web 3"/>
+    <w:lsdException w:unhideWhenUsed="0" w:uiPriority="0" w:semiHidden="0" w:name="Balloon Text"/>
+    <w:lsdException w:qFormat="1" w:unhideWhenUsed="0" w:uiPriority="0" w:semiHidden="0" w:name="Table Grid"/>
+    <w:lsdException w:unhideWhenUsed="0" w:uiPriority="0" w:semiHidden="0" w:name="Table Theme"/>
+    <w:lsdException w:unhideWhenUsed="0" w:uiPriority="60" w:semiHidden="0" w:name="Light Shading"/>
+    <w:lsdException w:unhideWhenUsed="0" w:uiPriority="61" w:semiHidden="0" w:name="Light List"/>
+    <w:lsdException w:unhideWhenUsed="0" w:uiPriority="62" w:semiHidden="0" w:name="Light Grid"/>
+    <w:lsdException w:unhideWhenUsed="0" w:uiPriority="63" w:semiHidden="0" w:name="Medium Shading 1"/>
+    <w:lsdException w:unhideWhenUsed="0" w:uiPriority="64" w:semiHidden="0" w:name="Medium Shading 2"/>
+    <w:lsdException w:unhideWhenUsed="0" w:uiPriority="65" w:semiHidden="0" w:name="Medium List 1"/>
+    <w:lsdException w:unhideWhenUsed="0" w:uiPriority="66" w:semiHidden="0" w:name="Medium List 2"/>
+    <w:lsdException w:unhideWhenUsed="0" w:uiPriority="67" w:semiHidden="0" w:name="Medium Grid 1"/>
+    <w:lsdException w:unhideWhenUsed="0" w:uiPriority="68" w:semiHidden="0" w:name="Medium Grid 2"/>
+    <w:lsdException w:unhideWhenUsed="0" w:uiPriority="69" w:semiHidden="0" w:name="Medium Grid 3"/>
+    <w:lsdException w:unhideWhenUsed="0" w:uiPriority="70" w:semiHidden="0" w:name="Dark List"/>
+    <w:lsdException w:unhideWhenUsed="0" w:uiPriority="71" w:semiHidden="0" w:name="Colorful Shading"/>
+    <w:lsdException w:unhideWhenUsed="0" w:uiPriority="72" w:semiHidden="0" w:name="Colorful List"/>
+    <w:lsdException w:unhideWhenUsed="0" w:uiPriority="73" w:semiHidden="0" w:name="Colorful Grid"/>
+    <w:lsdException w:unhideWhenUsed="0" w:uiPriority="60" w:semiHidden="0" w:name="Light Shading Accent 1"/>
+    <w:lsdException w:unhideWhenUsed="0" w:uiPriority="61" w:semiHidden="0" w:name="Light List Accent 1"/>
+    <w:lsdException w:unhideWhenUsed="0" w:uiPriority="62" w:semiHidden="0" w:name="Light Grid Accent 1"/>
+    <w:lsdException w:unhideWhenUsed="0" w:uiPriority="63" w:semiHidden="0" w:name="Medium Shading 1 Accent 1"/>
+    <w:lsdException w:unhideWhenUsed="0" w:uiPriority="64" w:semiHidden="0" w:name="Medium Shading 2 Accent 1"/>
+    <w:lsdException w:unhideWhenUsed="0" w:uiPriority="65" w:semiHidden="0" w:name="Medium List 1 Accent 1"/>
+    <w:lsdException w:unhideWhenUsed="0" w:uiPriority="66" w:semiHidden="0" w:name="Medium List 2 Accent 1"/>
+    <w:lsdException w:unhideWhenUsed="0" w:uiPriority="67" w:semiHidden="0" w:name="Medium Grid 1 Accent 1"/>
+    <w:lsdException w:unhideWhenUsed="0" w:uiPriority="68" w:semiHidden="0" w:name="Medium Grid 2 Accent 1"/>
+    <w:lsdException w:unhideWhenUsed="0" w:uiPriority="69" w:semiHidden="0" w:name="Medium Grid 3 Accent 1"/>
+    <w:lsdException w:unhideWhenUsed="0" w:uiPriority="70" w:semiHidden="0" w:name="Dark List Accent 1"/>
+    <w:lsdException w:unhideWhenUsed="0" w:uiPriority="71" w:semiHidden="0" w:name="Colorful Shading Accent 1"/>
+    <w:lsdException w:unhideWhenUsed="0" w:uiPriority="72" w:semiHidden="0" w:name="Colorful List Accent 1"/>
+    <w:lsdException w:unhideWhenUsed="0" w:uiPriority="73" w:semiHidden="0" w:name="Colorful Grid Accent 1"/>
+    <w:lsdException w:unhideWhenUsed="0" w:uiPriority="60" w:semiHidden="0" w:name="Light Shading Accent 2"/>
+    <w:lsdException w:unhideWhenUsed="0" w:uiPriority="61" w:semiHidden="0" w:name="Light List Accent 2"/>
+    <w:lsdException w:unhideWhenUsed="0" w:uiPriority="62" w:semiHidden="0" w:name="Light Grid Accent 2"/>
+    <w:lsdException w:unhideWhenUsed="0" w:uiPriority="63" w:semiHidden="0" w:name="Medium Shading 1 Accent 2"/>
+    <w:lsdException w:unhideWhenUsed="0" w:uiPriority="64" w:semiHidden="0" w:name="Medium Shading 2 Accent 2"/>
+    <w:lsdException w:unhideWhenUsed="0" w:uiPriority="65" w:semiHidden="0" w:name="Medium List 1 Accent 2"/>
+    <w:lsdException w:unhideWhenUsed="0" w:uiPriority="66" w:semiHidden="0" w:name="Medium List 2 Accent 2"/>
+    <w:lsdException w:unhideWhenUsed="0" w:uiPriority="67" w:semiHidden="0" w:name="Medium Grid 1 Accent 2"/>
+    <w:lsdException w:unhideWhenUsed="0" w:uiPriority="68" w:semiHidden="0" w:name="Medium Grid 2 Accent 2"/>
+    <w:lsdException w:unhideWhenUsed="0" w:uiPriority="69" w:semiHidden="0" w:name="Medium Grid 3 Accent 2"/>
+    <w:lsdException w:unhideWhenUsed="0" w:uiPriority="70" w:semiHidden="0" w:name="Dark List Accent 2"/>
+    <w:lsdException w:unhideWhenUsed="0" w:uiPriority="71" w:semiHidden="0" w:name="Colorful Shading Accent 2"/>
+    <w:lsdException w:unhideWhenUsed="0" w:uiPriority="72" w:semiHidden="0" w:name="Colorful List Accent 2"/>
+    <w:lsdException w:unhideWhenUsed="0" w:uiPriority="73" w:semiHidden="0" w:name="Colorful Grid Accent 2"/>
+    <w:lsdException w:unhideWhenUsed="0" w:uiPriority="60" w:semiHidden="0" w:name="Light Shading Accent 3"/>
+    <w:lsdException w:unhideWhenUsed="0" w:uiPriority="61" w:semiHidden="0" w:name="Light List Accent 3"/>
+    <w:lsdException w:unhideWhenUsed="0" w:uiPriority="62" w:semiHidden="0" w:name="Light Grid Accent 3"/>
+    <w:lsdException w:unhideWhenUsed="0" w:uiPriority="63" w:semiHidden="0" w:name="Medium Shading 1 Accent 3"/>
+    <w:lsdException w:unhideWhenUsed="0" w:uiPriority="64" w:semiHidden="0" w:name="Medium Shading 2 Accent 3"/>
+    <w:lsdException w:unhideWhenUsed="0" w:uiPriority="65" w:semiHidden="0" w:name="Medium List 1 Accent 3"/>
+    <w:lsdException w:unhideWhenUsed="0" w:uiPriority="66" w:semiHidden="0" w:name="Medium List 2 Accent 3"/>
+    <w:lsdException w:unhideWhenUsed="0" w:uiPriority="67" w:semiHidden="0" w:name="Medium Grid 1 Accent 3"/>
+    <w:lsdException w:unhideWhenUsed="0" w:uiPriority="68" w:semiHidden="0" w:name="Medium Grid 2 Accent 3"/>
+    <w:lsdException w:unhideWhenUsed="0" w:uiPriority="69" w:semiHidden="0" w:name="Medium Grid 3 Accent 3"/>
+    <w:lsdException w:unhideWhenUsed="0" w:uiPriority="70" w:semiHidden="0" w:name="Dark List Accent 3"/>
+    <w:lsdException w:unhideWhenUsed="0" w:uiPriority="71" w:semiHidden="0" w:name="Colorful Shading Accent 3"/>
+    <w:lsdException w:unhideWhenUsed="0" w:uiPriority="72" w:semiHidden="0" w:name="Colorful List Accent 3"/>
+    <w:lsdException w:unhideWhenUsed="0" w:uiPriority="73" w:semiHidden="0" w:name="Colorful Grid Accent 3"/>
+    <w:lsdException w:unhideWhenUsed="0" w:uiPriority="60" w:semiHidden="0" w:name="Light Shading Accent 4"/>
+    <w:lsdException w:unhideWhenUsed="0" w:uiPriority="61" w:semiHidden="0" w:name="Light List Accent 4"/>
+    <w:lsdException w:unhideWhenUsed="0" w:uiPriority="62" w:semiHidden="0" w:name="Light Grid Accent 4"/>
+    <w:lsdException w:unhideWhenUsed="0" w:uiPriority="63" w:semiHidden="0" w:name="Medium Shading 1 Accent 4"/>
+    <w:lsdException w:unhideWhenUsed="0" w:uiPriority="64" w:semiHidden="0" w:name="Medium Shading 2 Accent 4"/>
+    <w:lsdException w:unhideWhenUsed="0" w:uiPriority="65" w:semiHidden="0" w:name="Medium List 1 Accent 4"/>
+    <w:lsdException w:unhideWhenUsed="0" w:uiPriority="66" w:semiHidden="0" w:name="Medium List 2 Accent 4"/>
+    <w:lsdException w:unhideWhenUsed="0" w:uiPriority="67" w:semiHidden="0" w:name="Medium Grid 1 Accent 4"/>
+    <w:lsdException w:unhideWhenUsed="0" w:uiPriority="68" w:semiHidden="0" w:name="Medium Grid 2 Accent 4"/>
+    <w:lsdException w:unhideWhenUsed="0" w:uiPriority="69" w:semiHidden="0" w:name="Medium Grid 3 Accent 4"/>
+    <w:lsdException w:unhideWhenUsed="0" w:uiPriority="70" w:semiHidden="0" w:name="Dark List Accent 4"/>
+    <w:lsdException w:unhideWhenUsed="0" w:uiPriority="71" w:semiHidden="0" w:name="Colorful Shading Accent 4"/>
+    <w:lsdException w:unhideWhenUsed="0" w:uiPriority="72" w:semiHidden="0" w:name="Colorful List Accent 4"/>
+    <w:lsdException w:unhideWhenUsed="0" w:uiPriority="73" w:semiHidden="0" w:name="Colorful Grid Accent 4"/>
+    <w:lsdException w:unhideWhenUsed="0" w:uiPriority="60" w:semiHidden="0" w:name="Light Shading Accent 5"/>
+    <w:lsdException w:unhideWhenUsed="0" w:uiPriority="61" w:semiHidden="0" w:name="Light List Accent 5"/>
+    <w:lsdException w:unhideWhenUsed="0" w:uiPriority="62" w:semiHidden="0" w:name="Light Grid Accent 5"/>
+    <w:lsdException w:unhideWhenUsed="0" w:uiPriority="63" w:semiHidden="0" w:name="Medium Shading 1 Accent 5"/>
+    <w:lsdException w:unhideWhenUsed="0" w:uiPriority="64" w:semiHidden="0" w:name="Medium Shading 2 Accent 5"/>
+    <w:lsdException w:unhideWhenUsed="0" w:uiPriority="65" w:semiHidden="0" w:name="Medium List 1 Accent 5"/>
+    <w:lsdException w:unhideWhenUsed="0" w:uiPriority="66" w:semiHidden="0" w:name="Medium List 2 Accent 5"/>
+    <w:lsdException w:unhideWhenUsed="0" w:uiPriority="67" w:semiHidden="0" w:name="Medium Grid 1 Accent 5"/>
+    <w:lsdException w:unhideWhenUsed="0" w:uiPriority="68" w:semiHidden="0" w:name="Medium Grid 2 Accent 5"/>
+    <w:lsdException w:unhideWhenUsed="0" w:uiPriority="69" w:semiHidden="0" w:name="Medium Grid 3 Accent 5"/>
+    <w:lsdException w:unhideWhenUsed="0" w:uiPriority="70" w:semiHidden="0" w:name="Dark List Accent 5"/>
+    <w:lsdException w:unhideWhenUsed="0" w:uiPriority="71" w:semiHidden="0" w:name="Colorful Shading Accent 5"/>
+    <w:lsdException w:unhideWhenUsed="0" w:uiPriority="72" w:semiHidden="0" w:name="Colorful List Accent 5"/>
+    <w:lsdException w:unhideWhenUsed="0" w:uiPriority="73" w:semiHidden="0" w:name="Colorful Grid Accent 5"/>
+    <w:lsdException w:unhideWhenUsed="0" w:uiPriority="60" w:semiHidden="0" w:name="Light Shading Accent 6"/>
+    <w:lsdException w:unhideWhenUsed="0" w:uiPriority="61" w:semiHidden="0" w:name="Light List Accent 6"/>
+    <w:lsdException w:unhideWhenUsed="0" w:uiPriority="62" w:semiHidden="0" w:name="Light Grid Accent 6"/>
+    <w:lsdException w:unhideWhenUsed="0" w:uiPriority="63" w:semiHidden="0" w:name="Medium Shading 1 Accent 6"/>
+    <w:lsdException w:unhideWhenUsed="0" w:uiPriority="64" w:semiHidden="0" w:name="Medium Shading 2 Accent 6"/>
+    <w:lsdException w:unhideWhenUsed="0" w:uiPriority="65" w:semiHidden="0" w:name="Medium List 1 Accent 6"/>
+    <w:lsdException w:unhideWhenUsed="0" w:uiPriority="66" w:semiHidden="0" w:name="Medium List 2 Accent 6"/>
+    <w:lsdException w:unhideWhenUsed="0" w:uiPriority="67" w:semiHidden="0" w:name="Medium Grid 1 Accent 6"/>
+    <w:lsdException w:unhideWhenUsed="0" w:uiPriority="68" w:semiHidden="0" w:name="Medium Grid 2 Accent 6"/>
+    <w:lsdException w:unhideWhenUsed="0" w:uiPriority="69" w:semiHidden="0" w:name="Medium Grid 3 Accent 6"/>
+    <w:lsdException w:unhideWhenUsed="0" w:uiPriority="70" w:semiHidden="0" w:name="Dark List Accent 6"/>
+    <w:lsdException w:unhideWhenUsed="0" w:uiPriority="71" w:semiHidden="0" w:name="Colorful Shading Accent 6"/>
+    <w:lsdException w:unhideWhenUsed="0" w:uiPriority="72" w:semiHidden="0" w:name="Colorful List Accent 6"/>
+    <w:lsdException w:unhideWhenUsed="0" w:uiPriority="73" w:semiHidden="0" w:name="Colorful Grid Accent 6"/>
   </w:latentStyles>
-  <w:style w:type="paragraph" w:default="1" w:styleId="Normal">
+  <w:style w:type="paragraph" w:default="1" w:styleId="1">
     <w:name w:val="Normal"/>
     <w:qFormat/>
+    <w:uiPriority w:val="0"/>
     <w:pPr>
       <w:kinsoku w:val="0"/>
       <w:autoSpaceDE w:val="0"/>
@@ -6189,7 +6313,7 @@
       <w:textAlignment w:val="baseline"/>
     </w:pPr>
     <w:rPr>
-      <w:rFonts w:ascii="Arial" w:eastAsia="宋体" w:hAnsi="Arial" w:cs="Arial"/>
+      <w:rFonts w:ascii="Arial" w:hAnsi="Arial" w:eastAsia="宋体" w:cs="Arial"/>
       <w:snapToGrid w:val="0"/>
       <w:color w:val="000000"/>
       <w:kern w:val="0"/>
@@ -6198,11 +6322,12 @@
       <w:lang w:val="en-US" w:eastAsia="en-US" w:bidi="ar-SA"/>
     </w:rPr>
   </w:style>
-  <w:style w:type="paragraph" w:styleId="Heading1">
+  <w:style w:type="paragraph" w:styleId="2">
     <w:name w:val="heading 1"/>
-    <w:basedOn w:val="Normal"/>
-    <w:next w:val="Normal"/>
+    <w:basedOn w:val="1"/>
+    <w:next w:val="1"/>
     <w:qFormat/>
+    <w:uiPriority w:val="0"/>
     <w:pPr>
       <w:keepNext/>
       <w:keepLines/>
@@ -6220,12 +6345,13 @@
       <w:sz w:val="44"/>
     </w:rPr>
   </w:style>
-  <w:style w:type="paragraph" w:styleId="Heading2">
+  <w:style w:type="paragraph" w:styleId="3">
     <w:name w:val="heading 2"/>
-    <w:basedOn w:val="Normal"/>
-    <w:next w:val="Normal"/>
+    <w:basedOn w:val="1"/>
+    <w:next w:val="1"/>
     <w:unhideWhenUsed/>
     <w:qFormat/>
+    <w:uiPriority w:val="0"/>
     <w:pPr>
       <w:keepNext/>
       <w:keepLines/>
@@ -6238,18 +6364,19 @@
       <w:outlineLvl w:val="1"/>
     </w:pPr>
     <w:rPr>
-      <w:rFonts w:ascii="Arial" w:eastAsia="黑体" w:hAnsi="Arial"/>
+      <w:rFonts w:ascii="Arial" w:hAnsi="Arial" w:eastAsia="黑体"/>
       <w:b/>
       <w:sz w:val="32"/>
     </w:rPr>
   </w:style>
-  <w:style w:type="paragraph" w:styleId="Heading3">
+  <w:style w:type="paragraph" w:styleId="4">
     <w:name w:val="heading 3"/>
-    <w:basedOn w:val="Normal"/>
-    <w:next w:val="Normal"/>
+    <w:basedOn w:val="1"/>
+    <w:next w:val="1"/>
     <w:semiHidden/>
     <w:unhideWhenUsed/>
     <w:qFormat/>
+    <w:uiPriority w:val="0"/>
     <w:pPr>
       <w:keepNext/>
       <w:keepLines/>
@@ -6266,12 +6393,13 @@
       <w:sz w:val="32"/>
     </w:rPr>
   </w:style>
-  <w:style w:type="paragraph" w:styleId="Heading4">
+  <w:style w:type="paragraph" w:styleId="5">
     <w:name w:val="heading 4"/>
-    <w:basedOn w:val="Normal"/>
-    <w:next w:val="Normal"/>
+    <w:basedOn w:val="1"/>
+    <w:next w:val="1"/>
     <w:unhideWhenUsed/>
     <w:qFormat/>
+    <w:uiPriority w:val="0"/>
     <w:pPr>
       <w:keepNext/>
       <w:keepLines/>
@@ -6284,18 +6412,19 @@
       <w:outlineLvl w:val="3"/>
     </w:pPr>
     <w:rPr>
-      <w:rFonts w:ascii="Arial" w:eastAsia="黑体" w:hAnsi="Arial"/>
+      <w:rFonts w:ascii="Arial" w:hAnsi="Arial" w:eastAsia="黑体"/>
       <w:b/>
       <w:sz w:val="28"/>
     </w:rPr>
   </w:style>
-  <w:style w:type="paragraph" w:styleId="Heading5">
+  <w:style w:type="paragraph" w:styleId="6">
     <w:name w:val="heading 5"/>
-    <w:basedOn w:val="Normal"/>
-    <w:next w:val="Normal"/>
+    <w:basedOn w:val="1"/>
+    <w:next w:val="1"/>
     <w:semiHidden/>
     <w:unhideWhenUsed/>
     <w:qFormat/>
+    <w:uiPriority w:val="0"/>
     <w:pPr>
       <w:keepNext/>
       <w:keepLines/>
@@ -6312,13 +6441,14 @@
       <w:sz w:val="28"/>
     </w:rPr>
   </w:style>
-  <w:style w:type="paragraph" w:styleId="Heading6">
+  <w:style w:type="paragraph" w:styleId="7">
     <w:name w:val="heading 6"/>
-    <w:basedOn w:val="Normal"/>
-    <w:next w:val="Normal"/>
+    <w:basedOn w:val="1"/>
+    <w:next w:val="1"/>
     <w:semiHidden/>
     <w:unhideWhenUsed/>
     <w:qFormat/>
+    <w:uiPriority w:val="0"/>
     <w:pPr>
       <w:keepNext/>
       <w:keepLines/>
@@ -6331,18 +6461,19 @@
       <w:outlineLvl w:val="5"/>
     </w:pPr>
     <w:rPr>
-      <w:rFonts w:ascii="Arial" w:eastAsia="黑体" w:hAnsi="Arial"/>
+      <w:rFonts w:ascii="Arial" w:hAnsi="Arial" w:eastAsia="黑体"/>
       <w:b/>
       <w:sz w:val="24"/>
     </w:rPr>
   </w:style>
-  <w:style w:type="paragraph" w:styleId="Heading7">
+  <w:style w:type="paragraph" w:styleId="8">
     <w:name w:val="heading 7"/>
-    <w:basedOn w:val="Normal"/>
-    <w:next w:val="Normal"/>
+    <w:basedOn w:val="1"/>
+    <w:next w:val="1"/>
     <w:semiHidden/>
     <w:unhideWhenUsed/>
     <w:qFormat/>
+    <w:uiPriority w:val="0"/>
     <w:pPr>
       <w:keepNext/>
       <w:keepLines/>
@@ -6359,13 +6490,14 @@
       <w:sz w:val="24"/>
     </w:rPr>
   </w:style>
-  <w:style w:type="paragraph" w:styleId="Heading8">
+  <w:style w:type="paragraph" w:styleId="9">
     <w:name w:val="heading 8"/>
-    <w:basedOn w:val="Normal"/>
-    <w:next w:val="Normal"/>
+    <w:basedOn w:val="1"/>
+    <w:next w:val="1"/>
     <w:semiHidden/>
     <w:unhideWhenUsed/>
     <w:qFormat/>
+    <w:uiPriority w:val="0"/>
     <w:pPr>
       <w:keepNext/>
       <w:keepLines/>
@@ -6378,17 +6510,18 @@
       <w:outlineLvl w:val="7"/>
     </w:pPr>
     <w:rPr>
-      <w:rFonts w:ascii="Arial" w:eastAsia="黑体" w:hAnsi="Arial"/>
+      <w:rFonts w:ascii="Arial" w:hAnsi="Arial" w:eastAsia="黑体"/>
       <w:sz w:val="24"/>
     </w:rPr>
   </w:style>
-  <w:style w:type="paragraph" w:styleId="Heading9">
+  <w:style w:type="paragraph" w:styleId="10">
     <w:name w:val="heading 9"/>
-    <w:basedOn w:val="Normal"/>
-    <w:next w:val="Normal"/>
+    <w:basedOn w:val="1"/>
+    <w:next w:val="1"/>
     <w:semiHidden/>
     <w:unhideWhenUsed/>
     <w:qFormat/>
+    <w:uiPriority w:val="0"/>
     <w:pPr>
       <w:keepNext/>
       <w:keepLines/>
@@ -6401,19 +6534,21 @@
       <w:outlineLvl w:val="8"/>
     </w:pPr>
     <w:rPr>
-      <w:rFonts w:ascii="Arial" w:eastAsia="黑体" w:hAnsi="Arial"/>
+      <w:rFonts w:ascii="Arial" w:hAnsi="Arial" w:eastAsia="黑体"/>
       <w:sz w:val="21"/>
     </w:rPr>
   </w:style>
-  <w:style w:type="character" w:default="1" w:styleId="DefaultParagraphFont">
+  <w:style w:type="character" w:default="1" w:styleId="22">
     <w:name w:val="Default Paragraph Font"/>
     <w:semiHidden/>
     <w:qFormat/>
+    <w:uiPriority w:val="0"/>
   </w:style>
-  <w:style w:type="table" w:default="1" w:styleId="TableNormal">
+  <w:style w:type="table" w:default="1" w:styleId="20">
     <w:name w:val="Normal Table"/>
     <w:semiHidden/>
     <w:qFormat/>
+    <w:uiPriority w:val="0"/>
     <w:tblPr>
       <w:tblCellMar>
         <w:top w:w="0" w:type="dxa"/>
@@ -6423,39 +6558,43 @@
       </w:tblCellMar>
     </w:tblPr>
   </w:style>
-  <w:style w:type="paragraph" w:styleId="CommentText">
+  <w:style w:type="paragraph" w:styleId="11">
     <w:name w:val="annotation text"/>
-    <w:basedOn w:val="Normal"/>
+    <w:basedOn w:val="1"/>
     <w:qFormat/>
+    <w:uiPriority w:val="0"/>
     <w:pPr>
       <w:jc w:val="left"/>
     </w:pPr>
   </w:style>
-  <w:style w:type="paragraph" w:styleId="BodyText">
+  <w:style w:type="paragraph" w:styleId="12">
     <w:name w:val="Body Text"/>
-    <w:basedOn w:val="Normal"/>
+    <w:basedOn w:val="1"/>
     <w:semiHidden/>
     <w:qFormat/>
+    <w:uiPriority w:val="0"/>
     <w:rPr>
-      <w:rFonts w:ascii="Arial" w:eastAsia="Arial" w:hAnsi="Arial" w:cs="Arial"/>
+      <w:rFonts w:ascii="Arial" w:hAnsi="Arial" w:eastAsia="Arial" w:cs="Arial"/>
       <w:sz w:val="21"/>
       <w:szCs w:val="21"/>
       <w:lang w:val="en-US" w:eastAsia="en-US" w:bidi="ar-SA"/>
     </w:rPr>
   </w:style>
-  <w:style w:type="paragraph" w:styleId="TOC3">
+  <w:style w:type="paragraph" w:styleId="13">
     <w:name w:val="toc 3"/>
-    <w:basedOn w:val="Normal"/>
-    <w:next w:val="Normal"/>
+    <w:basedOn w:val="1"/>
+    <w:next w:val="1"/>
     <w:qFormat/>
+    <w:uiPriority w:val="0"/>
     <w:pPr>
       <w:ind w:left="840" w:leftChars="400"/>
     </w:pPr>
   </w:style>
-  <w:style w:type="paragraph" w:styleId="Footer">
+  <w:style w:type="paragraph" w:styleId="14">
     <w:name w:val="footer"/>
-    <w:basedOn w:val="Normal"/>
+    <w:basedOn w:val="1"/>
     <w:qFormat/>
+    <w:uiPriority w:val="0"/>
     <w:pPr>
       <w:tabs>
         <w:tab w:val="center" w:pos="4153"/>
@@ -6468,16 +6607,17 @@
       <w:sz w:val="18"/>
     </w:rPr>
   </w:style>
-  <w:style w:type="paragraph" w:styleId="Header">
+  <w:style w:type="paragraph" w:styleId="15">
     <w:name w:val="header"/>
-    <w:basedOn w:val="Normal"/>
+    <w:basedOn w:val="1"/>
     <w:qFormat/>
+    <w:uiPriority w:val="0"/>
     <w:pPr>
       <w:pBdr>
-        <w:top w:val="nil"/>
-        <w:left w:val="nil"/>
-        <w:bottom w:val="nil"/>
-        <w:right w:val="nil"/>
+        <w:top w:val="none" w:color="auto" w:sz="0" w:space="0"/>
+        <w:left w:val="none" w:color="auto" w:sz="0" w:space="0"/>
+        <w:bottom w:val="none" w:color="auto" w:sz="0" w:space="0"/>
+        <w:right w:val="none" w:color="auto" w:sz="0" w:space="0"/>
       </w:pBdr>
       <w:tabs>
         <w:tab w:val="center" w:pos="4153"/>
@@ -6492,37 +6632,41 @@
       <w:sz w:val="18"/>
     </w:rPr>
   </w:style>
-  <w:style w:type="paragraph" w:styleId="TOC1">
+  <w:style w:type="paragraph" w:styleId="16">
     <w:name w:val="toc 1"/>
-    <w:basedOn w:val="Normal"/>
-    <w:next w:val="Normal"/>
+    <w:basedOn w:val="1"/>
+    <w:next w:val="1"/>
     <w:qFormat/>
+    <w:uiPriority w:val="0"/>
     <w:rPr>
-      <w:rFonts w:ascii="Arial" w:eastAsia="Microsoft JhengHei" w:hAnsi="Arial"/>
+      <w:rFonts w:ascii="Arial" w:hAnsi="Arial" w:eastAsia="Microsoft JhengHei"/>
       <w:sz w:val="24"/>
     </w:rPr>
   </w:style>
-  <w:style w:type="paragraph" w:styleId="TOC2">
+  <w:style w:type="paragraph" w:styleId="17">
     <w:name w:val="toc 2"/>
-    <w:basedOn w:val="Normal"/>
-    <w:next w:val="Normal"/>
+    <w:basedOn w:val="1"/>
+    <w:next w:val="1"/>
     <w:qFormat/>
+    <w:uiPriority w:val="0"/>
     <w:pPr>
       <w:ind w:left="420" w:leftChars="200"/>
     </w:pPr>
   </w:style>
-  <w:style w:type="paragraph" w:styleId="NormalWeb">
+  <w:style w:type="paragraph" w:styleId="18">
     <w:name w:val="Normal (Web)"/>
-    <w:basedOn w:val="Normal"/>
+    <w:basedOn w:val="1"/>
     <w:qFormat/>
+    <w:uiPriority w:val="0"/>
     <w:rPr>
       <w:sz w:val="24"/>
     </w:rPr>
   </w:style>
-  <w:style w:type="paragraph" w:styleId="Title">
+  <w:style w:type="paragraph" w:styleId="19">
     <w:name w:val="Title"/>
-    <w:basedOn w:val="Normal"/>
+    <w:basedOn w:val="1"/>
     <w:qFormat/>
+    <w:uiPriority w:val="0"/>
     <w:pPr>
       <w:spacing w:before="240" w:beforeLines="0" w:beforeAutospacing="0" w:after="60" w:afterLines="0" w:afterAutospacing="0"/>
       <w:jc w:val="center"/>
@@ -6534,38 +6678,41 @@
       <w:sz w:val="32"/>
     </w:rPr>
   </w:style>
-  <w:style w:type="table" w:styleId="TableGrid">
+  <w:style w:type="table" w:styleId="21">
     <w:name w:val="Table Grid"/>
-    <w:basedOn w:val="TableNormal"/>
+    <w:basedOn w:val="20"/>
     <w:qFormat/>
+    <w:uiPriority w:val="0"/>
     <w:pPr>
       <w:widowControl w:val="0"/>
       <w:jc w:val="both"/>
     </w:pPr>
     <w:tblPr>
       <w:tblBorders>
-        <w:top w:val="single" w:sz="4" w:space="0" w:color="auto"/>
-        <w:left w:val="single" w:sz="4" w:space="0" w:color="auto"/>
-        <w:bottom w:val="single" w:sz="4" w:space="0" w:color="auto"/>
-        <w:right w:val="single" w:sz="4" w:space="0" w:color="auto"/>
-        <w:insideH w:val="single" w:sz="4" w:space="0" w:color="auto"/>
-        <w:insideV w:val="single" w:sz="4" w:space="0" w:color="auto"/>
+        <w:top w:val="single" w:color="auto" w:sz="4" w:space="0"/>
+        <w:left w:val="single" w:color="auto" w:sz="4" w:space="0"/>
+        <w:bottom w:val="single" w:color="auto" w:sz="4" w:space="0"/>
+        <w:right w:val="single" w:color="auto" w:sz="4" w:space="0"/>
+        <w:insideH w:val="single" w:color="auto" w:sz="4" w:space="0"/>
+        <w:insideV w:val="single" w:color="auto" w:sz="4" w:space="0"/>
       </w:tblBorders>
     </w:tblPr>
   </w:style>
-  <w:style w:type="character" w:styleId="Strong">
+  <w:style w:type="character" w:styleId="23">
     <w:name w:val="Strong"/>
-    <w:basedOn w:val="DefaultParagraphFont"/>
+    <w:basedOn w:val="22"/>
     <w:qFormat/>
+    <w:uiPriority w:val="0"/>
     <w:rPr>
       <w:b/>
     </w:rPr>
   </w:style>
-  <w:style w:type="table" w:customStyle="1" w:styleId="TableNormal0">
+  <w:style w:type="table" w:customStyle="1" w:styleId="24">
     <w:name w:val="Table Normal_0"/>
     <w:semiHidden/>
     <w:unhideWhenUsed/>
     <w:qFormat/>
+    <w:uiPriority w:val="0"/>
     <w:tblPr>
       <w:tblCellMar>
         <w:top w:w="0" w:type="dxa"/>
@@ -6575,81 +6722,87 @@
       </w:tblCellMar>
     </w:tblPr>
   </w:style>
-  <w:style w:type="paragraph" w:customStyle="1" w:styleId="TableText">
+  <w:style w:type="paragraph" w:customStyle="1" w:styleId="25">
     <w:name w:val="Table Text"/>
-    <w:basedOn w:val="Normal"/>
+    <w:basedOn w:val="1"/>
     <w:semiHidden/>
     <w:qFormat/>
+    <w:uiPriority w:val="0"/>
     <w:rPr>
-      <w:rFonts w:ascii="宋体" w:eastAsia="宋体" w:hAnsi="宋体" w:cs="宋体"/>
+      <w:rFonts w:ascii="宋体" w:hAnsi="宋体" w:eastAsia="宋体" w:cs="宋体"/>
       <w:sz w:val="21"/>
       <w:szCs w:val="21"/>
       <w:lang w:val="en-US" w:eastAsia="en-US" w:bidi="ar-SA"/>
     </w:rPr>
   </w:style>
-  <w:style w:type="paragraph" w:customStyle="1" w:styleId="1">
+  <w:style w:type="paragraph" w:customStyle="1" w:styleId="26">
     <w:name w:val="柴_标题1"/>
-    <w:basedOn w:val="Heading1"/>
-    <w:next w:val="a"/>
-    <w:link w:val="1Char"/>
+    <w:basedOn w:val="2"/>
+    <w:next w:val="27"/>
+    <w:link w:val="38"/>
     <w:qFormat/>
+    <w:uiPriority w:val="0"/>
     <w:pPr>
       <w:spacing w:before="100" w:after="90" w:line="360" w:lineRule="auto"/>
     </w:pPr>
     <w:rPr>
-      <w:rFonts w:ascii="Arial" w:eastAsia="宋体" w:hAnsi="Arial"/>
+      <w:rFonts w:ascii="Arial" w:hAnsi="Arial" w:eastAsia="宋体"/>
       <w:sz w:val="32"/>
     </w:rPr>
   </w:style>
-  <w:style w:type="paragraph" w:customStyle="1" w:styleId="a">
+  <w:style w:type="paragraph" w:customStyle="1" w:styleId="27">
     <w:name w:val="柴_正文"/>
-    <w:basedOn w:val="BodyText"/>
-    <w:link w:val="Char"/>
+    <w:basedOn w:val="12"/>
+    <w:link w:val="41"/>
     <w:qFormat/>
+    <w:uiPriority w:val="0"/>
     <w:pPr>
       <w:spacing w:line="360" w:lineRule="auto"/>
       <w:ind w:firstLine="470" w:firstLineChars="200"/>
     </w:pPr>
     <w:rPr>
-      <w:rFonts w:ascii="Arial" w:eastAsia="宋体" w:hAnsi="Arial"/>
+      <w:rFonts w:ascii="Arial" w:hAnsi="Arial" w:eastAsia="宋体"/>
       <w:sz w:val="24"/>
       <w:lang w:eastAsia="zh-CN"/>
     </w:rPr>
   </w:style>
-  <w:style w:type="paragraph" w:customStyle="1" w:styleId="2">
+  <w:style w:type="paragraph" w:customStyle="1" w:styleId="28">
     <w:name w:val="柴_标题2"/>
-    <w:basedOn w:val="Heading2"/>
-    <w:next w:val="a"/>
+    <w:basedOn w:val="3"/>
+    <w:next w:val="27"/>
     <w:qFormat/>
+    <w:uiPriority w:val="0"/>
     <w:pPr>
       <w:spacing w:line="360" w:lineRule="auto"/>
     </w:pPr>
     <w:rPr>
-      <w:rFonts w:ascii="Arial" w:eastAsia="宋体" w:hAnsi="Arial"/>
+      <w:rFonts w:ascii="Arial" w:hAnsi="Arial" w:eastAsia="宋体"/>
       <w:sz w:val="28"/>
     </w:rPr>
   </w:style>
-  <w:style w:type="paragraph" w:customStyle="1" w:styleId="3">
+  <w:style w:type="paragraph" w:customStyle="1" w:styleId="29">
     <w:name w:val="柴_标题3"/>
-    <w:basedOn w:val="Heading3"/>
-    <w:next w:val="a"/>
+    <w:basedOn w:val="4"/>
+    <w:next w:val="27"/>
     <w:qFormat/>
+    <w:uiPriority w:val="0"/>
     <w:pPr>
       <w:spacing w:line="360" w:lineRule="auto"/>
       <w:ind w:left="0" w:firstLine="472" w:firstLineChars="200"/>
     </w:pPr>
     <w:rPr>
-      <w:rFonts w:ascii="宋体" w:eastAsia="宋体" w:hAnsi="宋体" w:cs="宋体"/>
+      <w:rFonts w:ascii="宋体" w:hAnsi="宋体" w:eastAsia="宋体" w:cs="宋体"/>
       <w:spacing w:val="-2"/>
       <w:sz w:val="24"/>
       <w:szCs w:val="24"/>
     </w:rPr>
   </w:style>
-  <w:style w:type="paragraph" w:customStyle="1" w:styleId="a0">
+  <w:style w:type="paragraph" w:customStyle="1" w:styleId="30">
     <w:name w:val="柴_目录"/>
-    <w:basedOn w:val="Normal"/>
-    <w:next w:val="BodyText"/>
+    <w:basedOn w:val="1"/>
+    <w:next w:val="12"/>
     <w:qFormat/>
+    <w:uiPriority w:val="0"/>
     <w:pPr>
       <w:tabs>
         <w:tab w:val="right" w:leader="dot" w:pos="8442"/>
@@ -6657,89 +6810,96 @@
       <w:ind w:left="0" w:leftChars="0"/>
     </w:pPr>
     <w:rPr>
-      <w:rFonts w:ascii="Arial" w:eastAsia="Microsoft JhengHei" w:hAnsi="Arial"/>
+      <w:rFonts w:ascii="Arial" w:hAnsi="Arial" w:eastAsia="Microsoft JhengHei"/>
       <w:sz w:val="24"/>
     </w:rPr>
   </w:style>
-  <w:style w:type="paragraph" w:customStyle="1" w:styleId="a1">
+  <w:style w:type="paragraph" w:customStyle="1" w:styleId="31">
     <w:name w:val="柴_公司名"/>
-    <w:basedOn w:val="Title"/>
+    <w:basedOn w:val="19"/>
     <w:qFormat/>
+    <w:uiPriority w:val="0"/>
     <w:pPr>
       <w:spacing w:after="600" w:afterLines="600"/>
     </w:pPr>
     <w:rPr>
-      <w:rFonts w:ascii="宋体" w:eastAsia="宋体" w:hAnsi="宋体" w:cs="宋体" w:hint="eastAsia"/>
+      <w:rFonts w:hint="eastAsia" w:ascii="宋体" w:hAnsi="宋体" w:eastAsia="宋体" w:cs="宋体"/>
       <w:bCs/>
       <w:spacing w:val="-6"/>
       <w:sz w:val="52"/>
       <w:szCs w:val="52"/>
     </w:rPr>
   </w:style>
-  <w:style w:type="paragraph" w:customStyle="1" w:styleId="a2">
+  <w:style w:type="paragraph" w:customStyle="1" w:styleId="32">
     <w:name w:val="柴_文档名"/>
-    <w:basedOn w:val="Title"/>
+    <w:basedOn w:val="19"/>
     <w:qFormat/>
+    <w:uiPriority w:val="0"/>
     <w:pPr>
       <w:spacing w:after="900" w:afterLines="900"/>
     </w:pPr>
     <w:rPr>
-      <w:rFonts w:ascii="黑体" w:eastAsia="黑体" w:hAnsi="黑体" w:cs="黑体"/>
+      <w:rFonts w:ascii="黑体" w:hAnsi="黑体" w:eastAsia="黑体" w:cs="黑体"/>
       <w:bCs/>
       <w:spacing w:val="-7"/>
       <w:sz w:val="52"/>
       <w:szCs w:val="52"/>
     </w:rPr>
   </w:style>
-  <w:style w:type="paragraph" w:customStyle="1" w:styleId="WPSOffice1">
+  <w:style w:type="paragraph" w:customStyle="1" w:styleId="33">
     <w:name w:val="WPSOffice手动目录 1"/>
     <w:qFormat/>
+    <w:uiPriority w:val="0"/>
     <w:pPr>
       <w:ind w:leftChars="0"/>
     </w:pPr>
     <w:rPr>
-      <w:rFonts w:ascii="Times New Roman" w:eastAsia="宋体" w:hAnsi="Times New Roman" w:cs="Times New Roman"/>
+      <w:rFonts w:ascii="Times New Roman" w:hAnsi="Times New Roman" w:eastAsia="宋体" w:cs="Times New Roman"/>
       <w:sz w:val="20"/>
       <w:szCs w:val="20"/>
     </w:rPr>
   </w:style>
-  <w:style w:type="paragraph" w:customStyle="1" w:styleId="WPSOffice2">
+  <w:style w:type="paragraph" w:customStyle="1" w:styleId="34">
     <w:name w:val="WPSOffice手动目录 2"/>
     <w:qFormat/>
+    <w:uiPriority w:val="0"/>
     <w:pPr>
       <w:ind w:leftChars="200"/>
     </w:pPr>
     <w:rPr>
-      <w:rFonts w:ascii="Times New Roman" w:eastAsia="宋体" w:hAnsi="Times New Roman" w:cs="Times New Roman"/>
+      <w:rFonts w:ascii="Times New Roman" w:hAnsi="Times New Roman" w:eastAsia="宋体" w:cs="Times New Roman"/>
       <w:sz w:val="20"/>
       <w:szCs w:val="20"/>
     </w:rPr>
   </w:style>
-  <w:style w:type="paragraph" w:customStyle="1" w:styleId="WPSOffice3">
+  <w:style w:type="paragraph" w:customStyle="1" w:styleId="35">
     <w:name w:val="WPSOffice手动目录 3"/>
     <w:qFormat/>
+    <w:uiPriority w:val="0"/>
     <w:pPr>
       <w:ind w:leftChars="400"/>
     </w:pPr>
     <w:rPr>
-      <w:rFonts w:ascii="Times New Roman" w:eastAsia="宋体" w:hAnsi="Times New Roman" w:cs="Times New Roman"/>
+      <w:rFonts w:ascii="Times New Roman" w:hAnsi="Times New Roman" w:eastAsia="宋体" w:cs="Times New Roman"/>
       <w:sz w:val="20"/>
       <w:szCs w:val="20"/>
     </w:rPr>
   </w:style>
-  <w:style w:type="paragraph" w:customStyle="1" w:styleId="Compact">
+  <w:style w:type="paragraph" w:customStyle="1" w:styleId="36">
     <w:name w:val="Compact"/>
-    <w:basedOn w:val="BodyText"/>
+    <w:basedOn w:val="12"/>
     <w:qFormat/>
+    <w:uiPriority w:val="0"/>
     <w:pPr>
       <w:spacing w:before="36" w:after="36"/>
     </w:pPr>
   </w:style>
-  <w:style w:type="table" w:customStyle="1" w:styleId="Table">
+  <w:style w:type="table" w:customStyle="1" w:styleId="37">
     <w:name w:val="Table"/>
     <w:semiHidden/>
     <w:unhideWhenUsed/>
     <w:qFormat/>
+    <w:uiPriority w:val="0"/>
     <w:tblPr>
       <w:tblCellMar>
         <w:top w:w="0" w:type="dxa"/>
@@ -6751,25 +6911,27 @@
     <w:tblStylePr w:type="firstRow">
       <w:tcPr>
         <w:tcBorders>
-          <w:bottom w:val="single" w:sz="0" w:space="0" w:color="auto"/>
+          <w:bottom w:val="single" w:color="auto" w:sz="0" w:space="0"/>
         </w:tcBorders>
         <w:vAlign w:val="bottom"/>
       </w:tcPr>
     </w:tblStylePr>
   </w:style>
-  <w:style w:type="character" w:customStyle="1" w:styleId="1Char">
+  <w:style w:type="character" w:customStyle="1" w:styleId="38">
     <w:name w:val="柴_标题1 Char"/>
-    <w:link w:val="1"/>
+    <w:link w:val="26"/>
     <w:qFormat/>
+    <w:uiPriority w:val="0"/>
     <w:rPr>
-      <w:rFonts w:ascii="Arial" w:eastAsia="宋体" w:hAnsi="Arial"/>
+      <w:rFonts w:ascii="Arial" w:hAnsi="Arial" w:eastAsia="宋体"/>
       <w:sz w:val="32"/>
     </w:rPr>
   </w:style>
-  <w:style w:type="paragraph" w:customStyle="1" w:styleId="a3">
+  <w:style w:type="paragraph" w:customStyle="1" w:styleId="39">
     <w:name w:val="柴_正文_无缩进"/>
-    <w:basedOn w:val="Normal"/>
+    <w:basedOn w:val="1"/>
     <w:qFormat/>
+    <w:uiPriority w:val="0"/>
     <w:pPr>
       <w:ind w:firstLine="0" w:firstLineChars="0"/>
     </w:pPr>
@@ -6779,38 +6941,41 @@
       <w:lang w:eastAsia="zh-CN"/>
     </w:rPr>
   </w:style>
-  <w:style w:type="paragraph" w:customStyle="1" w:styleId="4">
+  <w:style w:type="paragraph" w:customStyle="1" w:styleId="40">
     <w:name w:val="柴_标题4"/>
-    <w:basedOn w:val="Heading4"/>
-    <w:next w:val="Normal"/>
+    <w:basedOn w:val="5"/>
+    <w:next w:val="1"/>
     <w:qFormat/>
+    <w:uiPriority w:val="0"/>
     <w:pPr>
       <w:widowControl w:val="0"/>
       <w:spacing w:before="160" w:line="360" w:lineRule="auto"/>
-      <w:ind w:left="981" w:hanging="862" w:leftChars="300"/>
+      <w:ind w:left="981" w:leftChars="300" w:hanging="862"/>
     </w:pPr>
     <w:rPr>
-      <w:rFonts w:ascii="Calibri" w:eastAsia="宋体" w:hAnsi="Calibri" w:cs="宋体" w:hint="eastAsia"/>
+      <w:rFonts w:hint="eastAsia" w:ascii="Calibri" w:hAnsi="Calibri" w:eastAsia="宋体" w:cs="宋体"/>
       <w:sz w:val="24"/>
       <w:szCs w:val="24"/>
       <w:lang w:eastAsia="zh-CN" w:bidi="zh-CN"/>
     </w:rPr>
   </w:style>
-  <w:style w:type="character" w:customStyle="1" w:styleId="Char">
+  <w:style w:type="character" w:customStyle="1" w:styleId="41">
     <w:name w:val="柴_正文 Char"/>
-    <w:link w:val="a"/>
+    <w:link w:val="27"/>
     <w:qFormat/>
+    <w:uiPriority w:val="0"/>
     <w:rPr>
-      <w:rFonts w:ascii="Arial" w:eastAsia="宋体" w:hAnsi="Arial"/>
+      <w:rFonts w:ascii="Arial" w:hAnsi="Arial" w:eastAsia="宋体"/>
       <w:sz w:val="24"/>
       <w:lang w:eastAsia="zh-CN"/>
     </w:rPr>
   </w:style>
-  <w:style w:type="table" w:customStyle="1" w:styleId="TableNormal1">
+  <w:style w:type="table" w:customStyle="1" w:styleId="42">
     <w:name w:val="Table Normal_1"/>
     <w:semiHidden/>
     <w:unhideWhenUsed/>
     <w:qFormat/>
+    <w:uiPriority w:val="0"/>
     <w:tblPr>
       <w:tblCellMar>
         <w:top w:w="0" w:type="dxa"/>
@@ -6820,11 +6985,12 @@
       </w:tblCellMar>
     </w:tblPr>
   </w:style>
-  <w:style w:type="table" w:customStyle="1" w:styleId="TableNormal2">
+  <w:style w:type="table" w:customStyle="1" w:styleId="43">
     <w:name w:val="Table Normal_2"/>
     <w:semiHidden/>
     <w:unhideWhenUsed/>
     <w:qFormat/>
+    <w:uiPriority w:val="0"/>
     <w:tblPr>
       <w:tblCellMar>
         <w:top w:w="0" w:type="dxa"/>
